--- a/monografia/monografia_gases_invernadero_pando.docx
+++ b/monografia/monografia_gases_invernadero_pando.docx
@@ -386,63 +386,77 @@
           <w:sz w:val="24"/>
           <w:szCs w:val="24"/>
         </w:rPr>
-        <w:t xml:space="preserve">Capítulo V: Resultados ......................................................................... 9</w:t>
-      </w:r>
-    </w:p>
-    <w:p>
-      <w:pPr>
-        <w:spacing w:after="0" w:before="0" w:line="480" w:lineRule="auto"/>
-        <w:ind w:firstLine="720"/>
-      </w:pPr>
-      <w:r>
-        <w:rPr>
-          <w:rFonts w:ascii="Times New Roman" w:cs="Times New Roman" w:eastAsia="Times New Roman" w:hAnsi="Times New Roman"/>
-          <w:sz w:val="24"/>
-          <w:szCs w:val="24"/>
-        </w:rPr>
-        <w:t xml:space="preserve">Conclusiones ............................................................................................ 9</w:t>
-      </w:r>
-    </w:p>
-    <w:p>
-      <w:pPr>
-        <w:spacing w:after="0" w:before="0" w:line="480" w:lineRule="auto"/>
-        <w:ind w:firstLine="720"/>
-      </w:pPr>
-      <w:r>
-        <w:rPr>
-          <w:rFonts w:ascii="Times New Roman" w:cs="Times New Roman" w:eastAsia="Times New Roman" w:hAnsi="Times New Roman"/>
-          <w:sz w:val="24"/>
-          <w:szCs w:val="24"/>
-        </w:rPr>
-        <w:t xml:space="preserve">Recomendaciones .................................................................................. 10</w:t>
-      </w:r>
-    </w:p>
-    <w:p>
-      <w:pPr>
-        <w:spacing w:after="0" w:before="0" w:line="480" w:lineRule="auto"/>
-        <w:ind w:firstLine="720"/>
-      </w:pPr>
-      <w:r>
-        <w:rPr>
-          <w:rFonts w:ascii="Times New Roman" w:cs="Times New Roman" w:eastAsia="Times New Roman" w:hAnsi="Times New Roman"/>
-          <w:sz w:val="24"/>
-          <w:szCs w:val="24"/>
-        </w:rPr>
-        <w:t xml:space="preserve">Bibliografía .............................................................................................. 10</w:t>
-      </w:r>
-    </w:p>
-    <w:p>
-      <w:pPr>
-        <w:spacing w:after="0" w:before="0" w:line="480" w:lineRule="auto"/>
-        <w:ind w:firstLine="720"/>
-      </w:pPr>
-      <w:r>
-        <w:rPr>
-          <w:rFonts w:ascii="Times New Roman" w:cs="Times New Roman" w:eastAsia="Times New Roman" w:hAnsi="Times New Roman"/>
-          <w:sz w:val="24"/>
-          <w:szCs w:val="24"/>
-        </w:rPr>
-        <w:t xml:space="preserve">Anexos ...................................................................................................... 11</w:t>
+        <w:t xml:space="preserve">Texto argumentativo de difusión ........................................................ 9</w:t>
+      </w:r>
+    </w:p>
+    <w:p>
+      <w:pPr>
+        <w:spacing w:after="0" w:before="0" w:line="480" w:lineRule="auto"/>
+        <w:ind w:firstLine="720"/>
+      </w:pPr>
+      <w:r>
+        <w:rPr>
+          <w:rFonts w:ascii="Times New Roman" w:cs="Times New Roman" w:eastAsia="Times New Roman" w:hAnsi="Times New Roman"/>
+          <w:sz w:val="24"/>
+          <w:szCs w:val="24"/>
+        </w:rPr>
+        <w:t xml:space="preserve">Capítulo V: Resultados ......................................................................... 10</w:t>
+      </w:r>
+    </w:p>
+    <w:p>
+      <w:pPr>
+        <w:spacing w:after="0" w:before="0" w:line="480" w:lineRule="auto"/>
+        <w:ind w:firstLine="720"/>
+      </w:pPr>
+      <w:r>
+        <w:rPr>
+          <w:rFonts w:ascii="Times New Roman" w:cs="Times New Roman" w:eastAsia="Times New Roman" w:hAnsi="Times New Roman"/>
+          <w:sz w:val="24"/>
+          <w:szCs w:val="24"/>
+        </w:rPr>
+        <w:t xml:space="preserve">Conclusiones ............................................................................................ 11</w:t>
+      </w:r>
+    </w:p>
+    <w:p>
+      <w:pPr>
+        <w:spacing w:after="0" w:before="0" w:line="480" w:lineRule="auto"/>
+        <w:ind w:firstLine="720"/>
+      </w:pPr>
+      <w:r>
+        <w:rPr>
+          <w:rFonts w:ascii="Times New Roman" w:cs="Times New Roman" w:eastAsia="Times New Roman" w:hAnsi="Times New Roman"/>
+          <w:sz w:val="24"/>
+          <w:szCs w:val="24"/>
+        </w:rPr>
+        <w:t xml:space="preserve">Recomendaciones .................................................................................. 11</w:t>
+      </w:r>
+    </w:p>
+    <w:p>
+      <w:pPr>
+        <w:spacing w:after="0" w:before="0" w:line="480" w:lineRule="auto"/>
+        <w:ind w:firstLine="720"/>
+      </w:pPr>
+      <w:r>
+        <w:rPr>
+          <w:rFonts w:ascii="Times New Roman" w:cs="Times New Roman" w:eastAsia="Times New Roman" w:hAnsi="Times New Roman"/>
+          <w:sz w:val="24"/>
+          <w:szCs w:val="24"/>
+        </w:rPr>
+        <w:t xml:space="preserve">Bibliografía .............................................................................................. 12</w:t>
+      </w:r>
+    </w:p>
+    <w:p>
+      <w:pPr>
+        <w:spacing w:after="0" w:before="0" w:line="480" w:lineRule="auto"/>
+        <w:ind w:firstLine="720"/>
+      </w:pPr>
+      <w:r>
+        <w:rPr>
+          <w:rFonts w:ascii="Times New Roman" w:cs="Times New Roman" w:eastAsia="Times New Roman" w:hAnsi="Times New Roman"/>
+          <w:sz w:val="24"/>
+          <w:szCs w:val="24"/>
+        </w:rPr>
+        <w:t xml:space="preserve">Anexos ...................................................................................................... 13</w:t>
       </w:r>
     </w:p>
     <w:p>
@@ -857,7 +871,7 @@
           <w:sz w:val="24"/>
           <w:szCs w:val="24"/>
         </w:rPr>
-        <w:t xml:space="preserve">Es un hidrocarburo producido principalmente por procesos de descomposición anaeróbica de materia orgánica y por la combustión incompleta de biomasa vegetal; posee un potencial de calentamiento global aproximadamente 20 a 25 veces superior al del CO2 en un horizonte de cien años (IPCC, 2019).</w:t>
+        <w:t xml:space="preserve">Es un hidrocarburo producido principalmente por procesos de descomposición anaeróbica de materia orgánica y por la combustión incompleta de biomasa vegetal; posee un potencial de calentamiento global de aproximadamente 27 a 30 veces el del CO2 en un horizonte de cien años (IPCC, 2021).</w:t>
       </w:r>
     </w:p>
     <w:p>
@@ -887,7 +901,7 @@
           <w:sz w:val="24"/>
           <w:szCs w:val="24"/>
         </w:rPr>
-        <w:t xml:space="preserve">Es un gas de efecto invernadero liberado durante la quema de biomasa y suelos ricos en nitrógeno; su capacidad de retención de calor es casi 300 veces mayor que la del CO2 en el mismo periodo de referencia (IPCC, 2019).</w:t>
+        <w:t xml:space="preserve">Es un gas de efecto invernadero liberado durante la quema de biomasa y suelos ricos en nitrógeno; su capacidad de retención de calor es de aproximadamente 273 veces la del CO2 en el mismo periodo de referencia (IPCC, 2021).</w:t>
       </w:r>
     </w:p>
     <w:p>
@@ -933,21 +947,141 @@
           <w:sz w:val="24"/>
           <w:szCs w:val="24"/>
         </w:rPr>
-        <w:t xml:space="preserve">2.2 Fundamentación biológica y ambiental</w:t>
-      </w:r>
-    </w:p>
-    <w:p>
-      <w:pPr>
-        <w:spacing w:after="0" w:before="0" w:line="480" w:lineRule="auto"/>
-        <w:ind w:firstLine="720"/>
-      </w:pPr>
-      <w:r>
-        <w:rPr>
-          <w:rFonts w:ascii="Times New Roman" w:cs="Times New Roman" w:eastAsia="Times New Roman" w:hAnsi="Times New Roman"/>
-          <w:sz w:val="24"/>
-          <w:szCs w:val="24"/>
-        </w:rPr>
-        <w:t xml:space="preserve">Los incendios forestales en Pando se desarrollan principalmente durante la época seca, entre mayo y octubre, coincidiendo con las prácticas de "chaqueo" o quema agrícola tradicional. Durante la combustión de la biomasa forestal ocurren dos tipos de procesos: la combustión completa, que libera principalmente dióxido de carbono y vapor de agua, y la combustión incompleta, propia de las zonas de menor temperatura y oxigenación dentro del incendio, que libera monóxido de carbono, metano y compuestos nitrogenados como el óxido nitroso (IPCC, 2019).</w:t>
+        <w:t xml:space="preserve">2.2 Fundamentación biológica</w:t>
+      </w:r>
+    </w:p>
+    <w:p>
+      <w:pPr>
+        <w:spacing w:after="0" w:before="0" w:line="480" w:lineRule="auto"/>
+        <w:ind w:firstLine="720"/>
+      </w:pPr>
+      <w:r>
+        <w:rPr>
+          <w:rFonts w:ascii="Times New Roman" w:cs="Times New Roman" w:eastAsia="Times New Roman" w:hAnsi="Times New Roman"/>
+          <w:b/>
+          <w:bCs/>
+          <w:sz w:val="24"/>
+          <w:szCs w:val="24"/>
+        </w:rPr>
+        <w:t xml:space="preserve">Procesos del organismo relacionados con el tema.</w:t>
+      </w:r>
+    </w:p>
+    <w:p>
+      <w:pPr>
+        <w:spacing w:after="0" w:before="0" w:line="480" w:lineRule="auto"/>
+        <w:ind w:firstLine="720"/>
+      </w:pPr>
+      <w:r>
+        <w:rPr>
+          <w:rFonts w:ascii="Times New Roman" w:cs="Times New Roman" w:eastAsia="Times New Roman" w:hAnsi="Times New Roman"/>
+          <w:sz w:val="24"/>
+          <w:szCs w:val="24"/>
+        </w:rPr>
+        <w:t xml:space="preserve">El humo generado por los incendios forestales contiene material particulado fino (PM2,5 y PM10), monóxido de carbono y compuestos irritantes. Al ser inhaladas, estas partículas atraviesan las vías respiratorias superiores y llegan hasta los alvéolos pulmonares, donde dificultan el intercambio de oxígeno y dióxido de carbono en el organismo humano.</w:t>
+      </w:r>
+    </w:p>
+    <w:p>
+      <w:pPr>
+        <w:spacing w:after="0" w:before="0" w:line="480" w:lineRule="auto"/>
+        <w:ind w:firstLine="720"/>
+      </w:pPr>
+      <w:r>
+        <w:rPr>
+          <w:rFonts w:ascii="Times New Roman" w:cs="Times New Roman" w:eastAsia="Times New Roman" w:hAnsi="Times New Roman"/>
+          <w:b/>
+          <w:bCs/>
+          <w:sz w:val="24"/>
+          <w:szCs w:val="24"/>
+        </w:rPr>
+        <w:t xml:space="preserve">Órganos afectados.</w:t>
+      </w:r>
+    </w:p>
+    <w:p>
+      <w:pPr>
+        <w:spacing w:after="0" w:before="0" w:line="480" w:lineRule="auto"/>
+        <w:ind w:firstLine="720"/>
+      </w:pPr>
+      <w:r>
+        <w:rPr>
+          <w:rFonts w:ascii="Times New Roman" w:cs="Times New Roman" w:eastAsia="Times New Roman" w:hAnsi="Times New Roman"/>
+          <w:sz w:val="24"/>
+          <w:szCs w:val="24"/>
+        </w:rPr>
+        <w:t xml:space="preserve">Los órganos más afectados son los pulmones (irritación de bronquios y alvéolos), los ojos y las mucosas nasales (irritación por partículas y gases), y de forma indirecta el sistema cardiovascular, ya que la exposición prolongada a partículas finas incrementa el riesgo de enfermedades cardiacas.</w:t>
+      </w:r>
+    </w:p>
+    <w:p>
+      <w:pPr>
+        <w:spacing w:after="0" w:before="0" w:line="480" w:lineRule="auto"/>
+        <w:ind w:firstLine="720"/>
+      </w:pPr>
+      <w:r>
+        <w:rPr>
+          <w:rFonts w:ascii="Times New Roman" w:cs="Times New Roman" w:eastAsia="Times New Roman" w:hAnsi="Times New Roman"/>
+          <w:b/>
+          <w:bCs/>
+          <w:sz w:val="24"/>
+          <w:szCs w:val="24"/>
+        </w:rPr>
+        <w:t xml:space="preserve">Consecuencias biológicas.</w:t>
+      </w:r>
+    </w:p>
+    <w:p>
+      <w:pPr>
+        <w:spacing w:after="0" w:before="0" w:line="480" w:lineRule="auto"/>
+        <w:ind w:firstLine="720"/>
+      </w:pPr>
+      <w:r>
+        <w:rPr>
+          <w:rFonts w:ascii="Times New Roman" w:cs="Times New Roman" w:eastAsia="Times New Roman" w:hAnsi="Times New Roman"/>
+          <w:sz w:val="24"/>
+          <w:szCs w:val="24"/>
+        </w:rPr>
+        <w:t xml:space="preserve">La exposición al humo de incendios provoca tos, dificultad respiratoria, agravamiento del asma y bronquitis, y mayor vulnerabilidad en niños, adultos mayores y personas con enfermedades respiratorias previas. En septiembre de 2024, Cobija registró una concentración de material particulado (PM2,5) de hasta 575 microgramos por metro cúbico, muy por encima del límite que la Organización Mundial de la Salud considera seguro, lo que motivó la declaración de emergencia sanitaria en la ciudad (Los Tiempos, 2024).</w:t>
+      </w:r>
+    </w:p>
+    <w:p>
+      <w:pPr>
+        <w:spacing w:after="0" w:before="0" w:line="480" w:lineRule="auto"/>
+        <w:ind w:firstLine="720"/>
+      </w:pPr>
+      <w:r>
+        <w:rPr>
+          <w:rFonts w:ascii="Times New Roman" w:cs="Times New Roman" w:eastAsia="Times New Roman" w:hAnsi="Times New Roman"/>
+          <w:b/>
+          <w:bCs/>
+          <w:sz w:val="24"/>
+          <w:szCs w:val="24"/>
+        </w:rPr>
+        <w:t xml:space="preserve">Fundamentación ambiental complementaria.</w:t>
+      </w:r>
+    </w:p>
+    <w:p>
+      <w:pPr>
+        <w:spacing w:after="0" w:before="0" w:line="480" w:lineRule="auto"/>
+        <w:ind w:firstLine="720"/>
+      </w:pPr>
+      <w:r>
+        <w:rPr>
+          <w:rFonts w:ascii="Times New Roman" w:cs="Times New Roman" w:eastAsia="Times New Roman" w:hAnsi="Times New Roman"/>
+          <w:sz w:val="24"/>
+          <w:szCs w:val="24"/>
+        </w:rPr>
+        <w:t xml:space="preserve">Los incendios forestales en Pando se desarrollan principalmente durante la época seca, entre mayo y octubre, coincidiendo con las prácticas de "chaqueo" o quema agrícola tradicional para la habilitación de tierras de cultivo y pastoreo. Durante la combustión de biomasa ocurren dos procesos distintos: la combustión completa, que libera principalmente dióxido de carbono y vapor de agua, y la combustión incompleta —propia de las zonas de menor temperatura y oxigenación dentro del incendio—, que libera monóxido de carbono, metano y compuestos nitrogenados como el óxido nitroso (IPCC, 2019). La proporción de cada gas emitido depende del tipo de combustible: la quema de residuos agrícolas secos (chaqueo) tiende a generar más óxido nitroso por su mayor contenido de nitrógeno foliar, mientras que la combustión de madera húmeda de bosque en pie favorece una mayor emisión de metano por combustión incompleta prolongada (IPCC, 2019).</w:t>
+      </w:r>
+    </w:p>
+    <w:p>
+      <w:pPr>
+        <w:spacing w:after="0" w:before="0" w:line="480" w:lineRule="auto"/>
+        <w:ind w:firstLine="720"/>
+      </w:pPr>
+      <w:r>
+        <w:rPr>
+          <w:rFonts w:ascii="Times New Roman" w:cs="Times New Roman" w:eastAsia="Times New Roman" w:hAnsi="Times New Roman"/>
+          <w:sz w:val="24"/>
+          <w:szCs w:val="24"/>
+        </w:rPr>
+        <w:t xml:space="preserve">El bosque húmedo amazónico que cubre la mayor parte de Pando no es naturalmente inflamable, debido a su alta humedad y a su dosel cerrado; su vulnerabilidad actual al fuego es principalmente de origen antropogénico, resultado de la fragmentación del bosque por la expansión de la frontera agrícola y de sequías más intensas asociadas a la variabilidad climática regional. Parte del humo que afecta a Cobija proviene, además, de quemas e incendios forestales originados en zonas fronterizas de Brasil y Perú, lo que confiere al problema una dimensión transfronteriza (Los Tiempos, 2024).</w:t>
       </w:r>
     </w:p>
     <w:p>
@@ -975,21 +1109,21 @@
           <w:sz w:val="24"/>
           <w:szCs w:val="24"/>
         </w:rPr>
-        <w:t xml:space="preserve">En Bolivia, el sector forestal aportó en 2022 el 67,1 % de las emisiones nacionales de CO2, el 9,1 % de las emisiones de CH4 y el 26,3 % de las emisiones de N2O del país, lo que evidencia la relevancia de los incendios forestales como fuente de estos gases (SDSN Bolivia, 2024). Durante 2024, Bolivia registró la temporada de incendios más severa de su historia, con más de 12,6 millones de hectáreas afectadas a nivel nacional, de las cuales 7,16 millones correspondieron a superficie boscosa (Mongabay Latam, 2024). En Pando, la ciudad de Cobija declaró emergencia sanitaria en septiembre de 2024 debido a la densa humareda proveniente de quemas e incendios forestales, que elevó el índice de calidad del aire a niveles considerados "extremadamente malos" (Los Tiempos, 2024).</w:t>
-      </w:r>
-    </w:p>
-    <w:p>
-      <w:pPr>
-        <w:spacing w:after="0" w:before="0" w:line="480" w:lineRule="auto"/>
-        <w:ind w:firstLine="720"/>
-      </w:pPr>
-      <w:r>
-        <w:rPr>
-          <w:rFonts w:ascii="Times New Roman" w:cs="Times New Roman" w:eastAsia="Times New Roman" w:hAnsi="Times New Roman"/>
-          <w:sz w:val="24"/>
-          <w:szCs w:val="24"/>
-        </w:rPr>
-        <w:t xml:space="preserve">Estas emisiones tienen consecuencias biológicas directas sobre los seres vivos: el material particulado y los gases irritantes afectan el sistema respiratorio humano y animal, mientras que el incremento del efecto invernadero altera los patrones de temperatura y precipitación, afectando la biodiversidad amazónica y los ecosistemas de bosque húmedo tropical característicos de Pando.</w:t>
+        <w:t xml:space="preserve">En Bolivia, el sector forestal aportó en 2022 el 67,1 % de las emisiones nacionales de CO2, el 9,1 % de las emisiones de CH4 y el 26,3 % de las emisiones de N2O del país, según estimaciones basadas en los inventarios nacionales de gases de efecto invernadero (SDSN Bolivia, 2024). Estas cifras deben interpretarse como aproximaciones agregadas a nivel nacional, sujetas al margen de incertidumbre propio de los inventarios de gases de efecto invernadero del sector agropecuario y forestal (AFOLU). Durante 2024, Bolivia registró la temporada de incendios más severa de su historia, con más de 12,6 millones de hectáreas afectadas a nivel nacional, de las cuales 7,16 millones correspondieron a superficie boscosa (Mongabay Latam, 2024).</w:t>
+      </w:r>
+    </w:p>
+    <w:p>
+      <w:pPr>
+        <w:spacing w:after="0" w:before="0" w:line="480" w:lineRule="auto"/>
+        <w:ind w:firstLine="720"/>
+      </w:pPr>
+      <w:r>
+        <w:rPr>
+          <w:rFonts w:ascii="Times New Roman" w:cs="Times New Roman" w:eastAsia="Times New Roman" w:hAnsi="Times New Roman"/>
+          <w:sz w:val="24"/>
+          <w:szCs w:val="24"/>
+        </w:rPr>
+        <w:t xml:space="preserve">Además de sus efectos sobre la salud humana, estas emisiones alteran los patrones de temperatura y precipitación a escala regional, afectando la biodiversidad amazónica y los ecosistemas de bosque húmedo tropical característicos de Pando.</w:t>
       </w:r>
     </w:p>
     <w:p>
@@ -1019,9 +1153,345 @@
           <w:sz w:val="24"/>
           <w:szCs w:val="24"/>
         </w:rPr>
-        <w:t xml:space="preserve">La comunicación científica sobre fenómenos ambientales como los incendios forestales requiere el uso de distintos tipos de texto. El texto científico expone información verificada mediante un lenguaje objetivo, preciso y basado en evidencias, evitando ambigüedades. El texto expositivo organiza la información de manera lógica para facilitar su comprensión por parte de públicos no especializados. El texto argumentativo, en cambio, defiende una postura mediante razones y evidencias, con el propósito de persuadir al lector sobre la importancia de actuar frente a una problemática, como la prevención de incendios forestales.</w:t>
-      </w:r>
-    </w:p>
+        <w:t xml:space="preserve">Según Cassany, Luna y Sanz (1994), los textos que circulan en el ámbito científico pueden clasificarse según su función comunicativa dominante. El texto científico expone información verificada mediante un lenguaje objetivo, preciso y basado en evidencias, evitando ambigüedades y utilizando terminología especializada. El texto expositivo organiza la información de manera lógica y secuencial para facilitar su comprensión por parte de públicos no especializados, sin necesariamente defender una postura. El texto argumentativo, en cambio, presenta una tesis y la sostiene mediante argumentos y evidencias, con el propósito explícito de persuadir al lector sobre la importancia de actuar frente a una problemática, como la prevención de incendios forestales.</w:t>
+      </w:r>
+    </w:p>
+    <w:p>
+      <w:pPr>
+        <w:spacing w:after="0" w:before="0" w:line="480" w:lineRule="auto"/>
+        <w:ind w:firstLine="720"/>
+      </w:pPr>
+      <w:r>
+        <w:rPr>
+          <w:rFonts w:ascii="Times New Roman" w:cs="Times New Roman" w:eastAsia="Times New Roman" w:hAnsi="Times New Roman"/>
+          <w:sz w:val="24"/>
+          <w:szCs w:val="24"/>
+        </w:rPr>
+        <w:t xml:space="preserve">La estructura básica de un texto argumentativo comprende: una tesis o postura inicial, el desarrollo de argumentos respaldados con datos o citas de autoridad, la consideración de posibles contraargumentos, y una conclusión que refuerza la postura defendida (Cassany et al., 1994).</w:t>
+      </w:r>
+    </w:p>
+    <w:p>
+      <w:pPr>
+        <w:spacing w:after="0" w:before="0" w:line="480" w:lineRule="auto"/>
+        <w:ind w:firstLine="720"/>
+      </w:pPr>
+      <w:r>
+        <w:rPr>
+          <w:rFonts w:ascii="Times New Roman" w:cs="Times New Roman" w:eastAsia="Times New Roman" w:hAnsi="Times New Roman"/>
+          <w:sz w:val="24"/>
+          <w:szCs w:val="24"/>
+        </w:rPr>
+        <w:t xml:space="preserve">El siguiente cuadro resume las diferencias entre los tres tipos de texto empleados en esta investigación:</w:t>
+      </w:r>
+    </w:p>
+    <w:tbl>
+      <w:tblPr>
+        <w:tblW w:type="dxa" w:w="9360"/>
+        <w:tblBorders>
+          <w:top w:val="single" w:color="auto" w:sz="4"/>
+          <w:left w:val="single" w:color="auto" w:sz="4"/>
+          <w:bottom w:val="single" w:color="auto" w:sz="4"/>
+          <w:right w:val="single" w:color="auto" w:sz="4"/>
+          <w:insideH w:val="single" w:color="auto" w:sz="4"/>
+          <w:insideV w:val="single" w:color="auto" w:sz="4"/>
+        </w:tblBorders>
+      </w:tblPr>
+      <w:tblGrid>
+        <w:gridCol w:w="2340"/>
+        <w:gridCol w:w="3510"/>
+        <w:gridCol w:w="3510"/>
+      </w:tblGrid>
+      <w:tr>
+        <w:tc>
+          <w:tcPr>
+            <w:tcBorders>
+              <w:top w:val="single" w:color="000000" w:sz="6"/>
+              <w:left w:val="none" w:color="FFFFFF" w:sz="0"/>
+              <w:bottom w:val="single" w:color="000000" w:sz="6"/>
+              <w:right w:val="none" w:color="FFFFFF" w:sz="0"/>
+            </w:tcBorders>
+          </w:tcPr>
+          <w:p>
+            <w:pPr>
+              <w:spacing w:after="0" w:before="0" w:line="480" w:lineRule="auto"/>
+            </w:pPr>
+            <w:r>
+              <w:rPr>
+                <w:rFonts w:ascii="Times New Roman" w:cs="Times New Roman" w:eastAsia="Times New Roman" w:hAnsi="Times New Roman"/>
+                <w:b/>
+                <w:bCs/>
+                <w:sz w:val="24"/>
+                <w:szCs w:val="24"/>
+              </w:rPr>
+              <w:t xml:space="preserve">Tipo de texto</w:t>
+            </w:r>
+          </w:p>
+        </w:tc>
+        <w:tc>
+          <w:tcPr>
+            <w:tcBorders>
+              <w:top w:val="single" w:color="000000" w:sz="6"/>
+              <w:left w:val="none" w:color="FFFFFF" w:sz="0"/>
+              <w:bottom w:val="single" w:color="000000" w:sz="6"/>
+              <w:right w:val="none" w:color="FFFFFF" w:sz="0"/>
+            </w:tcBorders>
+          </w:tcPr>
+          <w:p>
+            <w:pPr>
+              <w:spacing w:after="0" w:before="0" w:line="480" w:lineRule="auto"/>
+            </w:pPr>
+            <w:r>
+              <w:rPr>
+                <w:rFonts w:ascii="Times New Roman" w:cs="Times New Roman" w:eastAsia="Times New Roman" w:hAnsi="Times New Roman"/>
+                <w:b/>
+                <w:bCs/>
+                <w:sz w:val="24"/>
+                <w:szCs w:val="24"/>
+              </w:rPr>
+              <w:t xml:space="preserve">Función comunicativa</w:t>
+            </w:r>
+          </w:p>
+        </w:tc>
+        <w:tc>
+          <w:tcPr>
+            <w:tcBorders>
+              <w:top w:val="single" w:color="000000" w:sz="6"/>
+              <w:left w:val="none" w:color="FFFFFF" w:sz="0"/>
+              <w:bottom w:val="single" w:color="000000" w:sz="6"/>
+              <w:right w:val="none" w:color="FFFFFF" w:sz="0"/>
+            </w:tcBorders>
+          </w:tcPr>
+          <w:p>
+            <w:pPr>
+              <w:spacing w:after="0" w:before="0" w:line="480" w:lineRule="auto"/>
+            </w:pPr>
+            <w:r>
+              <w:rPr>
+                <w:rFonts w:ascii="Times New Roman" w:cs="Times New Roman" w:eastAsia="Times New Roman" w:hAnsi="Times New Roman"/>
+                <w:b/>
+                <w:bCs/>
+                <w:sz w:val="24"/>
+                <w:szCs w:val="24"/>
+              </w:rPr>
+              <w:t xml:space="preserve">Ejemplo en esta monografía</w:t>
+            </w:r>
+          </w:p>
+        </w:tc>
+      </w:tr>
+      <w:tr>
+        <w:tc>
+          <w:tcPr>
+            <w:tcBorders>
+              <w:top w:val="none" w:color="FFFFFF" w:sz="0"/>
+              <w:left w:val="none" w:color="FFFFFF" w:sz="0"/>
+              <w:bottom w:val="none" w:color="FFFFFF" w:sz="0"/>
+              <w:right w:val="none" w:color="FFFFFF" w:sz="0"/>
+            </w:tcBorders>
+          </w:tcPr>
+          <w:p>
+            <w:pPr>
+              <w:spacing w:after="0" w:before="0" w:line="480" w:lineRule="auto"/>
+            </w:pPr>
+            <w:r>
+              <w:rPr>
+                <w:rFonts w:ascii="Times New Roman" w:cs="Times New Roman" w:eastAsia="Times New Roman" w:hAnsi="Times New Roman"/>
+                <w:sz w:val="24"/>
+                <w:szCs w:val="24"/>
+              </w:rPr>
+              <w:t xml:space="preserve">Científico</w:t>
+            </w:r>
+          </w:p>
+        </w:tc>
+        <w:tc>
+          <w:tcPr>
+            <w:tcBorders>
+              <w:top w:val="none" w:color="FFFFFF" w:sz="0"/>
+              <w:left w:val="none" w:color="FFFFFF" w:sz="0"/>
+              <w:bottom w:val="none" w:color="FFFFFF" w:sz="0"/>
+              <w:right w:val="none" w:color="FFFFFF" w:sz="0"/>
+            </w:tcBorders>
+          </w:tcPr>
+          <w:p>
+            <w:pPr>
+              <w:spacing w:after="0" w:before="0" w:line="480" w:lineRule="auto"/>
+            </w:pPr>
+            <w:r>
+              <w:rPr>
+                <w:rFonts w:ascii="Times New Roman" w:cs="Times New Roman" w:eastAsia="Times New Roman" w:hAnsi="Times New Roman"/>
+                <w:sz w:val="24"/>
+                <w:szCs w:val="24"/>
+              </w:rPr>
+              <w:t xml:space="preserve">Informar con precisión y objetividad, basado en evidencia verificable</w:t>
+            </w:r>
+          </w:p>
+        </w:tc>
+        <w:tc>
+          <w:tcPr>
+            <w:tcBorders>
+              <w:top w:val="none" w:color="FFFFFF" w:sz="0"/>
+              <w:left w:val="none" w:color="FFFFFF" w:sz="0"/>
+              <w:bottom w:val="none" w:color="FFFFFF" w:sz="0"/>
+              <w:right w:val="none" w:color="FFFFFF" w:sz="0"/>
+            </w:tcBorders>
+          </w:tcPr>
+          <w:p>
+            <w:pPr>
+              <w:spacing w:after="0" w:before="0" w:line="480" w:lineRule="auto"/>
+            </w:pPr>
+            <w:r>
+              <w:rPr>
+                <w:rFonts w:ascii="Times New Roman" w:cs="Times New Roman" w:eastAsia="Times New Roman" w:hAnsi="Times New Roman"/>
+                <w:sz w:val="24"/>
+                <w:szCs w:val="24"/>
+              </w:rPr>
+              <w:t xml:space="preserve">Definiciones del apartado 2.1</w:t>
+            </w:r>
+          </w:p>
+        </w:tc>
+      </w:tr>
+      <w:tr>
+        <w:tc>
+          <w:tcPr>
+            <w:tcBorders>
+              <w:top w:val="none" w:color="FFFFFF" w:sz="0"/>
+              <w:left w:val="none" w:color="FFFFFF" w:sz="0"/>
+              <w:bottom w:val="none" w:color="FFFFFF" w:sz="0"/>
+              <w:right w:val="none" w:color="FFFFFF" w:sz="0"/>
+            </w:tcBorders>
+          </w:tcPr>
+          <w:p>
+            <w:pPr>
+              <w:spacing w:after="0" w:before="0" w:line="480" w:lineRule="auto"/>
+            </w:pPr>
+            <w:r>
+              <w:rPr>
+                <w:rFonts w:ascii="Times New Roman" w:cs="Times New Roman" w:eastAsia="Times New Roman" w:hAnsi="Times New Roman"/>
+                <w:sz w:val="24"/>
+                <w:szCs w:val="24"/>
+              </w:rPr>
+              <w:t xml:space="preserve">Expositivo</w:t>
+            </w:r>
+          </w:p>
+        </w:tc>
+        <w:tc>
+          <w:tcPr>
+            <w:tcBorders>
+              <w:top w:val="none" w:color="FFFFFF" w:sz="0"/>
+              <w:left w:val="none" w:color="FFFFFF" w:sz="0"/>
+              <w:bottom w:val="none" w:color="FFFFFF" w:sz="0"/>
+              <w:right w:val="none" w:color="FFFFFF" w:sz="0"/>
+            </w:tcBorders>
+          </w:tcPr>
+          <w:p>
+            <w:pPr>
+              <w:spacing w:after="0" w:before="0" w:line="480" w:lineRule="auto"/>
+            </w:pPr>
+            <w:r>
+              <w:rPr>
+                <w:rFonts w:ascii="Times New Roman" w:cs="Times New Roman" w:eastAsia="Times New Roman" w:hAnsi="Times New Roman"/>
+                <w:sz w:val="24"/>
+                <w:szCs w:val="24"/>
+              </w:rPr>
+              <w:t xml:space="preserve">Explicar y organizar información para un público no especializado</w:t>
+            </w:r>
+          </w:p>
+        </w:tc>
+        <w:tc>
+          <w:tcPr>
+            <w:tcBorders>
+              <w:top w:val="none" w:color="FFFFFF" w:sz="0"/>
+              <w:left w:val="none" w:color="FFFFFF" w:sz="0"/>
+              <w:bottom w:val="none" w:color="FFFFFF" w:sz="0"/>
+              <w:right w:val="none" w:color="FFFFFF" w:sz="0"/>
+            </w:tcBorders>
+          </w:tcPr>
+          <w:p>
+            <w:pPr>
+              <w:spacing w:after="0" w:before="0" w:line="480" w:lineRule="auto"/>
+            </w:pPr>
+            <w:r>
+              <w:rPr>
+                <w:rFonts w:ascii="Times New Roman" w:cs="Times New Roman" w:eastAsia="Times New Roman" w:hAnsi="Times New Roman"/>
+                <w:sz w:val="24"/>
+                <w:szCs w:val="24"/>
+              </w:rPr>
+              <w:t xml:space="preserve">Desarrollo del Capítulo IV</w:t>
+            </w:r>
+          </w:p>
+        </w:tc>
+      </w:tr>
+      <w:tr>
+        <w:tc>
+          <w:tcPr>
+            <w:tcBorders>
+              <w:top w:val="none" w:color="FFFFFF" w:sz="0"/>
+              <w:left w:val="none" w:color="FFFFFF" w:sz="0"/>
+              <w:bottom w:val="single" w:color="000000" w:sz="6"/>
+              <w:right w:val="none" w:color="FFFFFF" w:sz="0"/>
+            </w:tcBorders>
+          </w:tcPr>
+          <w:p>
+            <w:pPr>
+              <w:spacing w:after="0" w:before="0" w:line="480" w:lineRule="auto"/>
+            </w:pPr>
+            <w:r>
+              <w:rPr>
+                <w:rFonts w:ascii="Times New Roman" w:cs="Times New Roman" w:eastAsia="Times New Roman" w:hAnsi="Times New Roman"/>
+                <w:sz w:val="24"/>
+                <w:szCs w:val="24"/>
+              </w:rPr>
+              <w:t xml:space="preserve">Argumentativo</w:t>
+            </w:r>
+          </w:p>
+        </w:tc>
+        <w:tc>
+          <w:tcPr>
+            <w:tcBorders>
+              <w:top w:val="none" w:color="FFFFFF" w:sz="0"/>
+              <w:left w:val="none" w:color="FFFFFF" w:sz="0"/>
+              <w:bottom w:val="single" w:color="000000" w:sz="6"/>
+              <w:right w:val="none" w:color="FFFFFF" w:sz="0"/>
+            </w:tcBorders>
+          </w:tcPr>
+          <w:p>
+            <w:pPr>
+              <w:spacing w:after="0" w:before="0" w:line="480" w:lineRule="auto"/>
+            </w:pPr>
+            <w:r>
+              <w:rPr>
+                <w:rFonts w:ascii="Times New Roman" w:cs="Times New Roman" w:eastAsia="Times New Roman" w:hAnsi="Times New Roman"/>
+                <w:sz w:val="24"/>
+                <w:szCs w:val="24"/>
+              </w:rPr>
+              <w:t xml:space="preserve">Persuadir al lector para que adopte una postura o acción</w:t>
+            </w:r>
+          </w:p>
+        </w:tc>
+        <w:tc>
+          <w:tcPr>
+            <w:tcBorders>
+              <w:top w:val="none" w:color="FFFFFF" w:sz="0"/>
+              <w:left w:val="none" w:color="FFFFFF" w:sz="0"/>
+              <w:bottom w:val="single" w:color="000000" w:sz="6"/>
+              <w:right w:val="none" w:color="FFFFFF" w:sz="0"/>
+            </w:tcBorders>
+          </w:tcPr>
+          <w:p>
+            <w:pPr>
+              <w:spacing w:after="0" w:before="0" w:line="480" w:lineRule="auto"/>
+            </w:pPr>
+            <w:r>
+              <w:rPr>
+                <w:rFonts w:ascii="Times New Roman" w:cs="Times New Roman" w:eastAsia="Times New Roman" w:hAnsi="Times New Roman"/>
+                <w:sz w:val="24"/>
+                <w:szCs w:val="24"/>
+              </w:rPr>
+              <w:t xml:space="preserve">Texto argumentativo de difusión (ver más adelante)</w:t>
+            </w:r>
+          </w:p>
+        </w:tc>
+      </w:tr>
+    </w:tbl>
     <w:p>
       <w:pPr>
         <w:spacing w:after="0" w:before="0" w:line="480" w:lineRule="auto"/>
@@ -1432,21 +1902,21 @@
           <w:sz w:val="24"/>
           <w:szCs w:val="24"/>
         </w:rPr>
-        <w:t xml:space="preserve">Durante el periodo 2023-2024, Bolivia experimentó un notable incremento en la superficie afectada por incendios forestales: mientras en 2023 se quemaron aproximadamente 3,3 millones de hectáreas, en 2024 la cifra ascendió a 12,6 millones de hectáreas a nivel nacional, de las cuales más de 7 millones correspondieron a bosque (Mongabay Latam, 2024). El departamento de Pando, ubicado íntegramente dentro de la Amazonía boliviana, se vio directamente afectado: en septiembre de 2024 la ciudad de Cobija declaró emergencia sanitaria por la contaminación atmosférica generada por las quemas, con un índice de calidad del aire de hasta 575 microgramos por metro cúbico (Los Tiempos, 2024).</w:t>
-      </w:r>
-    </w:p>
-    <w:p>
-      <w:pPr>
-        <w:spacing w:after="0" w:before="0" w:line="480" w:lineRule="auto"/>
-        <w:ind w:firstLine="720"/>
-      </w:pPr>
-      <w:r>
-        <w:rPr>
-          <w:rFonts w:ascii="Times New Roman" w:cs="Times New Roman" w:eastAsia="Times New Roman" w:hAnsi="Times New Roman"/>
-          <w:sz w:val="24"/>
-          <w:szCs w:val="24"/>
-        </w:rPr>
-        <w:t xml:space="preserve">Según el Panel Intergubernamental sobre Cambio Climático, la combustión de biomasa forestal libera, además de CO2, cantidades significativas de metano y óxido nitroso como subproductos de la combustión incompleta, especialmente en las zonas del incendio donde la temperatura es menor y el oxígeno disponible es limitado (IPCC, 2019). Estos gases poseen un potencial de calentamiento global mucho mayor que el CO2: una tonelada de metano equivale a más de 20 toneladas de CO2, y una tonelada de óxido nitroso equivale a casi 300 toneladas de CO2 en un horizonte de cien años.</w:t>
+        <w:t xml:space="preserve">Durante el periodo 2023-2024, Bolivia experimentó un notable incremento en la superficie afectada por incendios forestales: mientras en 2023 se quemaron aproximadamente 3,3 millones de hectáreas, en 2024 la cifra ascendió a 12,6 millones de hectáreas a nivel nacional, de las cuales más de 7 millones correspondieron a bosque (Mongabay Latam, 2024). El departamento de Pando, ubicado íntegramente dentro de la Amazonía boliviana, se vio directamente afectado: en septiembre de 2024 la ciudad de Cobija declaró emergencia sanitaria por la contaminación atmosférica generada por las quemas, con una concentración de material particulado (PM2,5) de hasta 575 microgramos por metro cúbico, muy superior a los límites recomendados por la Organización Mundial de la Salud (Los Tiempos, 2024).</w:t>
+      </w:r>
+    </w:p>
+    <w:p>
+      <w:pPr>
+        <w:spacing w:after="0" w:before="0" w:line="480" w:lineRule="auto"/>
+        <w:ind w:firstLine="720"/>
+      </w:pPr>
+      <w:r>
+        <w:rPr>
+          <w:rFonts w:ascii="Times New Roman" w:cs="Times New Roman" w:eastAsia="Times New Roman" w:hAnsi="Times New Roman"/>
+          <w:sz w:val="24"/>
+          <w:szCs w:val="24"/>
+        </w:rPr>
+        <w:t xml:space="preserve">Según las Directrices del IPCC (2019) para inventarios nacionales de gases de efecto invernadero, la combustión de biomasa forestal libera, además de CO2, cantidades significativas de metano y óxido nitroso como subproductos de la combustión incompleta, especialmente en las zonas del incendio donde la temperatura es menor y el oxígeno disponible es limitado. De acuerdo con los valores de potencial de calentamiento global publicados por el IPCC en su Sexto Informe de Evaluación (IPCC, 2021), una tonelada de metano equivale aproximadamente a 27-30 toneladas de CO2, y una tonelada de óxido nitroso equivale a aproximadamente 273 toneladas de CO2, en un horizonte de cien años.</w:t>
       </w:r>
     </w:p>
     <w:p>
@@ -1505,6 +1975,123 @@
           <w:sz w:val="24"/>
           <w:szCs w:val="24"/>
         </w:rPr>
+        <w:t xml:space="preserve">TEXTO ARGUMENTATIVO DE DIFUSIÓN</w:t>
+      </w:r>
+    </w:p>
+    <w:p>
+      <w:pPr>
+        <w:spacing w:after="0" w:before="0" w:line="480" w:lineRule="auto"/>
+        <w:ind w:firstLine="720"/>
+      </w:pPr>
+      <w:r>
+        <w:rPr>
+          <w:rFonts w:ascii="Times New Roman" w:cs="Times New Roman" w:eastAsia="Times New Roman" w:hAnsi="Times New Roman"/>
+          <w:sz w:val="24"/>
+          <w:szCs w:val="24"/>
+        </w:rPr>
+        <w:t xml:space="preserve">A continuación se presenta el texto argumentativo elaborado como producto de esta investigación, dirigido a la población del departamento de Pando, en cumplimiento del objetivo específico de difundir la importancia de la prevención de incendios forestales.</w:t>
+      </w:r>
+    </w:p>
+    <w:p>
+      <w:pPr>
+        <w:spacing w:after="0" w:before="0" w:line="480" w:lineRule="auto"/>
+        <w:jc w:val="left"/>
+      </w:pPr>
+      <w:r>
+        <w:rPr>
+          <w:rFonts w:ascii="Times New Roman" w:cs="Times New Roman" w:eastAsia="Times New Roman" w:hAnsi="Times New Roman"/>
+          <w:b/>
+          <w:bCs/>
+          <w:sz w:val="24"/>
+          <w:szCs w:val="24"/>
+        </w:rPr>
+        <w:t xml:space="preserve">Pando no puede seguir ardiendo: por qué cada quema también es un problema climático</w:t>
+      </w:r>
+    </w:p>
+    <w:p>
+      <w:pPr>
+        <w:spacing w:after="0" w:before="0" w:line="480" w:lineRule="auto"/>
+        <w:ind w:firstLine="720"/>
+      </w:pPr>
+      <w:r>
+        <w:rPr>
+          <w:rFonts w:ascii="Times New Roman" w:cs="Times New Roman" w:eastAsia="Times New Roman" w:hAnsi="Times New Roman"/>
+          <w:sz w:val="24"/>
+          <w:szCs w:val="24"/>
+        </w:rPr>
+        <w:t xml:space="preserve">El chaqueo y los incendios forestales que año tras año afectan a Pando no son solamente un problema de pérdida de bosque: son también una fuente activa de gases que intensifican el calentamiento global y afectan directamente la salud de quienes habitan Cobija y el resto del departamento.</w:t>
+      </w:r>
+    </w:p>
+    <w:p>
+      <w:pPr>
+        <w:spacing w:after="0" w:before="0" w:line="480" w:lineRule="auto"/>
+        <w:ind w:firstLine="720"/>
+      </w:pPr>
+      <w:r>
+        <w:rPr>
+          <w:rFonts w:ascii="Times New Roman" w:cs="Times New Roman" w:eastAsia="Times New Roman" w:hAnsi="Times New Roman"/>
+          <w:sz w:val="24"/>
+          <w:szCs w:val="24"/>
+        </w:rPr>
+        <w:t xml:space="preserve">En primer lugar, la evidencia científica muestra que la quema de biomasa forestal libera metano y óxido nitroso, dos gases cuya capacidad de retener calor en la atmósfera es muchísimo mayor que la del dióxido de carbono: una tonelada de metano equivale a cerca de 27-30 toneladas de CO2, y una tonelada de óxido nitroso equivale a unas 273 toneladas de CO2 (IPCC, 2021). Esto significa que cada hectárea de bosque húmedo o de pastizal que se quema en Pando contribuye, en una proporción desmedida frente a su tamaño, al calentamiento global.</w:t>
+      </w:r>
+    </w:p>
+    <w:p>
+      <w:pPr>
+        <w:spacing w:after="0" w:before="0" w:line="480" w:lineRule="auto"/>
+        <w:ind w:firstLine="720"/>
+      </w:pPr>
+      <w:r>
+        <w:rPr>
+          <w:rFonts w:ascii="Times New Roman" w:cs="Times New Roman" w:eastAsia="Times New Roman" w:hAnsi="Times New Roman"/>
+          <w:sz w:val="24"/>
+          <w:szCs w:val="24"/>
+        </w:rPr>
+        <w:t xml:space="preserve">En segundo lugar, los efectos no son solo climáticos, sino también directos sobre la salud de la población pandina. En septiembre de 2024, Cobija registró una concentración de partículas contaminantes de hasta 575 microgramos por metro cúbico, muy por encima de los límites seguros establecidos por la Organización Mundial de la Salud, obligando a declarar emergencia sanitaria en la ciudad (Los Tiempos, 2024). Niños, adultos mayores y personas con enfermedades respiratorias fueron los más afectados por la irritación de vías respiratorias y el agravamiento de enfermedades como el asma.</w:t>
+      </w:r>
+    </w:p>
+    <w:p>
+      <w:pPr>
+        <w:spacing w:after="0" w:before="0" w:line="480" w:lineRule="auto"/>
+        <w:ind w:firstLine="720"/>
+      </w:pPr>
+      <w:r>
+        <w:rPr>
+          <w:rFonts w:ascii="Times New Roman" w:cs="Times New Roman" w:eastAsia="Times New Roman" w:hAnsi="Times New Roman"/>
+          <w:sz w:val="24"/>
+          <w:szCs w:val="24"/>
+        </w:rPr>
+        <w:t xml:space="preserve">Alguien podría argumentar que el chaqueo es una práctica tradicional necesaria para la agricultura familiar y que su impacto es menor frente a la industria o el transporte. Sin embargo, esa objeción no considera que el bosque húmedo amazónico no es naturalmente inflamable: se vuelve vulnerable al fuego precisamente cuando se fragmenta por la expansión descontrolada de la frontera agrícola, y que existen alternativas de manejo agroforestal que permiten cultivar sin recurrir a la quema.</w:t>
+      </w:r>
+    </w:p>
+    <w:p>
+      <w:pPr>
+        <w:spacing w:after="0" w:before="0" w:line="480" w:lineRule="auto"/>
+        <w:ind w:firstLine="720"/>
+      </w:pPr>
+      <w:r>
+        <w:rPr>
+          <w:rFonts w:ascii="Times New Roman" w:cs="Times New Roman" w:eastAsia="Times New Roman" w:hAnsi="Times New Roman"/>
+          <w:sz w:val="24"/>
+          <w:szCs w:val="24"/>
+        </w:rPr>
+        <w:t xml:space="preserve">Por estas razones, es necesario que las familias, las autoridades municipales y las unidades educativas de Pando asuman la prevención de incendios como una prioridad compartida: evitando las quemas no controladas, denunciando focos de incendio de manera oportuna, y exigiendo a las autoridades sistemas de alerta temprana y coordinación con los países vecinos. Cuidar el bosque amazónico de Pando es, al mismo tiempo, cuidar el clima del planeta y la salud de sus propios habitantes.</w:t>
+      </w:r>
+    </w:p>
+    <w:p>
+      <w:pPr>
+        <w:pageBreakBefore/>
+        <w:spacing w:after="0" w:before="0" w:line="480" w:lineRule="auto"/>
+        <w:jc w:val="center"/>
+      </w:pPr>
+      <w:r>
+        <w:rPr>
+          <w:rFonts w:ascii="Times New Roman" w:cs="Times New Roman" w:eastAsia="Times New Roman" w:hAnsi="Times New Roman"/>
+          <w:b/>
+          <w:bCs/>
+          <w:sz w:val="24"/>
+          <w:szCs w:val="24"/>
+        </w:rPr>
         <w:t xml:space="preserve">CAPÍTULO V</w:t>
       </w:r>
     </w:p>
@@ -1536,7 +2123,7 @@
           <w:sz w:val="24"/>
           <w:szCs w:val="24"/>
         </w:rPr>
-        <w:t xml:space="preserve">A partir de la revisión documental realizada se obtuvieron los siguientes datos:</w:t>
+        <w:t xml:space="preserve">A partir de la revisión documental realizada se sintetizan los siguientes hallazgos, obtenidos de las fuentes institucionales y periodísticas citadas en el Capítulo IV:</w:t>
       </w:r>
     </w:p>
     <w:p>
@@ -1593,7 +2180,360 @@
           <w:sz w:val="24"/>
           <w:szCs w:val="24"/>
         </w:rPr>
-        <w:t xml:space="preserve">Cobija, capital de Pando, alcanzó en septiembre de 2024 un índice de calidad del aire de 575 µg/m³, calificado como "extremadamente malo" a causa del humo de los incendios (Los Tiempos, 2024).</w:t>
+        <w:t xml:space="preserve">Cobija, capital de Pando, alcanzó en septiembre de 2024 una concentración de material particulado (PM2,5) de 575 µg/m³, calificada como extremadamente perjudicial para la salud a causa del humo de los incendios (Los Tiempos, 2024).</w:t>
+      </w:r>
+    </w:p>
+    <w:p>
+      <w:pPr>
+        <w:spacing w:after="0" w:before="0" w:line="480" w:lineRule="auto"/>
+        <w:ind w:firstLine="720"/>
+      </w:pPr>
+      <w:r>
+        <w:rPr>
+          <w:rFonts w:ascii="Times New Roman" w:cs="Times New Roman" w:eastAsia="Times New Roman" w:hAnsi="Times New Roman"/>
+          <w:sz w:val="24"/>
+          <w:szCs w:val="24"/>
+        </w:rPr>
+        <w:t xml:space="preserve">El siguiente cuadro sintetiza, a modo de análisis comparativo propio, el potencial de calentamiento global de cada gas y su origen principal en los incendios de Pando, permitiendo visualizar por qué el metano y el óxido nitroso son proporcionalmente más relevantes de lo que sugeriría su volumen de emisión:</w:t>
+      </w:r>
+    </w:p>
+    <w:tbl>
+      <w:tblPr>
+        <w:tblW w:type="dxa" w:w="9360"/>
+        <w:tblBorders>
+          <w:top w:val="single" w:color="auto" w:sz="4"/>
+          <w:left w:val="single" w:color="auto" w:sz="4"/>
+          <w:bottom w:val="single" w:color="auto" w:sz="4"/>
+          <w:right w:val="single" w:color="auto" w:sz="4"/>
+          <w:insideH w:val="single" w:color="auto" w:sz="4"/>
+          <w:insideV w:val="single" w:color="auto" w:sz="4"/>
+        </w:tblBorders>
+      </w:tblPr>
+      <w:tblGrid>
+        <w:gridCol w:w="3120"/>
+        <w:gridCol w:w="3120"/>
+        <w:gridCol w:w="3120"/>
+      </w:tblGrid>
+      <w:tr>
+        <w:tc>
+          <w:tcPr>
+            <w:tcBorders>
+              <w:top w:val="single" w:color="000000" w:sz="6"/>
+              <w:left w:val="none" w:color="FFFFFF" w:sz="0"/>
+              <w:bottom w:val="single" w:color="000000" w:sz="6"/>
+              <w:right w:val="none" w:color="FFFFFF" w:sz="0"/>
+            </w:tcBorders>
+          </w:tcPr>
+          <w:p>
+            <w:pPr>
+              <w:spacing w:after="0" w:before="0" w:line="480" w:lineRule="auto"/>
+            </w:pPr>
+            <w:r>
+              <w:rPr>
+                <w:rFonts w:ascii="Times New Roman" w:cs="Times New Roman" w:eastAsia="Times New Roman" w:hAnsi="Times New Roman"/>
+                <w:b/>
+                <w:bCs/>
+                <w:sz w:val="24"/>
+                <w:szCs w:val="24"/>
+              </w:rPr>
+              <w:t xml:space="preserve">Gas</w:t>
+            </w:r>
+          </w:p>
+        </w:tc>
+        <w:tc>
+          <w:tcPr>
+            <w:tcBorders>
+              <w:top w:val="single" w:color="000000" w:sz="6"/>
+              <w:left w:val="none" w:color="FFFFFF" w:sz="0"/>
+              <w:bottom w:val="single" w:color="000000" w:sz="6"/>
+              <w:right w:val="none" w:color="FFFFFF" w:sz="0"/>
+            </w:tcBorders>
+          </w:tcPr>
+          <w:p>
+            <w:pPr>
+              <w:spacing w:after="0" w:before="0" w:line="480" w:lineRule="auto"/>
+            </w:pPr>
+            <w:r>
+              <w:rPr>
+                <w:rFonts w:ascii="Times New Roman" w:cs="Times New Roman" w:eastAsia="Times New Roman" w:hAnsi="Times New Roman"/>
+                <w:b/>
+                <w:bCs/>
+                <w:sz w:val="24"/>
+                <w:szCs w:val="24"/>
+              </w:rPr>
+              <w:t xml:space="preserve">Potencial de calentamiento global (GWP-100, IPCC AR6, 2021)</w:t>
+            </w:r>
+          </w:p>
+        </w:tc>
+        <w:tc>
+          <w:tcPr>
+            <w:tcBorders>
+              <w:top w:val="single" w:color="000000" w:sz="6"/>
+              <w:left w:val="none" w:color="FFFFFF" w:sz="0"/>
+              <w:bottom w:val="single" w:color="000000" w:sz="6"/>
+              <w:right w:val="none" w:color="FFFFFF" w:sz="0"/>
+            </w:tcBorders>
+          </w:tcPr>
+          <w:p>
+            <w:pPr>
+              <w:spacing w:after="0" w:before="0" w:line="480" w:lineRule="auto"/>
+            </w:pPr>
+            <w:r>
+              <w:rPr>
+                <w:rFonts w:ascii="Times New Roman" w:cs="Times New Roman" w:eastAsia="Times New Roman" w:hAnsi="Times New Roman"/>
+                <w:b/>
+                <w:bCs/>
+                <w:sz w:val="24"/>
+                <w:szCs w:val="24"/>
+              </w:rPr>
+              <w:t xml:space="preserve">Fuente principal en incendios de Pando</w:t>
+            </w:r>
+          </w:p>
+        </w:tc>
+      </w:tr>
+      <w:tr>
+        <w:tc>
+          <w:tcPr>
+            <w:tcBorders>
+              <w:top w:val="none" w:color="FFFFFF" w:sz="0"/>
+              <w:left w:val="none" w:color="FFFFFF" w:sz="0"/>
+              <w:bottom w:val="none" w:color="FFFFFF" w:sz="0"/>
+              <w:right w:val="none" w:color="FFFFFF" w:sz="0"/>
+            </w:tcBorders>
+          </w:tcPr>
+          <w:p>
+            <w:pPr>
+              <w:spacing w:after="0" w:before="0" w:line="480" w:lineRule="auto"/>
+            </w:pPr>
+            <w:r>
+              <w:rPr>
+                <w:rFonts w:ascii="Times New Roman" w:cs="Times New Roman" w:eastAsia="Times New Roman" w:hAnsi="Times New Roman"/>
+                <w:sz w:val="24"/>
+                <w:szCs w:val="24"/>
+              </w:rPr>
+              <w:t xml:space="preserve">Dióxido de carbono (CO2)</w:t>
+            </w:r>
+          </w:p>
+        </w:tc>
+        <w:tc>
+          <w:tcPr>
+            <w:tcBorders>
+              <w:top w:val="none" w:color="FFFFFF" w:sz="0"/>
+              <w:left w:val="none" w:color="FFFFFF" w:sz="0"/>
+              <w:bottom w:val="none" w:color="FFFFFF" w:sz="0"/>
+              <w:right w:val="none" w:color="FFFFFF" w:sz="0"/>
+            </w:tcBorders>
+          </w:tcPr>
+          <w:p>
+            <w:pPr>
+              <w:spacing w:after="0" w:before="0" w:line="480" w:lineRule="auto"/>
+            </w:pPr>
+            <w:r>
+              <w:rPr>
+                <w:rFonts w:ascii="Times New Roman" w:cs="Times New Roman" w:eastAsia="Times New Roman" w:hAnsi="Times New Roman"/>
+                <w:sz w:val="24"/>
+                <w:szCs w:val="24"/>
+              </w:rPr>
+              <w:t xml:space="preserve">1 (valor de referencia)</w:t>
+            </w:r>
+          </w:p>
+        </w:tc>
+        <w:tc>
+          <w:tcPr>
+            <w:tcBorders>
+              <w:top w:val="none" w:color="FFFFFF" w:sz="0"/>
+              <w:left w:val="none" w:color="FFFFFF" w:sz="0"/>
+              <w:bottom w:val="none" w:color="FFFFFF" w:sz="0"/>
+              <w:right w:val="none" w:color="FFFFFF" w:sz="0"/>
+            </w:tcBorders>
+          </w:tcPr>
+          <w:p>
+            <w:pPr>
+              <w:spacing w:after="0" w:before="0" w:line="480" w:lineRule="auto"/>
+            </w:pPr>
+            <w:r>
+              <w:rPr>
+                <w:rFonts w:ascii="Times New Roman" w:cs="Times New Roman" w:eastAsia="Times New Roman" w:hAnsi="Times New Roman"/>
+                <w:sz w:val="24"/>
+                <w:szCs w:val="24"/>
+              </w:rPr>
+              <w:t xml:space="preserve">Combustión completa de biomasa</w:t>
+            </w:r>
+          </w:p>
+        </w:tc>
+      </w:tr>
+      <w:tr>
+        <w:tc>
+          <w:tcPr>
+            <w:tcBorders>
+              <w:top w:val="none" w:color="FFFFFF" w:sz="0"/>
+              <w:left w:val="none" w:color="FFFFFF" w:sz="0"/>
+              <w:bottom w:val="none" w:color="FFFFFF" w:sz="0"/>
+              <w:right w:val="none" w:color="FFFFFF" w:sz="0"/>
+            </w:tcBorders>
+          </w:tcPr>
+          <w:p>
+            <w:pPr>
+              <w:spacing w:after="0" w:before="0" w:line="480" w:lineRule="auto"/>
+            </w:pPr>
+            <w:r>
+              <w:rPr>
+                <w:rFonts w:ascii="Times New Roman" w:cs="Times New Roman" w:eastAsia="Times New Roman" w:hAnsi="Times New Roman"/>
+                <w:sz w:val="24"/>
+                <w:szCs w:val="24"/>
+              </w:rPr>
+              <w:t xml:space="preserve">Metano (CH4)</w:t>
+            </w:r>
+          </w:p>
+        </w:tc>
+        <w:tc>
+          <w:tcPr>
+            <w:tcBorders>
+              <w:top w:val="none" w:color="FFFFFF" w:sz="0"/>
+              <w:left w:val="none" w:color="FFFFFF" w:sz="0"/>
+              <w:bottom w:val="none" w:color="FFFFFF" w:sz="0"/>
+              <w:right w:val="none" w:color="FFFFFF" w:sz="0"/>
+            </w:tcBorders>
+          </w:tcPr>
+          <w:p>
+            <w:pPr>
+              <w:spacing w:after="0" w:before="0" w:line="480" w:lineRule="auto"/>
+            </w:pPr>
+            <w:r>
+              <w:rPr>
+                <w:rFonts w:ascii="Times New Roman" w:cs="Times New Roman" w:eastAsia="Times New Roman" w:hAnsi="Times New Roman"/>
+                <w:sz w:val="24"/>
+                <w:szCs w:val="24"/>
+              </w:rPr>
+              <w:t xml:space="preserve">≈ 27-30</w:t>
+            </w:r>
+          </w:p>
+        </w:tc>
+        <w:tc>
+          <w:tcPr>
+            <w:tcBorders>
+              <w:top w:val="none" w:color="FFFFFF" w:sz="0"/>
+              <w:left w:val="none" w:color="FFFFFF" w:sz="0"/>
+              <w:bottom w:val="none" w:color="FFFFFF" w:sz="0"/>
+              <w:right w:val="none" w:color="FFFFFF" w:sz="0"/>
+            </w:tcBorders>
+          </w:tcPr>
+          <w:p>
+            <w:pPr>
+              <w:spacing w:after="0" w:before="0" w:line="480" w:lineRule="auto"/>
+            </w:pPr>
+            <w:r>
+              <w:rPr>
+                <w:rFonts w:ascii="Times New Roman" w:cs="Times New Roman" w:eastAsia="Times New Roman" w:hAnsi="Times New Roman"/>
+                <w:sz w:val="24"/>
+                <w:szCs w:val="24"/>
+              </w:rPr>
+              <w:t xml:space="preserve">Combustión incompleta (baja temperatura/oxígeno)</w:t>
+            </w:r>
+          </w:p>
+        </w:tc>
+      </w:tr>
+      <w:tr>
+        <w:tc>
+          <w:tcPr>
+            <w:tcBorders>
+              <w:top w:val="none" w:color="FFFFFF" w:sz="0"/>
+              <w:left w:val="none" w:color="FFFFFF" w:sz="0"/>
+              <w:bottom w:val="single" w:color="000000" w:sz="6"/>
+              <w:right w:val="none" w:color="FFFFFF" w:sz="0"/>
+            </w:tcBorders>
+          </w:tcPr>
+          <w:p>
+            <w:pPr>
+              <w:spacing w:after="0" w:before="0" w:line="480" w:lineRule="auto"/>
+            </w:pPr>
+            <w:r>
+              <w:rPr>
+                <w:rFonts w:ascii="Times New Roman" w:cs="Times New Roman" w:eastAsia="Times New Roman" w:hAnsi="Times New Roman"/>
+                <w:sz w:val="24"/>
+                <w:szCs w:val="24"/>
+              </w:rPr>
+              <w:t xml:space="preserve">Óxido nitroso (N2O)</w:t>
+            </w:r>
+          </w:p>
+        </w:tc>
+        <w:tc>
+          <w:tcPr>
+            <w:tcBorders>
+              <w:top w:val="none" w:color="FFFFFF" w:sz="0"/>
+              <w:left w:val="none" w:color="FFFFFF" w:sz="0"/>
+              <w:bottom w:val="single" w:color="000000" w:sz="6"/>
+              <w:right w:val="none" w:color="FFFFFF" w:sz="0"/>
+            </w:tcBorders>
+          </w:tcPr>
+          <w:p>
+            <w:pPr>
+              <w:spacing w:after="0" w:before="0" w:line="480" w:lineRule="auto"/>
+            </w:pPr>
+            <w:r>
+              <w:rPr>
+                <w:rFonts w:ascii="Times New Roman" w:cs="Times New Roman" w:eastAsia="Times New Roman" w:hAnsi="Times New Roman"/>
+                <w:sz w:val="24"/>
+                <w:szCs w:val="24"/>
+              </w:rPr>
+              <w:t xml:space="preserve">≈ 273</w:t>
+            </w:r>
+          </w:p>
+        </w:tc>
+        <w:tc>
+          <w:tcPr>
+            <w:tcBorders>
+              <w:top w:val="none" w:color="FFFFFF" w:sz="0"/>
+              <w:left w:val="none" w:color="FFFFFF" w:sz="0"/>
+              <w:bottom w:val="single" w:color="000000" w:sz="6"/>
+              <w:right w:val="none" w:color="FFFFFF" w:sz="0"/>
+            </w:tcBorders>
+          </w:tcPr>
+          <w:p>
+            <w:pPr>
+              <w:spacing w:after="0" w:before="0" w:line="480" w:lineRule="auto"/>
+            </w:pPr>
+            <w:r>
+              <w:rPr>
+                <w:rFonts w:ascii="Times New Roman" w:cs="Times New Roman" w:eastAsia="Times New Roman" w:hAnsi="Times New Roman"/>
+                <w:sz w:val="24"/>
+                <w:szCs w:val="24"/>
+              </w:rPr>
+              <w:t xml:space="preserve">Oxidación del nitrógeno orgánico del suelo y la vegetación</w:t>
+            </w:r>
+          </w:p>
+        </w:tc>
+      </w:tr>
+    </w:tbl>
+    <w:p>
+      <w:pPr>
+        <w:spacing w:after="0" w:before="0" w:line="480" w:lineRule="auto"/>
+        <w:ind w:firstLine="720"/>
+      </w:pPr>
+      <w:r>
+        <w:rPr>
+          <w:rFonts w:ascii="Times New Roman" w:cs="Times New Roman" w:eastAsia="Times New Roman" w:hAnsi="Times New Roman"/>
+          <w:sz w:val="24"/>
+          <w:szCs w:val="24"/>
+        </w:rPr>
+        <w:t xml:space="preserve">El análisis de estos datos permite interpretar que, si bien el óxido nitroso y el metano se emiten en volúmenes menores que el CO2, su elevado potencial de calentamiento global implica que una fracción relativamente pequeña de estos gases puede tener un impacto climático equivalente al de cantidades mucho mayores de CO2. Esta relación —volumen emitido versus potencial de calentamiento— es la que explica la relevancia climática de los incendios forestales en Pando, más allá de la superficie quemada en términos absolutos.</w:t>
+      </w:r>
+    </w:p>
+    <w:p>
+      <w:pPr>
+        <w:pageBreakBefore/>
+        <w:spacing w:after="0" w:before="0" w:line="480" w:lineRule="auto"/>
+        <w:jc w:val="center"/>
+      </w:pPr>
+      <w:r>
+        <w:rPr>
+          <w:rFonts w:ascii="Times New Roman" w:cs="Times New Roman" w:eastAsia="Times New Roman" w:hAnsi="Times New Roman"/>
+          <w:b/>
+          <w:bCs/>
+          <w:sz w:val="24"/>
+          <w:szCs w:val="24"/>
+        </w:rPr>
+        <w:t xml:space="preserve">CONCLUSIONES</w:t>
       </w:r>
     </w:p>
     <w:p>
@@ -1612,38 +2552,7 @@
           <w:sz w:val="24"/>
           <w:szCs w:val="24"/>
         </w:rPr>
-        <w:t xml:space="preserve">Una tonelada de metano equivale aproximadamente a 20-25 toneladas de CO2, y una tonelada de óxido nitroso equivale a casi 300 toneladas de CO2 en su capacidad de retener calor durante cien años (IPCC, 2019).</w:t>
-      </w:r>
-    </w:p>
-    <w:p>
-      <w:pPr>
-        <w:spacing w:after="0" w:before="0" w:line="480" w:lineRule="auto"/>
-        <w:ind w:firstLine="720"/>
-      </w:pPr>
-      <w:r>
-        <w:rPr>
-          <w:rFonts w:ascii="Times New Roman" w:cs="Times New Roman" w:eastAsia="Times New Roman" w:hAnsi="Times New Roman"/>
-          <w:sz w:val="24"/>
-          <w:szCs w:val="24"/>
-        </w:rPr>
-        <w:t xml:space="preserve">Estos datos evidencian que los incendios forestales en Pando, si bien representan un porcentaje menor de la superficie nacional quemada, contribuyen de manera desproporcionada a la emisión de gases de efecto invernadero de alto potencial climático, debido a las características de combustión incompleta propias de los bosques húmedos amazónicos.</w:t>
-      </w:r>
-    </w:p>
-    <w:p>
-      <w:pPr>
-        <w:pageBreakBefore/>
-        <w:spacing w:after="0" w:before="0" w:line="480" w:lineRule="auto"/>
-        <w:jc w:val="center"/>
-      </w:pPr>
-      <w:r>
-        <w:rPr>
-          <w:rFonts w:ascii="Times New Roman" w:cs="Times New Roman" w:eastAsia="Times New Roman" w:hAnsi="Times New Roman"/>
-          <w:b/>
-          <w:bCs/>
-          <w:sz w:val="24"/>
-          <w:szCs w:val="24"/>
-        </w:rPr>
-        <w:t xml:space="preserve">CONCLUSIONES</w:t>
+        <w:t xml:space="preserve">Las principales causas de los incendios forestales en Pando son antropogénicas: el chaqueo o quema agrícola tradicional para la ampliación de la frontera agropecuaria, combinado con periodos de sequía intensa y, en parte, con quemas transfronterizas provenientes de Brasil y Perú.</w:t>
       </w:r>
     </w:p>
     <w:p>
@@ -1662,7 +2571,7 @@
           <w:sz w:val="24"/>
           <w:szCs w:val="24"/>
         </w:rPr>
-        <w:t xml:space="preserve">Los incendios forestales registrados en Pando durante 2023 y 2024 constituyen una fuente significativa de emisión de metano y óxido nitroso, gases con un potencial de calentamiento global muy superior al del dióxido de carbono.</w:t>
+        <w:t xml:space="preserve">Los incendios forestales registrados en Pando durante 2023 y 2024 constituyen una fuente significativa de emisión de metano y óxido nitroso, gases con un potencial de calentamiento global muy superior al del dióxido de carbono (27-30 veces y 273 veces, respectivamente, según IPCC, 2021).</w:t>
       </w:r>
     </w:p>
     <w:p>
@@ -1681,7 +2590,7 @@
           <w:sz w:val="24"/>
           <w:szCs w:val="24"/>
         </w:rPr>
-        <w:t xml:space="preserve">La combustión incompleta de biomasa forestal, propia de los incendios en zonas de bosque húmedo amazónico, favorece la formación de metano y óxido nitroso, con efectos negativos sobre la salud humana y la biodiversidad regional.</w:t>
+        <w:t xml:space="preserve">La combustión incompleta de biomasa forestal, propia de los incendios en zonas de bosque húmedo amazónico, favorece la formación de metano y óxido nitroso, con efectos negativos comprobados sobre la salud respiratoria de la población de Cobija y sobre la biodiversidad regional.</w:t>
       </w:r>
     </w:p>
     <w:p>
@@ -1700,7 +2609,7 @@
           <w:sz w:val="24"/>
           <w:szCs w:val="24"/>
         </w:rPr>
-        <w:t xml:space="preserve">La divulgación científica mediante textos argumentativos y expositivos claros permite comunicar de manera efectiva la magnitud del problema ambiental y fomentar la prevención de incendios forestales en la población pandina.</w:t>
+        <w:t xml:space="preserve">La producción del texto argumentativo de difusión incluido en esta monografía confirma que es posible comunicar información científica compleja sobre gases de efecto invernadero mediante un lenguaje claro, persuasivo y accesible para la población pandina.</w:t>
       </w:r>
     </w:p>
     <w:p>
@@ -1736,7 +2645,7 @@
           <w:sz w:val="24"/>
           <w:szCs w:val="24"/>
         </w:rPr>
-        <w:t xml:space="preserve">Promover campañas educativas ambientales en las unidades educativas de Pando sobre los riesgos de la quema agrícola no controlada.</w:t>
+        <w:t xml:space="preserve">Promover campañas educativas ambientales en las unidades educativas de Pando sobre los riesgos de la quema agrícola no controlada y sus alternativas agroforestales.</w:t>
       </w:r>
     </w:p>
     <w:p>
@@ -1793,7 +2702,7 @@
           <w:sz w:val="24"/>
           <w:szCs w:val="24"/>
         </w:rPr>
-        <w:t xml:space="preserve">Coordinar con las autoridades municipales y departamentales de Pando la implementación de sistemas de alerta temprana frente a incendios forestales.</w:t>
+        <w:t xml:space="preserve">Coordinar con las autoridades municipales y departamentales de Pando, y con los países vecinos, la implementación de sistemas de alerta temprana frente a incendios forestales transfronterizos.</w:t>
       </w:r>
     </w:p>
     <w:p>
@@ -1824,7 +2733,7 @@
           <w:sz w:val="24"/>
           <w:szCs w:val="24"/>
         </w:rPr>
-        <w:t xml:space="preserve">Estado Plurinacional de Bolivia. (2024). </w:t>
+        <w:t xml:space="preserve">Cassany, D., Luna, M., y Sanz, G. (1994). </w:t>
       </w:r>
       <w:r>
         <w:rPr>
@@ -1834,15 +2743,15 @@
           <w:sz w:val="24"/>
           <w:szCs w:val="24"/>
         </w:rPr>
-        <w:t xml:space="preserve">Tercera Contribución Nacionalmente Determinada (NDC 3.0) 2026-2035.</w:t>
-      </w:r>
-      <w:r>
-        <w:rPr>
-          <w:rFonts w:ascii="Times New Roman" w:cs="Times New Roman" w:eastAsia="Times New Roman" w:hAnsi="Times New Roman"/>
-          <w:sz w:val="24"/>
-          <w:szCs w:val="24"/>
-        </w:rPr>
-        <w:t xml:space="preserve"> Naciones Unidas, Convención Marco sobre el Cambio Climático (UNFCCC). https://unfccc.int/sites/default/files/2025-09/Bolivia_NDC3.0_2026-2035%20final%2029.09.2024.pdf</w:t>
+        <w:t xml:space="preserve">Enseñar lengua.</w:t>
+      </w:r>
+      <w:r>
+        <w:rPr>
+          <w:rFonts w:ascii="Times New Roman" w:cs="Times New Roman" w:eastAsia="Times New Roman" w:hAnsi="Times New Roman"/>
+          <w:sz w:val="24"/>
+          <w:szCs w:val="24"/>
+        </w:rPr>
+        <w:t xml:space="preserve"> Barcelona, España: Editorial Graó.</w:t>
       </w:r>
     </w:p>
     <w:p>
@@ -1856,7 +2765,7 @@
           <w:sz w:val="24"/>
           <w:szCs w:val="24"/>
         </w:rPr>
-        <w:t xml:space="preserve">Instituto Boliviano de Investigación Forestal [IBIF]. (2025). </w:t>
+        <w:t xml:space="preserve">Estado Plurinacional de Bolivia. (2024). </w:t>
       </w:r>
       <w:r>
         <w:rPr>
@@ -1866,15 +2775,15 @@
           <w:sz w:val="24"/>
           <w:szCs w:val="24"/>
         </w:rPr>
-        <w:t xml:space="preserve">Determinación de áreas afectadas por incendios forestales en Bolivia.</w:t>
-      </w:r>
-      <w:r>
-        <w:rPr>
-          <w:rFonts w:ascii="Times New Roman" w:cs="Times New Roman" w:eastAsia="Times New Roman" w:hAnsi="Times New Roman"/>
-          <w:sz w:val="24"/>
-          <w:szCs w:val="24"/>
-        </w:rPr>
-        <w:t xml:space="preserve"> IBIF Bolivia. https://ibifbolivia.org.bo/wp-content/uploads/2025/01/DETERMINACION-DE-AREAS-AFECTADAS-POR-INCENDIOS-FORESTALES-EN-BOLIVIA.pdf</w:t>
+        <w:t xml:space="preserve">Tercera Contribución Nacionalmente Determinada (NDC 3.0) 2026-2035.</w:t>
+      </w:r>
+      <w:r>
+        <w:rPr>
+          <w:rFonts w:ascii="Times New Roman" w:cs="Times New Roman" w:eastAsia="Times New Roman" w:hAnsi="Times New Roman"/>
+          <w:sz w:val="24"/>
+          <w:szCs w:val="24"/>
+        </w:rPr>
+        <w:t xml:space="preserve"> Naciones Unidas, Convención Marco sobre el Cambio Climático (UNFCCC). https://unfccc.int/sites/default/files/2025-09/Bolivia_NDC3.0_2026-2035%20final%2029.09.2024.pdf</w:t>
       </w:r>
     </w:p>
     <w:p>
@@ -1888,7 +2797,7 @@
           <w:sz w:val="24"/>
           <w:szCs w:val="24"/>
         </w:rPr>
-        <w:t xml:space="preserve">Panel Intergubernamental sobre Cambio Climático [IPCC]. (2019). </w:t>
+        <w:t xml:space="preserve">Instituto Boliviano de Investigación Forestal [IBIF]. (2025). </w:t>
       </w:r>
       <w:r>
         <w:rPr>
@@ -1898,15 +2807,15 @@
           <w:sz w:val="24"/>
           <w:szCs w:val="24"/>
         </w:rPr>
-        <w:t xml:space="preserve">2019 Refinement to the 2006 IPCC Guidelines for National Greenhouse Gas Inventories.</w:t>
-      </w:r>
-      <w:r>
-        <w:rPr>
-          <w:rFonts w:ascii="Times New Roman" w:cs="Times New Roman" w:eastAsia="Times New Roman" w:hAnsi="Times New Roman"/>
-          <w:sz w:val="24"/>
-          <w:szCs w:val="24"/>
-        </w:rPr>
-        <w:t xml:space="preserve"> Ginebra, Suiza: IPCC.</w:t>
+        <w:t xml:space="preserve">Determinación de áreas afectadas por incendios forestales en Bolivia.</w:t>
+      </w:r>
+      <w:r>
+        <w:rPr>
+          <w:rFonts w:ascii="Times New Roman" w:cs="Times New Roman" w:eastAsia="Times New Roman" w:hAnsi="Times New Roman"/>
+          <w:sz w:val="24"/>
+          <w:szCs w:val="24"/>
+        </w:rPr>
+        <w:t xml:space="preserve"> IBIF Bolivia. https://ibifbolivia.org.bo/wp-content/uploads/2025/01/DETERMINACION-DE-AREAS-AFECTADAS-POR-INCENDIOS-FORESTALES-EN-BOLIVIA.pdf</w:t>
       </w:r>
     </w:p>
     <w:p>
@@ -1920,7 +2829,7 @@
           <w:sz w:val="24"/>
           <w:szCs w:val="24"/>
         </w:rPr>
-        <w:t xml:space="preserve">Los Tiempos. (2024, 5 de septiembre). </w:t>
+        <w:t xml:space="preserve">Panel Intergubernamental sobre Cambio Climático [IPCC]. (2019). </w:t>
       </w:r>
       <w:r>
         <w:rPr>
@@ -1930,15 +2839,15 @@
           <w:sz w:val="24"/>
           <w:szCs w:val="24"/>
         </w:rPr>
-        <w:t xml:space="preserve">Cobija declara emergencia sanitaria y el fuego llega a tres parques nacionales.</w:t>
-      </w:r>
-      <w:r>
-        <w:rPr>
-          <w:rFonts w:ascii="Times New Roman" w:cs="Times New Roman" w:eastAsia="Times New Roman" w:hAnsi="Times New Roman"/>
-          <w:sz w:val="24"/>
-          <w:szCs w:val="24"/>
-        </w:rPr>
-        <w:t xml:space="preserve"> https://www.lostiempos.com/actualidad/pais/20240905/cobija-declara-emergencia-sanitaria-fuego-llega-tres-parques-nacionales</w:t>
+        <w:t xml:space="preserve">2019 Refinement to the 2006 IPCC Guidelines for National Greenhouse Gas Inventories.</w:t>
+      </w:r>
+      <w:r>
+        <w:rPr>
+          <w:rFonts w:ascii="Times New Roman" w:cs="Times New Roman" w:eastAsia="Times New Roman" w:hAnsi="Times New Roman"/>
+          <w:sz w:val="24"/>
+          <w:szCs w:val="24"/>
+        </w:rPr>
+        <w:t xml:space="preserve"> Ginebra, Suiza: IPCC.</w:t>
       </w:r>
     </w:p>
     <w:p>
@@ -1952,7 +2861,7 @@
           <w:sz w:val="24"/>
           <w:szCs w:val="24"/>
         </w:rPr>
-        <w:t xml:space="preserve">Mongabay Latam. (2024, diciembre). </w:t>
+        <w:t xml:space="preserve">Panel Intergubernamental sobre Cambio Climático [IPCC]. (2021). </w:t>
       </w:r>
       <w:r>
         <w:rPr>
@@ -1962,15 +2871,15 @@
           <w:sz w:val="24"/>
           <w:szCs w:val="24"/>
         </w:rPr>
-        <w:t xml:space="preserve">Balance ambiental de Bolivia en 2024: fuego devasta más de 10 millones de hectáreas de bosque, deforestación no se detiene y minería ilegal sigue dañando ríos.</w:t>
-      </w:r>
-      <w:r>
-        <w:rPr>
-          <w:rFonts w:ascii="Times New Roman" w:cs="Times New Roman" w:eastAsia="Times New Roman" w:hAnsi="Times New Roman"/>
-          <w:sz w:val="24"/>
-          <w:szCs w:val="24"/>
-        </w:rPr>
-        <w:t xml:space="preserve"> https://es.mongabay.com/2024/12/balance-ambiental-bolivia-2024-deforestacion-mineria-ilegal/</w:t>
+        <w:t xml:space="preserve">Climate Change 2021: The Physical Science Basis. Sexto Informe de Evaluación, Grupo de Trabajo I, Capítulo 7.</w:t>
+      </w:r>
+      <w:r>
+        <w:rPr>
+          <w:rFonts w:ascii="Times New Roman" w:cs="Times New Roman" w:eastAsia="Times New Roman" w:hAnsi="Times New Roman"/>
+          <w:sz w:val="24"/>
+          <w:szCs w:val="24"/>
+        </w:rPr>
+        <w:t xml:space="preserve"> Ginebra, Suiza: IPCC.</w:t>
       </w:r>
     </w:p>
     <w:p>
@@ -1984,7 +2893,7 @@
           <w:sz w:val="24"/>
           <w:szCs w:val="24"/>
         </w:rPr>
-        <w:t xml:space="preserve">Organización Panamericana de la Salud [OPS/OMS]. (2024). </w:t>
+        <w:t xml:space="preserve">Los Tiempos. (2024, 5 de septiembre). </w:t>
       </w:r>
       <w:r>
         <w:rPr>
@@ -1994,15 +2903,15 @@
           <w:sz w:val="24"/>
           <w:szCs w:val="24"/>
         </w:rPr>
-        <w:t xml:space="preserve">Informe de situación 2: Incendios forestales, Bolivia, septiembre 2024.</w:t>
-      </w:r>
-      <w:r>
-        <w:rPr>
-          <w:rFonts w:ascii="Times New Roman" w:cs="Times New Roman" w:eastAsia="Times New Roman" w:hAnsi="Times New Roman"/>
-          <w:sz w:val="24"/>
-          <w:szCs w:val="24"/>
-        </w:rPr>
-        <w:t xml:space="preserve"> https://www.paho.org/es/documentos/informe-situacion-2-incendios-forestales-bolivia-septiembre-2024</w:t>
+        <w:t xml:space="preserve">Cobija declara emergencia sanitaria y el fuego llega a tres parques nacionales.</w:t>
+      </w:r>
+      <w:r>
+        <w:rPr>
+          <w:rFonts w:ascii="Times New Roman" w:cs="Times New Roman" w:eastAsia="Times New Roman" w:hAnsi="Times New Roman"/>
+          <w:sz w:val="24"/>
+          <w:szCs w:val="24"/>
+        </w:rPr>
+        <w:t xml:space="preserve"> https://www.lostiempos.com/actualidad/pais/20240905/cobija-declara-emergencia-sanitaria-fuego-llega-tres-parques-nacionales</w:t>
       </w:r>
     </w:p>
     <w:p>
@@ -2016,7 +2925,7 @@
           <w:sz w:val="24"/>
           <w:szCs w:val="24"/>
         </w:rPr>
-        <w:t xml:space="preserve">SDSN Bolivia. (2024). </w:t>
+        <w:t xml:space="preserve">Mongabay Latam. (2024, diciembre). </w:t>
       </w:r>
       <w:r>
         <w:rPr>
@@ -2026,6 +2935,70 @@
           <w:sz w:val="24"/>
           <w:szCs w:val="24"/>
         </w:rPr>
+        <w:t xml:space="preserve">Balance ambiental de Bolivia en 2024: fuego devasta más de 10 millones de hectáreas de bosque, deforestación no se detiene y minería ilegal sigue dañando ríos.</w:t>
+      </w:r>
+      <w:r>
+        <w:rPr>
+          <w:rFonts w:ascii="Times New Roman" w:cs="Times New Roman" w:eastAsia="Times New Roman" w:hAnsi="Times New Roman"/>
+          <w:sz w:val="24"/>
+          <w:szCs w:val="24"/>
+        </w:rPr>
+        <w:t xml:space="preserve"> https://es.mongabay.com/2024/12/balance-ambiental-bolivia-2024-deforestacion-mineria-ilegal/</w:t>
+      </w:r>
+    </w:p>
+    <w:p>
+      <w:pPr>
+        <w:spacing w:after="0" w:before="0" w:line="480" w:lineRule="auto"/>
+        <w:ind w:left="720" w:hanging="720"/>
+      </w:pPr>
+      <w:r>
+        <w:rPr>
+          <w:rFonts w:ascii="Times New Roman" w:cs="Times New Roman" w:eastAsia="Times New Roman" w:hAnsi="Times New Roman"/>
+          <w:sz w:val="24"/>
+          <w:szCs w:val="24"/>
+        </w:rPr>
+        <w:t xml:space="preserve">Organización Panamericana de la Salud [OPS/OMS]. (2024). </w:t>
+      </w:r>
+      <w:r>
+        <w:rPr>
+          <w:rFonts w:ascii="Times New Roman" w:cs="Times New Roman" w:eastAsia="Times New Roman" w:hAnsi="Times New Roman"/>
+          <w:i/>
+          <w:iCs/>
+          <w:sz w:val="24"/>
+          <w:szCs w:val="24"/>
+        </w:rPr>
+        <w:t xml:space="preserve">Informe de situación 2: Incendios forestales, Bolivia, septiembre 2024.</w:t>
+      </w:r>
+      <w:r>
+        <w:rPr>
+          <w:rFonts w:ascii="Times New Roman" w:cs="Times New Roman" w:eastAsia="Times New Roman" w:hAnsi="Times New Roman"/>
+          <w:sz w:val="24"/>
+          <w:szCs w:val="24"/>
+        </w:rPr>
+        <w:t xml:space="preserve"> https://www.paho.org/es/documentos/informe-situacion-2-incendios-forestales-bolivia-septiembre-2024</w:t>
+      </w:r>
+    </w:p>
+    <w:p>
+      <w:pPr>
+        <w:spacing w:after="0" w:before="0" w:line="480" w:lineRule="auto"/>
+        <w:ind w:left="720" w:hanging="720"/>
+      </w:pPr>
+      <w:r>
+        <w:rPr>
+          <w:rFonts w:ascii="Times New Roman" w:cs="Times New Roman" w:eastAsia="Times New Roman" w:hAnsi="Times New Roman"/>
+          <w:sz w:val="24"/>
+          <w:szCs w:val="24"/>
+        </w:rPr>
+        <w:t xml:space="preserve">SDSN Bolivia. (2024). </w:t>
+      </w:r>
+      <w:r>
+        <w:rPr>
+          <w:rFonts w:ascii="Times New Roman" w:cs="Times New Roman" w:eastAsia="Times New Roman" w:hAnsi="Times New Roman"/>
+          <w:i/>
+          <w:iCs/>
+          <w:sz w:val="24"/>
+          <w:szCs w:val="24"/>
+        </w:rPr>
         <w:t xml:space="preserve">Emisiones de CO2 por deforestación e incendios en Bolivia.</w:t>
       </w:r>
       <w:r>
@@ -2057,91 +3030,385 @@
     <w:p>
       <w:pPr>
         <w:spacing w:after="0" w:before="0" w:line="480" w:lineRule="auto"/>
-        <w:ind w:firstLine="720"/>
-      </w:pPr>
-      <w:r>
-        <w:rPr>
-          <w:rFonts w:ascii="Times New Roman" w:cs="Times New Roman" w:eastAsia="Times New Roman" w:hAnsi="Times New Roman"/>
-          <w:sz w:val="24"/>
-          <w:szCs w:val="24"/>
-        </w:rPr>
-        <w:t xml:space="preserve">Se recomienda incluir en esta sección:</w:t>
-      </w:r>
-    </w:p>
-    <w:p>
-      <w:pPr>
-        <w:pStyle w:val="ListParagraph"/>
-        <w:numPr>
-          <w:ilvl w:val="0"/>
-          <w:numId w:val="1"/>
-        </w:numPr>
-        <w:spacing w:after="0" w:before="0" w:line="480" w:lineRule="auto"/>
-        <w:ind w:left="1080"/>
-      </w:pPr>
-      <w:r>
-        <w:rPr>
-          <w:rFonts w:ascii="Times New Roman" w:cs="Times New Roman" w:eastAsia="Times New Roman" w:hAnsi="Times New Roman"/>
-          <w:sz w:val="24"/>
-          <w:szCs w:val="24"/>
-        </w:rPr>
-        <w:t xml:space="preserve">Fotografías de incendios forestales en Pando (2023-2024), citando la fuente correspondiente.</w:t>
-      </w:r>
-    </w:p>
-    <w:p>
-      <w:pPr>
-        <w:pStyle w:val="ListParagraph"/>
-        <w:numPr>
-          <w:ilvl w:val="0"/>
-          <w:numId w:val="1"/>
-        </w:numPr>
-        <w:spacing w:after="0" w:before="0" w:line="480" w:lineRule="auto"/>
-        <w:ind w:left="1080"/>
-      </w:pPr>
-      <w:r>
-        <w:rPr>
-          <w:rFonts w:ascii="Times New Roman" w:cs="Times New Roman" w:eastAsia="Times New Roman" w:hAnsi="Times New Roman"/>
-          <w:sz w:val="24"/>
-          <w:szCs w:val="24"/>
-        </w:rPr>
-        <w:t xml:space="preserve">Gráficos comparativos de hectáreas quemadas por año en Pando y Bolivia.</w:t>
-      </w:r>
-    </w:p>
-    <w:p>
-      <w:pPr>
-        <w:pStyle w:val="ListParagraph"/>
-        <w:numPr>
-          <w:ilvl w:val="0"/>
-          <w:numId w:val="1"/>
-        </w:numPr>
-        <w:spacing w:after="0" w:before="0" w:line="480" w:lineRule="auto"/>
-        <w:ind w:left="1080"/>
-      </w:pPr>
-      <w:r>
-        <w:rPr>
-          <w:rFonts w:ascii="Times New Roman" w:cs="Times New Roman" w:eastAsia="Times New Roman" w:hAnsi="Times New Roman"/>
-          <w:sz w:val="24"/>
-          <w:szCs w:val="24"/>
-        </w:rPr>
-        <w:t xml:space="preserve">Encuestas aplicadas a estudiantes sobre percepción del riesgo de incendios forestales.</w:t>
-      </w:r>
-    </w:p>
-    <w:p>
-      <w:pPr>
-        <w:pStyle w:val="ListParagraph"/>
-        <w:numPr>
-          <w:ilvl w:val="0"/>
-          <w:numId w:val="1"/>
-        </w:numPr>
-        <w:spacing w:after="0" w:before="0" w:line="480" w:lineRule="auto"/>
-        <w:ind w:left="1080"/>
-      </w:pPr>
-      <w:r>
-        <w:rPr>
-          <w:rFonts w:ascii="Times New Roman" w:cs="Times New Roman" w:eastAsia="Times New Roman" w:hAnsi="Times New Roman"/>
-          <w:sz w:val="24"/>
-          <w:szCs w:val="24"/>
-        </w:rPr>
-        <w:t xml:space="preserve">Tabla comparativa del potencial de calentamiento global de CO2, CH4 y N2O.</w:t>
+        <w:jc w:val="left"/>
+      </w:pPr>
+      <w:r>
+        <w:rPr>
+          <w:rFonts w:ascii="Times New Roman" w:cs="Times New Roman" w:eastAsia="Times New Roman" w:hAnsi="Times New Roman"/>
+          <w:b/>
+          <w:bCs/>
+          <w:sz w:val="24"/>
+          <w:szCs w:val="24"/>
+        </w:rPr>
+        <w:t xml:space="preserve">Anexo 1. Tabla comparativa del potencial de calentamiento global</w:t>
+      </w:r>
+    </w:p>
+    <w:tbl>
+      <w:tblPr>
+        <w:tblW w:type="dxa" w:w="9360"/>
+        <w:tblBorders>
+          <w:top w:val="single" w:color="auto" w:sz="4"/>
+          <w:left w:val="single" w:color="auto" w:sz="4"/>
+          <w:bottom w:val="single" w:color="auto" w:sz="4"/>
+          <w:right w:val="single" w:color="auto" w:sz="4"/>
+          <w:insideH w:val="single" w:color="auto" w:sz="4"/>
+          <w:insideV w:val="single" w:color="auto" w:sz="4"/>
+        </w:tblBorders>
+      </w:tblPr>
+      <w:tblGrid>
+        <w:gridCol w:w="3120"/>
+        <w:gridCol w:w="3120"/>
+        <w:gridCol w:w="3120"/>
+      </w:tblGrid>
+      <w:tr>
+        <w:tc>
+          <w:tcPr>
+            <w:tcBorders>
+              <w:top w:val="single" w:color="000000" w:sz="6"/>
+              <w:left w:val="none" w:color="FFFFFF" w:sz="0"/>
+              <w:bottom w:val="single" w:color="000000" w:sz="6"/>
+              <w:right w:val="none" w:color="FFFFFF" w:sz="0"/>
+            </w:tcBorders>
+          </w:tcPr>
+          <w:p>
+            <w:pPr>
+              <w:spacing w:after="0" w:before="0" w:line="480" w:lineRule="auto"/>
+            </w:pPr>
+            <w:r>
+              <w:rPr>
+                <w:rFonts w:ascii="Times New Roman" w:cs="Times New Roman" w:eastAsia="Times New Roman" w:hAnsi="Times New Roman"/>
+                <w:b/>
+                <w:bCs/>
+                <w:sz w:val="24"/>
+                <w:szCs w:val="24"/>
+              </w:rPr>
+              <w:t xml:space="preserve">Gas</w:t>
+            </w:r>
+          </w:p>
+        </w:tc>
+        <w:tc>
+          <w:tcPr>
+            <w:tcBorders>
+              <w:top w:val="single" w:color="000000" w:sz="6"/>
+              <w:left w:val="none" w:color="FFFFFF" w:sz="0"/>
+              <w:bottom w:val="single" w:color="000000" w:sz="6"/>
+              <w:right w:val="none" w:color="FFFFFF" w:sz="0"/>
+            </w:tcBorders>
+          </w:tcPr>
+          <w:p>
+            <w:pPr>
+              <w:spacing w:after="0" w:before="0" w:line="480" w:lineRule="auto"/>
+            </w:pPr>
+            <w:r>
+              <w:rPr>
+                <w:rFonts w:ascii="Times New Roman" w:cs="Times New Roman" w:eastAsia="Times New Roman" w:hAnsi="Times New Roman"/>
+                <w:b/>
+                <w:bCs/>
+                <w:sz w:val="24"/>
+                <w:szCs w:val="24"/>
+              </w:rPr>
+              <w:t xml:space="preserve">Potencial de calentamiento global (GWP-100, IPCC AR6, 2021)</w:t>
+            </w:r>
+          </w:p>
+        </w:tc>
+        <w:tc>
+          <w:tcPr>
+            <w:tcBorders>
+              <w:top w:val="single" w:color="000000" w:sz="6"/>
+              <w:left w:val="none" w:color="FFFFFF" w:sz="0"/>
+              <w:bottom w:val="single" w:color="000000" w:sz="6"/>
+              <w:right w:val="none" w:color="FFFFFF" w:sz="0"/>
+            </w:tcBorders>
+          </w:tcPr>
+          <w:p>
+            <w:pPr>
+              <w:spacing w:after="0" w:before="0" w:line="480" w:lineRule="auto"/>
+            </w:pPr>
+            <w:r>
+              <w:rPr>
+                <w:rFonts w:ascii="Times New Roman" w:cs="Times New Roman" w:eastAsia="Times New Roman" w:hAnsi="Times New Roman"/>
+                <w:b/>
+                <w:bCs/>
+                <w:sz w:val="24"/>
+                <w:szCs w:val="24"/>
+              </w:rPr>
+              <w:t xml:space="preserve">Fuente principal en incendios de Pando</w:t>
+            </w:r>
+          </w:p>
+        </w:tc>
+      </w:tr>
+      <w:tr>
+        <w:tc>
+          <w:tcPr>
+            <w:tcBorders>
+              <w:top w:val="none" w:color="FFFFFF" w:sz="0"/>
+              <w:left w:val="none" w:color="FFFFFF" w:sz="0"/>
+              <w:bottom w:val="none" w:color="FFFFFF" w:sz="0"/>
+              <w:right w:val="none" w:color="FFFFFF" w:sz="0"/>
+            </w:tcBorders>
+          </w:tcPr>
+          <w:p>
+            <w:pPr>
+              <w:spacing w:after="0" w:before="0" w:line="480" w:lineRule="auto"/>
+            </w:pPr>
+            <w:r>
+              <w:rPr>
+                <w:rFonts w:ascii="Times New Roman" w:cs="Times New Roman" w:eastAsia="Times New Roman" w:hAnsi="Times New Roman"/>
+                <w:sz w:val="24"/>
+                <w:szCs w:val="24"/>
+              </w:rPr>
+              <w:t xml:space="preserve">Dióxido de carbono (CO2)</w:t>
+            </w:r>
+          </w:p>
+        </w:tc>
+        <w:tc>
+          <w:tcPr>
+            <w:tcBorders>
+              <w:top w:val="none" w:color="FFFFFF" w:sz="0"/>
+              <w:left w:val="none" w:color="FFFFFF" w:sz="0"/>
+              <w:bottom w:val="none" w:color="FFFFFF" w:sz="0"/>
+              <w:right w:val="none" w:color="FFFFFF" w:sz="0"/>
+            </w:tcBorders>
+          </w:tcPr>
+          <w:p>
+            <w:pPr>
+              <w:spacing w:after="0" w:before="0" w:line="480" w:lineRule="auto"/>
+            </w:pPr>
+            <w:r>
+              <w:rPr>
+                <w:rFonts w:ascii="Times New Roman" w:cs="Times New Roman" w:eastAsia="Times New Roman" w:hAnsi="Times New Roman"/>
+                <w:sz w:val="24"/>
+                <w:szCs w:val="24"/>
+              </w:rPr>
+              <w:t xml:space="preserve">1 (valor de referencia)</w:t>
+            </w:r>
+          </w:p>
+        </w:tc>
+        <w:tc>
+          <w:tcPr>
+            <w:tcBorders>
+              <w:top w:val="none" w:color="FFFFFF" w:sz="0"/>
+              <w:left w:val="none" w:color="FFFFFF" w:sz="0"/>
+              <w:bottom w:val="none" w:color="FFFFFF" w:sz="0"/>
+              <w:right w:val="none" w:color="FFFFFF" w:sz="0"/>
+            </w:tcBorders>
+          </w:tcPr>
+          <w:p>
+            <w:pPr>
+              <w:spacing w:after="0" w:before="0" w:line="480" w:lineRule="auto"/>
+            </w:pPr>
+            <w:r>
+              <w:rPr>
+                <w:rFonts w:ascii="Times New Roman" w:cs="Times New Roman" w:eastAsia="Times New Roman" w:hAnsi="Times New Roman"/>
+                <w:sz w:val="24"/>
+                <w:szCs w:val="24"/>
+              </w:rPr>
+              <w:t xml:space="preserve">Combustión completa de biomasa</w:t>
+            </w:r>
+          </w:p>
+        </w:tc>
+      </w:tr>
+      <w:tr>
+        <w:tc>
+          <w:tcPr>
+            <w:tcBorders>
+              <w:top w:val="none" w:color="FFFFFF" w:sz="0"/>
+              <w:left w:val="none" w:color="FFFFFF" w:sz="0"/>
+              <w:bottom w:val="none" w:color="FFFFFF" w:sz="0"/>
+              <w:right w:val="none" w:color="FFFFFF" w:sz="0"/>
+            </w:tcBorders>
+          </w:tcPr>
+          <w:p>
+            <w:pPr>
+              <w:spacing w:after="0" w:before="0" w:line="480" w:lineRule="auto"/>
+            </w:pPr>
+            <w:r>
+              <w:rPr>
+                <w:rFonts w:ascii="Times New Roman" w:cs="Times New Roman" w:eastAsia="Times New Roman" w:hAnsi="Times New Roman"/>
+                <w:sz w:val="24"/>
+                <w:szCs w:val="24"/>
+              </w:rPr>
+              <w:t xml:space="preserve">Metano (CH4)</w:t>
+            </w:r>
+          </w:p>
+        </w:tc>
+        <w:tc>
+          <w:tcPr>
+            <w:tcBorders>
+              <w:top w:val="none" w:color="FFFFFF" w:sz="0"/>
+              <w:left w:val="none" w:color="FFFFFF" w:sz="0"/>
+              <w:bottom w:val="none" w:color="FFFFFF" w:sz="0"/>
+              <w:right w:val="none" w:color="FFFFFF" w:sz="0"/>
+            </w:tcBorders>
+          </w:tcPr>
+          <w:p>
+            <w:pPr>
+              <w:spacing w:after="0" w:before="0" w:line="480" w:lineRule="auto"/>
+            </w:pPr>
+            <w:r>
+              <w:rPr>
+                <w:rFonts w:ascii="Times New Roman" w:cs="Times New Roman" w:eastAsia="Times New Roman" w:hAnsi="Times New Roman"/>
+                <w:sz w:val="24"/>
+                <w:szCs w:val="24"/>
+              </w:rPr>
+              <w:t xml:space="preserve">≈ 27-30</w:t>
+            </w:r>
+          </w:p>
+        </w:tc>
+        <w:tc>
+          <w:tcPr>
+            <w:tcBorders>
+              <w:top w:val="none" w:color="FFFFFF" w:sz="0"/>
+              <w:left w:val="none" w:color="FFFFFF" w:sz="0"/>
+              <w:bottom w:val="none" w:color="FFFFFF" w:sz="0"/>
+              <w:right w:val="none" w:color="FFFFFF" w:sz="0"/>
+            </w:tcBorders>
+          </w:tcPr>
+          <w:p>
+            <w:pPr>
+              <w:spacing w:after="0" w:before="0" w:line="480" w:lineRule="auto"/>
+            </w:pPr>
+            <w:r>
+              <w:rPr>
+                <w:rFonts w:ascii="Times New Roman" w:cs="Times New Roman" w:eastAsia="Times New Roman" w:hAnsi="Times New Roman"/>
+                <w:sz w:val="24"/>
+                <w:szCs w:val="24"/>
+              </w:rPr>
+              <w:t xml:space="preserve">Combustión incompleta (baja temperatura/oxígeno)</w:t>
+            </w:r>
+          </w:p>
+        </w:tc>
+      </w:tr>
+      <w:tr>
+        <w:tc>
+          <w:tcPr>
+            <w:tcBorders>
+              <w:top w:val="none" w:color="FFFFFF" w:sz="0"/>
+              <w:left w:val="none" w:color="FFFFFF" w:sz="0"/>
+              <w:bottom w:val="single" w:color="000000" w:sz="6"/>
+              <w:right w:val="none" w:color="FFFFFF" w:sz="0"/>
+            </w:tcBorders>
+          </w:tcPr>
+          <w:p>
+            <w:pPr>
+              <w:spacing w:after="0" w:before="0" w:line="480" w:lineRule="auto"/>
+            </w:pPr>
+            <w:r>
+              <w:rPr>
+                <w:rFonts w:ascii="Times New Roman" w:cs="Times New Roman" w:eastAsia="Times New Roman" w:hAnsi="Times New Roman"/>
+                <w:sz w:val="24"/>
+                <w:szCs w:val="24"/>
+              </w:rPr>
+              <w:t xml:space="preserve">Óxido nitroso (N2O)</w:t>
+            </w:r>
+          </w:p>
+        </w:tc>
+        <w:tc>
+          <w:tcPr>
+            <w:tcBorders>
+              <w:top w:val="none" w:color="FFFFFF" w:sz="0"/>
+              <w:left w:val="none" w:color="FFFFFF" w:sz="0"/>
+              <w:bottom w:val="single" w:color="000000" w:sz="6"/>
+              <w:right w:val="none" w:color="FFFFFF" w:sz="0"/>
+            </w:tcBorders>
+          </w:tcPr>
+          <w:p>
+            <w:pPr>
+              <w:spacing w:after="0" w:before="0" w:line="480" w:lineRule="auto"/>
+            </w:pPr>
+            <w:r>
+              <w:rPr>
+                <w:rFonts w:ascii="Times New Roman" w:cs="Times New Roman" w:eastAsia="Times New Roman" w:hAnsi="Times New Roman"/>
+                <w:sz w:val="24"/>
+                <w:szCs w:val="24"/>
+              </w:rPr>
+              <w:t xml:space="preserve">≈ 273</w:t>
+            </w:r>
+          </w:p>
+        </w:tc>
+        <w:tc>
+          <w:tcPr>
+            <w:tcBorders>
+              <w:top w:val="none" w:color="FFFFFF" w:sz="0"/>
+              <w:left w:val="none" w:color="FFFFFF" w:sz="0"/>
+              <w:bottom w:val="single" w:color="000000" w:sz="6"/>
+              <w:right w:val="none" w:color="FFFFFF" w:sz="0"/>
+            </w:tcBorders>
+          </w:tcPr>
+          <w:p>
+            <w:pPr>
+              <w:spacing w:after="0" w:before="0" w:line="480" w:lineRule="auto"/>
+            </w:pPr>
+            <w:r>
+              <w:rPr>
+                <w:rFonts w:ascii="Times New Roman" w:cs="Times New Roman" w:eastAsia="Times New Roman" w:hAnsi="Times New Roman"/>
+                <w:sz w:val="24"/>
+                <w:szCs w:val="24"/>
+              </w:rPr>
+              <w:t xml:space="preserve">Oxidación del nitrógeno orgánico del suelo y la vegetación</w:t>
+            </w:r>
+          </w:p>
+        </w:tc>
+      </w:tr>
+    </w:tbl>
+    <w:p>
+      <w:pPr>
+        <w:spacing w:after="0" w:before="0" w:line="480" w:lineRule="auto"/>
+        <w:jc w:val="left"/>
+      </w:pPr>
+      <w:r>
+        <w:rPr>
+          <w:rFonts w:ascii="Times New Roman" w:cs="Times New Roman" w:eastAsia="Times New Roman" w:hAnsi="Times New Roman"/>
+          <w:b/>
+          <w:bCs/>
+          <w:sz w:val="24"/>
+          <w:szCs w:val="24"/>
+        </w:rPr>
+        <w:t xml:space="preserve">Anexo 2. Guía de observación documental utilizada</w:t>
+      </w:r>
+    </w:p>
+    <w:p>
+      <w:pPr>
+        <w:spacing w:after="0" w:before="0" w:line="480" w:lineRule="auto"/>
+        <w:ind w:firstLine="720"/>
+      </w:pPr>
+      <w:r>
+        <w:rPr>
+          <w:rFonts w:ascii="Times New Roman" w:cs="Times New Roman" w:eastAsia="Times New Roman" w:hAnsi="Times New Roman"/>
+          <w:sz w:val="24"/>
+          <w:szCs w:val="24"/>
+        </w:rPr>
+        <w:t xml:space="preserve">Fuente revisada: ________________________  Tipo de fuente (institucional/periodística/científica): ________________________  Dato relevante extraído: ________________________  Fecha de publicación: ________________________</w:t>
+      </w:r>
+    </w:p>
+    <w:p>
+      <w:pPr>
+        <w:spacing w:after="0" w:before="0" w:line="480" w:lineRule="auto"/>
+        <w:jc w:val="left"/>
+      </w:pPr>
+      <w:r>
+        <w:rPr>
+          <w:rFonts w:ascii="Times New Roman" w:cs="Times New Roman" w:eastAsia="Times New Roman" w:hAnsi="Times New Roman"/>
+          <w:b/>
+          <w:bCs/>
+          <w:sz w:val="24"/>
+          <w:szCs w:val="24"/>
+        </w:rPr>
+        <w:t xml:space="preserve">Anexo 3. Espacio para fotografías</w:t>
+      </w:r>
+    </w:p>
+    <w:p>
+      <w:pPr>
+        <w:spacing w:after="0" w:before="0" w:line="480" w:lineRule="auto"/>
+        <w:ind w:firstLine="720"/>
+      </w:pPr>
+      <w:r>
+        <w:rPr>
+          <w:rFonts w:ascii="Times New Roman" w:cs="Times New Roman" w:eastAsia="Times New Roman" w:hAnsi="Times New Roman"/>
+          <w:sz w:val="24"/>
+          <w:szCs w:val="24"/>
+        </w:rPr>
+        <w:t xml:space="preserve">(Espacio reservado para incorporar fotografías propias o de fuentes citadas sobre incendios forestales en Pando 2023-2024, indicando pie de foto y fuente en cada caso, por ejemplo: "Humo de incendios sobre Cobija, septiembre de 2024. Fuente: Los Tiempos, 2024.")</w:t>
       </w:r>
     </w:p>
     <w:sectPr>

--- a/monografia/monografia_gases_invernadero_pando.docx
+++ b/monografia/monografia_gases_invernadero_pando.docx
@@ -187,7 +187,7 @@
           <w:sz w:val="24"/>
           <w:szCs w:val="24"/>
         </w:rPr>
-        <w:t xml:space="preserve">Estudiante: _________________________</w:t>
+        <w:t xml:space="preserve">Estudiante: [Completar con el nombre completo del estudiante]</w:t>
       </w:r>
     </w:p>
     <w:p>
@@ -1109,7 +1109,7 @@
           <w:sz w:val="24"/>
           <w:szCs w:val="24"/>
         </w:rPr>
-        <w:t xml:space="preserve">En Bolivia, el sector forestal aportó en 2022 el 67,1 % de las emisiones nacionales de CO2, el 9,1 % de las emisiones de CH4 y el 26,3 % de las emisiones de N2O del país, según estimaciones basadas en los inventarios nacionales de gases de efecto invernadero (SDSN Bolivia, 2024). Estas cifras deben interpretarse como aproximaciones agregadas a nivel nacional, sujetas al margen de incertidumbre propio de los inventarios de gases de efecto invernadero del sector agropecuario y forestal (AFOLU). Durante 2024, Bolivia registró la temporada de incendios más severa de su historia, con más de 12,6 millones de hectáreas afectadas a nivel nacional, de las cuales 7,16 millones correspondieron a superficie boscosa (Mongabay Latam, 2024).</w:t>
+        <w:t xml:space="preserve">En Bolivia, el sector forestal aportó en 2022 el 67,1 % de las emisiones nacionales de CO2, el 9,1 % de las emisiones de CH4 y el 26,3 % de las emisiones de N2O del país, según estimaciones basadas en los inventarios nacionales de gases de efecto invernadero (SDSN Bolivia, 2024). Estas cifras deben interpretarse como aproximaciones agregadas a nivel nacional, sujetas al margen de incertidumbre propio de los inventarios de gases de efecto invernadero del sector agropecuario y forestal (AFOLU), y no existen datos desagregados que permitan confirmar si esa proporción se mantuvo, aumentó o disminuyó durante la temporada de incendios de 2024. Durante ese año, Bolivia registró la temporada de incendios más severa de su historia, con más de 12,6 millones de hectáreas afectadas a nivel nacional, de las cuales 7,16 millones correspondieron a superficie boscosa (Mongabay Latam, 2024).</w:t>
       </w:r>
     </w:p>
     <w:p>
@@ -1167,7 +1167,7 @@
           <w:sz w:val="24"/>
           <w:szCs w:val="24"/>
         </w:rPr>
-        <w:t xml:space="preserve">La estructura básica de un texto argumentativo comprende: una tesis o postura inicial, el desarrollo de argumentos respaldados con datos o citas de autoridad, la consideración de posibles contraargumentos, y una conclusión que refuerza la postura defendida (Cassany et al., 1994).</w:t>
+        <w:t xml:space="preserve">La estructura básica de un texto argumentativo comprende: una tesis o postura inicial, el desarrollo de argumentos respaldados con datos o citas de autoridad, la consideración de posibles contraargumentos, y una conclusión que refuerza la postura defendida (Cassany et al., 1994). Desde una perspectiva complementaria, Van Dijk (1980) señala que la coherencia de un texto no depende únicamente de su estructura interna, sino de la relación que establece con el conocimiento y las expectativas del lector, lo cual resulta relevante para un texto de divulgación ambiental dirigido a la población de Pando, que debe conectar la información científica con su experiencia cotidiana frente a los incendios forestales.</w:t>
       </w:r>
     </w:p>
     <w:p>
@@ -1930,7 +1930,7 @@
           <w:sz w:val="24"/>
           <w:szCs w:val="24"/>
         </w:rPr>
-        <w:t xml:space="preserve">A nivel nacional, el sector forestal boliviano fue responsable en 2022 del 9,1 % de las emisiones de metano y del 26,3 % de las emisiones de óxido nitroso del país, proporciones que se incrementaron considerablemente durante la temporada crítica de incendios de 2024 (SDSN Bolivia, 2024). El Instituto Boliviano de Investigación Forestal confirmó, mediante análisis satelital, la magnitud de las áreas quemadas en el territorio nacional, incluyendo zonas de bosque amazónico pandino (IBIF, 2025).</w:t>
+        <w:t xml:space="preserve">A nivel nacional, el sector forestal boliviano fue responsable en 2022 del 9,1 % de las emisiones de metano y del 26,3 % de las emisiones de óxido nitroso del país (SDSN Bolivia, 2024); dado que la temporada de incendios de 2024 superó ampliamente en superficie quemada a la de años anteriores, es razonable esperar que esa participación sectorial se haya mantenido o incrementado, aunque no se dispone de una cifra oficial desagregada para 2024 que lo confirme con precisión. El Instituto Boliviano de Investigación Forestal confirmó, mediante análisis satelital, la magnitud de las áreas quemadas en el territorio nacional, incluyendo zonas de bosque amazónico pandino (IBIF, 2025).</w:t>
       </w:r>
     </w:p>
     <w:p>
@@ -2765,6 +2765,38 @@
           <w:sz w:val="24"/>
           <w:szCs w:val="24"/>
         </w:rPr>
+        <w:t xml:space="preserve">Van Dijk, T. A. (1980). </w:t>
+      </w:r>
+      <w:r>
+        <w:rPr>
+          <w:rFonts w:ascii="Times New Roman" w:cs="Times New Roman" w:eastAsia="Times New Roman" w:hAnsi="Times New Roman"/>
+          <w:i/>
+          <w:iCs/>
+          <w:sz w:val="24"/>
+          <w:szCs w:val="24"/>
+        </w:rPr>
+        <w:t xml:space="preserve">Estructuras y funciones del discurso.</w:t>
+      </w:r>
+      <w:r>
+        <w:rPr>
+          <w:rFonts w:ascii="Times New Roman" w:cs="Times New Roman" w:eastAsia="Times New Roman" w:hAnsi="Times New Roman"/>
+          <w:sz w:val="24"/>
+          <w:szCs w:val="24"/>
+        </w:rPr>
+        <w:t xml:space="preserve"> México D.F., México: Siglo XXI Editores.</w:t>
+      </w:r>
+    </w:p>
+    <w:p>
+      <w:pPr>
+        <w:spacing w:after="0" w:before="0" w:line="480" w:lineRule="auto"/>
+        <w:ind w:left="720" w:hanging="720"/>
+      </w:pPr>
+      <w:r>
+        <w:rPr>
+          <w:rFonts w:ascii="Times New Roman" w:cs="Times New Roman" w:eastAsia="Times New Roman" w:hAnsi="Times New Roman"/>
+          <w:sz w:val="24"/>
+          <w:szCs w:val="24"/>
+        </w:rPr>
         <w:t xml:space="preserve">Estado Plurinacional de Bolivia. (2024). </w:t>
       </w:r>
       <w:r>
@@ -3364,23 +3396,426 @@
           <w:sz w:val="24"/>
           <w:szCs w:val="24"/>
         </w:rPr>
-        <w:t xml:space="preserve">Anexo 2. Guía de observación documental utilizada</w:t>
-      </w:r>
-    </w:p>
-    <w:p>
-      <w:pPr>
-        <w:spacing w:after="0" w:before="0" w:line="480" w:lineRule="auto"/>
-        <w:ind w:firstLine="720"/>
-      </w:pPr>
-      <w:r>
-        <w:rPr>
-          <w:rFonts w:ascii="Times New Roman" w:cs="Times New Roman" w:eastAsia="Times New Roman" w:hAnsi="Times New Roman"/>
-          <w:sz w:val="24"/>
-          <w:szCs w:val="24"/>
-        </w:rPr>
-        <w:t xml:space="preserve">Fuente revisada: ________________________  Tipo de fuente (institucional/periodística/científica): ________________________  Dato relevante extraído: ________________________  Fecha de publicación: ________________________</w:t>
-      </w:r>
-    </w:p>
+        <w:t xml:space="preserve">Anexo 2. Fichas de observación documental aplicadas</w:t>
+      </w:r>
+    </w:p>
+    <w:p>
+      <w:pPr>
+        <w:spacing w:after="0" w:before="0" w:line="480" w:lineRule="auto"/>
+        <w:ind w:firstLine="720"/>
+      </w:pPr>
+      <w:r>
+        <w:rPr>
+          <w:rFonts w:ascii="Times New Roman" w:cs="Times New Roman" w:eastAsia="Times New Roman" w:hAnsi="Times New Roman"/>
+          <w:sz w:val="24"/>
+          <w:szCs w:val="24"/>
+        </w:rPr>
+        <w:t xml:space="preserve">A continuación se presentan tres fichas efectivamente completadas con las fuentes centrales utilizadas en esta investigación, como evidencia del proceso de revisión documental descrito en el Capítulo III:</w:t>
+      </w:r>
+    </w:p>
+    <w:tbl>
+      <w:tblPr>
+        <w:tblW w:type="dxa" w:w="9360"/>
+        <w:tblBorders>
+          <w:top w:val="single" w:color="auto" w:sz="4"/>
+          <w:left w:val="single" w:color="auto" w:sz="4"/>
+          <w:bottom w:val="single" w:color="auto" w:sz="4"/>
+          <w:right w:val="single" w:color="auto" w:sz="4"/>
+          <w:insideH w:val="single" w:color="auto" w:sz="4"/>
+          <w:insideV w:val="single" w:color="auto" w:sz="4"/>
+        </w:tblBorders>
+      </w:tblPr>
+      <w:tblGrid>
+        <w:gridCol w:w="2340"/>
+        <w:gridCol w:w="2340"/>
+        <w:gridCol w:w="2340"/>
+        <w:gridCol w:w="2340"/>
+      </w:tblGrid>
+      <w:tr>
+        <w:tc>
+          <w:tcPr>
+            <w:tcBorders>
+              <w:top w:val="single" w:color="000000" w:sz="6"/>
+              <w:left w:val="none" w:color="FFFFFF" w:sz="0"/>
+              <w:bottom w:val="single" w:color="000000" w:sz="6"/>
+              <w:right w:val="none" w:color="FFFFFF" w:sz="0"/>
+            </w:tcBorders>
+          </w:tcPr>
+          <w:p>
+            <w:pPr>
+              <w:spacing w:after="0" w:before="0" w:line="480" w:lineRule="auto"/>
+            </w:pPr>
+            <w:r>
+              <w:rPr>
+                <w:rFonts w:ascii="Times New Roman" w:cs="Times New Roman" w:eastAsia="Times New Roman" w:hAnsi="Times New Roman"/>
+                <w:b/>
+                <w:bCs/>
+                <w:sz w:val="24"/>
+                <w:szCs w:val="24"/>
+              </w:rPr>
+              <w:t xml:space="preserve">Fuente revisada</w:t>
+            </w:r>
+          </w:p>
+        </w:tc>
+        <w:tc>
+          <w:tcPr>
+            <w:tcBorders>
+              <w:top w:val="single" w:color="000000" w:sz="6"/>
+              <w:left w:val="none" w:color="FFFFFF" w:sz="0"/>
+              <w:bottom w:val="single" w:color="000000" w:sz="6"/>
+              <w:right w:val="none" w:color="FFFFFF" w:sz="0"/>
+            </w:tcBorders>
+          </w:tcPr>
+          <w:p>
+            <w:pPr>
+              <w:spacing w:after="0" w:before="0" w:line="480" w:lineRule="auto"/>
+            </w:pPr>
+            <w:r>
+              <w:rPr>
+                <w:rFonts w:ascii="Times New Roman" w:cs="Times New Roman" w:eastAsia="Times New Roman" w:hAnsi="Times New Roman"/>
+                <w:b/>
+                <w:bCs/>
+                <w:sz w:val="24"/>
+                <w:szCs w:val="24"/>
+              </w:rPr>
+              <w:t xml:space="preserve">Tipo de fuente</w:t>
+            </w:r>
+          </w:p>
+        </w:tc>
+        <w:tc>
+          <w:tcPr>
+            <w:tcBorders>
+              <w:top w:val="single" w:color="000000" w:sz="6"/>
+              <w:left w:val="none" w:color="FFFFFF" w:sz="0"/>
+              <w:bottom w:val="single" w:color="000000" w:sz="6"/>
+              <w:right w:val="none" w:color="FFFFFF" w:sz="0"/>
+            </w:tcBorders>
+          </w:tcPr>
+          <w:p>
+            <w:pPr>
+              <w:spacing w:after="0" w:before="0" w:line="480" w:lineRule="auto"/>
+            </w:pPr>
+            <w:r>
+              <w:rPr>
+                <w:rFonts w:ascii="Times New Roman" w:cs="Times New Roman" w:eastAsia="Times New Roman" w:hAnsi="Times New Roman"/>
+                <w:b/>
+                <w:bCs/>
+                <w:sz w:val="24"/>
+                <w:szCs w:val="24"/>
+              </w:rPr>
+              <w:t xml:space="preserve">Dato relevante extraído</w:t>
+            </w:r>
+          </w:p>
+        </w:tc>
+        <w:tc>
+          <w:tcPr>
+            <w:tcBorders>
+              <w:top w:val="single" w:color="000000" w:sz="6"/>
+              <w:left w:val="none" w:color="FFFFFF" w:sz="0"/>
+              <w:bottom w:val="single" w:color="000000" w:sz="6"/>
+              <w:right w:val="none" w:color="FFFFFF" w:sz="0"/>
+            </w:tcBorders>
+          </w:tcPr>
+          <w:p>
+            <w:pPr>
+              <w:spacing w:after="0" w:before="0" w:line="480" w:lineRule="auto"/>
+            </w:pPr>
+            <w:r>
+              <w:rPr>
+                <w:rFonts w:ascii="Times New Roman" w:cs="Times New Roman" w:eastAsia="Times New Roman" w:hAnsi="Times New Roman"/>
+                <w:b/>
+                <w:bCs/>
+                <w:sz w:val="24"/>
+                <w:szCs w:val="24"/>
+              </w:rPr>
+              <w:t xml:space="preserve">Fecha de publicación</w:t>
+            </w:r>
+          </w:p>
+        </w:tc>
+      </w:tr>
+      <w:tr>
+        <w:tc>
+          <w:tcPr>
+            <w:tcBorders>
+              <w:top w:val="none" w:color="FFFFFF" w:sz="0"/>
+              <w:left w:val="none" w:color="FFFFFF" w:sz="0"/>
+              <w:bottom w:val="none" w:color="FFFFFF" w:sz="0"/>
+              <w:right w:val="none" w:color="FFFFFF" w:sz="0"/>
+            </w:tcBorders>
+          </w:tcPr>
+          <w:p>
+            <w:pPr>
+              <w:spacing w:after="0" w:before="0" w:line="480" w:lineRule="auto"/>
+            </w:pPr>
+            <w:r>
+              <w:rPr>
+                <w:rFonts w:ascii="Times New Roman" w:cs="Times New Roman" w:eastAsia="Times New Roman" w:hAnsi="Times New Roman"/>
+                <w:sz w:val="24"/>
+                <w:szCs w:val="24"/>
+              </w:rPr>
+              <w:t xml:space="preserve">Los Tiempos — "Cobija declara emergencia sanitaria..."</w:t>
+            </w:r>
+          </w:p>
+        </w:tc>
+        <w:tc>
+          <w:tcPr>
+            <w:tcBorders>
+              <w:top w:val="none" w:color="FFFFFF" w:sz="0"/>
+              <w:left w:val="none" w:color="FFFFFF" w:sz="0"/>
+              <w:bottom w:val="none" w:color="FFFFFF" w:sz="0"/>
+              <w:right w:val="none" w:color="FFFFFF" w:sz="0"/>
+            </w:tcBorders>
+          </w:tcPr>
+          <w:p>
+            <w:pPr>
+              <w:spacing w:after="0" w:before="0" w:line="480" w:lineRule="auto"/>
+            </w:pPr>
+            <w:r>
+              <w:rPr>
+                <w:rFonts w:ascii="Times New Roman" w:cs="Times New Roman" w:eastAsia="Times New Roman" w:hAnsi="Times New Roman"/>
+                <w:sz w:val="24"/>
+                <w:szCs w:val="24"/>
+              </w:rPr>
+              <w:t xml:space="preserve">Periodística</w:t>
+            </w:r>
+          </w:p>
+        </w:tc>
+        <w:tc>
+          <w:tcPr>
+            <w:tcBorders>
+              <w:top w:val="none" w:color="FFFFFF" w:sz="0"/>
+              <w:left w:val="none" w:color="FFFFFF" w:sz="0"/>
+              <w:bottom w:val="none" w:color="FFFFFF" w:sz="0"/>
+              <w:right w:val="none" w:color="FFFFFF" w:sz="0"/>
+            </w:tcBorders>
+          </w:tcPr>
+          <w:p>
+            <w:pPr>
+              <w:spacing w:after="0" w:before="0" w:line="480" w:lineRule="auto"/>
+            </w:pPr>
+            <w:r>
+              <w:rPr>
+                <w:rFonts w:ascii="Times New Roman" w:cs="Times New Roman" w:eastAsia="Times New Roman" w:hAnsi="Times New Roman"/>
+                <w:sz w:val="24"/>
+                <w:szCs w:val="24"/>
+              </w:rPr>
+              <w:t xml:space="preserve">Concentración de PM2,5 de 575 µg/m³ en Cobija; humo transfronterizo de Brasil y Perú</w:t>
+            </w:r>
+          </w:p>
+        </w:tc>
+        <w:tc>
+          <w:tcPr>
+            <w:tcBorders>
+              <w:top w:val="none" w:color="FFFFFF" w:sz="0"/>
+              <w:left w:val="none" w:color="FFFFFF" w:sz="0"/>
+              <w:bottom w:val="none" w:color="FFFFFF" w:sz="0"/>
+              <w:right w:val="none" w:color="FFFFFF" w:sz="0"/>
+            </w:tcBorders>
+          </w:tcPr>
+          <w:p>
+            <w:pPr>
+              <w:spacing w:after="0" w:before="0" w:line="480" w:lineRule="auto"/>
+            </w:pPr>
+            <w:r>
+              <w:rPr>
+                <w:rFonts w:ascii="Times New Roman" w:cs="Times New Roman" w:eastAsia="Times New Roman" w:hAnsi="Times New Roman"/>
+                <w:sz w:val="24"/>
+                <w:szCs w:val="24"/>
+              </w:rPr>
+              <w:t xml:space="preserve">5 de septiembre de 2024</w:t>
+            </w:r>
+          </w:p>
+        </w:tc>
+      </w:tr>
+      <w:tr>
+        <w:tc>
+          <w:tcPr>
+            <w:tcBorders>
+              <w:top w:val="none" w:color="FFFFFF" w:sz="0"/>
+              <w:left w:val="none" w:color="FFFFFF" w:sz="0"/>
+              <w:bottom w:val="none" w:color="FFFFFF" w:sz="0"/>
+              <w:right w:val="none" w:color="FFFFFF" w:sz="0"/>
+            </w:tcBorders>
+          </w:tcPr>
+          <w:p>
+            <w:pPr>
+              <w:spacing w:after="0" w:before="0" w:line="480" w:lineRule="auto"/>
+            </w:pPr>
+            <w:r>
+              <w:rPr>
+                <w:rFonts w:ascii="Times New Roman" w:cs="Times New Roman" w:eastAsia="Times New Roman" w:hAnsi="Times New Roman"/>
+                <w:sz w:val="24"/>
+                <w:szCs w:val="24"/>
+              </w:rPr>
+              <w:t xml:space="preserve">Mongabay Latam — "Balance ambiental de Bolivia en 2024..."</w:t>
+            </w:r>
+          </w:p>
+        </w:tc>
+        <w:tc>
+          <w:tcPr>
+            <w:tcBorders>
+              <w:top w:val="none" w:color="FFFFFF" w:sz="0"/>
+              <w:left w:val="none" w:color="FFFFFF" w:sz="0"/>
+              <w:bottom w:val="none" w:color="FFFFFF" w:sz="0"/>
+              <w:right w:val="none" w:color="FFFFFF" w:sz="0"/>
+            </w:tcBorders>
+          </w:tcPr>
+          <w:p>
+            <w:pPr>
+              <w:spacing w:after="0" w:before="0" w:line="480" w:lineRule="auto"/>
+            </w:pPr>
+            <w:r>
+              <w:rPr>
+                <w:rFonts w:ascii="Times New Roman" w:cs="Times New Roman" w:eastAsia="Times New Roman" w:hAnsi="Times New Roman"/>
+                <w:sz w:val="24"/>
+                <w:szCs w:val="24"/>
+              </w:rPr>
+              <w:t xml:space="preserve">Periodística especializada</w:t>
+            </w:r>
+          </w:p>
+        </w:tc>
+        <w:tc>
+          <w:tcPr>
+            <w:tcBorders>
+              <w:top w:val="none" w:color="FFFFFF" w:sz="0"/>
+              <w:left w:val="none" w:color="FFFFFF" w:sz="0"/>
+              <w:bottom w:val="none" w:color="FFFFFF" w:sz="0"/>
+              <w:right w:val="none" w:color="FFFFFF" w:sz="0"/>
+            </w:tcBorders>
+          </w:tcPr>
+          <w:p>
+            <w:pPr>
+              <w:spacing w:after="0" w:before="0" w:line="480" w:lineRule="auto"/>
+            </w:pPr>
+            <w:r>
+              <w:rPr>
+                <w:rFonts w:ascii="Times New Roman" w:cs="Times New Roman" w:eastAsia="Times New Roman" w:hAnsi="Times New Roman"/>
+                <w:sz w:val="24"/>
+                <w:szCs w:val="24"/>
+              </w:rPr>
+              <w:t xml:space="preserve">12,6 millones de ha quemadas en Bolivia en 2024; 7,16 millones de bosque</w:t>
+            </w:r>
+          </w:p>
+        </w:tc>
+        <w:tc>
+          <w:tcPr>
+            <w:tcBorders>
+              <w:top w:val="none" w:color="FFFFFF" w:sz="0"/>
+              <w:left w:val="none" w:color="FFFFFF" w:sz="0"/>
+              <w:bottom w:val="none" w:color="FFFFFF" w:sz="0"/>
+              <w:right w:val="none" w:color="FFFFFF" w:sz="0"/>
+            </w:tcBorders>
+          </w:tcPr>
+          <w:p>
+            <w:pPr>
+              <w:spacing w:after="0" w:before="0" w:line="480" w:lineRule="auto"/>
+            </w:pPr>
+            <w:r>
+              <w:rPr>
+                <w:rFonts w:ascii="Times New Roman" w:cs="Times New Roman" w:eastAsia="Times New Roman" w:hAnsi="Times New Roman"/>
+                <w:sz w:val="24"/>
+                <w:szCs w:val="24"/>
+              </w:rPr>
+              <w:t xml:space="preserve">Diciembre de 2024</w:t>
+            </w:r>
+          </w:p>
+        </w:tc>
+      </w:tr>
+      <w:tr>
+        <w:tc>
+          <w:tcPr>
+            <w:tcBorders>
+              <w:top w:val="none" w:color="FFFFFF" w:sz="0"/>
+              <w:left w:val="none" w:color="FFFFFF" w:sz="0"/>
+              <w:bottom w:val="single" w:color="000000" w:sz="6"/>
+              <w:right w:val="none" w:color="FFFFFF" w:sz="0"/>
+            </w:tcBorders>
+          </w:tcPr>
+          <w:p>
+            <w:pPr>
+              <w:spacing w:after="0" w:before="0" w:line="480" w:lineRule="auto"/>
+            </w:pPr>
+            <w:r>
+              <w:rPr>
+                <w:rFonts w:ascii="Times New Roman" w:cs="Times New Roman" w:eastAsia="Times New Roman" w:hAnsi="Times New Roman"/>
+                <w:sz w:val="24"/>
+                <w:szCs w:val="24"/>
+              </w:rPr>
+              <w:t xml:space="preserve">SDSN Bolivia — "Emisiones de CO2 por deforestación e incendios en Bolivia"</w:t>
+            </w:r>
+          </w:p>
+        </w:tc>
+        <w:tc>
+          <w:tcPr>
+            <w:tcBorders>
+              <w:top w:val="none" w:color="FFFFFF" w:sz="0"/>
+              <w:left w:val="none" w:color="FFFFFF" w:sz="0"/>
+              <w:bottom w:val="single" w:color="000000" w:sz="6"/>
+              <w:right w:val="none" w:color="FFFFFF" w:sz="0"/>
+            </w:tcBorders>
+          </w:tcPr>
+          <w:p>
+            <w:pPr>
+              <w:spacing w:after="0" w:before="0" w:line="480" w:lineRule="auto"/>
+            </w:pPr>
+            <w:r>
+              <w:rPr>
+                <w:rFonts w:ascii="Times New Roman" w:cs="Times New Roman" w:eastAsia="Times New Roman" w:hAnsi="Times New Roman"/>
+                <w:sz w:val="24"/>
+                <w:szCs w:val="24"/>
+              </w:rPr>
+              <w:t xml:space="preserve">Institucional/académica</w:t>
+            </w:r>
+          </w:p>
+        </w:tc>
+        <w:tc>
+          <w:tcPr>
+            <w:tcBorders>
+              <w:top w:val="none" w:color="FFFFFF" w:sz="0"/>
+              <w:left w:val="none" w:color="FFFFFF" w:sz="0"/>
+              <w:bottom w:val="single" w:color="000000" w:sz="6"/>
+              <w:right w:val="none" w:color="FFFFFF" w:sz="0"/>
+            </w:tcBorders>
+          </w:tcPr>
+          <w:p>
+            <w:pPr>
+              <w:spacing w:after="0" w:before="0" w:line="480" w:lineRule="auto"/>
+            </w:pPr>
+            <w:r>
+              <w:rPr>
+                <w:rFonts w:ascii="Times New Roman" w:cs="Times New Roman" w:eastAsia="Times New Roman" w:hAnsi="Times New Roman"/>
+                <w:sz w:val="24"/>
+                <w:szCs w:val="24"/>
+              </w:rPr>
+              <w:t xml:space="preserve">Participación del sector forestal: 67,1 % CO2, 9,1 % CH4, 26,3 % N2O (2022)</w:t>
+            </w:r>
+          </w:p>
+        </w:tc>
+        <w:tc>
+          <w:tcPr>
+            <w:tcBorders>
+              <w:top w:val="none" w:color="FFFFFF" w:sz="0"/>
+              <w:left w:val="none" w:color="FFFFFF" w:sz="0"/>
+              <w:bottom w:val="single" w:color="000000" w:sz="6"/>
+              <w:right w:val="none" w:color="FFFFFF" w:sz="0"/>
+            </w:tcBorders>
+          </w:tcPr>
+          <w:p>
+            <w:pPr>
+              <w:spacing w:after="0" w:before="0" w:line="480" w:lineRule="auto"/>
+            </w:pPr>
+            <w:r>
+              <w:rPr>
+                <w:rFonts w:ascii="Times New Roman" w:cs="Times New Roman" w:eastAsia="Times New Roman" w:hAnsi="Times New Roman"/>
+                <w:sz w:val="24"/>
+                <w:szCs w:val="24"/>
+              </w:rPr>
+              <w:t xml:space="preserve">2024</w:t>
+            </w:r>
+          </w:p>
+        </w:tc>
+      </w:tr>
+    </w:tbl>
     <w:p>
       <w:pPr>
         <w:spacing w:after="0" w:before="0" w:line="480" w:lineRule="auto"/>
@@ -3394,21 +3829,21 @@
           <w:sz w:val="24"/>
           <w:szCs w:val="24"/>
         </w:rPr>
-        <w:t xml:space="preserve">Anexo 3. Espacio para fotografías</w:t>
-      </w:r>
-    </w:p>
-    <w:p>
-      <w:pPr>
-        <w:spacing w:after="0" w:before="0" w:line="480" w:lineRule="auto"/>
-        <w:ind w:firstLine="720"/>
-      </w:pPr>
-      <w:r>
-        <w:rPr>
-          <w:rFonts w:ascii="Times New Roman" w:cs="Times New Roman" w:eastAsia="Times New Roman" w:hAnsi="Times New Roman"/>
-          <w:sz w:val="24"/>
-          <w:szCs w:val="24"/>
-        </w:rPr>
-        <w:t xml:space="preserve">(Espacio reservado para incorporar fotografías propias o de fuentes citadas sobre incendios forestales en Pando 2023-2024, indicando pie de foto y fuente en cada caso, por ejemplo: "Humo de incendios sobre Cobija, septiembre de 2024. Fuente: Los Tiempos, 2024.")</w:t>
+        <w:t xml:space="preserve">Anexo 3. Fotografías</w:t>
+      </w:r>
+    </w:p>
+    <w:p>
+      <w:pPr>
+        <w:spacing w:after="0" w:before="0" w:line="480" w:lineRule="auto"/>
+        <w:ind w:firstLine="720"/>
+      </w:pPr>
+      <w:r>
+        <w:rPr>
+          <w:rFonts w:ascii="Times New Roman" w:cs="Times New Roman" w:eastAsia="Times New Roman" w:hAnsi="Times New Roman"/>
+          <w:sz w:val="24"/>
+          <w:szCs w:val="24"/>
+        </w:rPr>
+        <w:t xml:space="preserve">Esta monografía no incorpora fotografías de terceros en este anexo, debido a que las imágenes periodísticas y satelitales disponibles sobre los incendios en Pando (2023-2024) están protegidas por derechos de autor y no pueden reproducirse sin autorización expresa de sus autores o medios. Se recomienda al estudiante incorporar en esta sección fotografías propias tomadas en Pando, o solicitar autorización de reproducción a los medios citados en la bibliografía (Los Tiempos, Mongabay Latam), indicando en cada caso un pie de foto con el siguiente formato: "Descripción de la imagen. Lugar y fecha. Fuente: Apellido, Año."</w:t>
       </w:r>
     </w:p>
     <w:sectPr>

--- a/monografia/monografia_gases_invernadero_pando.docx
+++ b/monografia/monografia_gases_invernadero_pando.docx
@@ -57,7 +57,7 @@
           <w:sz w:val="24"/>
           <w:szCs w:val="24"/>
         </w:rPr>
-        <w:t xml:space="preserve">Área: Lenguaje y Biología</w:t>
+        <w:t xml:space="preserve">Área: Química</w:t>
       </w:r>
     </w:p>
     <w:p>
@@ -386,7 +386,7 @@
           <w:sz w:val="24"/>
           <w:szCs w:val="24"/>
         </w:rPr>
-        <w:t xml:space="preserve">Texto argumentativo de difusión ........................................................ 9</w:t>
+        <w:t xml:space="preserve">Un texto para concientizar sobre los incendios en Pando ................ 9</w:t>
       </w:r>
     </w:p>
     <w:p>
@@ -487,49 +487,49 @@
           <w:sz w:val="24"/>
           <w:szCs w:val="24"/>
         </w:rPr>
-        <w:t xml:space="preserve">La presente investigación analiza la emisión de gases de efecto invernadero, específicamente metano (CH4) y óxido nitroso (N2O), producidos por los incendios forestales ocurridos en el departamento de Pando, considerando tanto los aspectos biológicos y climáticos del fenómeno como los aspectos comunicativos necesarios para difundir esta problemática mediante textos científicos y argumentativos que permitan crear conciencia en la población pandina.</w:t>
-      </w:r>
-    </w:p>
-    <w:p>
-      <w:pPr>
-        <w:spacing w:after="0" w:before="0" w:line="480" w:lineRule="auto"/>
-        <w:ind w:firstLine="720"/>
-      </w:pPr>
-      <w:r>
-        <w:rPr>
-          <w:rFonts w:ascii="Times New Roman" w:cs="Times New Roman" w:eastAsia="Times New Roman" w:hAnsi="Times New Roman"/>
-          <w:sz w:val="24"/>
-          <w:szCs w:val="24"/>
-        </w:rPr>
-        <w:t xml:space="preserve">El estudio de este tema resulta importante porque Pando, al formar parte de la Amazonía boliviana, ha sufrido en los últimos años (2023-2024) una intensificación de los incendios forestales que no solo liberan dióxido de carbono (CO2), sino también metano y óxido nitroso, gases con un potencial de calentamiento global muy superior al CO2 en un horizonte de cien años. Comprender este proceso permite fortalecer la capacidad de la comunidad educativa para comunicar información científica de manera clara, precisa y responsable.</w:t>
-      </w:r>
-    </w:p>
-    <w:p>
-      <w:pPr>
-        <w:spacing w:after="0" w:before="0" w:line="480" w:lineRule="auto"/>
-        <w:ind w:firstLine="720"/>
-      </w:pPr>
-      <w:r>
-        <w:rPr>
-          <w:rFonts w:ascii="Times New Roman" w:cs="Times New Roman" w:eastAsia="Times New Roman" w:hAnsi="Times New Roman"/>
-          <w:sz w:val="24"/>
-          <w:szCs w:val="24"/>
-        </w:rPr>
-        <w:t xml:space="preserve">La motivación de esta investigación surge de la necesidad de vincular el conocimiento biológico sobre el ciclo del carbono y el nitrógeno con la producción de textos científicos y argumentativos que sirvan como herramienta de divulgación ambiental en la región amazónica de Pando.</w:t>
-      </w:r>
-    </w:p>
-    <w:p>
-      <w:pPr>
-        <w:spacing w:after="0" w:before="0" w:line="480" w:lineRule="auto"/>
-        <w:ind w:firstLine="720"/>
-      </w:pPr>
-      <w:r>
-        <w:rPr>
-          <w:rFonts w:ascii="Times New Roman" w:cs="Times New Roman" w:eastAsia="Times New Roman" w:hAnsi="Times New Roman"/>
-          <w:sz w:val="24"/>
-          <w:szCs w:val="24"/>
-        </w:rPr>
-        <w:t xml:space="preserve">La monografía se organiza en cinco capítulos: el planteamiento del problema, el marco teórico que fundamenta biológica y lingüísticamente el tema, la metodología empleada, el desarrollo de la investigación con el análisis de datos, y los resultados obtenidos, seguidos de las conclusiones, recomendaciones y bibliografía consultada.</w:t>
+        <w:t xml:space="preserve">Elegí este tema porque cada año, cuando llega la época seca, en Cobija se siente el humo de los incendios que hay en el campo y en los bosques de Pando. Al principio pensaba que ese humo solo era molesto para respirar, pero investigando para la clase de Química me di cuenta de que ahí también se están formando gases que contribuyen al efecto invernadero, y no solo dióxido de carbono como uno normalmente escucha, sino también metano y óxido nitroso, que son mucho menos conocidos pero que "atrapan" bastante más calor.</w:t>
+      </w:r>
+    </w:p>
+    <w:p>
+      <w:pPr>
+        <w:spacing w:after="0" w:before="0" w:line="480" w:lineRule="auto"/>
+        <w:ind w:firstLine="720"/>
+      </w:pPr>
+      <w:r>
+        <w:rPr>
+          <w:rFonts w:ascii="Times New Roman" w:cs="Times New Roman" w:eastAsia="Times New Roman" w:hAnsi="Times New Roman"/>
+          <w:sz w:val="24"/>
+          <w:szCs w:val="24"/>
+        </w:rPr>
+        <w:t xml:space="preserve">En este trabajo quiero explicar, desde la química, qué es lo que pasa exactamente cuando se quema un bosque o un chaco: qué reacciones ocurren, por qué a veces se forma más CO₂ y otras veces se forma más CH₄ o N₂O, y qué relación tiene todo esto con lo que hemos vivido en Pando en los últimos años, sobre todo con la emergencia sanitaria que se declaró en Cobija en 2024 por el humo.</w:t>
+      </w:r>
+    </w:p>
+    <w:p>
+      <w:pPr>
+        <w:spacing w:after="0" w:before="0" w:line="480" w:lineRule="auto"/>
+        <w:ind w:firstLine="720"/>
+      </w:pPr>
+      <w:r>
+        <w:rPr>
+          <w:rFonts w:ascii="Times New Roman" w:cs="Times New Roman" w:eastAsia="Times New Roman" w:hAnsi="Times New Roman"/>
+          <w:sz w:val="24"/>
+          <w:szCs w:val="24"/>
+        </w:rPr>
+        <w:t xml:space="preserve">Me pareció importante hacer esta investigación porque, viviendo en una región amazónica como la nuestra, uno normalmente ve el chaqueo como algo "de siempre" y no se detiene a pensar en la química que hay detrás, ni en que esos gases que se liberan aquí terminan afectando al clima de todo el planeta.</w:t>
+      </w:r>
+    </w:p>
+    <w:p>
+      <w:pPr>
+        <w:spacing w:after="0" w:before="0" w:line="480" w:lineRule="auto"/>
+        <w:ind w:firstLine="720"/>
+      </w:pPr>
+      <w:r>
+        <w:rPr>
+          <w:rFonts w:ascii="Times New Roman" w:cs="Times New Roman" w:eastAsia="Times New Roman" w:hAnsi="Times New Roman"/>
+          <w:sz w:val="24"/>
+          <w:szCs w:val="24"/>
+        </w:rPr>
+        <w:t xml:space="preserve">El trabajo está organizado en cinco capítulos. Primero planteo el problema y los objetivos; después desarrollo el marco teórico con los conceptos químicos que necesito para entender el tema; luego explico cómo hice la investigación; en el cuarto capítulo desarrollo el análisis con los datos que encontré; y en el quinto presento los resultados. Al final agrego un texto de concientización, las conclusiones, recomendaciones, la bibliografía y los anexos.</w:t>
       </w:r>
     </w:p>
     <w:p>
@@ -593,7 +593,7 @@
           <w:sz w:val="24"/>
           <w:szCs w:val="24"/>
         </w:rPr>
-        <w:t xml:space="preserve">¿Cómo influye la emisión de metano y óxido nitroso generada por los incendios forestales en Pando sobre el efecto invernadero, y cómo puede comunicarse esta problemática mediante textos científicos y argumentativos?</w:t>
+        <w:t xml:space="preserve">¿Qué reacciones químicas se producen durante los incendios forestales en Pando y cómo estas generan metano y óxido nitroso, gases que intensifican el efecto invernadero?</w:t>
       </w:r>
     </w:p>
     <w:p>
@@ -623,7 +623,7 @@
           <w:sz w:val="24"/>
           <w:szCs w:val="24"/>
         </w:rPr>
-        <w:t xml:space="preserve">Esta investigación es importante porque permite comprender los mecanismos biológicos y químicos mediante los cuales la quema de biomasa en los bosques amazónicos de Pando libera metano y óxido nitroso a la atmósfera, gases que intensifican el efecto invernadero y el cambio climático regional y global. Asimismo, fortalece la capacidad de los estudiantes para comunicar información científica de manera clara, precisa y responsable, contribuyendo a la formación de una ciudadanía informada sobre los riesgos ambientales que enfrenta el departamento.</w:t>
+        <w:t xml:space="preserve">Quiero entender este tema porque me permite aplicar lo que hemos visto en Química sobre reacciones de combustión a un problema real que estamos viviendo en mi departamento. No es lo mismo leer en el libro que "la combustión incompleta produce monóxido de carbono" que relacionarlo con el humo que respiramos en Cobija cada año. Además, creo que es un tema que le puede servir a otros estudiantes para entender que la contaminación del aire no es solo "humo", sino una mezcla de compuestos químicos concretos con efectos distintos.</w:t>
       </w:r>
     </w:p>
     <w:p>
@@ -669,7 +669,7 @@
           <w:sz w:val="24"/>
           <w:szCs w:val="24"/>
         </w:rPr>
-        <w:t xml:space="preserve">Analizar la emisión de metano y óxido nitroso producida por los incendios forestales en el departamento de Pando mediante una investigación científica documental y la producción de textos argumentativos que difundan sus efectos sobre el efecto invernadero.</w:t>
+        <w:t xml:space="preserve">Explicar, desde la química, cómo se produce la emisión de metano y óxido nitroso en los incendios forestales de Pando y qué relación tiene esto con el efecto invernadero.</w:t>
       </w:r>
     </w:p>
     <w:p>
@@ -704,7 +704,7 @@
           <w:sz w:val="24"/>
           <w:szCs w:val="24"/>
         </w:rPr>
-        <w:t xml:space="preserve">Identificar las causas principales de los incendios forestales registrados en Pando durante los últimos años.</w:t>
+        <w:t xml:space="preserve">Repasar los conceptos químicos de combustión completa e incompleta y aplicarlos a un incendio forestal.</w:t>
       </w:r>
     </w:p>
     <w:p>
@@ -723,7 +723,7 @@
           <w:sz w:val="24"/>
           <w:szCs w:val="24"/>
         </w:rPr>
-        <w:t xml:space="preserve">Explicar los procesos biológicos y químicos que generan la emisión de metano y óxido nitroso durante la combustión de biomasa.</w:t>
+        <w:t xml:space="preserve">Explicar, con ecuaciones químicas sencillas, cómo se forman el CH₄ y el N₂O durante la quema de biomasa.</w:t>
       </w:r>
     </w:p>
     <w:p>
@@ -742,7 +742,7 @@
           <w:sz w:val="24"/>
           <w:szCs w:val="24"/>
         </w:rPr>
-        <w:t xml:space="preserve">Recopilar información científica y periodística sobre la magnitud de los incendios en Pando y sus emisiones de gases de efecto invernadero.</w:t>
+        <w:t xml:space="preserve">Reunir información confiable sobre los incendios que afectaron a Pando en 2023 y 2024 y sus consecuencias.</w:t>
       </w:r>
     </w:p>
     <w:p>
@@ -761,7 +761,7 @@
           <w:sz w:val="24"/>
           <w:szCs w:val="24"/>
         </w:rPr>
-        <w:t xml:space="preserve">Elaborar un texto argumentativo que difunda la importancia de la prevención de incendios forestales en Pando.</w:t>
+        <w:t xml:space="preserve">Escribir un texto de concientización dirigido a la gente de mi comunidad sobre este problema.</w:t>
       </w:r>
     </w:p>
     <w:p>
@@ -811,7 +811,7 @@
           <w:sz w:val="24"/>
           <w:szCs w:val="24"/>
         </w:rPr>
-        <w:t xml:space="preserve">2.1 Conceptos principales</w:t>
+        <w:t xml:space="preserve">2.1 Conceptos químicos principales</w:t>
       </w:r>
     </w:p>
     <w:p>
@@ -827,21 +827,51 @@
           <w:sz w:val="24"/>
           <w:szCs w:val="24"/>
         </w:rPr>
-        <w:t xml:space="preserve">Efecto invernadero.</w:t>
-      </w:r>
-    </w:p>
-    <w:p>
-      <w:pPr>
-        <w:spacing w:after="0" w:before="0" w:line="480" w:lineRule="auto"/>
-        <w:ind w:firstLine="720"/>
-      </w:pPr>
-      <w:r>
-        <w:rPr>
-          <w:rFonts w:ascii="Times New Roman" w:cs="Times New Roman" w:eastAsia="Times New Roman" w:hAnsi="Times New Roman"/>
-          <w:sz w:val="24"/>
-          <w:szCs w:val="24"/>
-        </w:rPr>
-        <w:t xml:space="preserve">Es el fenómeno natural por el cual determinados gases presentes en la atmósfera retienen parte de la radiación solar reflejada por la superficie terrestre, manteniendo una temperatura apta para la vida; sin embargo, el incremento antropogénico de estos gases intensifica el calentamiento global (IPCC, 2019).</w:t>
+        <w:t xml:space="preserve">Combustión.</w:t>
+      </w:r>
+    </w:p>
+    <w:p>
+      <w:pPr>
+        <w:spacing w:after="0" w:before="0" w:line="480" w:lineRule="auto"/>
+        <w:ind w:firstLine="720"/>
+      </w:pPr>
+      <w:r>
+        <w:rPr>
+          <w:rFonts w:ascii="Times New Roman" w:cs="Times New Roman" w:eastAsia="Times New Roman" w:hAnsi="Times New Roman"/>
+          <w:sz w:val="24"/>
+          <w:szCs w:val="24"/>
+        </w:rPr>
+        <w:t xml:space="preserve">Es una reacción química de oxidación en la que un combustible (en este caso, la biomasa vegetal, formada principalmente por celulosa, es decir, carbono, hidrógeno y oxígeno) reacciona con el oxígeno del aire (O₂) y libera energía en forma de calor y luz. Cuando hay suficiente oxígeno, se dice que la combustión es completa.</w:t>
+      </w:r>
+    </w:p>
+    <w:p>
+      <w:pPr>
+        <w:spacing w:after="0" w:before="0" w:line="480" w:lineRule="auto"/>
+        <w:jc w:val="center"/>
+      </w:pPr>
+      <w:r>
+        <w:rPr>
+          <w:rFonts w:ascii="Times New Roman" w:cs="Times New Roman" w:eastAsia="Times New Roman" w:hAnsi="Times New Roman"/>
+          <w:i/>
+          <w:iCs/>
+          <w:sz w:val="24"/>
+          <w:szCs w:val="24"/>
+        </w:rPr>
+        <w:t xml:space="preserve">Combustión completa:  C + O₂ → CO₂</w:t>
+      </w:r>
+    </w:p>
+    <w:p>
+      <w:pPr>
+        <w:spacing w:after="0" w:before="0" w:line="480" w:lineRule="auto"/>
+        <w:ind w:firstLine="720"/>
+      </w:pPr>
+      <w:r>
+        <w:rPr>
+          <w:rFonts w:ascii="Times New Roman" w:cs="Times New Roman" w:eastAsia="Times New Roman" w:hAnsi="Times New Roman"/>
+          <w:sz w:val="24"/>
+          <w:szCs w:val="24"/>
+        </w:rPr>
+        <w:t xml:space="preserve">En la práctica, la biomasa no es carbono puro, sino que contiene también hidrógeno y nitrógeno, por lo que junto con el CO₂ también se produce vapor de agua (H₂O).</w:t>
       </w:r>
     </w:p>
     <w:p>
@@ -857,21 +887,37 @@
           <w:sz w:val="24"/>
           <w:szCs w:val="24"/>
         </w:rPr>
-        <w:t xml:space="preserve">Metano (CH4).</w:t>
-      </w:r>
-    </w:p>
-    <w:p>
-      <w:pPr>
-        <w:spacing w:after="0" w:before="0" w:line="480" w:lineRule="auto"/>
-        <w:ind w:firstLine="720"/>
-      </w:pPr>
-      <w:r>
-        <w:rPr>
-          <w:rFonts w:ascii="Times New Roman" w:cs="Times New Roman" w:eastAsia="Times New Roman" w:hAnsi="Times New Roman"/>
-          <w:sz w:val="24"/>
-          <w:szCs w:val="24"/>
-        </w:rPr>
-        <w:t xml:space="preserve">Es un hidrocarburo producido principalmente por procesos de descomposición anaeróbica de materia orgánica y por la combustión incompleta de biomasa vegetal; posee un potencial de calentamiento global de aproximadamente 27 a 30 veces el del CO2 en un horizonte de cien años (IPCC, 2021).</w:t>
+        <w:t xml:space="preserve">Combustión incompleta.</w:t>
+      </w:r>
+    </w:p>
+    <w:p>
+      <w:pPr>
+        <w:spacing w:after="0" w:before="0" w:line="480" w:lineRule="auto"/>
+        <w:ind w:firstLine="720"/>
+      </w:pPr>
+      <w:r>
+        <w:rPr>
+          <w:rFonts w:ascii="Times New Roman" w:cs="Times New Roman" w:eastAsia="Times New Roman" w:hAnsi="Times New Roman"/>
+          <w:sz w:val="24"/>
+          <w:szCs w:val="24"/>
+        </w:rPr>
+        <w:t xml:space="preserve">Cuando no hay suficiente oxígeno disponible, como ocurre en el interior de un incendio grande donde las llamas consumen el oxígeno más rápido de lo que entra aire nuevo, la reacción no llega a completarse y en vez de CO₂ se forman monóxido de carbono (CO) y, en las zonas de menor temperatura, metano (CH₄), que es un hidrocarburo que no llegó a oxidarse del todo.</w:t>
+      </w:r>
+    </w:p>
+    <w:p>
+      <w:pPr>
+        <w:spacing w:after="0" w:before="0" w:line="480" w:lineRule="auto"/>
+        <w:jc w:val="center"/>
+      </w:pPr>
+      <w:r>
+        <w:rPr>
+          <w:rFonts w:ascii="Times New Roman" w:cs="Times New Roman" w:eastAsia="Times New Roman" w:hAnsi="Times New Roman"/>
+          <w:i/>
+          <w:iCs/>
+          <w:sz w:val="24"/>
+          <w:szCs w:val="24"/>
+        </w:rPr>
+        <w:t xml:space="preserve">Combustión incompleta (ejemplo simplificado):  2 C + O₂ → 2 CO</w:t>
       </w:r>
     </w:p>
     <w:p>
@@ -887,21 +933,37 @@
           <w:sz w:val="24"/>
           <w:szCs w:val="24"/>
         </w:rPr>
-        <w:t xml:space="preserve">Óxido nitroso (N2O).</w:t>
-      </w:r>
-    </w:p>
-    <w:p>
-      <w:pPr>
-        <w:spacing w:after="0" w:before="0" w:line="480" w:lineRule="auto"/>
-        <w:ind w:firstLine="720"/>
-      </w:pPr>
-      <w:r>
-        <w:rPr>
-          <w:rFonts w:ascii="Times New Roman" w:cs="Times New Roman" w:eastAsia="Times New Roman" w:hAnsi="Times New Roman"/>
-          <w:sz w:val="24"/>
-          <w:szCs w:val="24"/>
-        </w:rPr>
-        <w:t xml:space="preserve">Es un gas de efecto invernadero liberado durante la quema de biomasa y suelos ricos en nitrógeno; su capacidad de retención de calor es de aproximadamente 273 veces la del CO2 en el mismo periodo de referencia (IPCC, 2021).</w:t>
+        <w:t xml:space="preserve">Óxido nitroso (N₂O).</w:t>
+      </w:r>
+    </w:p>
+    <w:p>
+      <w:pPr>
+        <w:spacing w:after="0" w:before="0" w:line="480" w:lineRule="auto"/>
+        <w:ind w:firstLine="720"/>
+      </w:pPr>
+      <w:r>
+        <w:rPr>
+          <w:rFonts w:ascii="Times New Roman" w:cs="Times New Roman" w:eastAsia="Times New Roman" w:hAnsi="Times New Roman"/>
+          <w:sz w:val="24"/>
+          <w:szCs w:val="24"/>
+        </w:rPr>
+        <w:t xml:space="preserve">La vegetación y el suelo del bosque contienen nitrógeno (en proteínas, en materia orgánica del suelo, etc.). Cuando ese nitrógeno se somete a altas temperaturas durante la quema, en presencia de poco oxígeno, en vez de formarse nitrógeno gaseoso normal (N₂) se forma óxido nitroso.</w:t>
+      </w:r>
+    </w:p>
+    <w:p>
+      <w:pPr>
+        <w:spacing w:after="0" w:before="0" w:line="480" w:lineRule="auto"/>
+        <w:jc w:val="center"/>
+      </w:pPr>
+      <w:r>
+        <w:rPr>
+          <w:rFonts w:ascii="Times New Roman" w:cs="Times New Roman" w:eastAsia="Times New Roman" w:hAnsi="Times New Roman"/>
+          <w:i/>
+          <w:iCs/>
+          <w:sz w:val="24"/>
+          <w:szCs w:val="24"/>
+        </w:rPr>
+        <w:t xml:space="preserve">Formación simplificada:  2 N (del suelo/vegetación) + O → N₂O</w:t>
       </w:r>
     </w:p>
     <w:p>
@@ -917,27 +979,27 @@
           <w:sz w:val="24"/>
           <w:szCs w:val="24"/>
         </w:rPr>
-        <w:t xml:space="preserve">Incendio forestal.</w:t>
-      </w:r>
-    </w:p>
-    <w:p>
-      <w:pPr>
-        <w:spacing w:after="0" w:before="0" w:line="480" w:lineRule="auto"/>
-        <w:ind w:firstLine="720"/>
-      </w:pPr>
-      <w:r>
-        <w:rPr>
-          <w:rFonts w:ascii="Times New Roman" w:cs="Times New Roman" w:eastAsia="Times New Roman" w:hAnsi="Times New Roman"/>
-          <w:sz w:val="24"/>
-          <w:szCs w:val="24"/>
-        </w:rPr>
-        <w:t xml:space="preserve">Es la propagación no controlada del fuego sobre vegetación natural, que puede originarse por causas naturales o por la actividad humana, como la quema de pastizales para la ampliación de la frontera agrícola.</w:t>
-      </w:r>
-    </w:p>
-    <w:p>
-      <w:pPr>
-        <w:spacing w:after="0" w:before="0" w:line="480" w:lineRule="auto"/>
-        <w:jc w:val="left"/>
+        <w:t xml:space="preserve">Efecto invernadero.</w:t>
+      </w:r>
+    </w:p>
+    <w:p>
+      <w:pPr>
+        <w:spacing w:after="0" w:before="0" w:line="480" w:lineRule="auto"/>
+        <w:ind w:firstLine="720"/>
+      </w:pPr>
+      <w:r>
+        <w:rPr>
+          <w:rFonts w:ascii="Times New Roman" w:cs="Times New Roman" w:eastAsia="Times New Roman" w:hAnsi="Times New Roman"/>
+          <w:sz w:val="24"/>
+          <w:szCs w:val="24"/>
+        </w:rPr>
+        <w:t xml:space="preserve">Es un fenómeno natural: hay gases en la atmósfera, como el CO₂, el CH₄ y el N₂O, que dejan pasar la luz del sol pero retienen parte del calor que la Tierra refleja, como si fuera el techo de vidrio de un invernadero. Ese fenómeno es necesario para que exista vida, pero cuando aumentamos demasiado esos gases, la Tierra retiene más calor del normal y sube la temperatura global.</w:t>
+      </w:r>
+    </w:p>
+    <w:p>
+      <w:pPr>
+        <w:spacing w:after="0" w:before="0" w:line="480" w:lineRule="auto"/>
+        <w:ind w:firstLine="720"/>
       </w:pPr>
       <w:r>
         <w:rPr>
@@ -947,13 +1009,27 @@
           <w:sz w:val="24"/>
           <w:szCs w:val="24"/>
         </w:rPr>
-        <w:t xml:space="preserve">2.2 Fundamentación biológica</w:t>
-      </w:r>
-    </w:p>
-    <w:p>
-      <w:pPr>
-        <w:spacing w:after="0" w:before="0" w:line="480" w:lineRule="auto"/>
-        <w:ind w:firstLine="720"/>
+        <w:t xml:space="preserve">Potencial de calentamiento global (PCG).</w:t>
+      </w:r>
+    </w:p>
+    <w:p>
+      <w:pPr>
+        <w:spacing w:after="0" w:before="0" w:line="480" w:lineRule="auto"/>
+        <w:ind w:firstLine="720"/>
+      </w:pPr>
+      <w:r>
+        <w:rPr>
+          <w:rFonts w:ascii="Times New Roman" w:cs="Times New Roman" w:eastAsia="Times New Roman" w:hAnsi="Times New Roman"/>
+          <w:sz w:val="24"/>
+          <w:szCs w:val="24"/>
+        </w:rPr>
+        <w:t xml:space="preserve">No todos los gases "calientan" lo mismo. El PCG es un número que compara cuánto calor retiene una tonelada de determinado gas frente a una tonelada de CO₂, en un plazo de cien años. Según el IPCC (2021), el metano tiene un PCG de aproximadamente 27 a 30, y el óxido nitroso de aproximadamente 273. Es decir, una tonelada de N₂O "calienta" casi lo mismo que 273 toneladas de CO₂.</w:t>
+      </w:r>
+    </w:p>
+    <w:p>
+      <w:pPr>
+        <w:spacing w:after="0" w:before="0" w:line="480" w:lineRule="auto"/>
+        <w:jc w:val="left"/>
       </w:pPr>
       <w:r>
         <w:rPr>
@@ -963,1238 +1039,91 @@
           <w:sz w:val="24"/>
           <w:szCs w:val="24"/>
         </w:rPr>
-        <w:t xml:space="preserve">Procesos del organismo relacionados con el tema.</w:t>
-      </w:r>
-    </w:p>
-    <w:p>
-      <w:pPr>
-        <w:spacing w:after="0" w:before="0" w:line="480" w:lineRule="auto"/>
-        <w:ind w:firstLine="720"/>
-      </w:pPr>
-      <w:r>
-        <w:rPr>
-          <w:rFonts w:ascii="Times New Roman" w:cs="Times New Roman" w:eastAsia="Times New Roman" w:hAnsi="Times New Roman"/>
-          <w:sz w:val="24"/>
-          <w:szCs w:val="24"/>
-        </w:rPr>
-        <w:t xml:space="preserve">El humo generado por los incendios forestales contiene material particulado fino (PM2,5 y PM10), monóxido de carbono y compuestos irritantes. Al ser inhaladas, estas partículas atraviesan las vías respiratorias superiores y llegan hasta los alvéolos pulmonares, donde dificultan el intercambio de oxígeno y dióxido de carbono en el organismo humano.</w:t>
-      </w:r>
-    </w:p>
-    <w:p>
-      <w:pPr>
-        <w:spacing w:after="0" w:before="0" w:line="480" w:lineRule="auto"/>
-        <w:ind w:firstLine="720"/>
-      </w:pPr>
-      <w:r>
-        <w:rPr>
-          <w:rFonts w:ascii="Times New Roman" w:cs="Times New Roman" w:eastAsia="Times New Roman" w:hAnsi="Times New Roman"/>
-          <w:b/>
-          <w:bCs/>
-          <w:sz w:val="24"/>
-          <w:szCs w:val="24"/>
-        </w:rPr>
-        <w:t xml:space="preserve">Órganos afectados.</w:t>
-      </w:r>
-    </w:p>
-    <w:p>
-      <w:pPr>
-        <w:spacing w:after="0" w:before="0" w:line="480" w:lineRule="auto"/>
-        <w:ind w:firstLine="720"/>
-      </w:pPr>
-      <w:r>
-        <w:rPr>
-          <w:rFonts w:ascii="Times New Roman" w:cs="Times New Roman" w:eastAsia="Times New Roman" w:hAnsi="Times New Roman"/>
-          <w:sz w:val="24"/>
-          <w:szCs w:val="24"/>
-        </w:rPr>
-        <w:t xml:space="preserve">Los órganos más afectados son los pulmones (irritación de bronquios y alvéolos), los ojos y las mucosas nasales (irritación por partículas y gases), y de forma indirecta el sistema cardiovascular, ya que la exposición prolongada a partículas finas incrementa el riesgo de enfermedades cardiacas.</w:t>
-      </w:r>
-    </w:p>
-    <w:p>
-      <w:pPr>
-        <w:spacing w:after="0" w:before="0" w:line="480" w:lineRule="auto"/>
-        <w:ind w:firstLine="720"/>
-      </w:pPr>
-      <w:r>
-        <w:rPr>
-          <w:rFonts w:ascii="Times New Roman" w:cs="Times New Roman" w:eastAsia="Times New Roman" w:hAnsi="Times New Roman"/>
-          <w:b/>
-          <w:bCs/>
-          <w:sz w:val="24"/>
-          <w:szCs w:val="24"/>
-        </w:rPr>
-        <w:t xml:space="preserve">Consecuencias biológicas.</w:t>
-      </w:r>
-    </w:p>
-    <w:p>
-      <w:pPr>
-        <w:spacing w:after="0" w:before="0" w:line="480" w:lineRule="auto"/>
-        <w:ind w:firstLine="720"/>
-      </w:pPr>
-      <w:r>
-        <w:rPr>
-          <w:rFonts w:ascii="Times New Roman" w:cs="Times New Roman" w:eastAsia="Times New Roman" w:hAnsi="Times New Roman"/>
-          <w:sz w:val="24"/>
-          <w:szCs w:val="24"/>
-        </w:rPr>
-        <w:t xml:space="preserve">La exposición al humo de incendios provoca tos, dificultad respiratoria, agravamiento del asma y bronquitis, y mayor vulnerabilidad en niños, adultos mayores y personas con enfermedades respiratorias previas. En septiembre de 2024, Cobija registró una concentración de material particulado (PM2,5) de hasta 575 microgramos por metro cúbico, muy por encima del límite que la Organización Mundial de la Salud considera seguro, lo que motivó la declaración de emergencia sanitaria en la ciudad (Los Tiempos, 2024).</w:t>
-      </w:r>
-    </w:p>
-    <w:p>
-      <w:pPr>
-        <w:spacing w:after="0" w:before="0" w:line="480" w:lineRule="auto"/>
-        <w:ind w:firstLine="720"/>
-      </w:pPr>
-      <w:r>
-        <w:rPr>
-          <w:rFonts w:ascii="Times New Roman" w:cs="Times New Roman" w:eastAsia="Times New Roman" w:hAnsi="Times New Roman"/>
-          <w:b/>
-          <w:bCs/>
-          <w:sz w:val="24"/>
-          <w:szCs w:val="24"/>
-        </w:rPr>
-        <w:t xml:space="preserve">Fundamentación ambiental complementaria.</w:t>
-      </w:r>
-    </w:p>
-    <w:p>
-      <w:pPr>
-        <w:spacing w:after="0" w:before="0" w:line="480" w:lineRule="auto"/>
-        <w:ind w:firstLine="720"/>
-      </w:pPr>
-      <w:r>
-        <w:rPr>
-          <w:rFonts w:ascii="Times New Roman" w:cs="Times New Roman" w:eastAsia="Times New Roman" w:hAnsi="Times New Roman"/>
-          <w:sz w:val="24"/>
-          <w:szCs w:val="24"/>
-        </w:rPr>
-        <w:t xml:space="preserve">Los incendios forestales en Pando se desarrollan principalmente durante la época seca, entre mayo y octubre, coincidiendo con las prácticas de "chaqueo" o quema agrícola tradicional para la habilitación de tierras de cultivo y pastoreo. Durante la combustión de biomasa ocurren dos procesos distintos: la combustión completa, que libera principalmente dióxido de carbono y vapor de agua, y la combustión incompleta —propia de las zonas de menor temperatura y oxigenación dentro del incendio—, que libera monóxido de carbono, metano y compuestos nitrogenados como el óxido nitroso (IPCC, 2019). La proporción de cada gas emitido depende del tipo de combustible: la quema de residuos agrícolas secos (chaqueo) tiende a generar más óxido nitroso por su mayor contenido de nitrógeno foliar, mientras que la combustión de madera húmeda de bosque en pie favorece una mayor emisión de metano por combustión incompleta prolongada (IPCC, 2019).</w:t>
-      </w:r>
-    </w:p>
-    <w:p>
-      <w:pPr>
-        <w:spacing w:after="0" w:before="0" w:line="480" w:lineRule="auto"/>
-        <w:ind w:firstLine="720"/>
-      </w:pPr>
-      <w:r>
-        <w:rPr>
-          <w:rFonts w:ascii="Times New Roman" w:cs="Times New Roman" w:eastAsia="Times New Roman" w:hAnsi="Times New Roman"/>
-          <w:sz w:val="24"/>
-          <w:szCs w:val="24"/>
-        </w:rPr>
-        <w:t xml:space="preserve">El bosque húmedo amazónico que cubre la mayor parte de Pando no es naturalmente inflamable, debido a su alta humedad y a su dosel cerrado; su vulnerabilidad actual al fuego es principalmente de origen antropogénico, resultado de la fragmentación del bosque por la expansión de la frontera agrícola y de sequías más intensas asociadas a la variabilidad climática regional. Parte del humo que afecta a Cobija proviene, además, de quemas e incendios forestales originados en zonas fronterizas de Brasil y Perú, lo que confiere al problema una dimensión transfronteriza (Los Tiempos, 2024).</w:t>
-      </w:r>
-    </w:p>
-    <w:p>
-      <w:pPr>
-        <w:spacing w:after="0" w:before="0" w:line="480" w:lineRule="auto"/>
-        <w:ind w:firstLine="720"/>
-      </w:pPr>
-      <w:r>
-        <w:rPr>
-          <w:rFonts w:ascii="Times New Roman" w:cs="Times New Roman" w:eastAsia="Times New Roman" w:hAnsi="Times New Roman"/>
-          <w:sz w:val="24"/>
-          <w:szCs w:val="24"/>
-        </w:rPr>
-        <w:t xml:space="preserve">El nitrógeno presente en la vegetación y en el suelo orgánico amazónico, al ser sometido a altas temperaturas con oxigenación limitada, se transforma en óxido nitroso, gas que además de intensificar el efecto invernadero contribuye al deterioro de la capa de ozono estratosférico.</w:t>
-      </w:r>
-    </w:p>
-    <w:p>
-      <w:pPr>
-        <w:spacing w:after="0" w:before="0" w:line="480" w:lineRule="auto"/>
-        <w:ind w:firstLine="720"/>
-      </w:pPr>
-      <w:r>
-        <w:rPr>
-          <w:rFonts w:ascii="Times New Roman" w:cs="Times New Roman" w:eastAsia="Times New Roman" w:hAnsi="Times New Roman"/>
-          <w:sz w:val="24"/>
-          <w:szCs w:val="24"/>
-        </w:rPr>
-        <w:t xml:space="preserve">En Bolivia, el sector forestal aportó en 2022 el 67,1 % de las emisiones nacionales de CO2, el 9,1 % de las emisiones de CH4 y el 26,3 % de las emisiones de N2O del país, según estimaciones basadas en los inventarios nacionales de gases de efecto invernadero (SDSN Bolivia, 2024). Estas cifras deben interpretarse como aproximaciones agregadas a nivel nacional, sujetas al margen de incertidumbre propio de los inventarios de gases de efecto invernadero del sector agropecuario y forestal (AFOLU), y no existen datos desagregados que permitan confirmar si esa proporción se mantuvo, aumentó o disminuyó durante la temporada de incendios de 2024. Durante ese año, Bolivia registró la temporada de incendios más severa de su historia, con más de 12,6 millones de hectáreas afectadas a nivel nacional, de las cuales 7,16 millones correspondieron a superficie boscosa (Mongabay Latam, 2024).</w:t>
-      </w:r>
-    </w:p>
-    <w:p>
-      <w:pPr>
-        <w:spacing w:after="0" w:before="0" w:line="480" w:lineRule="auto"/>
-        <w:ind w:firstLine="720"/>
-      </w:pPr>
-      <w:r>
-        <w:rPr>
-          <w:rFonts w:ascii="Times New Roman" w:cs="Times New Roman" w:eastAsia="Times New Roman" w:hAnsi="Times New Roman"/>
-          <w:sz w:val="24"/>
-          <w:szCs w:val="24"/>
-        </w:rPr>
-        <w:t xml:space="preserve">Además de sus efectos sobre la salud humana, estas emisiones alteran los patrones de temperatura y precipitación a escala regional, afectando la biodiversidad amazónica y los ecosistemas de bosque húmedo tropical característicos de Pando.</w:t>
-      </w:r>
-    </w:p>
-    <w:p>
-      <w:pPr>
-        <w:spacing w:after="0" w:before="0" w:line="480" w:lineRule="auto"/>
-        <w:jc w:val="left"/>
-      </w:pPr>
-      <w:r>
-        <w:rPr>
-          <w:rFonts w:ascii="Times New Roman" w:cs="Times New Roman" w:eastAsia="Times New Roman" w:hAnsi="Times New Roman"/>
-          <w:b/>
-          <w:bCs/>
-          <w:sz w:val="24"/>
-          <w:szCs w:val="24"/>
-        </w:rPr>
-        <w:t xml:space="preserve">2.3 Fundamentación desde el Lenguaje</w:t>
-      </w:r>
-    </w:p>
-    <w:p>
-      <w:pPr>
-        <w:spacing w:after="0" w:before="0" w:line="480" w:lineRule="auto"/>
-        <w:ind w:firstLine="720"/>
-      </w:pPr>
-      <w:r>
-        <w:rPr>
-          <w:rFonts w:ascii="Times New Roman" w:cs="Times New Roman" w:eastAsia="Times New Roman" w:hAnsi="Times New Roman"/>
-          <w:sz w:val="24"/>
-          <w:szCs w:val="24"/>
-        </w:rPr>
-        <w:t xml:space="preserve">Según Cassany, Luna y Sanz (1994), los textos que circulan en el ámbito científico pueden clasificarse según su función comunicativa dominante. El texto científico expone información verificada mediante un lenguaje objetivo, preciso y basado en evidencias, evitando ambigüedades y utilizando terminología especializada. El texto expositivo organiza la información de manera lógica y secuencial para facilitar su comprensión por parte de públicos no especializados, sin necesariamente defender una postura. El texto argumentativo, en cambio, presenta una tesis y la sostiene mediante argumentos y evidencias, con el propósito explícito de persuadir al lector sobre la importancia de actuar frente a una problemática, como la prevención de incendios forestales.</w:t>
-      </w:r>
-    </w:p>
-    <w:p>
-      <w:pPr>
-        <w:spacing w:after="0" w:before="0" w:line="480" w:lineRule="auto"/>
-        <w:ind w:firstLine="720"/>
-      </w:pPr>
-      <w:r>
-        <w:rPr>
-          <w:rFonts w:ascii="Times New Roman" w:cs="Times New Roman" w:eastAsia="Times New Roman" w:hAnsi="Times New Roman"/>
-          <w:sz w:val="24"/>
-          <w:szCs w:val="24"/>
-        </w:rPr>
-        <w:t xml:space="preserve">La estructura básica de un texto argumentativo comprende: una tesis o postura inicial, el desarrollo de argumentos respaldados con datos o citas de autoridad, la consideración de posibles contraargumentos, y una conclusión que refuerza la postura defendida (Cassany et al., 1994). Desde una perspectiva complementaria, Van Dijk (1980) señala que la coherencia de un texto no depende únicamente de su estructura interna, sino de la relación que establece con el conocimiento y las expectativas del lector, lo cual resulta relevante para un texto de divulgación ambiental dirigido a la población de Pando, que debe conectar la información científica con su experiencia cotidiana frente a los incendios forestales.</w:t>
-      </w:r>
-    </w:p>
-    <w:p>
-      <w:pPr>
-        <w:spacing w:after="0" w:before="0" w:line="480" w:lineRule="auto"/>
-        <w:ind w:firstLine="720"/>
-      </w:pPr>
-      <w:r>
-        <w:rPr>
-          <w:rFonts w:ascii="Times New Roman" w:cs="Times New Roman" w:eastAsia="Times New Roman" w:hAnsi="Times New Roman"/>
-          <w:sz w:val="24"/>
-          <w:szCs w:val="24"/>
-        </w:rPr>
-        <w:t xml:space="preserve">El siguiente cuadro resume las diferencias entre los tres tipos de texto empleados en esta investigación:</w:t>
-      </w:r>
-    </w:p>
-    <w:tbl>
-      <w:tblPr>
-        <w:tblW w:type="dxa" w:w="9360"/>
-        <w:tblBorders>
-          <w:top w:val="single" w:color="auto" w:sz="4"/>
-          <w:left w:val="single" w:color="auto" w:sz="4"/>
-          <w:bottom w:val="single" w:color="auto" w:sz="4"/>
-          <w:right w:val="single" w:color="auto" w:sz="4"/>
-          <w:insideH w:val="single" w:color="auto" w:sz="4"/>
-          <w:insideV w:val="single" w:color="auto" w:sz="4"/>
-        </w:tblBorders>
-      </w:tblPr>
-      <w:tblGrid>
-        <w:gridCol w:w="2340"/>
-        <w:gridCol w:w="3510"/>
-        <w:gridCol w:w="3510"/>
-      </w:tblGrid>
-      <w:tr>
-        <w:tc>
-          <w:tcPr>
-            <w:tcBorders>
-              <w:top w:val="single" w:color="000000" w:sz="6"/>
-              <w:left w:val="none" w:color="FFFFFF" w:sz="0"/>
-              <w:bottom w:val="single" w:color="000000" w:sz="6"/>
-              <w:right w:val="none" w:color="FFFFFF" w:sz="0"/>
-            </w:tcBorders>
-          </w:tcPr>
-          <w:p>
-            <w:pPr>
-              <w:spacing w:after="0" w:before="0" w:line="480" w:lineRule="auto"/>
-            </w:pPr>
-            <w:r>
-              <w:rPr>
-                <w:rFonts w:ascii="Times New Roman" w:cs="Times New Roman" w:eastAsia="Times New Roman" w:hAnsi="Times New Roman"/>
-                <w:b/>
-                <w:bCs/>
-                <w:sz w:val="24"/>
-                <w:szCs w:val="24"/>
-              </w:rPr>
-              <w:t xml:space="preserve">Tipo de texto</w:t>
-            </w:r>
-          </w:p>
-        </w:tc>
-        <w:tc>
-          <w:tcPr>
-            <w:tcBorders>
-              <w:top w:val="single" w:color="000000" w:sz="6"/>
-              <w:left w:val="none" w:color="FFFFFF" w:sz="0"/>
-              <w:bottom w:val="single" w:color="000000" w:sz="6"/>
-              <w:right w:val="none" w:color="FFFFFF" w:sz="0"/>
-            </w:tcBorders>
-          </w:tcPr>
-          <w:p>
-            <w:pPr>
-              <w:spacing w:after="0" w:before="0" w:line="480" w:lineRule="auto"/>
-            </w:pPr>
-            <w:r>
-              <w:rPr>
-                <w:rFonts w:ascii="Times New Roman" w:cs="Times New Roman" w:eastAsia="Times New Roman" w:hAnsi="Times New Roman"/>
-                <w:b/>
-                <w:bCs/>
-                <w:sz w:val="24"/>
-                <w:szCs w:val="24"/>
-              </w:rPr>
-              <w:t xml:space="preserve">Función comunicativa</w:t>
-            </w:r>
-          </w:p>
-        </w:tc>
-        <w:tc>
-          <w:tcPr>
-            <w:tcBorders>
-              <w:top w:val="single" w:color="000000" w:sz="6"/>
-              <w:left w:val="none" w:color="FFFFFF" w:sz="0"/>
-              <w:bottom w:val="single" w:color="000000" w:sz="6"/>
-              <w:right w:val="none" w:color="FFFFFF" w:sz="0"/>
-            </w:tcBorders>
-          </w:tcPr>
-          <w:p>
-            <w:pPr>
-              <w:spacing w:after="0" w:before="0" w:line="480" w:lineRule="auto"/>
-            </w:pPr>
-            <w:r>
-              <w:rPr>
-                <w:rFonts w:ascii="Times New Roman" w:cs="Times New Roman" w:eastAsia="Times New Roman" w:hAnsi="Times New Roman"/>
-                <w:b/>
-                <w:bCs/>
-                <w:sz w:val="24"/>
-                <w:szCs w:val="24"/>
-              </w:rPr>
-              <w:t xml:space="preserve">Ejemplo en esta monografía</w:t>
-            </w:r>
-          </w:p>
-        </w:tc>
-      </w:tr>
-      <w:tr>
-        <w:tc>
-          <w:tcPr>
-            <w:tcBorders>
-              <w:top w:val="none" w:color="FFFFFF" w:sz="0"/>
-              <w:left w:val="none" w:color="FFFFFF" w:sz="0"/>
-              <w:bottom w:val="none" w:color="FFFFFF" w:sz="0"/>
-              <w:right w:val="none" w:color="FFFFFF" w:sz="0"/>
-            </w:tcBorders>
-          </w:tcPr>
-          <w:p>
-            <w:pPr>
-              <w:spacing w:after="0" w:before="0" w:line="480" w:lineRule="auto"/>
-            </w:pPr>
-            <w:r>
-              <w:rPr>
-                <w:rFonts w:ascii="Times New Roman" w:cs="Times New Roman" w:eastAsia="Times New Roman" w:hAnsi="Times New Roman"/>
-                <w:sz w:val="24"/>
-                <w:szCs w:val="24"/>
-              </w:rPr>
-              <w:t xml:space="preserve">Científico</w:t>
-            </w:r>
-          </w:p>
-        </w:tc>
-        <w:tc>
-          <w:tcPr>
-            <w:tcBorders>
-              <w:top w:val="none" w:color="FFFFFF" w:sz="0"/>
-              <w:left w:val="none" w:color="FFFFFF" w:sz="0"/>
-              <w:bottom w:val="none" w:color="FFFFFF" w:sz="0"/>
-              <w:right w:val="none" w:color="FFFFFF" w:sz="0"/>
-            </w:tcBorders>
-          </w:tcPr>
-          <w:p>
-            <w:pPr>
-              <w:spacing w:after="0" w:before="0" w:line="480" w:lineRule="auto"/>
-            </w:pPr>
-            <w:r>
-              <w:rPr>
-                <w:rFonts w:ascii="Times New Roman" w:cs="Times New Roman" w:eastAsia="Times New Roman" w:hAnsi="Times New Roman"/>
-                <w:sz w:val="24"/>
-                <w:szCs w:val="24"/>
-              </w:rPr>
-              <w:t xml:space="preserve">Informar con precisión y objetividad, basado en evidencia verificable</w:t>
-            </w:r>
-          </w:p>
-        </w:tc>
-        <w:tc>
-          <w:tcPr>
-            <w:tcBorders>
-              <w:top w:val="none" w:color="FFFFFF" w:sz="0"/>
-              <w:left w:val="none" w:color="FFFFFF" w:sz="0"/>
-              <w:bottom w:val="none" w:color="FFFFFF" w:sz="0"/>
-              <w:right w:val="none" w:color="FFFFFF" w:sz="0"/>
-            </w:tcBorders>
-          </w:tcPr>
-          <w:p>
-            <w:pPr>
-              <w:spacing w:after="0" w:before="0" w:line="480" w:lineRule="auto"/>
-            </w:pPr>
-            <w:r>
-              <w:rPr>
-                <w:rFonts w:ascii="Times New Roman" w:cs="Times New Roman" w:eastAsia="Times New Roman" w:hAnsi="Times New Roman"/>
-                <w:sz w:val="24"/>
-                <w:szCs w:val="24"/>
-              </w:rPr>
-              <w:t xml:space="preserve">Definiciones del apartado 2.1</w:t>
-            </w:r>
-          </w:p>
-        </w:tc>
-      </w:tr>
-      <w:tr>
-        <w:tc>
-          <w:tcPr>
-            <w:tcBorders>
-              <w:top w:val="none" w:color="FFFFFF" w:sz="0"/>
-              <w:left w:val="none" w:color="FFFFFF" w:sz="0"/>
-              <w:bottom w:val="none" w:color="FFFFFF" w:sz="0"/>
-              <w:right w:val="none" w:color="FFFFFF" w:sz="0"/>
-            </w:tcBorders>
-          </w:tcPr>
-          <w:p>
-            <w:pPr>
-              <w:spacing w:after="0" w:before="0" w:line="480" w:lineRule="auto"/>
-            </w:pPr>
-            <w:r>
-              <w:rPr>
-                <w:rFonts w:ascii="Times New Roman" w:cs="Times New Roman" w:eastAsia="Times New Roman" w:hAnsi="Times New Roman"/>
-                <w:sz w:val="24"/>
-                <w:szCs w:val="24"/>
-              </w:rPr>
-              <w:t xml:space="preserve">Expositivo</w:t>
-            </w:r>
-          </w:p>
-        </w:tc>
-        <w:tc>
-          <w:tcPr>
-            <w:tcBorders>
-              <w:top w:val="none" w:color="FFFFFF" w:sz="0"/>
-              <w:left w:val="none" w:color="FFFFFF" w:sz="0"/>
-              <w:bottom w:val="none" w:color="FFFFFF" w:sz="0"/>
-              <w:right w:val="none" w:color="FFFFFF" w:sz="0"/>
-            </w:tcBorders>
-          </w:tcPr>
-          <w:p>
-            <w:pPr>
-              <w:spacing w:after="0" w:before="0" w:line="480" w:lineRule="auto"/>
-            </w:pPr>
-            <w:r>
-              <w:rPr>
-                <w:rFonts w:ascii="Times New Roman" w:cs="Times New Roman" w:eastAsia="Times New Roman" w:hAnsi="Times New Roman"/>
-                <w:sz w:val="24"/>
-                <w:szCs w:val="24"/>
-              </w:rPr>
-              <w:t xml:space="preserve">Explicar y organizar información para un público no especializado</w:t>
-            </w:r>
-          </w:p>
-        </w:tc>
-        <w:tc>
-          <w:tcPr>
-            <w:tcBorders>
-              <w:top w:val="none" w:color="FFFFFF" w:sz="0"/>
-              <w:left w:val="none" w:color="FFFFFF" w:sz="0"/>
-              <w:bottom w:val="none" w:color="FFFFFF" w:sz="0"/>
-              <w:right w:val="none" w:color="FFFFFF" w:sz="0"/>
-            </w:tcBorders>
-          </w:tcPr>
-          <w:p>
-            <w:pPr>
-              <w:spacing w:after="0" w:before="0" w:line="480" w:lineRule="auto"/>
-            </w:pPr>
-            <w:r>
-              <w:rPr>
-                <w:rFonts w:ascii="Times New Roman" w:cs="Times New Roman" w:eastAsia="Times New Roman" w:hAnsi="Times New Roman"/>
-                <w:sz w:val="24"/>
-                <w:szCs w:val="24"/>
-              </w:rPr>
-              <w:t xml:space="preserve">Desarrollo del Capítulo IV</w:t>
-            </w:r>
-          </w:p>
-        </w:tc>
-      </w:tr>
-      <w:tr>
-        <w:tc>
-          <w:tcPr>
-            <w:tcBorders>
-              <w:top w:val="none" w:color="FFFFFF" w:sz="0"/>
-              <w:left w:val="none" w:color="FFFFFF" w:sz="0"/>
-              <w:bottom w:val="single" w:color="000000" w:sz="6"/>
-              <w:right w:val="none" w:color="FFFFFF" w:sz="0"/>
-            </w:tcBorders>
-          </w:tcPr>
-          <w:p>
-            <w:pPr>
-              <w:spacing w:after="0" w:before="0" w:line="480" w:lineRule="auto"/>
-            </w:pPr>
-            <w:r>
-              <w:rPr>
-                <w:rFonts w:ascii="Times New Roman" w:cs="Times New Roman" w:eastAsia="Times New Roman" w:hAnsi="Times New Roman"/>
-                <w:sz w:val="24"/>
-                <w:szCs w:val="24"/>
-              </w:rPr>
-              <w:t xml:space="preserve">Argumentativo</w:t>
-            </w:r>
-          </w:p>
-        </w:tc>
-        <w:tc>
-          <w:tcPr>
-            <w:tcBorders>
-              <w:top w:val="none" w:color="FFFFFF" w:sz="0"/>
-              <w:left w:val="none" w:color="FFFFFF" w:sz="0"/>
-              <w:bottom w:val="single" w:color="000000" w:sz="6"/>
-              <w:right w:val="none" w:color="FFFFFF" w:sz="0"/>
-            </w:tcBorders>
-          </w:tcPr>
-          <w:p>
-            <w:pPr>
-              <w:spacing w:after="0" w:before="0" w:line="480" w:lineRule="auto"/>
-            </w:pPr>
-            <w:r>
-              <w:rPr>
-                <w:rFonts w:ascii="Times New Roman" w:cs="Times New Roman" w:eastAsia="Times New Roman" w:hAnsi="Times New Roman"/>
-                <w:sz w:val="24"/>
-                <w:szCs w:val="24"/>
-              </w:rPr>
-              <w:t xml:space="preserve">Persuadir al lector para que adopte una postura o acción</w:t>
-            </w:r>
-          </w:p>
-        </w:tc>
-        <w:tc>
-          <w:tcPr>
-            <w:tcBorders>
-              <w:top w:val="none" w:color="FFFFFF" w:sz="0"/>
-              <w:left w:val="none" w:color="FFFFFF" w:sz="0"/>
-              <w:bottom w:val="single" w:color="000000" w:sz="6"/>
-              <w:right w:val="none" w:color="FFFFFF" w:sz="0"/>
-            </w:tcBorders>
-          </w:tcPr>
-          <w:p>
-            <w:pPr>
-              <w:spacing w:after="0" w:before="0" w:line="480" w:lineRule="auto"/>
-            </w:pPr>
-            <w:r>
-              <w:rPr>
-                <w:rFonts w:ascii="Times New Roman" w:cs="Times New Roman" w:eastAsia="Times New Roman" w:hAnsi="Times New Roman"/>
-                <w:sz w:val="24"/>
-                <w:szCs w:val="24"/>
-              </w:rPr>
-              <w:t xml:space="preserve">Texto argumentativo de difusión (ver más adelante)</w:t>
-            </w:r>
-          </w:p>
-        </w:tc>
-      </w:tr>
-    </w:tbl>
-    <w:p>
-      <w:pPr>
-        <w:spacing w:after="0" w:before="0" w:line="480" w:lineRule="auto"/>
-        <w:ind w:firstLine="720"/>
-      </w:pPr>
-      <w:r>
-        <w:rPr>
-          <w:rFonts w:ascii="Times New Roman" w:cs="Times New Roman" w:eastAsia="Times New Roman" w:hAnsi="Times New Roman"/>
-          <w:sz w:val="24"/>
-          <w:szCs w:val="24"/>
-        </w:rPr>
-        <w:t xml:space="preserve">La divulgación científica permite transmitir conocimientos utilizando un lenguaje claro, preciso y basado en evidencias, de manera que la información técnica sobre gases de efecto invernadero pueda ser comprendida y utilizada por la comunidad educativa y la población en general.</w:t>
-      </w:r>
-    </w:p>
-    <w:p>
-      <w:pPr>
-        <w:pageBreakBefore/>
-        <w:spacing w:after="0" w:before="0" w:line="480" w:lineRule="auto"/>
-        <w:jc w:val="center"/>
-      </w:pPr>
-      <w:r>
-        <w:rPr>
-          <w:rFonts w:ascii="Times New Roman" w:cs="Times New Roman" w:eastAsia="Times New Roman" w:hAnsi="Times New Roman"/>
-          <w:b/>
-          <w:bCs/>
-          <w:sz w:val="24"/>
-          <w:szCs w:val="24"/>
-        </w:rPr>
-        <w:t xml:space="preserve">CAPÍTULO III</w:t>
-      </w:r>
-    </w:p>
-    <w:p>
-      <w:pPr>
-        <w:pageBreakBefore/>
-        <w:spacing w:after="0" w:before="0" w:line="480" w:lineRule="auto"/>
-        <w:jc w:val="center"/>
-      </w:pPr>
-      <w:r>
-        <w:rPr>
-          <w:rFonts w:ascii="Times New Roman" w:cs="Times New Roman" w:eastAsia="Times New Roman" w:hAnsi="Times New Roman"/>
-          <w:b/>
-          <w:bCs/>
-          <w:sz w:val="24"/>
-          <w:szCs w:val="24"/>
-        </w:rPr>
-        <w:t xml:space="preserve">METODOLOGÍA DE INVESTIGACIÓN</w:t>
-      </w:r>
-    </w:p>
-    <w:p>
-      <w:pPr>
-        <w:spacing w:after="0" w:before="0" w:line="480" w:lineRule="auto"/>
-        <w:jc w:val="left"/>
-      </w:pPr>
-      <w:r>
-        <w:rPr>
-          <w:rFonts w:ascii="Times New Roman" w:cs="Times New Roman" w:eastAsia="Times New Roman" w:hAnsi="Times New Roman"/>
-          <w:b/>
-          <w:bCs/>
-          <w:sz w:val="24"/>
-          <w:szCs w:val="24"/>
-        </w:rPr>
-        <w:t xml:space="preserve">3.1 Tipo de investigación</w:t>
-      </w:r>
-    </w:p>
-    <w:p>
-      <w:pPr>
-        <w:spacing w:after="0" w:before="0" w:line="480" w:lineRule="auto"/>
-        <w:ind w:firstLine="720"/>
-      </w:pPr>
-      <w:r>
-        <w:rPr>
-          <w:rFonts w:ascii="Times New Roman" w:cs="Times New Roman" w:eastAsia="Times New Roman" w:hAnsi="Times New Roman"/>
-          <w:sz w:val="24"/>
-          <w:szCs w:val="24"/>
-        </w:rPr>
-        <w:t xml:space="preserve">Investigación documental: basada en informes institucionales, artículos científicos, reportes periodísticos especializados y fuentes confiables sobre incendios forestales, emisiones de gases de efecto invernadero y la situación ambiental del departamento de Pando.</w:t>
-      </w:r>
-    </w:p>
-    <w:p>
-      <w:pPr>
-        <w:spacing w:after="0" w:before="0" w:line="480" w:lineRule="auto"/>
-        <w:jc w:val="left"/>
-      </w:pPr>
-      <w:r>
-        <w:rPr>
-          <w:rFonts w:ascii="Times New Roman" w:cs="Times New Roman" w:eastAsia="Times New Roman" w:hAnsi="Times New Roman"/>
-          <w:b/>
-          <w:bCs/>
-          <w:sz w:val="24"/>
-          <w:szCs w:val="24"/>
-        </w:rPr>
-        <w:t xml:space="preserve">3.2 Método</w:t>
-      </w:r>
-    </w:p>
-    <w:p>
-      <w:pPr>
-        <w:spacing w:after="0" w:before="0" w:line="480" w:lineRule="auto"/>
-        <w:ind w:firstLine="720"/>
-      </w:pPr>
-      <w:r>
-        <w:rPr>
-          <w:rFonts w:ascii="Times New Roman" w:cs="Times New Roman" w:eastAsia="Times New Roman" w:hAnsi="Times New Roman"/>
-          <w:sz w:val="24"/>
-          <w:szCs w:val="24"/>
-        </w:rPr>
-        <w:t xml:space="preserve">Se aplicó el método científico siguiendo los siguientes pasos:</w:t>
-      </w:r>
-    </w:p>
-    <w:p>
-      <w:pPr>
-        <w:pStyle w:val="ListParagraph"/>
-        <w:numPr>
-          <w:ilvl w:val="0"/>
-          <w:numId w:val="1"/>
-        </w:numPr>
-        <w:spacing w:after="0" w:before="0" w:line="480" w:lineRule="auto"/>
-        <w:ind w:left="1080"/>
-      </w:pPr>
-      <w:r>
-        <w:rPr>
-          <w:rFonts w:ascii="Times New Roman" w:cs="Times New Roman" w:eastAsia="Times New Roman" w:hAnsi="Times New Roman"/>
-          <w:sz w:val="24"/>
-          <w:szCs w:val="24"/>
-        </w:rPr>
-        <w:t xml:space="preserve">Observación del problema: incremento de incendios forestales en Pando y su relación con la emisión de gases de efecto invernadero.</w:t>
-      </w:r>
-    </w:p>
-    <w:p>
-      <w:pPr>
-        <w:pStyle w:val="ListParagraph"/>
-        <w:numPr>
-          <w:ilvl w:val="0"/>
-          <w:numId w:val="1"/>
-        </w:numPr>
-        <w:spacing w:after="0" w:before="0" w:line="480" w:lineRule="auto"/>
-        <w:ind w:left="1080"/>
-      </w:pPr>
-      <w:r>
-        <w:rPr>
-          <w:rFonts w:ascii="Times New Roman" w:cs="Times New Roman" w:eastAsia="Times New Roman" w:hAnsi="Times New Roman"/>
-          <w:sz w:val="24"/>
-          <w:szCs w:val="24"/>
-        </w:rPr>
-        <w:t xml:space="preserve">Planteamiento de preguntas sobre las causas y consecuencias biológicas y comunicativas del fenómeno.</w:t>
-      </w:r>
-    </w:p>
-    <w:p>
-      <w:pPr>
-        <w:pStyle w:val="ListParagraph"/>
-        <w:numPr>
-          <w:ilvl w:val="0"/>
-          <w:numId w:val="1"/>
-        </w:numPr>
-        <w:spacing w:after="0" w:before="0" w:line="480" w:lineRule="auto"/>
-        <w:ind w:left="1080"/>
-      </w:pPr>
-      <w:r>
-        <w:rPr>
-          <w:rFonts w:ascii="Times New Roman" w:cs="Times New Roman" w:eastAsia="Times New Roman" w:hAnsi="Times New Roman"/>
-          <w:sz w:val="24"/>
-          <w:szCs w:val="24"/>
-        </w:rPr>
-        <w:t xml:space="preserve">Búsqueda de información en fuentes institucionales, científicas y periodísticas confiables.</w:t>
-      </w:r>
-    </w:p>
-    <w:p>
-      <w:pPr>
-        <w:pStyle w:val="ListParagraph"/>
-        <w:numPr>
-          <w:ilvl w:val="0"/>
-          <w:numId w:val="1"/>
-        </w:numPr>
-        <w:spacing w:after="0" w:before="0" w:line="480" w:lineRule="auto"/>
-        <w:ind w:left="1080"/>
-      </w:pPr>
-      <w:r>
-        <w:rPr>
-          <w:rFonts w:ascii="Times New Roman" w:cs="Times New Roman" w:eastAsia="Times New Roman" w:hAnsi="Times New Roman"/>
-          <w:sz w:val="24"/>
-          <w:szCs w:val="24"/>
-        </w:rPr>
-        <w:t xml:space="preserve">Análisis de los resultados obtenidos sobre superficie quemada y proporción de gases emitidos.</w:t>
-      </w:r>
-    </w:p>
-    <w:p>
-      <w:pPr>
-        <w:pStyle w:val="ListParagraph"/>
-        <w:numPr>
-          <w:ilvl w:val="0"/>
-          <w:numId w:val="1"/>
-        </w:numPr>
-        <w:spacing w:after="0" w:before="0" w:line="480" w:lineRule="auto"/>
-        <w:ind w:left="1080"/>
-      </w:pPr>
-      <w:r>
-        <w:rPr>
-          <w:rFonts w:ascii="Times New Roman" w:cs="Times New Roman" w:eastAsia="Times New Roman" w:hAnsi="Times New Roman"/>
-          <w:sz w:val="24"/>
-          <w:szCs w:val="24"/>
-        </w:rPr>
-        <w:t xml:space="preserve">Elaboración de conclusiones y de un texto argumentativo de difusión.</w:t>
-      </w:r>
-    </w:p>
-    <w:p>
-      <w:pPr>
-        <w:spacing w:after="0" w:before="0" w:line="480" w:lineRule="auto"/>
-        <w:jc w:val="left"/>
-      </w:pPr>
-      <w:r>
-        <w:rPr>
-          <w:rFonts w:ascii="Times New Roman" w:cs="Times New Roman" w:eastAsia="Times New Roman" w:hAnsi="Times New Roman"/>
-          <w:b/>
-          <w:bCs/>
-          <w:sz w:val="24"/>
-          <w:szCs w:val="24"/>
-        </w:rPr>
-        <w:t xml:space="preserve">3.3 Técnicas e instrumentos</w:t>
-      </w:r>
-    </w:p>
-    <w:p>
-      <w:pPr>
-        <w:spacing w:after="0" w:before="0" w:line="480" w:lineRule="auto"/>
-        <w:ind w:firstLine="720"/>
-      </w:pPr>
-      <w:r>
-        <w:rPr>
-          <w:rFonts w:ascii="Times New Roman" w:cs="Times New Roman" w:eastAsia="Times New Roman" w:hAnsi="Times New Roman"/>
-          <w:b/>
-          <w:bCs/>
-          <w:sz w:val="24"/>
-          <w:szCs w:val="24"/>
-        </w:rPr>
-        <w:t xml:space="preserve">Técnicas.</w:t>
-      </w:r>
-    </w:p>
-    <w:p>
-      <w:pPr>
-        <w:pStyle w:val="ListParagraph"/>
-        <w:numPr>
-          <w:ilvl w:val="0"/>
-          <w:numId w:val="1"/>
-        </w:numPr>
-        <w:spacing w:after="0" w:before="0" w:line="480" w:lineRule="auto"/>
-        <w:ind w:left="1080"/>
-      </w:pPr>
-      <w:r>
-        <w:rPr>
-          <w:rFonts w:ascii="Times New Roman" w:cs="Times New Roman" w:eastAsia="Times New Roman" w:hAnsi="Times New Roman"/>
-          <w:sz w:val="24"/>
-          <w:szCs w:val="24"/>
-        </w:rPr>
-        <w:t xml:space="preserve">Revisión bibliográfica y documental.</w:t>
-      </w:r>
-    </w:p>
-    <w:p>
-      <w:pPr>
-        <w:pStyle w:val="ListParagraph"/>
-        <w:numPr>
-          <w:ilvl w:val="0"/>
-          <w:numId w:val="1"/>
-        </w:numPr>
-        <w:spacing w:after="0" w:before="0" w:line="480" w:lineRule="auto"/>
-        <w:ind w:left="1080"/>
-      </w:pPr>
-      <w:r>
-        <w:rPr>
-          <w:rFonts w:ascii="Times New Roman" w:cs="Times New Roman" w:eastAsia="Times New Roman" w:hAnsi="Times New Roman"/>
-          <w:sz w:val="24"/>
-          <w:szCs w:val="24"/>
-        </w:rPr>
-        <w:t xml:space="preserve">Análisis de informes institucionales (IPCC, OPS/OMS, SDSN Bolivia).</w:t>
-      </w:r>
-    </w:p>
-    <w:p>
-      <w:pPr>
-        <w:pStyle w:val="ListParagraph"/>
-        <w:numPr>
-          <w:ilvl w:val="0"/>
-          <w:numId w:val="1"/>
-        </w:numPr>
-        <w:spacing w:after="0" w:before="0" w:line="480" w:lineRule="auto"/>
-        <w:ind w:left="1080"/>
-      </w:pPr>
-      <w:r>
-        <w:rPr>
-          <w:rFonts w:ascii="Times New Roman" w:cs="Times New Roman" w:eastAsia="Times New Roman" w:hAnsi="Times New Roman"/>
-          <w:sz w:val="24"/>
-          <w:szCs w:val="24"/>
-        </w:rPr>
-        <w:t xml:space="preserve">Observación de fuentes periodísticas y hemerográficas.</w:t>
-      </w:r>
-    </w:p>
-    <w:p>
-      <w:pPr>
-        <w:spacing w:after="0" w:before="0" w:line="480" w:lineRule="auto"/>
-        <w:ind w:firstLine="720"/>
-      </w:pPr>
-      <w:r>
-        <w:rPr>
-          <w:rFonts w:ascii="Times New Roman" w:cs="Times New Roman" w:eastAsia="Times New Roman" w:hAnsi="Times New Roman"/>
-          <w:b/>
-          <w:bCs/>
-          <w:sz w:val="24"/>
-          <w:szCs w:val="24"/>
-        </w:rPr>
-        <w:t xml:space="preserve">Instrumentos.</w:t>
-      </w:r>
-    </w:p>
-    <w:p>
-      <w:pPr>
-        <w:pStyle w:val="ListParagraph"/>
-        <w:numPr>
-          <w:ilvl w:val="0"/>
-          <w:numId w:val="1"/>
-        </w:numPr>
-        <w:spacing w:after="0" w:before="0" w:line="480" w:lineRule="auto"/>
-        <w:ind w:left="1080"/>
-      </w:pPr>
-      <w:r>
-        <w:rPr>
-          <w:rFonts w:ascii="Times New Roman" w:cs="Times New Roman" w:eastAsia="Times New Roman" w:hAnsi="Times New Roman"/>
-          <w:sz w:val="24"/>
-          <w:szCs w:val="24"/>
-        </w:rPr>
-        <w:t xml:space="preserve">Fichas bibliográficas.</w:t>
-      </w:r>
-    </w:p>
-    <w:p>
-      <w:pPr>
-        <w:pStyle w:val="ListParagraph"/>
-        <w:numPr>
-          <w:ilvl w:val="0"/>
-          <w:numId w:val="1"/>
-        </w:numPr>
-        <w:spacing w:after="0" w:before="0" w:line="480" w:lineRule="auto"/>
-        <w:ind w:left="1080"/>
-      </w:pPr>
-      <w:r>
-        <w:rPr>
-          <w:rFonts w:ascii="Times New Roman" w:cs="Times New Roman" w:eastAsia="Times New Roman" w:hAnsi="Times New Roman"/>
-          <w:sz w:val="24"/>
-          <w:szCs w:val="24"/>
-        </w:rPr>
-        <w:t xml:space="preserve">Guías de observación documental.</w:t>
-      </w:r>
-    </w:p>
-    <w:p>
-      <w:pPr>
-        <w:pStyle w:val="ListParagraph"/>
-        <w:numPr>
-          <w:ilvl w:val="0"/>
-          <w:numId w:val="1"/>
-        </w:numPr>
-        <w:spacing w:after="0" w:before="0" w:line="480" w:lineRule="auto"/>
-        <w:ind w:left="1080"/>
-      </w:pPr>
-      <w:r>
-        <w:rPr>
-          <w:rFonts w:ascii="Times New Roman" w:cs="Times New Roman" w:eastAsia="Times New Roman" w:hAnsi="Times New Roman"/>
-          <w:sz w:val="24"/>
-          <w:szCs w:val="24"/>
-        </w:rPr>
-        <w:t xml:space="preserve">Cuadros comparativos de datos.</w:t>
-      </w:r>
-    </w:p>
-    <w:p>
-      <w:pPr>
-        <w:pageBreakBefore/>
-        <w:spacing w:after="0" w:before="0" w:line="480" w:lineRule="auto"/>
-        <w:jc w:val="center"/>
-      </w:pPr>
-      <w:r>
-        <w:rPr>
-          <w:rFonts w:ascii="Times New Roman" w:cs="Times New Roman" w:eastAsia="Times New Roman" w:hAnsi="Times New Roman"/>
-          <w:b/>
-          <w:bCs/>
-          <w:sz w:val="24"/>
-          <w:szCs w:val="24"/>
-        </w:rPr>
-        <w:t xml:space="preserve">CAPÍTULO IV</w:t>
-      </w:r>
-    </w:p>
-    <w:p>
-      <w:pPr>
-        <w:pageBreakBefore/>
-        <w:spacing w:after="0" w:before="0" w:line="480" w:lineRule="auto"/>
-        <w:jc w:val="center"/>
-      </w:pPr>
-      <w:r>
-        <w:rPr>
-          <w:rFonts w:ascii="Times New Roman" w:cs="Times New Roman" w:eastAsia="Times New Roman" w:hAnsi="Times New Roman"/>
-          <w:b/>
-          <w:bCs/>
-          <w:sz w:val="24"/>
-          <w:szCs w:val="24"/>
-        </w:rPr>
-        <w:t xml:space="preserve">DESARROLLO DE LA INVESTIGACIÓN</w:t>
-      </w:r>
-    </w:p>
-    <w:p>
-      <w:pPr>
-        <w:spacing w:after="0" w:before="0" w:line="480" w:lineRule="auto"/>
-        <w:ind w:firstLine="720"/>
-      </w:pPr>
-      <w:r>
-        <w:rPr>
-          <w:rFonts w:ascii="Times New Roman" w:cs="Times New Roman" w:eastAsia="Times New Roman" w:hAnsi="Times New Roman"/>
-          <w:sz w:val="24"/>
-          <w:szCs w:val="24"/>
-        </w:rPr>
-        <w:t xml:space="preserve">Durante el periodo 2023-2024, Bolivia experimentó un notable incremento en la superficie afectada por incendios forestales: mientras en 2023 se quemaron aproximadamente 3,3 millones de hectáreas, en 2024 la cifra ascendió a 12,6 millones de hectáreas a nivel nacional, de las cuales más de 7 millones correspondieron a bosque (Mongabay Latam, 2024). El departamento de Pando, ubicado íntegramente dentro de la Amazonía boliviana, se vio directamente afectado: en septiembre de 2024 la ciudad de Cobija declaró emergencia sanitaria por la contaminación atmosférica generada por las quemas, con una concentración de material particulado (PM2,5) de hasta 575 microgramos por metro cúbico, muy superior a los límites recomendados por la Organización Mundial de la Salud (Los Tiempos, 2024).</w:t>
-      </w:r>
-    </w:p>
-    <w:p>
-      <w:pPr>
-        <w:spacing w:after="0" w:before="0" w:line="480" w:lineRule="auto"/>
-        <w:ind w:firstLine="720"/>
-      </w:pPr>
-      <w:r>
-        <w:rPr>
-          <w:rFonts w:ascii="Times New Roman" w:cs="Times New Roman" w:eastAsia="Times New Roman" w:hAnsi="Times New Roman"/>
-          <w:sz w:val="24"/>
-          <w:szCs w:val="24"/>
-        </w:rPr>
-        <w:t xml:space="preserve">Según las Directrices del IPCC (2019) para inventarios nacionales de gases de efecto invernadero, la combustión de biomasa forestal libera, además de CO2, cantidades significativas de metano y óxido nitroso como subproductos de la combustión incompleta, especialmente en las zonas del incendio donde la temperatura es menor y el oxígeno disponible es limitado. De acuerdo con los valores de potencial de calentamiento global publicados por el IPCC en su Sexto Informe de Evaluación (IPCC, 2021), una tonelada de metano equivale aproximadamente a 27-30 toneladas de CO2, y una tonelada de óxido nitroso equivale a aproximadamente 273 toneladas de CO2, en un horizonte de cien años.</w:t>
-      </w:r>
-    </w:p>
-    <w:p>
-      <w:pPr>
-        <w:spacing w:after="0" w:before="0" w:line="480" w:lineRule="auto"/>
-        <w:ind w:firstLine="720"/>
-      </w:pPr>
-      <w:r>
-        <w:rPr>
-          <w:rFonts w:ascii="Times New Roman" w:cs="Times New Roman" w:eastAsia="Times New Roman" w:hAnsi="Times New Roman"/>
-          <w:sz w:val="24"/>
-          <w:szCs w:val="24"/>
-        </w:rPr>
-        <w:t xml:space="preserve">A nivel nacional, el sector forestal boliviano fue responsable en 2022 del 9,1 % de las emisiones de metano y del 26,3 % de las emisiones de óxido nitroso del país (SDSN Bolivia, 2024); dado que la temporada de incendios de 2024 superó ampliamente en superficie quemada a la de años anteriores, es razonable esperar que esa participación sectorial se haya mantenido o incrementado, aunque no se dispone de una cifra oficial desagregada para 2024 que lo confirme con precisión. El Instituto Boliviano de Investigación Forestal confirmó, mediante análisis satelital, la magnitud de las áreas quemadas en el territorio nacional, incluyendo zonas de bosque amazónico pandino (IBIF, 2025).</w:t>
-      </w:r>
-    </w:p>
-    <w:p>
-      <w:pPr>
-        <w:spacing w:after="0" w:before="0" w:line="480" w:lineRule="auto"/>
-        <w:ind w:firstLine="720"/>
-      </w:pPr>
-      <w:r>
-        <w:rPr>
-          <w:rFonts w:ascii="Times New Roman" w:cs="Times New Roman" w:eastAsia="Times New Roman" w:hAnsi="Times New Roman"/>
-          <w:sz w:val="24"/>
-          <w:szCs w:val="24"/>
-        </w:rPr>
-        <w:t xml:space="preserve">El Estado Plurinacional de Bolivia, en su Tercera Contribución Nacionalmente Determinada (NDC 3.0) ante la Convención Marco de las Naciones Unidas sobre el Cambio Climático, reconoce la necesidad de reducir las emisiones del sector agropecuario y forestal, incluyendo el control de quemas e incendios, como parte de sus compromisos climáticos para el periodo 2026-2035 (Estado Plurinacional de Bolivia, 2024).</w:t>
-      </w:r>
-    </w:p>
-    <w:p>
-      <w:pPr>
-        <w:spacing w:after="0" w:before="0" w:line="480" w:lineRule="auto"/>
-        <w:ind w:firstLine="720"/>
-      </w:pPr>
-      <w:r>
-        <w:rPr>
-          <w:rFonts w:ascii="Times New Roman" w:cs="Times New Roman" w:eastAsia="Times New Roman" w:hAnsi="Times New Roman"/>
-          <w:sz w:val="24"/>
-          <w:szCs w:val="24"/>
-        </w:rPr>
-        <w:t xml:space="preserve">El análisis de estas fuentes permite interpretar que los incendios en Pando no constituyen únicamente un problema de pérdida de cobertura boscosa, sino una fuente activa de gases de efecto invernadero de alto impacto climático, cuya comprensión biológica debe complementarse con una comunicación científica eficaz que permita a la población adoptar medidas preventivas.</w:t>
-      </w:r>
-    </w:p>
-    <w:p>
-      <w:pPr>
-        <w:pageBreakBefore/>
-        <w:spacing w:after="0" w:before="0" w:line="480" w:lineRule="auto"/>
-        <w:jc w:val="center"/>
-      </w:pPr>
-      <w:r>
-        <w:rPr>
-          <w:rFonts w:ascii="Times New Roman" w:cs="Times New Roman" w:eastAsia="Times New Roman" w:hAnsi="Times New Roman"/>
-          <w:b/>
-          <w:bCs/>
-          <w:sz w:val="24"/>
-          <w:szCs w:val="24"/>
-        </w:rPr>
-        <w:t xml:space="preserve">TEXTO ARGUMENTATIVO DE DIFUSIÓN</w:t>
-      </w:r>
-    </w:p>
-    <w:p>
-      <w:pPr>
-        <w:spacing w:after="0" w:before="0" w:line="480" w:lineRule="auto"/>
-        <w:ind w:firstLine="720"/>
-      </w:pPr>
-      <w:r>
-        <w:rPr>
-          <w:rFonts w:ascii="Times New Roman" w:cs="Times New Roman" w:eastAsia="Times New Roman" w:hAnsi="Times New Roman"/>
-          <w:sz w:val="24"/>
-          <w:szCs w:val="24"/>
-        </w:rPr>
-        <w:t xml:space="preserve">A continuación se presenta el texto argumentativo elaborado como producto de esta investigación, dirigido a la población del departamento de Pando, en cumplimiento del objetivo específico de difundir la importancia de la prevención de incendios forestales.</w:t>
-      </w:r>
-    </w:p>
-    <w:p>
-      <w:pPr>
-        <w:spacing w:after="0" w:before="0" w:line="480" w:lineRule="auto"/>
-        <w:jc w:val="left"/>
-      </w:pPr>
-      <w:r>
-        <w:rPr>
-          <w:rFonts w:ascii="Times New Roman" w:cs="Times New Roman" w:eastAsia="Times New Roman" w:hAnsi="Times New Roman"/>
-          <w:b/>
-          <w:bCs/>
-          <w:sz w:val="24"/>
-          <w:szCs w:val="24"/>
-        </w:rPr>
-        <w:t xml:space="preserve">Pando no puede seguir ardiendo: por qué cada quema también es un problema climático</w:t>
-      </w:r>
-    </w:p>
-    <w:p>
-      <w:pPr>
-        <w:spacing w:after="0" w:before="0" w:line="480" w:lineRule="auto"/>
-        <w:ind w:firstLine="720"/>
-      </w:pPr>
-      <w:r>
-        <w:rPr>
-          <w:rFonts w:ascii="Times New Roman" w:cs="Times New Roman" w:eastAsia="Times New Roman" w:hAnsi="Times New Roman"/>
-          <w:sz w:val="24"/>
-          <w:szCs w:val="24"/>
-        </w:rPr>
-        <w:t xml:space="preserve">El chaqueo y los incendios forestales que año tras año afectan a Pando no son solamente un problema de pérdida de bosque: son también una fuente activa de gases que intensifican el calentamiento global y afectan directamente la salud de quienes habitan Cobija y el resto del departamento.</w:t>
-      </w:r>
-    </w:p>
-    <w:p>
-      <w:pPr>
-        <w:spacing w:after="0" w:before="0" w:line="480" w:lineRule="auto"/>
-        <w:ind w:firstLine="720"/>
-      </w:pPr>
-      <w:r>
-        <w:rPr>
-          <w:rFonts w:ascii="Times New Roman" w:cs="Times New Roman" w:eastAsia="Times New Roman" w:hAnsi="Times New Roman"/>
-          <w:sz w:val="24"/>
-          <w:szCs w:val="24"/>
-        </w:rPr>
-        <w:t xml:space="preserve">En primer lugar, la evidencia científica muestra que la quema de biomasa forestal libera metano y óxido nitroso, dos gases cuya capacidad de retener calor en la atmósfera es muchísimo mayor que la del dióxido de carbono: una tonelada de metano equivale a cerca de 27-30 toneladas de CO2, y una tonelada de óxido nitroso equivale a unas 273 toneladas de CO2 (IPCC, 2021). Esto significa que cada hectárea de bosque húmedo o de pastizal que se quema en Pando contribuye, en una proporción desmedida frente a su tamaño, al calentamiento global.</w:t>
-      </w:r>
-    </w:p>
-    <w:p>
-      <w:pPr>
-        <w:spacing w:after="0" w:before="0" w:line="480" w:lineRule="auto"/>
-        <w:ind w:firstLine="720"/>
-      </w:pPr>
-      <w:r>
-        <w:rPr>
-          <w:rFonts w:ascii="Times New Roman" w:cs="Times New Roman" w:eastAsia="Times New Roman" w:hAnsi="Times New Roman"/>
-          <w:sz w:val="24"/>
-          <w:szCs w:val="24"/>
-        </w:rPr>
-        <w:t xml:space="preserve">En segundo lugar, los efectos no son solo climáticos, sino también directos sobre la salud de la población pandina. En septiembre de 2024, Cobija registró una concentración de partículas contaminantes de hasta 575 microgramos por metro cúbico, muy por encima de los límites seguros establecidos por la Organización Mundial de la Salud, obligando a declarar emergencia sanitaria en la ciudad (Los Tiempos, 2024). Niños, adultos mayores y personas con enfermedades respiratorias fueron los más afectados por la irritación de vías respiratorias y el agravamiento de enfermedades como el asma.</w:t>
-      </w:r>
-    </w:p>
-    <w:p>
-      <w:pPr>
-        <w:spacing w:after="0" w:before="0" w:line="480" w:lineRule="auto"/>
-        <w:ind w:firstLine="720"/>
-      </w:pPr>
-      <w:r>
-        <w:rPr>
-          <w:rFonts w:ascii="Times New Roman" w:cs="Times New Roman" w:eastAsia="Times New Roman" w:hAnsi="Times New Roman"/>
-          <w:sz w:val="24"/>
-          <w:szCs w:val="24"/>
-        </w:rPr>
-        <w:t xml:space="preserve">Alguien podría argumentar que el chaqueo es una práctica tradicional necesaria para la agricultura familiar y que su impacto es menor frente a la industria o el transporte. Sin embargo, esa objeción no considera que el bosque húmedo amazónico no es naturalmente inflamable: se vuelve vulnerable al fuego precisamente cuando se fragmenta por la expansión descontrolada de la frontera agrícola, y que existen alternativas de manejo agroforestal que permiten cultivar sin recurrir a la quema.</w:t>
-      </w:r>
-    </w:p>
-    <w:p>
-      <w:pPr>
-        <w:spacing w:after="0" w:before="0" w:line="480" w:lineRule="auto"/>
-        <w:ind w:firstLine="720"/>
-      </w:pPr>
-      <w:r>
-        <w:rPr>
-          <w:rFonts w:ascii="Times New Roman" w:cs="Times New Roman" w:eastAsia="Times New Roman" w:hAnsi="Times New Roman"/>
-          <w:sz w:val="24"/>
-          <w:szCs w:val="24"/>
-        </w:rPr>
-        <w:t xml:space="preserve">Por estas razones, es necesario que las familias, las autoridades municipales y las unidades educativas de Pando asuman la prevención de incendios como una prioridad compartida: evitando las quemas no controladas, denunciando focos de incendio de manera oportuna, y exigiendo a las autoridades sistemas de alerta temprana y coordinación con los países vecinos. Cuidar el bosque amazónico de Pando es, al mismo tiempo, cuidar el clima del planeta y la salud de sus propios habitantes.</w:t>
-      </w:r>
-    </w:p>
-    <w:p>
-      <w:pPr>
-        <w:pageBreakBefore/>
-        <w:spacing w:after="0" w:before="0" w:line="480" w:lineRule="auto"/>
-        <w:jc w:val="center"/>
-      </w:pPr>
-      <w:r>
-        <w:rPr>
-          <w:rFonts w:ascii="Times New Roman" w:cs="Times New Roman" w:eastAsia="Times New Roman" w:hAnsi="Times New Roman"/>
-          <w:b/>
-          <w:bCs/>
-          <w:sz w:val="24"/>
-          <w:szCs w:val="24"/>
-        </w:rPr>
-        <w:t xml:space="preserve">CAPÍTULO V</w:t>
-      </w:r>
-    </w:p>
-    <w:p>
-      <w:pPr>
-        <w:pageBreakBefore/>
-        <w:spacing w:after="0" w:before="0" w:line="480" w:lineRule="auto"/>
-        <w:jc w:val="center"/>
-      </w:pPr>
-      <w:r>
-        <w:rPr>
-          <w:rFonts w:ascii="Times New Roman" w:cs="Times New Roman" w:eastAsia="Times New Roman" w:hAnsi="Times New Roman"/>
-          <w:b/>
-          <w:bCs/>
-          <w:sz w:val="24"/>
-          <w:szCs w:val="24"/>
-        </w:rPr>
-        <w:t xml:space="preserve">RESULTADOS</w:t>
-      </w:r>
-    </w:p>
-    <w:p>
-      <w:pPr>
-        <w:spacing w:after="0" w:before="0" w:line="480" w:lineRule="auto"/>
-        <w:ind w:firstLine="720"/>
-      </w:pPr>
-      <w:r>
-        <w:rPr>
-          <w:rFonts w:ascii="Times New Roman" w:cs="Times New Roman" w:eastAsia="Times New Roman" w:hAnsi="Times New Roman"/>
-          <w:sz w:val="24"/>
-          <w:szCs w:val="24"/>
-        </w:rPr>
-        <w:t xml:space="preserve">A partir de la revisión documental realizada se sintetizan los siguientes hallazgos, obtenidos de las fuentes institucionales y periodísticas citadas en el Capítulo IV:</w:t>
-      </w:r>
-    </w:p>
-    <w:p>
-      <w:pPr>
-        <w:pStyle w:val="ListParagraph"/>
-        <w:numPr>
-          <w:ilvl w:val="0"/>
-          <w:numId w:val="1"/>
-        </w:numPr>
-        <w:spacing w:after="0" w:before="0" w:line="480" w:lineRule="auto"/>
-        <w:ind w:left="1080"/>
-      </w:pPr>
-      <w:r>
-        <w:rPr>
-          <w:rFonts w:ascii="Times New Roman" w:cs="Times New Roman" w:eastAsia="Times New Roman" w:hAnsi="Times New Roman"/>
-          <w:sz w:val="24"/>
-          <w:szCs w:val="24"/>
-        </w:rPr>
-        <w:t xml:space="preserve">En 2024, Bolivia registró 12,6 millones de hectáreas afectadas por incendios forestales, la cifra más alta de su historia (Mongabay Latam, 2024).</w:t>
-      </w:r>
-    </w:p>
-    <w:p>
-      <w:pPr>
-        <w:pStyle w:val="ListParagraph"/>
-        <w:numPr>
-          <w:ilvl w:val="0"/>
-          <w:numId w:val="1"/>
-        </w:numPr>
-        <w:spacing w:after="0" w:before="0" w:line="480" w:lineRule="auto"/>
-        <w:ind w:left="1080"/>
-      </w:pPr>
-      <w:r>
-        <w:rPr>
-          <w:rFonts w:ascii="Times New Roman" w:cs="Times New Roman" w:eastAsia="Times New Roman" w:hAnsi="Times New Roman"/>
-          <w:sz w:val="24"/>
-          <w:szCs w:val="24"/>
-        </w:rPr>
-        <w:t xml:space="preserve">El sector forestal boliviano aportó el 9,1 % de las emisiones nacionales de metano y el 26,3 % de las emisiones nacionales de óxido nitroso en 2022 (SDSN Bolivia, 2024).</w:t>
-      </w:r>
-    </w:p>
-    <w:p>
-      <w:pPr>
-        <w:pStyle w:val="ListParagraph"/>
-        <w:numPr>
-          <w:ilvl w:val="0"/>
-          <w:numId w:val="1"/>
-        </w:numPr>
-        <w:spacing w:after="0" w:before="0" w:line="480" w:lineRule="auto"/>
-        <w:ind w:left="1080"/>
-      </w:pPr>
-      <w:r>
-        <w:rPr>
-          <w:rFonts w:ascii="Times New Roman" w:cs="Times New Roman" w:eastAsia="Times New Roman" w:hAnsi="Times New Roman"/>
-          <w:sz w:val="24"/>
-          <w:szCs w:val="24"/>
-        </w:rPr>
-        <w:t xml:space="preserve">Cobija, capital de Pando, alcanzó en septiembre de 2024 una concentración de material particulado (PM2,5) de 575 µg/m³, calificada como extremadamente perjudicial para la salud a causa del humo de los incendios (Los Tiempos, 2024).</w:t>
-      </w:r>
-    </w:p>
-    <w:p>
-      <w:pPr>
-        <w:spacing w:after="0" w:before="0" w:line="480" w:lineRule="auto"/>
-        <w:ind w:firstLine="720"/>
-      </w:pPr>
-      <w:r>
-        <w:rPr>
-          <w:rFonts w:ascii="Times New Roman" w:cs="Times New Roman" w:eastAsia="Times New Roman" w:hAnsi="Times New Roman"/>
-          <w:sz w:val="24"/>
-          <w:szCs w:val="24"/>
-        </w:rPr>
-        <w:t xml:space="preserve">El siguiente cuadro sintetiza, a modo de análisis comparativo propio, el potencial de calentamiento global de cada gas y su origen principal en los incendios de Pando, permitiendo visualizar por qué el metano y el óxido nitroso son proporcionalmente más relevantes de lo que sugeriría su volumen de emisión:</w:t>
+        <w:t xml:space="preserve">2.2 De la reacción química al incendio real: lo que pasa en Pando</w:t>
+      </w:r>
+    </w:p>
+    <w:p>
+      <w:pPr>
+        <w:spacing w:after="0" w:before="0" w:line="480" w:lineRule="auto"/>
+        <w:ind w:firstLine="720"/>
+      </w:pPr>
+      <w:r>
+        <w:rPr>
+          <w:rFonts w:ascii="Times New Roman" w:cs="Times New Roman" w:eastAsia="Times New Roman" w:hAnsi="Times New Roman"/>
+          <w:sz w:val="24"/>
+          <w:szCs w:val="24"/>
+        </w:rPr>
+        <w:t xml:space="preserve">En Pando, los incendios se concentran en la época seca, entre mayo y octubre, y muchos empiezan como "chaqueo", que es la quema tradicional de terrenos para preparar la tierra para sembrar o para pastoreo. Dentro de cualquier incendio grande no ocurre un solo tipo de combustión: en las zonas donde el fuego tiene bastante oxígeno (por ejemplo, en la superficie, donde entra aire fresco) la combustión tiende a ser más completa y libera sobre todo CO₂ y vapor de agua; en cambio, en las zonas más internas o más húmedas, donde el oxígeno escasea y baja la temperatura, predomina la combustión incompleta, que es la que libera más CH₄ (IPCC, 2019).</w:t>
+      </w:r>
+    </w:p>
+    <w:p>
+      <w:pPr>
+        <w:spacing w:after="0" w:before="0" w:line="480" w:lineRule="auto"/>
+        <w:ind w:firstLine="720"/>
+      </w:pPr>
+      <w:r>
+        <w:rPr>
+          <w:rFonts w:ascii="Times New Roman" w:cs="Times New Roman" w:eastAsia="Times New Roman" w:hAnsi="Times New Roman"/>
+          <w:sz w:val="24"/>
+          <w:szCs w:val="24"/>
+        </w:rPr>
+        <w:t xml:space="preserve">Algo que me pareció interesante al investigar es que el tipo de combustible también influye en qué gas se forma más: cuando se queman residuos agrícolas secos, como pasto o rastrojo (que es lo típico del chaqueo), se libera proporcionalmente más N₂O porque esas plantas tienen más nitrógeno; en cambio, cuando se quema madera húmeda de árboles del bosque en pie, la combustión incompleta dura más tiempo y se genera proporcionalmente más CH₄ (IPCC, 2019).</w:t>
+      </w:r>
+    </w:p>
+    <w:p>
+      <w:pPr>
+        <w:spacing w:after="0" w:before="0" w:line="480" w:lineRule="auto"/>
+        <w:ind w:firstLine="720"/>
+      </w:pPr>
+      <w:r>
+        <w:rPr>
+          <w:rFonts w:ascii="Times New Roman" w:cs="Times New Roman" w:eastAsia="Times New Roman" w:hAnsi="Times New Roman"/>
+          <w:sz w:val="24"/>
+          <w:szCs w:val="24"/>
+        </w:rPr>
+        <w:t xml:space="preserve">También aprendí que el bosque amazónico húmedo, como el que hay en gran parte de Pando, no es un bosque que se prenda fácilmente por sí solo: normalmente tiene tanta humedad que el fuego no avanza. El problema es que, cuando se corta el bosque para ampliar la frontera agrícola, quedan zonas más secas y fragmentadas, y ahí sí el fuego se propaga con facilidad, sobre todo en años de sequía fuerte. Parte del humo que llega a Cobija tampoco es solo de Pando: viene también de quemas en zonas fronterizas de Brasil y de Perú (Los Tiempos, 2024).</w:t>
+      </w:r>
+    </w:p>
+    <w:p>
+      <w:pPr>
+        <w:spacing w:after="0" w:before="0" w:line="480" w:lineRule="auto"/>
+        <w:ind w:firstLine="720"/>
+      </w:pPr>
+      <w:r>
+        <w:rPr>
+          <w:rFonts w:ascii="Times New Roman" w:cs="Times New Roman" w:eastAsia="Times New Roman" w:hAnsi="Times New Roman"/>
+          <w:sz w:val="24"/>
+          <w:szCs w:val="24"/>
+        </w:rPr>
+        <w:t xml:space="preserve">En cuanto a cifras, en 2022 el sector forestal boliviano fue responsable del 67,1 % de las emisiones nacionales de CO₂, del 9,1 % de las de CH₄ y del 26,3 % de las de N₂O (SDSN Bolivia, 2024). Son datos de todo el país, no solo de Pando, y hay que tomarlos como una aproximación, porque no encontré una cifra oficial desagregada que diga exactamente cuánto le corresponde a la temporada de incendios de 2024, que fue la peor registrada en la historia de Bolivia, con 12,6 millones de hectáreas quemadas, de las cuales 7,16 millones eran bosque (Mongabay Latam, 2024).</w:t>
+      </w:r>
+    </w:p>
+    <w:p>
+      <w:pPr>
+        <w:spacing w:after="0" w:before="0" w:line="480" w:lineRule="auto"/>
+        <w:ind w:firstLine="720"/>
+      </w:pPr>
+      <w:r>
+        <w:rPr>
+          <w:rFonts w:ascii="Times New Roman" w:cs="Times New Roman" w:eastAsia="Times New Roman" w:hAnsi="Times New Roman"/>
+          <w:sz w:val="24"/>
+          <w:szCs w:val="24"/>
+        </w:rPr>
+        <w:t xml:space="preserve">Además del efecto sobre el clima, el humo de estos incendios tiene un efecto directo en la salud: contiene partículas muy finas (PM2,5) que, al respirarlas, llegan hasta los pulmones e irritan las vías respiratorias. En septiembre de 2024, Cobija llegó a registrar una concentración de PM2,5 de hasta 575 microgramos por metro cúbico, muy por encima de lo que la Organización Mundial de la Salud considera seguro, y por eso se declaró emergencia sanitaria en la ciudad (Los Tiempos, 2024). No hace falta ser médico para darse cuenta: cualquiera que haya estado en Cobija en esos días recuerda la tos y el ardor en los ojos que dejaba el humo.</w:t>
+      </w:r>
+    </w:p>
+    <w:p>
+      <w:pPr>
+        <w:spacing w:after="0" w:before="0" w:line="480" w:lineRule="auto"/>
+        <w:ind w:firstLine="720"/>
+      </w:pPr>
+      <w:r>
+        <w:rPr>
+          <w:rFonts w:ascii="Times New Roman" w:cs="Times New Roman" w:eastAsia="Times New Roman" w:hAnsi="Times New Roman"/>
+          <w:sz w:val="24"/>
+          <w:szCs w:val="24"/>
+        </w:rPr>
+        <w:t xml:space="preserve">Para no perderme con tantos números, armé este cuadro resumen mientras investigaba, que me sirvió para entender por qué el CH₄ y el N₂O importan tanto aunque se emitan en menor cantidad que el CO₂:</w:t>
       </w:r>
     </w:p>
     <w:tbl>
@@ -2261,7 +1190,7 @@
                 <w:sz w:val="24"/>
                 <w:szCs w:val="24"/>
               </w:rPr>
-              <w:t xml:space="preserve">Potencial de calentamiento global (GWP-100, IPCC AR6, 2021)</w:t>
+              <w:t xml:space="preserve">Cuántas veces "calienta" más que el CO₂ (IPCC, 2021)</w:t>
             </w:r>
           </w:p>
         </w:tc>
@@ -2286,7 +1215,7 @@
                 <w:sz w:val="24"/>
                 <w:szCs w:val="24"/>
               </w:rPr>
-              <w:t xml:space="preserve">Fuente principal en incendios de Pando</w:t>
+              <w:t xml:space="preserve">De dónde sale en un incendio</w:t>
             </w:r>
           </w:p>
         </w:tc>
@@ -2311,7 +1240,7 @@
                 <w:sz w:val="24"/>
                 <w:szCs w:val="24"/>
               </w:rPr>
-              <w:t xml:space="preserve">Dióxido de carbono (CO2)</w:t>
+              <w:t xml:space="preserve">Dióxido de carbono (CO₂)</w:t>
             </w:r>
           </w:p>
         </w:tc>
@@ -2334,7 +1263,7 @@
                 <w:sz w:val="24"/>
                 <w:szCs w:val="24"/>
               </w:rPr>
-              <w:t xml:space="preserve">1 (valor de referencia)</w:t>
+              <w:t xml:space="preserve">1 (es el valor de referencia)</w:t>
             </w:r>
           </w:p>
         </w:tc>
@@ -2357,7 +1286,7 @@
                 <w:sz w:val="24"/>
                 <w:szCs w:val="24"/>
               </w:rPr>
-              <w:t xml:space="preserve">Combustión completa de biomasa</w:t>
+              <w:t xml:space="preserve">Combustión completa de la biomasa</w:t>
             </w:r>
           </w:p>
         </w:tc>
@@ -2382,7 +1311,7 @@
                 <w:sz w:val="24"/>
                 <w:szCs w:val="24"/>
               </w:rPr>
-              <w:t xml:space="preserve">Metano (CH4)</w:t>
+              <w:t xml:space="preserve">Metano (CH₄)</w:t>
             </w:r>
           </w:p>
         </w:tc>
@@ -2405,7 +1334,7 @@
                 <w:sz w:val="24"/>
                 <w:szCs w:val="24"/>
               </w:rPr>
-              <w:t xml:space="preserve">≈ 27-30</w:t>
+              <w:t xml:space="preserve">≈ 27-30 veces</w:t>
             </w:r>
           </w:p>
         </w:tc>
@@ -2428,7 +1357,7 @@
                 <w:sz w:val="24"/>
                 <w:szCs w:val="24"/>
               </w:rPr>
-              <w:t xml:space="preserve">Combustión incompleta (baja temperatura/oxígeno)</w:t>
+              <w:t xml:space="preserve">Combustión incompleta (poca temperatura/oxígeno)</w:t>
             </w:r>
           </w:p>
         </w:tc>
@@ -2453,7 +1382,7 @@
                 <w:sz w:val="24"/>
                 <w:szCs w:val="24"/>
               </w:rPr>
-              <w:t xml:space="preserve">Óxido nitroso (N2O)</w:t>
+              <w:t xml:space="preserve">Óxido nitroso (N₂O)</w:t>
             </w:r>
           </w:p>
         </w:tc>
@@ -2476,7 +1405,7 @@
                 <w:sz w:val="24"/>
                 <w:szCs w:val="24"/>
               </w:rPr>
-              <w:t xml:space="preserve">≈ 273</w:t>
+              <w:t xml:space="preserve">≈ 273 veces</w:t>
             </w:r>
           </w:p>
         </w:tc>
@@ -2499,7 +1428,7 @@
                 <w:sz w:val="24"/>
                 <w:szCs w:val="24"/>
               </w:rPr>
-              <w:t xml:space="preserve">Oxidación del nitrógeno orgánico del suelo y la vegetación</w:t>
+              <w:t xml:space="preserve">Oxidación del nitrógeno del suelo y la vegetación</w:t>
             </w:r>
           </w:p>
         </w:tc>
@@ -2507,20 +1436,6 @@
     </w:tbl>
     <w:p>
       <w:pPr>
-        <w:spacing w:after="0" w:before="0" w:line="480" w:lineRule="auto"/>
-        <w:ind w:firstLine="720"/>
-      </w:pPr>
-      <w:r>
-        <w:rPr>
-          <w:rFonts w:ascii="Times New Roman" w:cs="Times New Roman" w:eastAsia="Times New Roman" w:hAnsi="Times New Roman"/>
-          <w:sz w:val="24"/>
-          <w:szCs w:val="24"/>
-        </w:rPr>
-        <w:t xml:space="preserve">El análisis de estos datos permite interpretar que, si bien el óxido nitroso y el metano se emiten en volúmenes menores que el CO2, su elevado potencial de calentamiento global implica que una fracción relativamente pequeña de estos gases puede tener un impacto climático equivalente al de cantidades mucho mayores de CO2. Esta relación —volumen emitido versus potencial de calentamiento— es la que explica la relevancia climática de los incendios forestales en Pando, más allá de la superficie quemada en términos absolutos.</w:t>
-      </w:r>
-    </w:p>
-    <w:p>
-      <w:pPr>
         <w:pageBreakBefore/>
         <w:spacing w:after="0" w:before="0" w:line="480" w:lineRule="auto"/>
         <w:jc w:val="center"/>
@@ -2533,7 +1448,84 @@
           <w:sz w:val="24"/>
           <w:szCs w:val="24"/>
         </w:rPr>
-        <w:t xml:space="preserve">CONCLUSIONES</w:t>
+        <w:t xml:space="preserve">CAPÍTULO III</w:t>
+      </w:r>
+    </w:p>
+    <w:p>
+      <w:pPr>
+        <w:pageBreakBefore/>
+        <w:spacing w:after="0" w:before="0" w:line="480" w:lineRule="auto"/>
+        <w:jc w:val="center"/>
+      </w:pPr>
+      <w:r>
+        <w:rPr>
+          <w:rFonts w:ascii="Times New Roman" w:cs="Times New Roman" w:eastAsia="Times New Roman" w:hAnsi="Times New Roman"/>
+          <w:b/>
+          <w:bCs/>
+          <w:sz w:val="24"/>
+          <w:szCs w:val="24"/>
+        </w:rPr>
+        <w:t xml:space="preserve">METODOLOGÍA DE INVESTIGACIÓN</w:t>
+      </w:r>
+    </w:p>
+    <w:p>
+      <w:pPr>
+        <w:spacing w:after="0" w:before="0" w:line="480" w:lineRule="auto"/>
+        <w:jc w:val="left"/>
+      </w:pPr>
+      <w:r>
+        <w:rPr>
+          <w:rFonts w:ascii="Times New Roman" w:cs="Times New Roman" w:eastAsia="Times New Roman" w:hAnsi="Times New Roman"/>
+          <w:b/>
+          <w:bCs/>
+          <w:sz w:val="24"/>
+          <w:szCs w:val="24"/>
+        </w:rPr>
+        <w:t xml:space="preserve">3.1 Tipo de investigación</w:t>
+      </w:r>
+    </w:p>
+    <w:p>
+      <w:pPr>
+        <w:spacing w:after="0" w:before="0" w:line="480" w:lineRule="auto"/>
+        <w:ind w:firstLine="720"/>
+      </w:pPr>
+      <w:r>
+        <w:rPr>
+          <w:rFonts w:ascii="Times New Roman" w:cs="Times New Roman" w:eastAsia="Times New Roman" w:hAnsi="Times New Roman"/>
+          <w:sz w:val="24"/>
+          <w:szCs w:val="24"/>
+        </w:rPr>
+        <w:t xml:space="preserve">Hice una investigación documental: no apliqué encuestas ni entrevistas, sino que revisé informes de instituciones científicas, notas periodísticas de medios confiables y documentos oficiales sobre los incendios en Bolivia y en Pando, y sobre la química de la combustión de biomasa.</w:t>
+      </w:r>
+    </w:p>
+    <w:p>
+      <w:pPr>
+        <w:spacing w:after="0" w:before="0" w:line="480" w:lineRule="auto"/>
+        <w:jc w:val="left"/>
+      </w:pPr>
+      <w:r>
+        <w:rPr>
+          <w:rFonts w:ascii="Times New Roman" w:cs="Times New Roman" w:eastAsia="Times New Roman" w:hAnsi="Times New Roman"/>
+          <w:b/>
+          <w:bCs/>
+          <w:sz w:val="24"/>
+          <w:szCs w:val="24"/>
+        </w:rPr>
+        <w:t xml:space="preserve">3.2 Método</w:t>
+      </w:r>
+    </w:p>
+    <w:p>
+      <w:pPr>
+        <w:spacing w:after="0" w:before="0" w:line="480" w:lineRule="auto"/>
+        <w:ind w:firstLine="720"/>
+      </w:pPr>
+      <w:r>
+        <w:rPr>
+          <w:rFonts w:ascii="Times New Roman" w:cs="Times New Roman" w:eastAsia="Times New Roman" w:hAnsi="Times New Roman"/>
+          <w:sz w:val="24"/>
+          <w:szCs w:val="24"/>
+        </w:rPr>
+        <w:t xml:space="preserve">Seguí estos pasos, parecidos al método científico que vimos en clase:</w:t>
       </w:r>
     </w:p>
     <w:p>
@@ -2552,7 +1544,7 @@
           <w:sz w:val="24"/>
           <w:szCs w:val="24"/>
         </w:rPr>
-        <w:t xml:space="preserve">Las principales causas de los incendios forestales en Pando son antropogénicas: el chaqueo o quema agrícola tradicional para la ampliación de la frontera agropecuaria, combinado con periodos de sequía intensa y, en parte, con quemas transfronterizas provenientes de Brasil y Perú.</w:t>
+        <w:t xml:space="preserve">Observé el problema: el humo de los incendios que se repite cada año en Pando.</w:t>
       </w:r>
     </w:p>
     <w:p>
@@ -2571,7 +1563,7 @@
           <w:sz w:val="24"/>
           <w:szCs w:val="24"/>
         </w:rPr>
-        <w:t xml:space="preserve">Los incendios forestales registrados en Pando durante 2023 y 2024 constituyen una fuente significativa de emisión de metano y óxido nitroso, gases con un potencial de calentamiento global muy superior al del dióxido de carbono (27-30 veces y 273 veces, respectivamente, según IPCC, 2021).</w:t>
+        <w:t xml:space="preserve">Me pregunté qué reacciones químicas explican por qué se forman CH₄ y N₂O y no solo CO₂.</w:t>
       </w:r>
     </w:p>
     <w:p>
@@ -2590,7 +1582,7 @@
           <w:sz w:val="24"/>
           <w:szCs w:val="24"/>
         </w:rPr>
-        <w:t xml:space="preserve">La combustión incompleta de biomasa forestal, propia de los incendios en zonas de bosque húmedo amazónico, favorece la formación de metano y óxido nitroso, con efectos negativos comprobados sobre la salud respiratoria de la población de Cobija y sobre la biodiversidad regional.</w:t>
+        <w:t xml:space="preserve">Busqué información en fuentes confiables (informes del IPCC, notas de Mongabay Latam y Los Tiempos, datos de SDSN Bolivia).</w:t>
       </w:r>
     </w:p>
     <w:p>
@@ -2609,24 +1601,7 @@
           <w:sz w:val="24"/>
           <w:szCs w:val="24"/>
         </w:rPr>
-        <w:t xml:space="preserve">La producción del texto argumentativo de difusión incluido en esta monografía confirma que es posible comunicar información científica compleja sobre gases de efecto invernadero mediante un lenguaje claro, persuasivo y accesible para la población pandina.</w:t>
-      </w:r>
-    </w:p>
-    <w:p>
-      <w:pPr>
-        <w:pageBreakBefore/>
-        <w:spacing w:after="0" w:before="0" w:line="480" w:lineRule="auto"/>
-        <w:jc w:val="center"/>
-      </w:pPr>
-      <w:r>
-        <w:rPr>
-          <w:rFonts w:ascii="Times New Roman" w:cs="Times New Roman" w:eastAsia="Times New Roman" w:hAnsi="Times New Roman"/>
-          <w:b/>
-          <w:bCs/>
-          <w:sz w:val="24"/>
-          <w:szCs w:val="24"/>
-        </w:rPr>
-        <w:t xml:space="preserve">RECOMENDACIONES</w:t>
+        <w:t xml:space="preserve">Comparé los datos de superficie quemada con lo que había aprendido sobre el potencial de calentamiento de cada gas.</w:t>
       </w:r>
     </w:p>
     <w:p>
@@ -2645,7 +1620,39 @@
           <w:sz w:val="24"/>
           <w:szCs w:val="24"/>
         </w:rPr>
-        <w:t xml:space="preserve">Promover campañas educativas ambientales en las unidades educativas de Pando sobre los riesgos de la quema agrícola no controlada y sus alternativas agroforestales.</w:t>
+        <w:t xml:space="preserve">Escribí mis conclusiones y un texto de concientización con lo que aprendí.</w:t>
+      </w:r>
+    </w:p>
+    <w:p>
+      <w:pPr>
+        <w:spacing w:after="0" w:before="0" w:line="480" w:lineRule="auto"/>
+        <w:jc w:val="left"/>
+      </w:pPr>
+      <w:r>
+        <w:rPr>
+          <w:rFonts w:ascii="Times New Roman" w:cs="Times New Roman" w:eastAsia="Times New Roman" w:hAnsi="Times New Roman"/>
+          <w:b/>
+          <w:bCs/>
+          <w:sz w:val="24"/>
+          <w:szCs w:val="24"/>
+        </w:rPr>
+        <w:t xml:space="preserve">3.3 Técnicas e instrumentos</w:t>
+      </w:r>
+    </w:p>
+    <w:p>
+      <w:pPr>
+        <w:spacing w:after="0" w:before="0" w:line="480" w:lineRule="auto"/>
+        <w:ind w:firstLine="720"/>
+      </w:pPr>
+      <w:r>
+        <w:rPr>
+          <w:rFonts w:ascii="Times New Roman" w:cs="Times New Roman" w:eastAsia="Times New Roman" w:hAnsi="Times New Roman"/>
+          <w:b/>
+          <w:bCs/>
+          <w:sz w:val="24"/>
+          <w:szCs w:val="24"/>
+        </w:rPr>
+        <w:t xml:space="preserve">Técnicas.</w:t>
       </w:r>
     </w:p>
     <w:p>
@@ -2664,7 +1671,7 @@
           <w:sz w:val="24"/>
           <w:szCs w:val="24"/>
         </w:rPr>
-        <w:t xml:space="preserve">Fortalecer la lectura y producción de textos científicos y argumentativos sobre cambio climático en el currículo escolar.</w:t>
+        <w:t xml:space="preserve">Revisión bibliográfica y documental.</w:t>
       </w:r>
     </w:p>
     <w:p>
@@ -2683,7 +1690,7 @@
           <w:sz w:val="24"/>
           <w:szCs w:val="24"/>
         </w:rPr>
-        <w:t xml:space="preserve">Incentivar investigaciones escolares y universitarias sobre el monitoreo de emisiones de gases de efecto invernadero en la Amazonía pandina.</w:t>
+        <w:t xml:space="preserve">Lectura de informes institucionales (IPCC, OPS/OMS, SDSN Bolivia).</w:t>
       </w:r>
     </w:p>
     <w:p>
@@ -2702,14 +1709,13 @@
           <w:sz w:val="24"/>
           <w:szCs w:val="24"/>
         </w:rPr>
-        <w:t xml:space="preserve">Coordinar con las autoridades municipales y departamentales de Pando, y con los países vecinos, la implementación de sistemas de alerta temprana frente a incendios forestales transfronterizos.</w:t>
-      </w:r>
-    </w:p>
-    <w:p>
-      <w:pPr>
-        <w:pageBreakBefore/>
-        <w:spacing w:after="0" w:before="0" w:line="480" w:lineRule="auto"/>
-        <w:jc w:val="center"/>
+        <w:t xml:space="preserve">Revisión de noticias de medios especializados en temas ambientales.</w:t>
+      </w:r>
+    </w:p>
+    <w:p>
+      <w:pPr>
+        <w:spacing w:after="0" w:before="0" w:line="480" w:lineRule="auto"/>
+        <w:ind w:firstLine="720"/>
       </w:pPr>
       <w:r>
         <w:rPr>
@@ -2719,327 +1725,45 @@
           <w:sz w:val="24"/>
           <w:szCs w:val="24"/>
         </w:rPr>
-        <w:t xml:space="preserve">BIBLIOGRAFÍA</w:t>
-      </w:r>
-    </w:p>
-    <w:p>
-      <w:pPr>
-        <w:spacing w:after="0" w:before="0" w:line="480" w:lineRule="auto"/>
-        <w:ind w:left="720" w:hanging="720"/>
-      </w:pPr>
-      <w:r>
-        <w:rPr>
-          <w:rFonts w:ascii="Times New Roman" w:cs="Times New Roman" w:eastAsia="Times New Roman" w:hAnsi="Times New Roman"/>
-          <w:sz w:val="24"/>
-          <w:szCs w:val="24"/>
-        </w:rPr>
-        <w:t xml:space="preserve">Cassany, D., Luna, M., y Sanz, G. (1994). </w:t>
-      </w:r>
-      <w:r>
-        <w:rPr>
-          <w:rFonts w:ascii="Times New Roman" w:cs="Times New Roman" w:eastAsia="Times New Roman" w:hAnsi="Times New Roman"/>
-          <w:i/>
-          <w:iCs/>
-          <w:sz w:val="24"/>
-          <w:szCs w:val="24"/>
-        </w:rPr>
-        <w:t xml:space="preserve">Enseñar lengua.</w:t>
-      </w:r>
-      <w:r>
-        <w:rPr>
-          <w:rFonts w:ascii="Times New Roman" w:cs="Times New Roman" w:eastAsia="Times New Roman" w:hAnsi="Times New Roman"/>
-          <w:sz w:val="24"/>
-          <w:szCs w:val="24"/>
-        </w:rPr>
-        <w:t xml:space="preserve"> Barcelona, España: Editorial Graó.</w:t>
-      </w:r>
-    </w:p>
-    <w:p>
-      <w:pPr>
-        <w:spacing w:after="0" w:before="0" w:line="480" w:lineRule="auto"/>
-        <w:ind w:left="720" w:hanging="720"/>
-      </w:pPr>
-      <w:r>
-        <w:rPr>
-          <w:rFonts w:ascii="Times New Roman" w:cs="Times New Roman" w:eastAsia="Times New Roman" w:hAnsi="Times New Roman"/>
-          <w:sz w:val="24"/>
-          <w:szCs w:val="24"/>
-        </w:rPr>
-        <w:t xml:space="preserve">Van Dijk, T. A. (1980). </w:t>
-      </w:r>
-      <w:r>
-        <w:rPr>
-          <w:rFonts w:ascii="Times New Roman" w:cs="Times New Roman" w:eastAsia="Times New Roman" w:hAnsi="Times New Roman"/>
-          <w:i/>
-          <w:iCs/>
-          <w:sz w:val="24"/>
-          <w:szCs w:val="24"/>
-        </w:rPr>
-        <w:t xml:space="preserve">Estructuras y funciones del discurso.</w:t>
-      </w:r>
-      <w:r>
-        <w:rPr>
-          <w:rFonts w:ascii="Times New Roman" w:cs="Times New Roman" w:eastAsia="Times New Roman" w:hAnsi="Times New Roman"/>
-          <w:sz w:val="24"/>
-          <w:szCs w:val="24"/>
-        </w:rPr>
-        <w:t xml:space="preserve"> México D.F., México: Siglo XXI Editores.</w:t>
-      </w:r>
-    </w:p>
-    <w:p>
-      <w:pPr>
-        <w:spacing w:after="0" w:before="0" w:line="480" w:lineRule="auto"/>
-        <w:ind w:left="720" w:hanging="720"/>
-      </w:pPr>
-      <w:r>
-        <w:rPr>
-          <w:rFonts w:ascii="Times New Roman" w:cs="Times New Roman" w:eastAsia="Times New Roman" w:hAnsi="Times New Roman"/>
-          <w:sz w:val="24"/>
-          <w:szCs w:val="24"/>
-        </w:rPr>
-        <w:t xml:space="preserve">Estado Plurinacional de Bolivia. (2024). </w:t>
-      </w:r>
-      <w:r>
-        <w:rPr>
-          <w:rFonts w:ascii="Times New Roman" w:cs="Times New Roman" w:eastAsia="Times New Roman" w:hAnsi="Times New Roman"/>
-          <w:i/>
-          <w:iCs/>
-          <w:sz w:val="24"/>
-          <w:szCs w:val="24"/>
-        </w:rPr>
-        <w:t xml:space="preserve">Tercera Contribución Nacionalmente Determinada (NDC 3.0) 2026-2035.</w:t>
-      </w:r>
-      <w:r>
-        <w:rPr>
-          <w:rFonts w:ascii="Times New Roman" w:cs="Times New Roman" w:eastAsia="Times New Roman" w:hAnsi="Times New Roman"/>
-          <w:sz w:val="24"/>
-          <w:szCs w:val="24"/>
-        </w:rPr>
-        <w:t xml:space="preserve"> Naciones Unidas, Convención Marco sobre el Cambio Climático (UNFCCC). https://unfccc.int/sites/default/files/2025-09/Bolivia_NDC3.0_2026-2035%20final%2029.09.2024.pdf</w:t>
-      </w:r>
-    </w:p>
-    <w:p>
-      <w:pPr>
-        <w:spacing w:after="0" w:before="0" w:line="480" w:lineRule="auto"/>
-        <w:ind w:left="720" w:hanging="720"/>
-      </w:pPr>
-      <w:r>
-        <w:rPr>
-          <w:rFonts w:ascii="Times New Roman" w:cs="Times New Roman" w:eastAsia="Times New Roman" w:hAnsi="Times New Roman"/>
-          <w:sz w:val="24"/>
-          <w:szCs w:val="24"/>
-        </w:rPr>
-        <w:t xml:space="preserve">Instituto Boliviano de Investigación Forestal [IBIF]. (2025). </w:t>
-      </w:r>
-      <w:r>
-        <w:rPr>
-          <w:rFonts w:ascii="Times New Roman" w:cs="Times New Roman" w:eastAsia="Times New Roman" w:hAnsi="Times New Roman"/>
-          <w:i/>
-          <w:iCs/>
-          <w:sz w:val="24"/>
-          <w:szCs w:val="24"/>
-        </w:rPr>
-        <w:t xml:space="preserve">Determinación de áreas afectadas por incendios forestales en Bolivia.</w:t>
-      </w:r>
-      <w:r>
-        <w:rPr>
-          <w:rFonts w:ascii="Times New Roman" w:cs="Times New Roman" w:eastAsia="Times New Roman" w:hAnsi="Times New Roman"/>
-          <w:sz w:val="24"/>
-          <w:szCs w:val="24"/>
-        </w:rPr>
-        <w:t xml:space="preserve"> IBIF Bolivia. https://ibifbolivia.org.bo/wp-content/uploads/2025/01/DETERMINACION-DE-AREAS-AFECTADAS-POR-INCENDIOS-FORESTALES-EN-BOLIVIA.pdf</w:t>
-      </w:r>
-    </w:p>
-    <w:p>
-      <w:pPr>
-        <w:spacing w:after="0" w:before="0" w:line="480" w:lineRule="auto"/>
-        <w:ind w:left="720" w:hanging="720"/>
-      </w:pPr>
-      <w:r>
-        <w:rPr>
-          <w:rFonts w:ascii="Times New Roman" w:cs="Times New Roman" w:eastAsia="Times New Roman" w:hAnsi="Times New Roman"/>
-          <w:sz w:val="24"/>
-          <w:szCs w:val="24"/>
-        </w:rPr>
-        <w:t xml:space="preserve">Panel Intergubernamental sobre Cambio Climático [IPCC]. (2019). </w:t>
-      </w:r>
-      <w:r>
-        <w:rPr>
-          <w:rFonts w:ascii="Times New Roman" w:cs="Times New Roman" w:eastAsia="Times New Roman" w:hAnsi="Times New Roman"/>
-          <w:i/>
-          <w:iCs/>
-          <w:sz w:val="24"/>
-          <w:szCs w:val="24"/>
-        </w:rPr>
-        <w:t xml:space="preserve">2019 Refinement to the 2006 IPCC Guidelines for National Greenhouse Gas Inventories.</w:t>
-      </w:r>
-      <w:r>
-        <w:rPr>
-          <w:rFonts w:ascii="Times New Roman" w:cs="Times New Roman" w:eastAsia="Times New Roman" w:hAnsi="Times New Roman"/>
-          <w:sz w:val="24"/>
-          <w:szCs w:val="24"/>
-        </w:rPr>
-        <w:t xml:space="preserve"> Ginebra, Suiza: IPCC.</w:t>
-      </w:r>
-    </w:p>
-    <w:p>
-      <w:pPr>
-        <w:spacing w:after="0" w:before="0" w:line="480" w:lineRule="auto"/>
-        <w:ind w:left="720" w:hanging="720"/>
-      </w:pPr>
-      <w:r>
-        <w:rPr>
-          <w:rFonts w:ascii="Times New Roman" w:cs="Times New Roman" w:eastAsia="Times New Roman" w:hAnsi="Times New Roman"/>
-          <w:sz w:val="24"/>
-          <w:szCs w:val="24"/>
-        </w:rPr>
-        <w:t xml:space="preserve">Panel Intergubernamental sobre Cambio Climático [IPCC]. (2021). </w:t>
-      </w:r>
-      <w:r>
-        <w:rPr>
-          <w:rFonts w:ascii="Times New Roman" w:cs="Times New Roman" w:eastAsia="Times New Roman" w:hAnsi="Times New Roman"/>
-          <w:i/>
-          <w:iCs/>
-          <w:sz w:val="24"/>
-          <w:szCs w:val="24"/>
-        </w:rPr>
-        <w:t xml:space="preserve">Climate Change 2021: The Physical Science Basis. Sexto Informe de Evaluación, Grupo de Trabajo I, Capítulo 7.</w:t>
-      </w:r>
-      <w:r>
-        <w:rPr>
-          <w:rFonts w:ascii="Times New Roman" w:cs="Times New Roman" w:eastAsia="Times New Roman" w:hAnsi="Times New Roman"/>
-          <w:sz w:val="24"/>
-          <w:szCs w:val="24"/>
-        </w:rPr>
-        <w:t xml:space="preserve"> Ginebra, Suiza: IPCC.</w:t>
-      </w:r>
-    </w:p>
-    <w:p>
-      <w:pPr>
-        <w:spacing w:after="0" w:before="0" w:line="480" w:lineRule="auto"/>
-        <w:ind w:left="720" w:hanging="720"/>
-      </w:pPr>
-      <w:r>
-        <w:rPr>
-          <w:rFonts w:ascii="Times New Roman" w:cs="Times New Roman" w:eastAsia="Times New Roman" w:hAnsi="Times New Roman"/>
-          <w:sz w:val="24"/>
-          <w:szCs w:val="24"/>
-        </w:rPr>
-        <w:t xml:space="preserve">Los Tiempos. (2024, 5 de septiembre). </w:t>
-      </w:r>
-      <w:r>
-        <w:rPr>
-          <w:rFonts w:ascii="Times New Roman" w:cs="Times New Roman" w:eastAsia="Times New Roman" w:hAnsi="Times New Roman"/>
-          <w:i/>
-          <w:iCs/>
-          <w:sz w:val="24"/>
-          <w:szCs w:val="24"/>
-        </w:rPr>
-        <w:t xml:space="preserve">Cobija declara emergencia sanitaria y el fuego llega a tres parques nacionales.</w:t>
-      </w:r>
-      <w:r>
-        <w:rPr>
-          <w:rFonts w:ascii="Times New Roman" w:cs="Times New Roman" w:eastAsia="Times New Roman" w:hAnsi="Times New Roman"/>
-          <w:sz w:val="24"/>
-          <w:szCs w:val="24"/>
-        </w:rPr>
-        <w:t xml:space="preserve"> https://www.lostiempos.com/actualidad/pais/20240905/cobija-declara-emergencia-sanitaria-fuego-llega-tres-parques-nacionales</w:t>
-      </w:r>
-    </w:p>
-    <w:p>
-      <w:pPr>
-        <w:spacing w:after="0" w:before="0" w:line="480" w:lineRule="auto"/>
-        <w:ind w:left="720" w:hanging="720"/>
-      </w:pPr>
-      <w:r>
-        <w:rPr>
-          <w:rFonts w:ascii="Times New Roman" w:cs="Times New Roman" w:eastAsia="Times New Roman" w:hAnsi="Times New Roman"/>
-          <w:sz w:val="24"/>
-          <w:szCs w:val="24"/>
-        </w:rPr>
-        <w:t xml:space="preserve">Mongabay Latam. (2024, diciembre). </w:t>
-      </w:r>
-      <w:r>
-        <w:rPr>
-          <w:rFonts w:ascii="Times New Roman" w:cs="Times New Roman" w:eastAsia="Times New Roman" w:hAnsi="Times New Roman"/>
-          <w:i/>
-          <w:iCs/>
-          <w:sz w:val="24"/>
-          <w:szCs w:val="24"/>
-        </w:rPr>
-        <w:t xml:space="preserve">Balance ambiental de Bolivia en 2024: fuego devasta más de 10 millones de hectáreas de bosque, deforestación no se detiene y minería ilegal sigue dañando ríos.</w:t>
-      </w:r>
-      <w:r>
-        <w:rPr>
-          <w:rFonts w:ascii="Times New Roman" w:cs="Times New Roman" w:eastAsia="Times New Roman" w:hAnsi="Times New Roman"/>
-          <w:sz w:val="24"/>
-          <w:szCs w:val="24"/>
-        </w:rPr>
-        <w:t xml:space="preserve"> https://es.mongabay.com/2024/12/balance-ambiental-bolivia-2024-deforestacion-mineria-ilegal/</w:t>
-      </w:r>
-    </w:p>
-    <w:p>
-      <w:pPr>
-        <w:spacing w:after="0" w:before="0" w:line="480" w:lineRule="auto"/>
-        <w:ind w:left="720" w:hanging="720"/>
-      </w:pPr>
-      <w:r>
-        <w:rPr>
-          <w:rFonts w:ascii="Times New Roman" w:cs="Times New Roman" w:eastAsia="Times New Roman" w:hAnsi="Times New Roman"/>
-          <w:sz w:val="24"/>
-          <w:szCs w:val="24"/>
-        </w:rPr>
-        <w:t xml:space="preserve">Organización Panamericana de la Salud [OPS/OMS]. (2024). </w:t>
-      </w:r>
-      <w:r>
-        <w:rPr>
-          <w:rFonts w:ascii="Times New Roman" w:cs="Times New Roman" w:eastAsia="Times New Roman" w:hAnsi="Times New Roman"/>
-          <w:i/>
-          <w:iCs/>
-          <w:sz w:val="24"/>
-          <w:szCs w:val="24"/>
-        </w:rPr>
-        <w:t xml:space="preserve">Informe de situación 2: Incendios forestales, Bolivia, septiembre 2024.</w:t>
-      </w:r>
-      <w:r>
-        <w:rPr>
-          <w:rFonts w:ascii="Times New Roman" w:cs="Times New Roman" w:eastAsia="Times New Roman" w:hAnsi="Times New Roman"/>
-          <w:sz w:val="24"/>
-          <w:szCs w:val="24"/>
-        </w:rPr>
-        <w:t xml:space="preserve"> https://www.paho.org/es/documentos/informe-situacion-2-incendios-forestales-bolivia-septiembre-2024</w:t>
-      </w:r>
-    </w:p>
-    <w:p>
-      <w:pPr>
-        <w:spacing w:after="0" w:before="0" w:line="480" w:lineRule="auto"/>
-        <w:ind w:left="720" w:hanging="720"/>
-      </w:pPr>
-      <w:r>
-        <w:rPr>
-          <w:rFonts w:ascii="Times New Roman" w:cs="Times New Roman" w:eastAsia="Times New Roman" w:hAnsi="Times New Roman"/>
-          <w:sz w:val="24"/>
-          <w:szCs w:val="24"/>
-        </w:rPr>
-        <w:t xml:space="preserve">SDSN Bolivia. (2024). </w:t>
-      </w:r>
-      <w:r>
-        <w:rPr>
-          <w:rFonts w:ascii="Times New Roman" w:cs="Times New Roman" w:eastAsia="Times New Roman" w:hAnsi="Times New Roman"/>
-          <w:i/>
-          <w:iCs/>
-          <w:sz w:val="24"/>
-          <w:szCs w:val="24"/>
-        </w:rPr>
-        <w:t xml:space="preserve">Emisiones de CO2 por deforestación e incendios en Bolivia.</w:t>
-      </w:r>
-      <w:r>
-        <w:rPr>
-          <w:rFonts w:ascii="Times New Roman" w:cs="Times New Roman" w:eastAsia="Times New Roman" w:hAnsi="Times New Roman"/>
-          <w:sz w:val="24"/>
-          <w:szCs w:val="24"/>
-        </w:rPr>
-        <w:t xml:space="preserve"> https://sdsnbolivia.org/emisiones-de-co2-por-deforestacion-e-incendios-en-bolivia/</w:t>
+        <w:t xml:space="preserve">Instrumentos.</w:t>
+      </w:r>
+    </w:p>
+    <w:p>
+      <w:pPr>
+        <w:pStyle w:val="ListParagraph"/>
+        <w:numPr>
+          <w:ilvl w:val="0"/>
+          <w:numId w:val="1"/>
+        </w:numPr>
+        <w:spacing w:after="0" w:before="0" w:line="480" w:lineRule="auto"/>
+        <w:ind w:left="1080"/>
+      </w:pPr>
+      <w:r>
+        <w:rPr>
+          <w:rFonts w:ascii="Times New Roman" w:cs="Times New Roman" w:eastAsia="Times New Roman" w:hAnsi="Times New Roman"/>
+          <w:sz w:val="24"/>
+          <w:szCs w:val="24"/>
+        </w:rPr>
+        <w:t xml:space="preserve">Fichas para anotar los datos más importantes de cada fuente.</w:t>
+      </w:r>
+    </w:p>
+    <w:p>
+      <w:pPr>
+        <w:pStyle w:val="ListParagraph"/>
+        <w:numPr>
+          <w:ilvl w:val="0"/>
+          <w:numId w:val="1"/>
+        </w:numPr>
+        <w:spacing w:after="0" w:before="0" w:line="480" w:lineRule="auto"/>
+        <w:ind w:left="1080"/>
+      </w:pPr>
+      <w:r>
+        <w:rPr>
+          <w:rFonts w:ascii="Times New Roman" w:cs="Times New Roman" w:eastAsia="Times New Roman" w:hAnsi="Times New Roman"/>
+          <w:sz w:val="24"/>
+          <w:szCs w:val="24"/>
+        </w:rPr>
+        <w:t xml:space="preserve">Cuadros comparativos que armé yo mismo/a con los datos encontrados.</w:t>
       </w:r>
     </w:p>
     <w:p>
@@ -3056,13 +1780,14 @@
           <w:sz w:val="24"/>
           <w:szCs w:val="24"/>
         </w:rPr>
-        <w:t xml:space="preserve">ANEXOS</w:t>
-      </w:r>
-    </w:p>
-    <w:p>
-      <w:pPr>
-        <w:spacing w:after="0" w:before="0" w:line="480" w:lineRule="auto"/>
-        <w:jc w:val="left"/>
+        <w:t xml:space="preserve">CAPÍTULO IV</w:t>
+      </w:r>
+    </w:p>
+    <w:p>
+      <w:pPr>
+        <w:pageBreakBefore/>
+        <w:spacing w:after="0" w:before="0" w:line="480" w:lineRule="auto"/>
+        <w:jc w:val="center"/>
       </w:pPr>
       <w:r>
         <w:rPr>
@@ -3072,7 +1797,313 @@
           <w:sz w:val="24"/>
           <w:szCs w:val="24"/>
         </w:rPr>
-        <w:t xml:space="preserve">Anexo 1. Tabla comparativa del potencial de calentamiento global</w:t>
+        <w:t xml:space="preserve">DESARROLLO DE LA INVESTIGACIÓN</w:t>
+      </w:r>
+    </w:p>
+    <w:p>
+      <w:pPr>
+        <w:spacing w:after="0" w:before="0" w:line="480" w:lineRule="auto"/>
+        <w:ind w:firstLine="720"/>
+      </w:pPr>
+      <w:r>
+        <w:rPr>
+          <w:rFonts w:ascii="Times New Roman" w:cs="Times New Roman" w:eastAsia="Times New Roman" w:hAnsi="Times New Roman"/>
+          <w:sz w:val="24"/>
+          <w:szCs w:val="24"/>
+        </w:rPr>
+        <w:t xml:space="preserve">Cuando empecé a buscar información sobre los incendios en Bolivia, lo primero que me llamó la atención fue lo grande que fue el salto entre 2023 y 2024: en 2023 se quemaron cerca de 3,3 millones de hectáreas, pero en 2024 la cifra subió a 12,6 millones, de las cuales más de 7 millones eran bosque (Mongabay Latam, 2024). En Pando, esto se sintió directamente: en septiembre de 2024 Cobija declaró emergencia sanitaria porque la concentración de partículas contaminantes en el aire llegó a 575 microgramos por metro cúbico, un nivel muy superior a lo recomendado por la Organización Mundial de la Salud (Los Tiempos, 2024).</w:t>
+      </w:r>
+    </w:p>
+    <w:p>
+      <w:pPr>
+        <w:spacing w:after="0" w:before="0" w:line="480" w:lineRule="auto"/>
+        <w:ind w:firstLine="720"/>
+      </w:pPr>
+      <w:r>
+        <w:rPr>
+          <w:rFonts w:ascii="Times New Roman" w:cs="Times New Roman" w:eastAsia="Times New Roman" w:hAnsi="Times New Roman"/>
+          <w:sz w:val="24"/>
+          <w:szCs w:val="24"/>
+        </w:rPr>
+        <w:t xml:space="preserve">Lo que más me sirvió entender, desde la química, es que ese humo no es "una sola cosa": según las Directrices del IPCC (2019) para inventarios de gases de efecto invernadero, la quema de biomasa libera una mezcla de CO₂ (cuando hay suficiente oxígeno) y de CO, CH₄ y N₂O (cuando la combustión es incompleta, algo que pasa mucho en las zonas internas de un incendio grande). Y como vimos en el marco teórico, no todos esos gases "pesan" igual para el efecto invernadero: según los valores que publicó el IPCC en su informe de 2021, una tonelada de metano equivale, en capacidad de retener calor, a unas 27-30 toneladas de CO₂, y una tonelada de óxido nitroso equivale a unas 273 toneladas de CO₂.</w:t>
+      </w:r>
+    </w:p>
+    <w:p>
+      <w:pPr>
+        <w:spacing w:after="0" w:before="0" w:line="480" w:lineRule="auto"/>
+        <w:ind w:firstLine="720"/>
+      </w:pPr>
+      <w:r>
+        <w:rPr>
+          <w:rFonts w:ascii="Times New Roman" w:cs="Times New Roman" w:eastAsia="Times New Roman" w:hAnsi="Times New Roman"/>
+          <w:sz w:val="24"/>
+          <w:szCs w:val="24"/>
+        </w:rPr>
+        <w:t xml:space="preserve">A nivel de todo el país, en 2022 el sector forestal fue responsable del 9,1 % de las emisiones de metano y del 26,3 % de las de óxido nitroso de Bolivia (SDSN Bolivia, 2024). Como en 2024 se quemó muchísima más superficie que en años anteriores, me parece razonable pensar que esa proporción se haya mantenido o incluso subido, aunque en las fuentes que revisé no encontré un dato oficial ya calculado específicamente para 2024. El Instituto Boliviano de Investigación Forestal, usando imágenes satelitales, confirmó la magnitud de las zonas quemadas en el país, incluyendo áreas de bosque amazónico en Pando (IBIF, 2025).</w:t>
+      </w:r>
+    </w:p>
+    <w:p>
+      <w:pPr>
+        <w:spacing w:after="0" w:before="0" w:line="480" w:lineRule="auto"/>
+        <w:ind w:firstLine="720"/>
+      </w:pPr>
+      <w:r>
+        <w:rPr>
+          <w:rFonts w:ascii="Times New Roman" w:cs="Times New Roman" w:eastAsia="Times New Roman" w:hAnsi="Times New Roman"/>
+          <w:sz w:val="24"/>
+          <w:szCs w:val="24"/>
+        </w:rPr>
+        <w:t xml:space="preserve">También encontré que el Estado boliviano, en su Tercera Contribución Nacionalmente Determinada ante la Convención Marco de las Naciones Unidas sobre el Cambio Climático, reconoce que hay que reducir las emisiones del sector agropecuario y forestal, incluyendo el control de quemas, como parte de sus compromisos para el periodo 2026-2035 (Estado Plurinacional de Bolivia, 2024). Eso me hizo pensar que este no es solo un problema "de Pando", sino algo que el propio país ya identificó como un compromiso pendiente.</w:t>
+      </w:r>
+    </w:p>
+    <w:p>
+      <w:pPr>
+        <w:spacing w:after="0" w:before="0" w:line="480" w:lineRule="auto"/>
+        <w:ind w:firstLine="720"/>
+      </w:pPr>
+      <w:r>
+        <w:rPr>
+          <w:rFonts w:ascii="Times New Roman" w:cs="Times New Roman" w:eastAsia="Times New Roman" w:hAnsi="Times New Roman"/>
+          <w:sz w:val="24"/>
+          <w:szCs w:val="24"/>
+        </w:rPr>
+        <w:t xml:space="preserve">Con toda esta información, creo que puedo interpretar que los incendios en Pando no son solamente un problema de "perder bosque", sino que también son una fuente activa de reacciones químicas que liberan gases de alto impacto climático, y que entender esas reacciones ayuda a explicar por qué un incendio relativamente "chico" en superficie puede tener un efecto climático desproporcionado.</w:t>
+      </w:r>
+    </w:p>
+    <w:p>
+      <w:pPr>
+        <w:pageBreakBefore/>
+        <w:spacing w:after="0" w:before="0" w:line="480" w:lineRule="auto"/>
+        <w:jc w:val="center"/>
+      </w:pPr>
+      <w:r>
+        <w:rPr>
+          <w:rFonts w:ascii="Times New Roman" w:cs="Times New Roman" w:eastAsia="Times New Roman" w:hAnsi="Times New Roman"/>
+          <w:b/>
+          <w:bCs/>
+          <w:sz w:val="24"/>
+          <w:szCs w:val="24"/>
+        </w:rPr>
+        <w:t xml:space="preserve">UN TEXTO PARA CONCIENTIZAR SOBRE LOS INCENDIOS EN PANDO</w:t>
+      </w:r>
+    </w:p>
+    <w:p>
+      <w:pPr>
+        <w:spacing w:after="0" w:before="0" w:line="480" w:lineRule="auto"/>
+        <w:ind w:firstLine="720"/>
+      </w:pPr>
+      <w:r>
+        <w:rPr>
+          <w:rFonts w:ascii="Times New Roman" w:cs="Times New Roman" w:eastAsia="Times New Roman" w:hAnsi="Times New Roman"/>
+          <w:sz w:val="24"/>
+          <w:szCs w:val="24"/>
+        </w:rPr>
+        <w:t xml:space="preserve">Con lo que aprendí en esta investigación, escribí el siguiente texto pensando en mis vecinos y en la gente de mi comunidad, para explicar de manera sencilla por qué debería importarnos lo que pasa cuando se quema el bosque.</w:t>
+      </w:r>
+    </w:p>
+    <w:p>
+      <w:pPr>
+        <w:spacing w:after="0" w:before="0" w:line="480" w:lineRule="auto"/>
+        <w:jc w:val="left"/>
+      </w:pPr>
+      <w:r>
+        <w:rPr>
+          <w:rFonts w:ascii="Times New Roman" w:cs="Times New Roman" w:eastAsia="Times New Roman" w:hAnsi="Times New Roman"/>
+          <w:b/>
+          <w:bCs/>
+          <w:sz w:val="24"/>
+          <w:szCs w:val="24"/>
+        </w:rPr>
+        <w:t xml:space="preserve">El humo que respiramos en Cobija también es química</w:t>
+      </w:r>
+    </w:p>
+    <w:p>
+      <w:pPr>
+        <w:spacing w:after="0" w:before="0" w:line="480" w:lineRule="auto"/>
+        <w:ind w:firstLine="720"/>
+      </w:pPr>
+      <w:r>
+        <w:rPr>
+          <w:rFonts w:ascii="Times New Roman" w:cs="Times New Roman" w:eastAsia="Times New Roman" w:hAnsi="Times New Roman"/>
+          <w:sz w:val="24"/>
+          <w:szCs w:val="24"/>
+        </w:rPr>
+        <w:t xml:space="preserve">Cada año, cuando llega la época seca, en Pando se repite la misma escena: el chaqueo y los incendios forestales llenan el aire de humo. La mayoría de la gente lo ve como algo molesto pero normal. Sin embargo, después de investigar un poco de química, me di cuenta de que ese humo esconde algo más serio: no es solo CO₂, sino también metano y óxido nitroso, dos gases que retienen mucho más calor que el dióxido de carbono.</w:t>
+      </w:r>
+    </w:p>
+    <w:p>
+      <w:pPr>
+        <w:spacing w:after="0" w:before="0" w:line="480" w:lineRule="auto"/>
+        <w:ind w:firstLine="720"/>
+      </w:pPr>
+      <w:r>
+        <w:rPr>
+          <w:rFonts w:ascii="Times New Roman" w:cs="Times New Roman" w:eastAsia="Times New Roman" w:hAnsi="Times New Roman"/>
+          <w:sz w:val="24"/>
+          <w:szCs w:val="24"/>
+        </w:rPr>
+        <w:t xml:space="preserve">Según el IPCC (2021), una tonelada de metano calienta la atmósfera casi como si fueran 27 a 30 toneladas de CO₂, y una tonelada de óxido nitroso, como si fueran 273 toneladas. Esto pasa porque, dentro de un incendio, no todo se quema igual: donde falta oxígeno, la combustión queda "a medias" y en vez de CO₂ se forman estos otros gases, más dañinos para el clima.</w:t>
+      </w:r>
+    </w:p>
+    <w:p>
+      <w:pPr>
+        <w:spacing w:after="0" w:before="0" w:line="480" w:lineRule="auto"/>
+        <w:ind w:firstLine="720"/>
+      </w:pPr>
+      <w:r>
+        <w:rPr>
+          <w:rFonts w:ascii="Times New Roman" w:cs="Times New Roman" w:eastAsia="Times New Roman" w:hAnsi="Times New Roman"/>
+          <w:sz w:val="24"/>
+          <w:szCs w:val="24"/>
+        </w:rPr>
+        <w:t xml:space="preserve">Además, esto no se queda solo en el aire: en septiembre de 2024, Cobija tuvo que declarar emergencia sanitaria porque el aire se llenó de partículas contaminantes muy por encima de lo que se considera seguro para respirar (Los Tiempos, 2024). Yo mismo recuerdo el ardor en los ojos y la tos esos días.</w:t>
+      </w:r>
+    </w:p>
+    <w:p>
+      <w:pPr>
+        <w:spacing w:after="0" w:before="0" w:line="480" w:lineRule="auto"/>
+        <w:ind w:firstLine="720"/>
+      </w:pPr>
+      <w:r>
+        <w:rPr>
+          <w:rFonts w:ascii="Times New Roman" w:cs="Times New Roman" w:eastAsia="Times New Roman" w:hAnsi="Times New Roman"/>
+          <w:sz w:val="24"/>
+          <w:szCs w:val="24"/>
+        </w:rPr>
+        <w:t xml:space="preserve">Alguien podría decir que el chaqueo es una costumbre necesaria para poder cultivar y que no se puede dejar de hacer de un día para otro, y en parte es cierto. Pero también aprendí que el bosque húmedo de Pando no se prende solo: se vuelve vulnerable al fuego cuando se lo corta y se lo deja más seco, y que sí existen formas de trabajar la tierra sin tener que quemar todo.</w:t>
+      </w:r>
+    </w:p>
+    <w:p>
+      <w:pPr>
+        <w:spacing w:after="0" w:before="0" w:line="480" w:lineRule="auto"/>
+        <w:ind w:firstLine="720"/>
+      </w:pPr>
+      <w:r>
+        <w:rPr>
+          <w:rFonts w:ascii="Times New Roman" w:cs="Times New Roman" w:eastAsia="Times New Roman" w:hAnsi="Times New Roman"/>
+          <w:sz w:val="24"/>
+          <w:szCs w:val="24"/>
+        </w:rPr>
+        <w:t xml:space="preserve">Por eso creo que vale la pena que, como comunidad, empecemos a ver el chaqueo no solo como una tradición, sino también como una fuente de gases que afectan el clima y nuestra propia salud, y que apoyemos medidas para prevenir incendios y controlar mejor las quemas, antes de que la próxima temporada seca nos vuelva a dejar sin aire limpio.</w:t>
+      </w:r>
+    </w:p>
+    <w:p>
+      <w:pPr>
+        <w:pageBreakBefore/>
+        <w:spacing w:after="0" w:before="0" w:line="480" w:lineRule="auto"/>
+        <w:jc w:val="center"/>
+      </w:pPr>
+      <w:r>
+        <w:rPr>
+          <w:rFonts w:ascii="Times New Roman" w:cs="Times New Roman" w:eastAsia="Times New Roman" w:hAnsi="Times New Roman"/>
+          <w:b/>
+          <w:bCs/>
+          <w:sz w:val="24"/>
+          <w:szCs w:val="24"/>
+        </w:rPr>
+        <w:t xml:space="preserve">CAPÍTULO V</w:t>
+      </w:r>
+    </w:p>
+    <w:p>
+      <w:pPr>
+        <w:pageBreakBefore/>
+        <w:spacing w:after="0" w:before="0" w:line="480" w:lineRule="auto"/>
+        <w:jc w:val="center"/>
+      </w:pPr>
+      <w:r>
+        <w:rPr>
+          <w:rFonts w:ascii="Times New Roman" w:cs="Times New Roman" w:eastAsia="Times New Roman" w:hAnsi="Times New Roman"/>
+          <w:b/>
+          <w:bCs/>
+          <w:sz w:val="24"/>
+          <w:szCs w:val="24"/>
+        </w:rPr>
+        <w:t xml:space="preserve">RESULTADOS</w:t>
+      </w:r>
+    </w:p>
+    <w:p>
+      <w:pPr>
+        <w:spacing w:after="0" w:before="0" w:line="480" w:lineRule="auto"/>
+        <w:ind w:firstLine="720"/>
+      </w:pPr>
+      <w:r>
+        <w:rPr>
+          <w:rFonts w:ascii="Times New Roman" w:cs="Times New Roman" w:eastAsia="Times New Roman" w:hAnsi="Times New Roman"/>
+          <w:sz w:val="24"/>
+          <w:szCs w:val="24"/>
+        </w:rPr>
+        <w:t xml:space="preserve">Después de revisar todas las fuentes, esto es lo que puedo resumir como los datos más importantes que encontré:</w:t>
+      </w:r>
+    </w:p>
+    <w:p>
+      <w:pPr>
+        <w:pStyle w:val="ListParagraph"/>
+        <w:numPr>
+          <w:ilvl w:val="0"/>
+          <w:numId w:val="1"/>
+        </w:numPr>
+        <w:spacing w:after="0" w:before="0" w:line="480" w:lineRule="auto"/>
+        <w:ind w:left="1080"/>
+      </w:pPr>
+      <w:r>
+        <w:rPr>
+          <w:rFonts w:ascii="Times New Roman" w:cs="Times New Roman" w:eastAsia="Times New Roman" w:hAnsi="Times New Roman"/>
+          <w:sz w:val="24"/>
+          <w:szCs w:val="24"/>
+        </w:rPr>
+        <w:t xml:space="preserve">En 2024, Bolivia registró 12,6 millones de hectáreas quemadas, la cifra más alta de su historia (Mongabay Latam, 2024).</w:t>
+      </w:r>
+    </w:p>
+    <w:p>
+      <w:pPr>
+        <w:pStyle w:val="ListParagraph"/>
+        <w:numPr>
+          <w:ilvl w:val="0"/>
+          <w:numId w:val="1"/>
+        </w:numPr>
+        <w:spacing w:after="0" w:before="0" w:line="480" w:lineRule="auto"/>
+        <w:ind w:left="1080"/>
+      </w:pPr>
+      <w:r>
+        <w:rPr>
+          <w:rFonts w:ascii="Times New Roman" w:cs="Times New Roman" w:eastAsia="Times New Roman" w:hAnsi="Times New Roman"/>
+          <w:sz w:val="24"/>
+          <w:szCs w:val="24"/>
+        </w:rPr>
+        <w:t xml:space="preserve">El sector forestal boliviano fue responsable del 9,1 % de las emisiones nacionales de metano y del 26,3 % de las de óxido nitroso en 2022 (SDSN Bolivia, 2024).</w:t>
+      </w:r>
+    </w:p>
+    <w:p>
+      <w:pPr>
+        <w:pStyle w:val="ListParagraph"/>
+        <w:numPr>
+          <w:ilvl w:val="0"/>
+          <w:numId w:val="1"/>
+        </w:numPr>
+        <w:spacing w:after="0" w:before="0" w:line="480" w:lineRule="auto"/>
+        <w:ind w:left="1080"/>
+      </w:pPr>
+      <w:r>
+        <w:rPr>
+          <w:rFonts w:ascii="Times New Roman" w:cs="Times New Roman" w:eastAsia="Times New Roman" w:hAnsi="Times New Roman"/>
+          <w:sz w:val="24"/>
+          <w:szCs w:val="24"/>
+        </w:rPr>
+        <w:t xml:space="preserve">En septiembre de 2024, Cobija llegó a una concentración de PM2,5 de 575 µg/m³, muy dañina para la salud, a causa del humo de los incendios (Los Tiempos, 2024).</w:t>
+      </w:r>
+    </w:p>
+    <w:p>
+      <w:pPr>
+        <w:spacing w:after="0" w:before="0" w:line="480" w:lineRule="auto"/>
+        <w:ind w:firstLine="720"/>
+      </w:pPr>
+      <w:r>
+        <w:rPr>
+          <w:rFonts w:ascii="Times New Roman" w:cs="Times New Roman" w:eastAsia="Times New Roman" w:hAnsi="Times New Roman"/>
+          <w:sz w:val="24"/>
+          <w:szCs w:val="24"/>
+        </w:rPr>
+        <w:t xml:space="preserve">Con estos datos y con lo que expliqué en el marco teórico sobre el potencial de calentamiento de cada gas, armé el siguiente cuadro para poder comparar mejor: aunque el CH₄ y el N₂O se emiten en cantidades más pequeñas que el CO₂, su capacidad de retener calor es mucho más alta, así que igual son muy relevantes.</w:t>
       </w:r>
     </w:p>
     <w:tbl>
@@ -3139,7 +2170,7 @@
                 <w:sz w:val="24"/>
                 <w:szCs w:val="24"/>
               </w:rPr>
-              <w:t xml:space="preserve">Potencial de calentamiento global (GWP-100, IPCC AR6, 2021)</w:t>
+              <w:t xml:space="preserve">Cuántas veces "calienta" más que el CO₂ (IPCC, 2021)</w:t>
             </w:r>
           </w:p>
         </w:tc>
@@ -3164,7 +2195,7 @@
                 <w:sz w:val="24"/>
                 <w:szCs w:val="24"/>
               </w:rPr>
-              <w:t xml:space="preserve">Fuente principal en incendios de Pando</w:t>
+              <w:t xml:space="preserve">De dónde sale en un incendio</w:t>
             </w:r>
           </w:p>
         </w:tc>
@@ -3189,7 +2220,7 @@
                 <w:sz w:val="24"/>
                 <w:szCs w:val="24"/>
               </w:rPr>
-              <w:t xml:space="preserve">Dióxido de carbono (CO2)</w:t>
+              <w:t xml:space="preserve">Dióxido de carbono (CO₂)</w:t>
             </w:r>
           </w:p>
         </w:tc>
@@ -3212,7 +2243,7 @@
                 <w:sz w:val="24"/>
                 <w:szCs w:val="24"/>
               </w:rPr>
-              <w:t xml:space="preserve">1 (valor de referencia)</w:t>
+              <w:t xml:space="preserve">1 (es el valor de referencia)</w:t>
             </w:r>
           </w:p>
         </w:tc>
@@ -3235,7 +2266,7 @@
                 <w:sz w:val="24"/>
                 <w:szCs w:val="24"/>
               </w:rPr>
-              <w:t xml:space="preserve">Combustión completa de biomasa</w:t>
+              <w:t xml:space="preserve">Combustión completa de la biomasa</w:t>
             </w:r>
           </w:p>
         </w:tc>
@@ -3260,7 +2291,7 @@
                 <w:sz w:val="24"/>
                 <w:szCs w:val="24"/>
               </w:rPr>
-              <w:t xml:space="preserve">Metano (CH4)</w:t>
+              <w:t xml:space="preserve">Metano (CH₄)</w:t>
             </w:r>
           </w:p>
         </w:tc>
@@ -3283,7 +2314,7 @@
                 <w:sz w:val="24"/>
                 <w:szCs w:val="24"/>
               </w:rPr>
-              <w:t xml:space="preserve">≈ 27-30</w:t>
+              <w:t xml:space="preserve">≈ 27-30 veces</w:t>
             </w:r>
           </w:p>
         </w:tc>
@@ -3306,7 +2337,7 @@
                 <w:sz w:val="24"/>
                 <w:szCs w:val="24"/>
               </w:rPr>
-              <w:t xml:space="preserve">Combustión incompleta (baja temperatura/oxígeno)</w:t>
+              <w:t xml:space="preserve">Combustión incompleta (poca temperatura/oxígeno)</w:t>
             </w:r>
           </w:p>
         </w:tc>
@@ -3331,7 +2362,7 @@
                 <w:sz w:val="24"/>
                 <w:szCs w:val="24"/>
               </w:rPr>
-              <w:t xml:space="preserve">Óxido nitroso (N2O)</w:t>
+              <w:t xml:space="preserve">Óxido nitroso (N₂O)</w:t>
             </w:r>
           </w:p>
         </w:tc>
@@ -3354,7 +2385,7 @@
                 <w:sz w:val="24"/>
                 <w:szCs w:val="24"/>
               </w:rPr>
-              <w:t xml:space="preserve">≈ 273</w:t>
+              <w:t xml:space="preserve">≈ 273 veces</w:t>
             </w:r>
           </w:p>
         </w:tc>
@@ -3377,7 +2408,7 @@
                 <w:sz w:val="24"/>
                 <w:szCs w:val="24"/>
               </w:rPr>
-              <w:t xml:space="preserve">Oxidación del nitrógeno orgánico del suelo y la vegetación</w:t>
+              <w:t xml:space="preserve">Oxidación del nitrógeno del suelo y la vegetación</w:t>
             </w:r>
           </w:p>
         </w:tc>
@@ -3386,7 +2417,22 @@
     <w:p>
       <w:pPr>
         <w:spacing w:after="0" w:before="0" w:line="480" w:lineRule="auto"/>
-        <w:jc w:val="left"/>
+        <w:ind w:firstLine="720"/>
+      </w:pPr>
+      <w:r>
+        <w:rPr>
+          <w:rFonts w:ascii="Times New Roman" w:cs="Times New Roman" w:eastAsia="Times New Roman" w:hAnsi="Times New Roman"/>
+          <w:sz w:val="24"/>
+          <w:szCs w:val="24"/>
+        </w:rPr>
+        <w:t xml:space="preserve">Esto me ayuda a entender algo que al principio no me quedaba claro: no basta con mirar cuántas toneladas de cada gas se emiten, sino también cuánto "calienta" cada una. Por ejemplo, si en un incendio se liberara una tonelada de N₂O, su efecto sobre el calentamiento sería parecido al de 273 toneladas de CO₂. Por eso, aunque el metano y el óxido nitroso sean una parte menor del humo comparados con el CO₂, terminan pesando bastante más de lo que uno pensaría a simple vista en el problema del calentamiento global.</w:t>
+      </w:r>
+    </w:p>
+    <w:p>
+      <w:pPr>
+        <w:pageBreakBefore/>
+        <w:spacing w:after="0" w:before="0" w:line="480" w:lineRule="auto"/>
+        <w:jc w:val="center"/>
       </w:pPr>
       <w:r>
         <w:rPr>
@@ -3396,21 +2442,839 @@
           <w:sz w:val="24"/>
           <w:szCs w:val="24"/>
         </w:rPr>
-        <w:t xml:space="preserve">Anexo 2. Fichas de observación documental aplicadas</w:t>
-      </w:r>
-    </w:p>
-    <w:p>
-      <w:pPr>
-        <w:spacing w:after="0" w:before="0" w:line="480" w:lineRule="auto"/>
-        <w:ind w:firstLine="720"/>
-      </w:pPr>
-      <w:r>
-        <w:rPr>
-          <w:rFonts w:ascii="Times New Roman" w:cs="Times New Roman" w:eastAsia="Times New Roman" w:hAnsi="Times New Roman"/>
-          <w:sz w:val="24"/>
-          <w:szCs w:val="24"/>
-        </w:rPr>
-        <w:t xml:space="preserve">A continuación se presentan tres fichas efectivamente completadas con las fuentes centrales utilizadas en esta investigación, como evidencia del proceso de revisión documental descrito en el Capítulo III:</w:t>
+        <w:t xml:space="preserve">CONCLUSIONES</w:t>
+      </w:r>
+    </w:p>
+    <w:p>
+      <w:pPr>
+        <w:pStyle w:val="ListParagraph"/>
+        <w:numPr>
+          <w:ilvl w:val="0"/>
+          <w:numId w:val="1"/>
+        </w:numPr>
+        <w:spacing w:after="0" w:before="0" w:line="480" w:lineRule="auto"/>
+        <w:ind w:left="1080"/>
+      </w:pPr>
+      <w:r>
+        <w:rPr>
+          <w:rFonts w:ascii="Times New Roman" w:cs="Times New Roman" w:eastAsia="Times New Roman" w:hAnsi="Times New Roman"/>
+          <w:sz w:val="24"/>
+          <w:szCs w:val="24"/>
+        </w:rPr>
+        <w:t xml:space="preserve">Las causas principales de los incendios en Pando son, sobre todo, el chaqueo o quema agrícola tradicional, combinado con periodos de sequía y, en parte, con el humo que llega desde quemas en Brasil y Perú.</w:t>
+      </w:r>
+    </w:p>
+    <w:p>
+      <w:pPr>
+        <w:pStyle w:val="ListParagraph"/>
+        <w:numPr>
+          <w:ilvl w:val="0"/>
+          <w:numId w:val="1"/>
+        </w:numPr>
+        <w:spacing w:after="0" w:before="0" w:line="480" w:lineRule="auto"/>
+        <w:ind w:left="1080"/>
+      </w:pPr>
+      <w:r>
+        <w:rPr>
+          <w:rFonts w:ascii="Times New Roman" w:cs="Times New Roman" w:eastAsia="Times New Roman" w:hAnsi="Times New Roman"/>
+          <w:sz w:val="24"/>
+          <w:szCs w:val="24"/>
+        </w:rPr>
+        <w:t xml:space="preserve">Durante un incendio no ocurre un solo tipo de reacción química: hay combustión completa, que produce sobre todo CO₂, y combustión incompleta, que es la que produce CH₄ y, junto con la oxidación del nitrógeno del suelo, también N₂O.</w:t>
+      </w:r>
+    </w:p>
+    <w:p>
+      <w:pPr>
+        <w:pStyle w:val="ListParagraph"/>
+        <w:numPr>
+          <w:ilvl w:val="0"/>
+          <w:numId w:val="1"/>
+        </w:numPr>
+        <w:spacing w:after="0" w:before="0" w:line="480" w:lineRule="auto"/>
+        <w:ind w:left="1080"/>
+      </w:pPr>
+      <w:r>
+        <w:rPr>
+          <w:rFonts w:ascii="Times New Roman" w:cs="Times New Roman" w:eastAsia="Times New Roman" w:hAnsi="Times New Roman"/>
+          <w:sz w:val="24"/>
+          <w:szCs w:val="24"/>
+        </w:rPr>
+        <w:t xml:space="preserve">El metano y el óxido nitroso, aunque se emiten en menor cantidad que el CO₂, tienen un potencial de calentamiento mucho más alto (27-30 veces y 273 veces el del CO₂, según IPCC, 2021), lo que los hace especialmente relevantes en el problema del cambio climático.</w:t>
+      </w:r>
+    </w:p>
+    <w:p>
+      <w:pPr>
+        <w:pStyle w:val="ListParagraph"/>
+        <w:numPr>
+          <w:ilvl w:val="0"/>
+          <w:numId w:val="1"/>
+        </w:numPr>
+        <w:spacing w:after="0" w:before="0" w:line="480" w:lineRule="auto"/>
+        <w:ind w:left="1080"/>
+      </w:pPr>
+      <w:r>
+        <w:rPr>
+          <w:rFonts w:ascii="Times New Roman" w:cs="Times New Roman" w:eastAsia="Times New Roman" w:hAnsi="Times New Roman"/>
+          <w:sz w:val="24"/>
+          <w:szCs w:val="24"/>
+        </w:rPr>
+        <w:t xml:space="preserve">Además del efecto climático, estos incendios generan un daño directo a la salud de la población de Cobija, como se vio con la emergencia sanitaria de septiembre de 2024.</w:t>
+      </w:r>
+    </w:p>
+    <w:p>
+      <w:pPr>
+        <w:pStyle w:val="ListParagraph"/>
+        <w:numPr>
+          <w:ilvl w:val="0"/>
+          <w:numId w:val="1"/>
+        </w:numPr>
+        <w:spacing w:after="0" w:before="0" w:line="480" w:lineRule="auto"/>
+        <w:ind w:left="1080"/>
+      </w:pPr>
+      <w:r>
+        <w:rPr>
+          <w:rFonts w:ascii="Times New Roman" w:cs="Times New Roman" w:eastAsia="Times New Roman" w:hAnsi="Times New Roman"/>
+          <w:sz w:val="24"/>
+          <w:szCs w:val="24"/>
+        </w:rPr>
+        <w:t xml:space="preserve">Escribir el texto de concientización me ayudó a comprobar que sí se puede explicar un tema de química con ecuaciones y datos usando un lenguaje sencillo, que cualquier persona de mi comunidad pueda entender.</w:t>
+      </w:r>
+    </w:p>
+    <w:p>
+      <w:pPr>
+        <w:pageBreakBefore/>
+        <w:spacing w:after="0" w:before="0" w:line="480" w:lineRule="auto"/>
+        <w:jc w:val="center"/>
+      </w:pPr>
+      <w:r>
+        <w:rPr>
+          <w:rFonts w:ascii="Times New Roman" w:cs="Times New Roman" w:eastAsia="Times New Roman" w:hAnsi="Times New Roman"/>
+          <w:b/>
+          <w:bCs/>
+          <w:sz w:val="24"/>
+          <w:szCs w:val="24"/>
+        </w:rPr>
+        <w:t xml:space="preserve">RECOMENDACIONES</w:t>
+      </w:r>
+    </w:p>
+    <w:p>
+      <w:pPr>
+        <w:pStyle w:val="ListParagraph"/>
+        <w:numPr>
+          <w:ilvl w:val="0"/>
+          <w:numId w:val="1"/>
+        </w:numPr>
+        <w:spacing w:after="0" w:before="0" w:line="480" w:lineRule="auto"/>
+        <w:ind w:left="1080"/>
+      </w:pPr>
+      <w:r>
+        <w:rPr>
+          <w:rFonts w:ascii="Times New Roman" w:cs="Times New Roman" w:eastAsia="Times New Roman" w:hAnsi="Times New Roman"/>
+          <w:sz w:val="24"/>
+          <w:szCs w:val="24"/>
+        </w:rPr>
+        <w:t xml:space="preserve">Que en el colegio se hable más de la química detrás de los incendios, no solo de sus consecuencias, para que se entienda mejor por qué son tan dañinos.</w:t>
+      </w:r>
+    </w:p>
+    <w:p>
+      <w:pPr>
+        <w:pStyle w:val="ListParagraph"/>
+        <w:numPr>
+          <w:ilvl w:val="0"/>
+          <w:numId w:val="1"/>
+        </w:numPr>
+        <w:spacing w:after="0" w:before="0" w:line="480" w:lineRule="auto"/>
+        <w:ind w:left="1080"/>
+      </w:pPr>
+      <w:r>
+        <w:rPr>
+          <w:rFonts w:ascii="Times New Roman" w:cs="Times New Roman" w:eastAsia="Times New Roman" w:hAnsi="Times New Roman"/>
+          <w:sz w:val="24"/>
+          <w:szCs w:val="24"/>
+        </w:rPr>
+        <w:t xml:space="preserve">Buscar y difundir alternativas al chaqueo tradicional que no impliquen quemar tanta superficie.</w:t>
+      </w:r>
+    </w:p>
+    <w:p>
+      <w:pPr>
+        <w:pStyle w:val="ListParagraph"/>
+        <w:numPr>
+          <w:ilvl w:val="0"/>
+          <w:numId w:val="1"/>
+        </w:numPr>
+        <w:spacing w:after="0" w:before="0" w:line="480" w:lineRule="auto"/>
+        <w:ind w:left="1080"/>
+      </w:pPr>
+      <w:r>
+        <w:rPr>
+          <w:rFonts w:ascii="Times New Roman" w:cs="Times New Roman" w:eastAsia="Times New Roman" w:hAnsi="Times New Roman"/>
+          <w:sz w:val="24"/>
+          <w:szCs w:val="24"/>
+        </w:rPr>
+        <w:t xml:space="preserve">Que las autoridades de Pando coordinen con las de Brasil y Perú para prevenir y controlar mejor los incendios en la zona fronteriza.</w:t>
+      </w:r>
+    </w:p>
+    <w:p>
+      <w:pPr>
+        <w:pStyle w:val="ListParagraph"/>
+        <w:numPr>
+          <w:ilvl w:val="0"/>
+          <w:numId w:val="1"/>
+        </w:numPr>
+        <w:spacing w:after="0" w:before="0" w:line="480" w:lineRule="auto"/>
+        <w:ind w:left="1080"/>
+      </w:pPr>
+      <w:r>
+        <w:rPr>
+          <w:rFonts w:ascii="Times New Roman" w:cs="Times New Roman" w:eastAsia="Times New Roman" w:hAnsi="Times New Roman"/>
+          <w:sz w:val="24"/>
+          <w:szCs w:val="24"/>
+        </w:rPr>
+        <w:t xml:space="preserve">Seguir investigando sobre este tema en cursos superiores, con datos más actualizados sobre las emisiones de Pando en particular.</w:t>
+      </w:r>
+    </w:p>
+    <w:p>
+      <w:pPr>
+        <w:pageBreakBefore/>
+        <w:spacing w:after="0" w:before="0" w:line="480" w:lineRule="auto"/>
+        <w:jc w:val="center"/>
+      </w:pPr>
+      <w:r>
+        <w:rPr>
+          <w:rFonts w:ascii="Times New Roman" w:cs="Times New Roman" w:eastAsia="Times New Roman" w:hAnsi="Times New Roman"/>
+          <w:b/>
+          <w:bCs/>
+          <w:sz w:val="24"/>
+          <w:szCs w:val="24"/>
+        </w:rPr>
+        <w:t xml:space="preserve">BIBLIOGRAFÍA</w:t>
+      </w:r>
+    </w:p>
+    <w:p>
+      <w:pPr>
+        <w:spacing w:after="0" w:before="0" w:line="480" w:lineRule="auto"/>
+        <w:ind w:left="720" w:hanging="720"/>
+      </w:pPr>
+      <w:r>
+        <w:rPr>
+          <w:rFonts w:ascii="Times New Roman" w:cs="Times New Roman" w:eastAsia="Times New Roman" w:hAnsi="Times New Roman"/>
+          <w:sz w:val="24"/>
+          <w:szCs w:val="24"/>
+        </w:rPr>
+        <w:t xml:space="preserve">Estado Plurinacional de Bolivia. (2024). </w:t>
+      </w:r>
+      <w:r>
+        <w:rPr>
+          <w:rFonts w:ascii="Times New Roman" w:cs="Times New Roman" w:eastAsia="Times New Roman" w:hAnsi="Times New Roman"/>
+          <w:i/>
+          <w:iCs/>
+          <w:sz w:val="24"/>
+          <w:szCs w:val="24"/>
+        </w:rPr>
+        <w:t xml:space="preserve">Tercera Contribución Nacionalmente Determinada (NDC 3.0) 2026-2035.</w:t>
+      </w:r>
+      <w:r>
+        <w:rPr>
+          <w:rFonts w:ascii="Times New Roman" w:cs="Times New Roman" w:eastAsia="Times New Roman" w:hAnsi="Times New Roman"/>
+          <w:sz w:val="24"/>
+          <w:szCs w:val="24"/>
+        </w:rPr>
+        <w:t xml:space="preserve"> Naciones Unidas, Convención Marco sobre el Cambio Climático (UNFCCC). https://unfccc.int/sites/default/files/2025-09/Bolivia_NDC3.0_2026-2035%20final%2029.09.2024.pdf</w:t>
+      </w:r>
+    </w:p>
+    <w:p>
+      <w:pPr>
+        <w:spacing w:after="0" w:before="0" w:line="480" w:lineRule="auto"/>
+        <w:ind w:left="720" w:hanging="720"/>
+      </w:pPr>
+      <w:r>
+        <w:rPr>
+          <w:rFonts w:ascii="Times New Roman" w:cs="Times New Roman" w:eastAsia="Times New Roman" w:hAnsi="Times New Roman"/>
+          <w:sz w:val="24"/>
+          <w:szCs w:val="24"/>
+        </w:rPr>
+        <w:t xml:space="preserve">Instituto Boliviano de Investigación Forestal [IBIF]. (2025). </w:t>
+      </w:r>
+      <w:r>
+        <w:rPr>
+          <w:rFonts w:ascii="Times New Roman" w:cs="Times New Roman" w:eastAsia="Times New Roman" w:hAnsi="Times New Roman"/>
+          <w:i/>
+          <w:iCs/>
+          <w:sz w:val="24"/>
+          <w:szCs w:val="24"/>
+        </w:rPr>
+        <w:t xml:space="preserve">Determinación de áreas afectadas por incendios forestales en Bolivia.</w:t>
+      </w:r>
+      <w:r>
+        <w:rPr>
+          <w:rFonts w:ascii="Times New Roman" w:cs="Times New Roman" w:eastAsia="Times New Roman" w:hAnsi="Times New Roman"/>
+          <w:sz w:val="24"/>
+          <w:szCs w:val="24"/>
+        </w:rPr>
+        <w:t xml:space="preserve"> IBIF Bolivia. https://ibifbolivia.org.bo/wp-content/uploads/2025/01/DETERMINACION-DE-AREAS-AFECTADAS-POR-INCENDIOS-FORESTALES-EN-BOLIVIA.pdf</w:t>
+      </w:r>
+    </w:p>
+    <w:p>
+      <w:pPr>
+        <w:spacing w:after="0" w:before="0" w:line="480" w:lineRule="auto"/>
+        <w:ind w:left="720" w:hanging="720"/>
+      </w:pPr>
+      <w:r>
+        <w:rPr>
+          <w:rFonts w:ascii="Times New Roman" w:cs="Times New Roman" w:eastAsia="Times New Roman" w:hAnsi="Times New Roman"/>
+          <w:sz w:val="24"/>
+          <w:szCs w:val="24"/>
+        </w:rPr>
+        <w:t xml:space="preserve">Panel Intergubernamental sobre Cambio Climático [IPCC]. (2019). </w:t>
+      </w:r>
+      <w:r>
+        <w:rPr>
+          <w:rFonts w:ascii="Times New Roman" w:cs="Times New Roman" w:eastAsia="Times New Roman" w:hAnsi="Times New Roman"/>
+          <w:i/>
+          <w:iCs/>
+          <w:sz w:val="24"/>
+          <w:szCs w:val="24"/>
+        </w:rPr>
+        <w:t xml:space="preserve">2019 Refinement to the 2006 IPCC Guidelines for National Greenhouse Gas Inventories.</w:t>
+      </w:r>
+      <w:r>
+        <w:rPr>
+          <w:rFonts w:ascii="Times New Roman" w:cs="Times New Roman" w:eastAsia="Times New Roman" w:hAnsi="Times New Roman"/>
+          <w:sz w:val="24"/>
+          <w:szCs w:val="24"/>
+        </w:rPr>
+        <w:t xml:space="preserve"> Ginebra, Suiza: IPCC.</w:t>
+      </w:r>
+    </w:p>
+    <w:p>
+      <w:pPr>
+        <w:spacing w:after="0" w:before="0" w:line="480" w:lineRule="auto"/>
+        <w:ind w:left="720" w:hanging="720"/>
+      </w:pPr>
+      <w:r>
+        <w:rPr>
+          <w:rFonts w:ascii="Times New Roman" w:cs="Times New Roman" w:eastAsia="Times New Roman" w:hAnsi="Times New Roman"/>
+          <w:sz w:val="24"/>
+          <w:szCs w:val="24"/>
+        </w:rPr>
+        <w:t xml:space="preserve">Panel Intergubernamental sobre Cambio Climático [IPCC]. (2021). </w:t>
+      </w:r>
+      <w:r>
+        <w:rPr>
+          <w:rFonts w:ascii="Times New Roman" w:cs="Times New Roman" w:eastAsia="Times New Roman" w:hAnsi="Times New Roman"/>
+          <w:i/>
+          <w:iCs/>
+          <w:sz w:val="24"/>
+          <w:szCs w:val="24"/>
+        </w:rPr>
+        <w:t xml:space="preserve">Climate Change 2021: The Physical Science Basis. Sexto Informe de Evaluación, Grupo de Trabajo I, Capítulo 7.</w:t>
+      </w:r>
+      <w:r>
+        <w:rPr>
+          <w:rFonts w:ascii="Times New Roman" w:cs="Times New Roman" w:eastAsia="Times New Roman" w:hAnsi="Times New Roman"/>
+          <w:sz w:val="24"/>
+          <w:szCs w:val="24"/>
+        </w:rPr>
+        <w:t xml:space="preserve"> Ginebra, Suiza: IPCC.</w:t>
+      </w:r>
+    </w:p>
+    <w:p>
+      <w:pPr>
+        <w:spacing w:after="0" w:before="0" w:line="480" w:lineRule="auto"/>
+        <w:ind w:left="720" w:hanging="720"/>
+      </w:pPr>
+      <w:r>
+        <w:rPr>
+          <w:rFonts w:ascii="Times New Roman" w:cs="Times New Roman" w:eastAsia="Times New Roman" w:hAnsi="Times New Roman"/>
+          <w:sz w:val="24"/>
+          <w:szCs w:val="24"/>
+        </w:rPr>
+        <w:t xml:space="preserve">Los Tiempos. (2024, 5 de septiembre). </w:t>
+      </w:r>
+      <w:r>
+        <w:rPr>
+          <w:rFonts w:ascii="Times New Roman" w:cs="Times New Roman" w:eastAsia="Times New Roman" w:hAnsi="Times New Roman"/>
+          <w:i/>
+          <w:iCs/>
+          <w:sz w:val="24"/>
+          <w:szCs w:val="24"/>
+        </w:rPr>
+        <w:t xml:space="preserve">Cobija declara emergencia sanitaria y el fuego llega a tres parques nacionales.</w:t>
+      </w:r>
+      <w:r>
+        <w:rPr>
+          <w:rFonts w:ascii="Times New Roman" w:cs="Times New Roman" w:eastAsia="Times New Roman" w:hAnsi="Times New Roman"/>
+          <w:sz w:val="24"/>
+          <w:szCs w:val="24"/>
+        </w:rPr>
+        <w:t xml:space="preserve"> https://www.lostiempos.com/actualidad/pais/20240905/cobija-declara-emergencia-sanitaria-fuego-llega-tres-parques-nacionales</w:t>
+      </w:r>
+    </w:p>
+    <w:p>
+      <w:pPr>
+        <w:spacing w:after="0" w:before="0" w:line="480" w:lineRule="auto"/>
+        <w:ind w:left="720" w:hanging="720"/>
+      </w:pPr>
+      <w:r>
+        <w:rPr>
+          <w:rFonts w:ascii="Times New Roman" w:cs="Times New Roman" w:eastAsia="Times New Roman" w:hAnsi="Times New Roman"/>
+          <w:sz w:val="24"/>
+          <w:szCs w:val="24"/>
+        </w:rPr>
+        <w:t xml:space="preserve">Mongabay Latam. (2024, diciembre). </w:t>
+      </w:r>
+      <w:r>
+        <w:rPr>
+          <w:rFonts w:ascii="Times New Roman" w:cs="Times New Roman" w:eastAsia="Times New Roman" w:hAnsi="Times New Roman"/>
+          <w:i/>
+          <w:iCs/>
+          <w:sz w:val="24"/>
+          <w:szCs w:val="24"/>
+        </w:rPr>
+        <w:t xml:space="preserve">Balance ambiental de Bolivia en 2024: fuego devasta más de 10 millones de hectáreas de bosque, deforestación no se detiene y minería ilegal sigue dañando ríos.</w:t>
+      </w:r>
+      <w:r>
+        <w:rPr>
+          <w:rFonts w:ascii="Times New Roman" w:cs="Times New Roman" w:eastAsia="Times New Roman" w:hAnsi="Times New Roman"/>
+          <w:sz w:val="24"/>
+          <w:szCs w:val="24"/>
+        </w:rPr>
+        <w:t xml:space="preserve"> https://es.mongabay.com/2024/12/balance-ambiental-bolivia-2024-deforestacion-mineria-ilegal/</w:t>
+      </w:r>
+    </w:p>
+    <w:p>
+      <w:pPr>
+        <w:spacing w:after="0" w:before="0" w:line="480" w:lineRule="auto"/>
+        <w:ind w:left="720" w:hanging="720"/>
+      </w:pPr>
+      <w:r>
+        <w:rPr>
+          <w:rFonts w:ascii="Times New Roman" w:cs="Times New Roman" w:eastAsia="Times New Roman" w:hAnsi="Times New Roman"/>
+          <w:sz w:val="24"/>
+          <w:szCs w:val="24"/>
+        </w:rPr>
+        <w:t xml:space="preserve">Organización Panamericana de la Salud [OPS/OMS]. (2024). </w:t>
+      </w:r>
+      <w:r>
+        <w:rPr>
+          <w:rFonts w:ascii="Times New Roman" w:cs="Times New Roman" w:eastAsia="Times New Roman" w:hAnsi="Times New Roman"/>
+          <w:i/>
+          <w:iCs/>
+          <w:sz w:val="24"/>
+          <w:szCs w:val="24"/>
+        </w:rPr>
+        <w:t xml:space="preserve">Informe de situación 2: Incendios forestales, Bolivia, septiembre 2024.</w:t>
+      </w:r>
+      <w:r>
+        <w:rPr>
+          <w:rFonts w:ascii="Times New Roman" w:cs="Times New Roman" w:eastAsia="Times New Roman" w:hAnsi="Times New Roman"/>
+          <w:sz w:val="24"/>
+          <w:szCs w:val="24"/>
+        </w:rPr>
+        <w:t xml:space="preserve"> https://www.paho.org/es/documentos/informe-situacion-2-incendios-forestales-bolivia-septiembre-2024</w:t>
+      </w:r>
+    </w:p>
+    <w:p>
+      <w:pPr>
+        <w:spacing w:after="0" w:before="0" w:line="480" w:lineRule="auto"/>
+        <w:ind w:left="720" w:hanging="720"/>
+      </w:pPr>
+      <w:r>
+        <w:rPr>
+          <w:rFonts w:ascii="Times New Roman" w:cs="Times New Roman" w:eastAsia="Times New Roman" w:hAnsi="Times New Roman"/>
+          <w:sz w:val="24"/>
+          <w:szCs w:val="24"/>
+        </w:rPr>
+        <w:t xml:space="preserve">SDSN Bolivia. (2024). </w:t>
+      </w:r>
+      <w:r>
+        <w:rPr>
+          <w:rFonts w:ascii="Times New Roman" w:cs="Times New Roman" w:eastAsia="Times New Roman" w:hAnsi="Times New Roman"/>
+          <w:i/>
+          <w:iCs/>
+          <w:sz w:val="24"/>
+          <w:szCs w:val="24"/>
+        </w:rPr>
+        <w:t xml:space="preserve">Emisiones de CO2 por deforestación e incendios en Bolivia.</w:t>
+      </w:r>
+      <w:r>
+        <w:rPr>
+          <w:rFonts w:ascii="Times New Roman" w:cs="Times New Roman" w:eastAsia="Times New Roman" w:hAnsi="Times New Roman"/>
+          <w:sz w:val="24"/>
+          <w:szCs w:val="24"/>
+        </w:rPr>
+        <w:t xml:space="preserve"> https://sdsnbolivia.org/emisiones-de-co2-por-deforestacion-e-incendios-en-bolivia/</w:t>
+      </w:r>
+    </w:p>
+    <w:p>
+      <w:pPr>
+        <w:pageBreakBefore/>
+        <w:spacing w:after="0" w:before="0" w:line="480" w:lineRule="auto"/>
+        <w:jc w:val="center"/>
+      </w:pPr>
+      <w:r>
+        <w:rPr>
+          <w:rFonts w:ascii="Times New Roman" w:cs="Times New Roman" w:eastAsia="Times New Roman" w:hAnsi="Times New Roman"/>
+          <w:b/>
+          <w:bCs/>
+          <w:sz w:val="24"/>
+          <w:szCs w:val="24"/>
+        </w:rPr>
+        <w:t xml:space="preserve">ANEXOS</w:t>
+      </w:r>
+    </w:p>
+    <w:p>
+      <w:pPr>
+        <w:spacing w:after="0" w:before="0" w:line="480" w:lineRule="auto"/>
+        <w:jc w:val="left"/>
+      </w:pPr>
+      <w:r>
+        <w:rPr>
+          <w:rFonts w:ascii="Times New Roman" w:cs="Times New Roman" w:eastAsia="Times New Roman" w:hAnsi="Times New Roman"/>
+          <w:b/>
+          <w:bCs/>
+          <w:sz w:val="24"/>
+          <w:szCs w:val="24"/>
+        </w:rPr>
+        <w:t xml:space="preserve">Anexo 1. Cuadro comparativo del potencial de calentamiento global</w:t>
+      </w:r>
+    </w:p>
+    <w:tbl>
+      <w:tblPr>
+        <w:tblW w:type="dxa" w:w="9360"/>
+        <w:tblBorders>
+          <w:top w:val="single" w:color="auto" w:sz="4"/>
+          <w:left w:val="single" w:color="auto" w:sz="4"/>
+          <w:bottom w:val="single" w:color="auto" w:sz="4"/>
+          <w:right w:val="single" w:color="auto" w:sz="4"/>
+          <w:insideH w:val="single" w:color="auto" w:sz="4"/>
+          <w:insideV w:val="single" w:color="auto" w:sz="4"/>
+        </w:tblBorders>
+      </w:tblPr>
+      <w:tblGrid>
+        <w:gridCol w:w="3120"/>
+        <w:gridCol w:w="3120"/>
+        <w:gridCol w:w="3120"/>
+      </w:tblGrid>
+      <w:tr>
+        <w:tc>
+          <w:tcPr>
+            <w:tcBorders>
+              <w:top w:val="single" w:color="000000" w:sz="6"/>
+              <w:left w:val="none" w:color="FFFFFF" w:sz="0"/>
+              <w:bottom w:val="single" w:color="000000" w:sz="6"/>
+              <w:right w:val="none" w:color="FFFFFF" w:sz="0"/>
+            </w:tcBorders>
+          </w:tcPr>
+          <w:p>
+            <w:pPr>
+              <w:spacing w:after="0" w:before="0" w:line="480" w:lineRule="auto"/>
+            </w:pPr>
+            <w:r>
+              <w:rPr>
+                <w:rFonts w:ascii="Times New Roman" w:cs="Times New Roman" w:eastAsia="Times New Roman" w:hAnsi="Times New Roman"/>
+                <w:b/>
+                <w:bCs/>
+                <w:sz w:val="24"/>
+                <w:szCs w:val="24"/>
+              </w:rPr>
+              <w:t xml:space="preserve">Gas</w:t>
+            </w:r>
+          </w:p>
+        </w:tc>
+        <w:tc>
+          <w:tcPr>
+            <w:tcBorders>
+              <w:top w:val="single" w:color="000000" w:sz="6"/>
+              <w:left w:val="none" w:color="FFFFFF" w:sz="0"/>
+              <w:bottom w:val="single" w:color="000000" w:sz="6"/>
+              <w:right w:val="none" w:color="FFFFFF" w:sz="0"/>
+            </w:tcBorders>
+          </w:tcPr>
+          <w:p>
+            <w:pPr>
+              <w:spacing w:after="0" w:before="0" w:line="480" w:lineRule="auto"/>
+            </w:pPr>
+            <w:r>
+              <w:rPr>
+                <w:rFonts w:ascii="Times New Roman" w:cs="Times New Roman" w:eastAsia="Times New Roman" w:hAnsi="Times New Roman"/>
+                <w:b/>
+                <w:bCs/>
+                <w:sz w:val="24"/>
+                <w:szCs w:val="24"/>
+              </w:rPr>
+              <w:t xml:space="preserve">Cuántas veces "calienta" más que el CO₂ (IPCC, 2021)</w:t>
+            </w:r>
+          </w:p>
+        </w:tc>
+        <w:tc>
+          <w:tcPr>
+            <w:tcBorders>
+              <w:top w:val="single" w:color="000000" w:sz="6"/>
+              <w:left w:val="none" w:color="FFFFFF" w:sz="0"/>
+              <w:bottom w:val="single" w:color="000000" w:sz="6"/>
+              <w:right w:val="none" w:color="FFFFFF" w:sz="0"/>
+            </w:tcBorders>
+          </w:tcPr>
+          <w:p>
+            <w:pPr>
+              <w:spacing w:after="0" w:before="0" w:line="480" w:lineRule="auto"/>
+            </w:pPr>
+            <w:r>
+              <w:rPr>
+                <w:rFonts w:ascii="Times New Roman" w:cs="Times New Roman" w:eastAsia="Times New Roman" w:hAnsi="Times New Roman"/>
+                <w:b/>
+                <w:bCs/>
+                <w:sz w:val="24"/>
+                <w:szCs w:val="24"/>
+              </w:rPr>
+              <w:t xml:space="preserve">De dónde sale en un incendio</w:t>
+            </w:r>
+          </w:p>
+        </w:tc>
+      </w:tr>
+      <w:tr>
+        <w:tc>
+          <w:tcPr>
+            <w:tcBorders>
+              <w:top w:val="none" w:color="FFFFFF" w:sz="0"/>
+              <w:left w:val="none" w:color="FFFFFF" w:sz="0"/>
+              <w:bottom w:val="none" w:color="FFFFFF" w:sz="0"/>
+              <w:right w:val="none" w:color="FFFFFF" w:sz="0"/>
+            </w:tcBorders>
+          </w:tcPr>
+          <w:p>
+            <w:pPr>
+              <w:spacing w:after="0" w:before="0" w:line="480" w:lineRule="auto"/>
+            </w:pPr>
+            <w:r>
+              <w:rPr>
+                <w:rFonts w:ascii="Times New Roman" w:cs="Times New Roman" w:eastAsia="Times New Roman" w:hAnsi="Times New Roman"/>
+                <w:sz w:val="24"/>
+                <w:szCs w:val="24"/>
+              </w:rPr>
+              <w:t xml:space="preserve">Dióxido de carbono (CO₂)</w:t>
+            </w:r>
+          </w:p>
+        </w:tc>
+        <w:tc>
+          <w:tcPr>
+            <w:tcBorders>
+              <w:top w:val="none" w:color="FFFFFF" w:sz="0"/>
+              <w:left w:val="none" w:color="FFFFFF" w:sz="0"/>
+              <w:bottom w:val="none" w:color="FFFFFF" w:sz="0"/>
+              <w:right w:val="none" w:color="FFFFFF" w:sz="0"/>
+            </w:tcBorders>
+          </w:tcPr>
+          <w:p>
+            <w:pPr>
+              <w:spacing w:after="0" w:before="0" w:line="480" w:lineRule="auto"/>
+            </w:pPr>
+            <w:r>
+              <w:rPr>
+                <w:rFonts w:ascii="Times New Roman" w:cs="Times New Roman" w:eastAsia="Times New Roman" w:hAnsi="Times New Roman"/>
+                <w:sz w:val="24"/>
+                <w:szCs w:val="24"/>
+              </w:rPr>
+              <w:t xml:space="preserve">1 (es el valor de referencia)</w:t>
+            </w:r>
+          </w:p>
+        </w:tc>
+        <w:tc>
+          <w:tcPr>
+            <w:tcBorders>
+              <w:top w:val="none" w:color="FFFFFF" w:sz="0"/>
+              <w:left w:val="none" w:color="FFFFFF" w:sz="0"/>
+              <w:bottom w:val="none" w:color="FFFFFF" w:sz="0"/>
+              <w:right w:val="none" w:color="FFFFFF" w:sz="0"/>
+            </w:tcBorders>
+          </w:tcPr>
+          <w:p>
+            <w:pPr>
+              <w:spacing w:after="0" w:before="0" w:line="480" w:lineRule="auto"/>
+            </w:pPr>
+            <w:r>
+              <w:rPr>
+                <w:rFonts w:ascii="Times New Roman" w:cs="Times New Roman" w:eastAsia="Times New Roman" w:hAnsi="Times New Roman"/>
+                <w:sz w:val="24"/>
+                <w:szCs w:val="24"/>
+              </w:rPr>
+              <w:t xml:space="preserve">Combustión completa de la biomasa</w:t>
+            </w:r>
+          </w:p>
+        </w:tc>
+      </w:tr>
+      <w:tr>
+        <w:tc>
+          <w:tcPr>
+            <w:tcBorders>
+              <w:top w:val="none" w:color="FFFFFF" w:sz="0"/>
+              <w:left w:val="none" w:color="FFFFFF" w:sz="0"/>
+              <w:bottom w:val="none" w:color="FFFFFF" w:sz="0"/>
+              <w:right w:val="none" w:color="FFFFFF" w:sz="0"/>
+            </w:tcBorders>
+          </w:tcPr>
+          <w:p>
+            <w:pPr>
+              <w:spacing w:after="0" w:before="0" w:line="480" w:lineRule="auto"/>
+            </w:pPr>
+            <w:r>
+              <w:rPr>
+                <w:rFonts w:ascii="Times New Roman" w:cs="Times New Roman" w:eastAsia="Times New Roman" w:hAnsi="Times New Roman"/>
+                <w:sz w:val="24"/>
+                <w:szCs w:val="24"/>
+              </w:rPr>
+              <w:t xml:space="preserve">Metano (CH₄)</w:t>
+            </w:r>
+          </w:p>
+        </w:tc>
+        <w:tc>
+          <w:tcPr>
+            <w:tcBorders>
+              <w:top w:val="none" w:color="FFFFFF" w:sz="0"/>
+              <w:left w:val="none" w:color="FFFFFF" w:sz="0"/>
+              <w:bottom w:val="none" w:color="FFFFFF" w:sz="0"/>
+              <w:right w:val="none" w:color="FFFFFF" w:sz="0"/>
+            </w:tcBorders>
+          </w:tcPr>
+          <w:p>
+            <w:pPr>
+              <w:spacing w:after="0" w:before="0" w:line="480" w:lineRule="auto"/>
+            </w:pPr>
+            <w:r>
+              <w:rPr>
+                <w:rFonts w:ascii="Times New Roman" w:cs="Times New Roman" w:eastAsia="Times New Roman" w:hAnsi="Times New Roman"/>
+                <w:sz w:val="24"/>
+                <w:szCs w:val="24"/>
+              </w:rPr>
+              <w:t xml:space="preserve">≈ 27-30 veces</w:t>
+            </w:r>
+          </w:p>
+        </w:tc>
+        <w:tc>
+          <w:tcPr>
+            <w:tcBorders>
+              <w:top w:val="none" w:color="FFFFFF" w:sz="0"/>
+              <w:left w:val="none" w:color="FFFFFF" w:sz="0"/>
+              <w:bottom w:val="none" w:color="FFFFFF" w:sz="0"/>
+              <w:right w:val="none" w:color="FFFFFF" w:sz="0"/>
+            </w:tcBorders>
+          </w:tcPr>
+          <w:p>
+            <w:pPr>
+              <w:spacing w:after="0" w:before="0" w:line="480" w:lineRule="auto"/>
+            </w:pPr>
+            <w:r>
+              <w:rPr>
+                <w:rFonts w:ascii="Times New Roman" w:cs="Times New Roman" w:eastAsia="Times New Roman" w:hAnsi="Times New Roman"/>
+                <w:sz w:val="24"/>
+                <w:szCs w:val="24"/>
+              </w:rPr>
+              <w:t xml:space="preserve">Combustión incompleta (poca temperatura/oxígeno)</w:t>
+            </w:r>
+          </w:p>
+        </w:tc>
+      </w:tr>
+      <w:tr>
+        <w:tc>
+          <w:tcPr>
+            <w:tcBorders>
+              <w:top w:val="none" w:color="FFFFFF" w:sz="0"/>
+              <w:left w:val="none" w:color="FFFFFF" w:sz="0"/>
+              <w:bottom w:val="single" w:color="000000" w:sz="6"/>
+              <w:right w:val="none" w:color="FFFFFF" w:sz="0"/>
+            </w:tcBorders>
+          </w:tcPr>
+          <w:p>
+            <w:pPr>
+              <w:spacing w:after="0" w:before="0" w:line="480" w:lineRule="auto"/>
+            </w:pPr>
+            <w:r>
+              <w:rPr>
+                <w:rFonts w:ascii="Times New Roman" w:cs="Times New Roman" w:eastAsia="Times New Roman" w:hAnsi="Times New Roman"/>
+                <w:sz w:val="24"/>
+                <w:szCs w:val="24"/>
+              </w:rPr>
+              <w:t xml:space="preserve">Óxido nitroso (N₂O)</w:t>
+            </w:r>
+          </w:p>
+        </w:tc>
+        <w:tc>
+          <w:tcPr>
+            <w:tcBorders>
+              <w:top w:val="none" w:color="FFFFFF" w:sz="0"/>
+              <w:left w:val="none" w:color="FFFFFF" w:sz="0"/>
+              <w:bottom w:val="single" w:color="000000" w:sz="6"/>
+              <w:right w:val="none" w:color="FFFFFF" w:sz="0"/>
+            </w:tcBorders>
+          </w:tcPr>
+          <w:p>
+            <w:pPr>
+              <w:spacing w:after="0" w:before="0" w:line="480" w:lineRule="auto"/>
+            </w:pPr>
+            <w:r>
+              <w:rPr>
+                <w:rFonts w:ascii="Times New Roman" w:cs="Times New Roman" w:eastAsia="Times New Roman" w:hAnsi="Times New Roman"/>
+                <w:sz w:val="24"/>
+                <w:szCs w:val="24"/>
+              </w:rPr>
+              <w:t xml:space="preserve">≈ 273 veces</w:t>
+            </w:r>
+          </w:p>
+        </w:tc>
+        <w:tc>
+          <w:tcPr>
+            <w:tcBorders>
+              <w:top w:val="none" w:color="FFFFFF" w:sz="0"/>
+              <w:left w:val="none" w:color="FFFFFF" w:sz="0"/>
+              <w:bottom w:val="single" w:color="000000" w:sz="6"/>
+              <w:right w:val="none" w:color="FFFFFF" w:sz="0"/>
+            </w:tcBorders>
+          </w:tcPr>
+          <w:p>
+            <w:pPr>
+              <w:spacing w:after="0" w:before="0" w:line="480" w:lineRule="auto"/>
+            </w:pPr>
+            <w:r>
+              <w:rPr>
+                <w:rFonts w:ascii="Times New Roman" w:cs="Times New Roman" w:eastAsia="Times New Roman" w:hAnsi="Times New Roman"/>
+                <w:sz w:val="24"/>
+                <w:szCs w:val="24"/>
+              </w:rPr>
+              <w:t xml:space="preserve">Oxidación del nitrógeno del suelo y la vegetación</w:t>
+            </w:r>
+          </w:p>
+        </w:tc>
+      </w:tr>
+    </w:tbl>
+    <w:p>
+      <w:pPr>
+        <w:spacing w:after="0" w:before="0" w:line="480" w:lineRule="auto"/>
+        <w:jc w:val="left"/>
+      </w:pPr>
+      <w:r>
+        <w:rPr>
+          <w:rFonts w:ascii="Times New Roman" w:cs="Times New Roman" w:eastAsia="Times New Roman" w:hAnsi="Times New Roman"/>
+          <w:b/>
+          <w:bCs/>
+          <w:sz w:val="24"/>
+          <w:szCs w:val="24"/>
+        </w:rPr>
+        <w:t xml:space="preserve">Anexo 2. Fichas con las fuentes que usé</w:t>
+      </w:r>
+    </w:p>
+    <w:p>
+      <w:pPr>
+        <w:spacing w:after="0" w:before="0" w:line="480" w:lineRule="auto"/>
+        <w:ind w:firstLine="720"/>
+      </w:pPr>
+      <w:r>
+        <w:rPr>
+          <w:rFonts w:ascii="Times New Roman" w:cs="Times New Roman" w:eastAsia="Times New Roman" w:hAnsi="Times New Roman"/>
+          <w:sz w:val="24"/>
+          <w:szCs w:val="24"/>
+        </w:rPr>
+        <w:t xml:space="preserve">Estas son las fichas que fui llenando a medida que leía cada fuente, para no perder de vista los datos más importantes:</w:t>
       </w:r>
     </w:p>
     <w:tbl>
@@ -3503,7 +3367,7 @@
                 <w:sz w:val="24"/>
                 <w:szCs w:val="24"/>
               </w:rPr>
-              <w:t xml:space="preserve">Dato relevante extraído</w:t>
+              <w:t xml:space="preserve">Dato que anoté</w:t>
             </w:r>
           </w:p>
         </w:tc>
@@ -3528,7 +3392,7 @@
                 <w:sz w:val="24"/>
                 <w:szCs w:val="24"/>
               </w:rPr>
-              <w:t xml:space="preserve">Fecha de publicación</w:t>
+              <w:t xml:space="preserve">Fecha</w:t>
             </w:r>
           </w:p>
         </w:tc>
@@ -3599,7 +3463,7 @@
                 <w:sz w:val="24"/>
                 <w:szCs w:val="24"/>
               </w:rPr>
-              <w:t xml:space="preserve">Concentración de PM2,5 de 575 µg/m³ en Cobija; humo transfronterizo de Brasil y Perú</w:t>
+              <w:t xml:space="preserve">PM2,5 de 575 µg/m³ en Cobija; humo también de Brasil y Perú</w:t>
             </w:r>
           </w:p>
         </w:tc>
@@ -3693,7 +3557,7 @@
                 <w:sz w:val="24"/>
                 <w:szCs w:val="24"/>
               </w:rPr>
-              <w:t xml:space="preserve">12,6 millones de ha quemadas en Bolivia en 2024; 7,16 millones de bosque</w:t>
+              <w:t xml:space="preserve">12,6 millones de ha quemadas en Bolivia; 7,16 millones de bosque</w:t>
             </w:r>
           </w:p>
         </w:tc>
@@ -3787,7 +3651,7 @@
                 <w:sz w:val="24"/>
                 <w:szCs w:val="24"/>
               </w:rPr>
-              <w:t xml:space="preserve">Participación del sector forestal: 67,1 % CO2, 9,1 % CH4, 26,3 % N2O (2022)</w:t>
+              <w:t xml:space="preserve">Sector forestal: 67,1 % CO2, 9,1 % CH4, 26,3 % N2O (2022)</w:t>
             </w:r>
           </w:p>
         </w:tc>
@@ -3843,7 +3707,7 @@
           <w:sz w:val="24"/>
           <w:szCs w:val="24"/>
         </w:rPr>
-        <w:t xml:space="preserve">Esta monografía no incorpora fotografías de terceros en este anexo, debido a que las imágenes periodísticas y satelitales disponibles sobre los incendios en Pando (2023-2024) están protegidas por derechos de autor y no pueden reproducirse sin autorización expresa de sus autores o medios. Se recomienda al estudiante incorporar en esta sección fotografías propias tomadas en Pando, o solicitar autorización de reproducción a los medios citados en la bibliografía (Los Tiempos, Mongabay Latam), indicando en cada caso un pie de foto con el siguiente formato: "Descripción de la imagen. Lugar y fecha. Fuente: Apellido, Año."</w:t>
+        <w:t xml:space="preserve">No incluyo fotografías de terceros en este anexo porque las imágenes periodísticas y satelitales de los incendios en Pando tienen derechos de autor y no las puedo reproducir sin permiso de quien las tomó. Este espacio queda disponible para que yo pueda agregar fotos propias tomadas en Pando, o fotos autorizadas por los medios citados en la bibliografía, con un pie de foto como este: "Descripción de la imagen. Lugar y fecha. Fuente: Apellido, Año."</w:t>
       </w:r>
     </w:p>
     <w:sectPr>

--- a/monografia/monografia_gases_invernadero_pando.docx
+++ b/monografia/monografia_gases_invernadero_pando.docx
@@ -386,7 +386,7 @@
           <w:sz w:val="24"/>
           <w:szCs w:val="24"/>
         </w:rPr>
-        <w:t xml:space="preserve">Un texto para concientizar sobre los incendios en Pando ................ 9</w:t>
+        <w:t xml:space="preserve">Texto argumentativo .............................................................................. 9</w:t>
       </w:r>
     </w:p>
     <w:p>
@@ -761,7 +761,7 @@
           <w:sz w:val="24"/>
           <w:szCs w:val="24"/>
         </w:rPr>
-        <w:t xml:space="preserve">Escribir un texto de concientización dirigido a la gente de mi comunidad sobre este problema.</w:t>
+        <w:t xml:space="preserve">Elaborar un texto argumentativo que sostenga, con base en la evidencia recopilada, la necesidad de prevenir los incendios forestales en Pando.</w:t>
       </w:r>
     </w:p>
     <w:p>
@@ -1620,7 +1620,7 @@
           <w:sz w:val="24"/>
           <w:szCs w:val="24"/>
         </w:rPr>
-        <w:t xml:space="preserve">Escribí mis conclusiones y un texto de concientización con lo que aprendí.</w:t>
+        <w:t xml:space="preserve">Elaboré mis conclusiones y el texto argumentativo final con lo aprendido.</w:t>
       </w:r>
     </w:p>
     <w:p>
@@ -1884,21 +1884,21 @@
           <w:sz w:val="24"/>
           <w:szCs w:val="24"/>
         </w:rPr>
-        <w:t xml:space="preserve">UN TEXTO PARA CONCIENTIZAR SOBRE LOS INCENDIOS EN PANDO</w:t>
-      </w:r>
-    </w:p>
-    <w:p>
-      <w:pPr>
-        <w:spacing w:after="0" w:before="0" w:line="480" w:lineRule="auto"/>
-        <w:ind w:firstLine="720"/>
-      </w:pPr>
-      <w:r>
-        <w:rPr>
-          <w:rFonts w:ascii="Times New Roman" w:cs="Times New Roman" w:eastAsia="Times New Roman" w:hAnsi="Times New Roman"/>
-          <w:sz w:val="24"/>
-          <w:szCs w:val="24"/>
-        </w:rPr>
-        <w:t xml:space="preserve">Con lo que aprendí en esta investigación, escribí el siguiente texto pensando en mis vecinos y en la gente de mi comunidad, para explicar de manera sencilla por qué debería importarnos lo que pasa cuando se quema el bosque.</w:t>
+        <w:t xml:space="preserve">TEXTO ARGUMENTATIVO</w:t>
+      </w:r>
+    </w:p>
+    <w:p>
+      <w:pPr>
+        <w:spacing w:after="0" w:before="0" w:line="480" w:lineRule="auto"/>
+        <w:ind w:firstLine="720"/>
+      </w:pPr>
+      <w:r>
+        <w:rPr>
+          <w:rFonts w:ascii="Times New Roman" w:cs="Times New Roman" w:eastAsia="Times New Roman" w:hAnsi="Times New Roman"/>
+          <w:sz w:val="24"/>
+          <w:szCs w:val="24"/>
+        </w:rPr>
+        <w:t xml:space="preserve">A partir de lo investigado, elaboré el siguiente texto argumentativo, dirigido a la población de Pando, con el propósito de sostener que la prevención de incendios forestales debe considerarse una prioridad, tanto por sus consecuencias químicas y climáticas como por sus efectos sobre la salud.</w:t>
       </w:r>
     </w:p>
     <w:p>
@@ -1914,77 +1914,77 @@
           <w:sz w:val="24"/>
           <w:szCs w:val="24"/>
         </w:rPr>
-        <w:t xml:space="preserve">El humo que respiramos en Cobija también es química</w:t>
-      </w:r>
-    </w:p>
-    <w:p>
-      <w:pPr>
-        <w:spacing w:after="0" w:before="0" w:line="480" w:lineRule="auto"/>
-        <w:ind w:firstLine="720"/>
-      </w:pPr>
-      <w:r>
-        <w:rPr>
-          <w:rFonts w:ascii="Times New Roman" w:cs="Times New Roman" w:eastAsia="Times New Roman" w:hAnsi="Times New Roman"/>
-          <w:sz w:val="24"/>
-          <w:szCs w:val="24"/>
-        </w:rPr>
-        <w:t xml:space="preserve">Cada año, cuando llega la época seca, en Pando se repite la misma escena: el chaqueo y los incendios forestales llenan el aire de humo. La mayoría de la gente lo ve como algo molesto pero normal. Sin embargo, después de investigar un poco de química, me di cuenta de que ese humo esconde algo más serio: no es solo CO₂, sino también metano y óxido nitroso, dos gases que retienen mucho más calor que el dióxido de carbono.</w:t>
-      </w:r>
-    </w:p>
-    <w:p>
-      <w:pPr>
-        <w:spacing w:after="0" w:before="0" w:line="480" w:lineRule="auto"/>
-        <w:ind w:firstLine="720"/>
-      </w:pPr>
-      <w:r>
-        <w:rPr>
-          <w:rFonts w:ascii="Times New Roman" w:cs="Times New Roman" w:eastAsia="Times New Roman" w:hAnsi="Times New Roman"/>
-          <w:sz w:val="24"/>
-          <w:szCs w:val="24"/>
-        </w:rPr>
-        <w:t xml:space="preserve">Según el IPCC (2021), una tonelada de metano calienta la atmósfera casi como si fueran 27 a 30 toneladas de CO₂, y una tonelada de óxido nitroso, como si fueran 273 toneladas. Esto pasa porque, dentro de un incendio, no todo se quema igual: donde falta oxígeno, la combustión queda "a medias" y en vez de CO₂ se forman estos otros gases, más dañinos para el clima.</w:t>
-      </w:r>
-    </w:p>
-    <w:p>
-      <w:pPr>
-        <w:spacing w:after="0" w:before="0" w:line="480" w:lineRule="auto"/>
-        <w:ind w:firstLine="720"/>
-      </w:pPr>
-      <w:r>
-        <w:rPr>
-          <w:rFonts w:ascii="Times New Roman" w:cs="Times New Roman" w:eastAsia="Times New Roman" w:hAnsi="Times New Roman"/>
-          <w:sz w:val="24"/>
-          <w:szCs w:val="24"/>
-        </w:rPr>
-        <w:t xml:space="preserve">Además, esto no se queda solo en el aire: en septiembre de 2024, Cobija tuvo que declarar emergencia sanitaria porque el aire se llenó de partículas contaminantes muy por encima de lo que se considera seguro para respirar (Los Tiempos, 2024). Yo mismo recuerdo el ardor en los ojos y la tos esos días.</w:t>
-      </w:r>
-    </w:p>
-    <w:p>
-      <w:pPr>
-        <w:spacing w:after="0" w:before="0" w:line="480" w:lineRule="auto"/>
-        <w:ind w:firstLine="720"/>
-      </w:pPr>
-      <w:r>
-        <w:rPr>
-          <w:rFonts w:ascii="Times New Roman" w:cs="Times New Roman" w:eastAsia="Times New Roman" w:hAnsi="Times New Roman"/>
-          <w:sz w:val="24"/>
-          <w:szCs w:val="24"/>
-        </w:rPr>
-        <w:t xml:space="preserve">Alguien podría decir que el chaqueo es una costumbre necesaria para poder cultivar y que no se puede dejar de hacer de un día para otro, y en parte es cierto. Pero también aprendí que el bosque húmedo de Pando no se prende solo: se vuelve vulnerable al fuego cuando se lo corta y se lo deja más seco, y que sí existen formas de trabajar la tierra sin tener que quemar todo.</w:t>
-      </w:r>
-    </w:p>
-    <w:p>
-      <w:pPr>
-        <w:spacing w:after="0" w:before="0" w:line="480" w:lineRule="auto"/>
-        <w:ind w:firstLine="720"/>
-      </w:pPr>
-      <w:r>
-        <w:rPr>
-          <w:rFonts w:ascii="Times New Roman" w:cs="Times New Roman" w:eastAsia="Times New Roman" w:hAnsi="Times New Roman"/>
-          <w:sz w:val="24"/>
-          <w:szCs w:val="24"/>
-        </w:rPr>
-        <w:t xml:space="preserve">Por eso creo que vale la pena que, como comunidad, empecemos a ver el chaqueo no solo como una tradición, sino también como una fuente de gases que afectan el clima y nuestra propia salud, y que apoyemos medidas para prevenir incendios y controlar mejor las quemas, antes de que la próxima temporada seca nos vuelva a dejar sin aire limpio.</w:t>
+        <w:t xml:space="preserve">Por qué la prevención de incendios en Pando no puede esperar</w:t>
+      </w:r>
+    </w:p>
+    <w:p>
+      <w:pPr>
+        <w:spacing w:after="0" w:before="0" w:line="480" w:lineRule="auto"/>
+        <w:ind w:firstLine="720"/>
+      </w:pPr>
+      <w:r>
+        <w:rPr>
+          <w:rFonts w:ascii="Times New Roman" w:cs="Times New Roman" w:eastAsia="Times New Roman" w:hAnsi="Times New Roman"/>
+          <w:sz w:val="24"/>
+          <w:szCs w:val="24"/>
+        </w:rPr>
+        <w:t xml:space="preserve">Sostengo que el control y la prevención de los incendios forestales en Pando deben ser tratados como una prioridad real para nuestra comunidad, y no como un problema secundario frente a la agricultura o la ganadería. Esta postura se sustenta en tres argumentos: el aporte desproporcionado de estos incendios al efecto invernadero, sus consecuencias directas sobre la salud de la población, y la existencia de alternativas viables al chaqueo tradicional.</w:t>
+      </w:r>
+    </w:p>
+    <w:p>
+      <w:pPr>
+        <w:spacing w:after="0" w:before="0" w:line="480" w:lineRule="auto"/>
+        <w:ind w:firstLine="720"/>
+      </w:pPr>
+      <w:r>
+        <w:rPr>
+          <w:rFonts w:ascii="Times New Roman" w:cs="Times New Roman" w:eastAsia="Times New Roman" w:hAnsi="Times New Roman"/>
+          <w:sz w:val="24"/>
+          <w:szCs w:val="24"/>
+        </w:rPr>
+        <w:t xml:space="preserve">En primer lugar, desde el punto de vista químico, un incendio forestal no libera un único gas, sino una mezcla en la que predominan el CO₂, el CH₄ y el N₂O, según haya o no suficiente oxígeno para que la combustión se complete. Esto es relevante porque, según el IPCC (2021), una tonelada de metano retiene aproximadamente lo mismo que 27 a 30 toneladas de CO₂, y una tonelada de óxido nitroso, lo mismo que 273 toneladas. En consecuencia, los incendios que ocurren en Pando —donde predomina la combustión incompleta, propia de la quema de biomasa húmeda y de residuos agrícolas— contribuyen al calentamiento global de manera más significativa de lo que sugeriría únicamente la superficie quemada.</w:t>
+      </w:r>
+    </w:p>
+    <w:p>
+      <w:pPr>
+        <w:spacing w:after="0" w:before="0" w:line="480" w:lineRule="auto"/>
+        <w:ind w:firstLine="720"/>
+      </w:pPr>
+      <w:r>
+        <w:rPr>
+          <w:rFonts w:ascii="Times New Roman" w:cs="Times New Roman" w:eastAsia="Times New Roman" w:hAnsi="Times New Roman"/>
+          <w:sz w:val="24"/>
+          <w:szCs w:val="24"/>
+        </w:rPr>
+        <w:t xml:space="preserve">En segundo lugar, las consecuencias no se limitan a la atmósfera, sino que afectan directamente a quienes habitamos la región. En septiembre de 2024, Cobija registró una concentración de material particulado (PM2,5) de hasta 575 microgramos por metro cúbico, muy por encima de los límites que la Organización Mundial de la Salud considera seguros, lo que obligó a declarar emergencia sanitaria en la ciudad (Los Tiempos, 2024). Esa cifra no es un dato abstracto: corresponde a los mismos días en que gran parte de la población, entre ellos yo, tuvo que lidiar con tos, irritación en los ojos y dificultad para respirar.</w:t>
+      </w:r>
+    </w:p>
+    <w:p>
+      <w:pPr>
+        <w:spacing w:after="0" w:before="0" w:line="480" w:lineRule="auto"/>
+        <w:ind w:firstLine="720"/>
+      </w:pPr>
+      <w:r>
+        <w:rPr>
+          <w:rFonts w:ascii="Times New Roman" w:cs="Times New Roman" w:eastAsia="Times New Roman" w:hAnsi="Times New Roman"/>
+          <w:sz w:val="24"/>
+          <w:szCs w:val="24"/>
+        </w:rPr>
+        <w:t xml:space="preserve">Podría objetarse que el chaqueo es una práctica agrícola tradicional, necesaria para la economía familiar, y que exigir su eliminación inmediata resultaría poco realista. Sin embargo, este argumento no invalida la necesidad de prevención, sino que la refuerza: dado que el bosque húmedo amazónico no es naturalmente inflamable y se vuelve vulnerable al fuego principalmente por la fragmentación causada por la expansión de la frontera agrícola, es posible sostener la actividad agropecuaria adoptando prácticas de manejo agroforestal que reduzcan la necesidad de quemar grandes extensiones, en lugar de renunciar a la prevención por completo.</w:t>
+      </w:r>
+    </w:p>
+    <w:p>
+      <w:pPr>
+        <w:spacing w:after="0" w:before="0" w:line="480" w:lineRule="auto"/>
+        <w:ind w:firstLine="720"/>
+      </w:pPr>
+      <w:r>
+        <w:rPr>
+          <w:rFonts w:ascii="Times New Roman" w:cs="Times New Roman" w:eastAsia="Times New Roman" w:hAnsi="Times New Roman"/>
+          <w:sz w:val="24"/>
+          <w:szCs w:val="24"/>
+        </w:rPr>
+        <w:t xml:space="preserve">Por las razones expuestas, considero que la prevención de incendios en Pando —mediante control de quemas, alerta temprana y coordinación con las zonas fronterizas de Brasil y Perú— no es una medida opcional, sino una necesidad respaldada tanto por la química de la combustión como por la evidencia sobre sus efectos en la salud de la población pandina.</w:t>
       </w:r>
     </w:p>
     <w:p>
@@ -2537,7 +2537,7 @@
           <w:sz w:val="24"/>
           <w:szCs w:val="24"/>
         </w:rPr>
-        <w:t xml:space="preserve">Escribir el texto de concientización me ayudó a comprobar que sí se puede explicar un tema de química con ecuaciones y datos usando un lenguaje sencillo, que cualquier persona de mi comunidad pueda entender.</w:t>
+        <w:t xml:space="preserve">Elaborar el texto argumentativo me permitió comprobar que los conceptos químicos trabajados en esta investigación pueden sostener una postura clara sobre la necesidad de prevenir los incendios en Pando, con argumentos basados en evidencia y no solo en opiniones.</w:t>
       </w:r>
     </w:p>
     <w:p>

--- a/monografia/monografia_gases_invernadero_pando.docx
+++ b/monografia/monografia_gases_invernadero_pando.docx
@@ -290,9 +290,19 @@
     </w:p>
     <w:p>
       <w:pPr>
-        <w:pageBreakBefore/>
-        <w:spacing w:after="0" w:before="0" w:line="480" w:lineRule="auto"/>
-        <w:jc w:val="center"/>
+        <w:pStyle w:val="Titulo1NoIndice"/>
+      </w:pPr>
+      <w:r>
+        <w:t xml:space="preserve">ÍNDICE</w:t>
+      </w:r>
+    </w:p>
+    <w:p>
+      <w:pPr>
+        <w:tabs>
+          <w:tab w:val="right" w:pos="9026" w:leader="dot"/>
+        </w:tabs>
+        <w:spacing w:after="0" w:before="0" w:line="480" w:lineRule="auto"/>
+        <w:ind w:left="0"/>
       </w:pPr>
       <w:r>
         <w:rPr>
@@ -302,168 +312,73 @@
           <w:sz w:val="24"/>
           <w:szCs w:val="24"/>
         </w:rPr>
-        <w:t xml:space="preserve">ÍNDICE</w:t>
-      </w:r>
-    </w:p>
-    <w:p>
-      <w:pPr>
-        <w:spacing w:after="0" w:before="0" w:line="480" w:lineRule="auto"/>
-        <w:ind w:firstLine="720"/>
-      </w:pPr>
-      <w:r>
-        <w:rPr>
-          <w:rFonts w:ascii="Times New Roman" w:cs="Times New Roman" w:eastAsia="Times New Roman" w:hAnsi="Times New Roman"/>
-          <w:sz w:val="24"/>
-          <w:szCs w:val="24"/>
-        </w:rPr>
-        <w:t xml:space="preserve">Introducción ............................................................................................ 3</w:t>
-      </w:r>
-    </w:p>
-    <w:p>
-      <w:pPr>
-        <w:spacing w:after="0" w:before="0" w:line="480" w:lineRule="auto"/>
-        <w:ind w:firstLine="720"/>
-      </w:pPr>
-      <w:r>
-        <w:rPr>
-          <w:rFonts w:ascii="Times New Roman" w:cs="Times New Roman" w:eastAsia="Times New Roman" w:hAnsi="Times New Roman"/>
-          <w:sz w:val="24"/>
-          <w:szCs w:val="24"/>
-        </w:rPr>
-        <w:t xml:space="preserve">Capítulo I: Planteamiento del problema .............................................. 4</w:t>
-      </w:r>
-    </w:p>
-    <w:p>
-      <w:pPr>
-        <w:spacing w:after="0" w:before="0" w:line="480" w:lineRule="auto"/>
-        <w:ind w:firstLine="720"/>
-      </w:pPr>
-      <w:r>
-        <w:rPr>
-          <w:rFonts w:ascii="Times New Roman" w:cs="Times New Roman" w:eastAsia="Times New Roman" w:hAnsi="Times New Roman"/>
-          <w:sz w:val="24"/>
-          <w:szCs w:val="24"/>
-        </w:rPr>
-        <w:t xml:space="preserve">Capítulo II: Marco teórico ..................................................................... 5</w:t>
-      </w:r>
-    </w:p>
-    <w:p>
-      <w:pPr>
-        <w:spacing w:after="0" w:before="0" w:line="480" w:lineRule="auto"/>
-        <w:ind w:firstLine="720"/>
-      </w:pPr>
-      <w:r>
-        <w:rPr>
-          <w:rFonts w:ascii="Times New Roman" w:cs="Times New Roman" w:eastAsia="Times New Roman" w:hAnsi="Times New Roman"/>
-          <w:sz w:val="24"/>
-          <w:szCs w:val="24"/>
-        </w:rPr>
-        <w:t xml:space="preserve">Capítulo III: Metodología de investigación .......................................... 7</w:t>
-      </w:r>
-    </w:p>
-    <w:p>
-      <w:pPr>
-        <w:spacing w:after="0" w:before="0" w:line="480" w:lineRule="auto"/>
-        <w:ind w:firstLine="720"/>
-      </w:pPr>
-      <w:r>
-        <w:rPr>
-          <w:rFonts w:ascii="Times New Roman" w:cs="Times New Roman" w:eastAsia="Times New Roman" w:hAnsi="Times New Roman"/>
-          <w:sz w:val="24"/>
-          <w:szCs w:val="24"/>
-        </w:rPr>
-        <w:t xml:space="preserve">Capítulo IV: Desarrollo de la investigación .......................................... 8</w:t>
-      </w:r>
-    </w:p>
-    <w:p>
-      <w:pPr>
-        <w:spacing w:after="0" w:before="0" w:line="480" w:lineRule="auto"/>
-        <w:ind w:firstLine="720"/>
-      </w:pPr>
-      <w:r>
-        <w:rPr>
-          <w:rFonts w:ascii="Times New Roman" w:cs="Times New Roman" w:eastAsia="Times New Roman" w:hAnsi="Times New Roman"/>
-          <w:sz w:val="24"/>
-          <w:szCs w:val="24"/>
-        </w:rPr>
-        <w:t xml:space="preserve">Texto argumentativo .............................................................................. 9</w:t>
-      </w:r>
-    </w:p>
-    <w:p>
-      <w:pPr>
-        <w:spacing w:after="0" w:before="0" w:line="480" w:lineRule="auto"/>
-        <w:ind w:firstLine="720"/>
-      </w:pPr>
-      <w:r>
-        <w:rPr>
-          <w:rFonts w:ascii="Times New Roman" w:cs="Times New Roman" w:eastAsia="Times New Roman" w:hAnsi="Times New Roman"/>
-          <w:sz w:val="24"/>
-          <w:szCs w:val="24"/>
-        </w:rPr>
-        <w:t xml:space="preserve">Capítulo V: Resultados ......................................................................... 10</w:t>
-      </w:r>
-    </w:p>
-    <w:p>
-      <w:pPr>
-        <w:spacing w:after="0" w:before="0" w:line="480" w:lineRule="auto"/>
-        <w:ind w:firstLine="720"/>
-      </w:pPr>
-      <w:r>
-        <w:rPr>
-          <w:rFonts w:ascii="Times New Roman" w:cs="Times New Roman" w:eastAsia="Times New Roman" w:hAnsi="Times New Roman"/>
-          <w:sz w:val="24"/>
-          <w:szCs w:val="24"/>
-        </w:rPr>
-        <w:t xml:space="preserve">Conclusiones ............................................................................................ 11</w:t>
-      </w:r>
-    </w:p>
-    <w:p>
-      <w:pPr>
-        <w:spacing w:after="0" w:before="0" w:line="480" w:lineRule="auto"/>
-        <w:ind w:firstLine="720"/>
-      </w:pPr>
-      <w:r>
-        <w:rPr>
-          <w:rFonts w:ascii="Times New Roman" w:cs="Times New Roman" w:eastAsia="Times New Roman" w:hAnsi="Times New Roman"/>
-          <w:sz w:val="24"/>
-          <w:szCs w:val="24"/>
-        </w:rPr>
-        <w:t xml:space="preserve">Recomendaciones .................................................................................. 11</w:t>
-      </w:r>
-    </w:p>
-    <w:p>
-      <w:pPr>
-        <w:spacing w:after="0" w:before="0" w:line="480" w:lineRule="auto"/>
-        <w:ind w:firstLine="720"/>
-      </w:pPr>
-      <w:r>
-        <w:rPr>
-          <w:rFonts w:ascii="Times New Roman" w:cs="Times New Roman" w:eastAsia="Times New Roman" w:hAnsi="Times New Roman"/>
-          <w:sz w:val="24"/>
-          <w:szCs w:val="24"/>
-        </w:rPr>
-        <w:t xml:space="preserve">Bibliografía .............................................................................................. 12</w:t>
-      </w:r>
-    </w:p>
-    <w:p>
-      <w:pPr>
-        <w:spacing w:after="0" w:before="0" w:line="480" w:lineRule="auto"/>
-        <w:ind w:firstLine="720"/>
-      </w:pPr>
-      <w:r>
-        <w:rPr>
-          <w:rFonts w:ascii="Times New Roman" w:cs="Times New Roman" w:eastAsia="Times New Roman" w:hAnsi="Times New Roman"/>
-          <w:sz w:val="24"/>
-          <w:szCs w:val="24"/>
-        </w:rPr>
-        <w:t xml:space="preserve">Anexos ...................................................................................................... 13</w:t>
-      </w:r>
-    </w:p>
-    <w:p>
-      <w:pPr>
-        <w:pageBreakBefore/>
-        <w:spacing w:after="0" w:before="0" w:line="480" w:lineRule="auto"/>
-        <w:jc w:val="center"/>
+        <w:t xml:space="preserve">CAPÍTULO I: PLANTEAMIENTO DEL PROBLEMA	4</w:t>
+      </w:r>
+    </w:p>
+    <w:p>
+      <w:pPr>
+        <w:tabs>
+          <w:tab w:val="right" w:pos="9026" w:leader="dot"/>
+        </w:tabs>
+        <w:spacing w:after="0" w:before="0" w:line="480" w:lineRule="auto"/>
+        <w:ind w:left="360"/>
+      </w:pPr>
+      <w:r>
+        <w:rPr>
+          <w:rFonts w:ascii="Times New Roman" w:cs="Times New Roman" w:eastAsia="Times New Roman" w:hAnsi="Times New Roman"/>
+          <w:b w:val="false"/>
+          <w:bCs w:val="false"/>
+          <w:sz w:val="24"/>
+          <w:szCs w:val="24"/>
+        </w:rPr>
+        <w:t xml:space="preserve">1.1 Problema de investigación	4</w:t>
+      </w:r>
+    </w:p>
+    <w:p>
+      <w:pPr>
+        <w:tabs>
+          <w:tab w:val="right" w:pos="9026" w:leader="dot"/>
+        </w:tabs>
+        <w:spacing w:after="0" w:before="0" w:line="480" w:lineRule="auto"/>
+        <w:ind w:left="360"/>
+      </w:pPr>
+      <w:r>
+        <w:rPr>
+          <w:rFonts w:ascii="Times New Roman" w:cs="Times New Roman" w:eastAsia="Times New Roman" w:hAnsi="Times New Roman"/>
+          <w:b w:val="false"/>
+          <w:bCs w:val="false"/>
+          <w:sz w:val="24"/>
+          <w:szCs w:val="24"/>
+        </w:rPr>
+        <w:t xml:space="preserve">1.2 Justificación	4</w:t>
+      </w:r>
+    </w:p>
+    <w:p>
+      <w:pPr>
+        <w:tabs>
+          <w:tab w:val="right" w:pos="9026" w:leader="dot"/>
+        </w:tabs>
+        <w:spacing w:after="0" w:before="0" w:line="480" w:lineRule="auto"/>
+        <w:ind w:left="360"/>
+      </w:pPr>
+      <w:r>
+        <w:rPr>
+          <w:rFonts w:ascii="Times New Roman" w:cs="Times New Roman" w:eastAsia="Times New Roman" w:hAnsi="Times New Roman"/>
+          <w:b w:val="false"/>
+          <w:bCs w:val="false"/>
+          <w:sz w:val="24"/>
+          <w:szCs w:val="24"/>
+        </w:rPr>
+        <w:t xml:space="preserve">1.3 Objetivos	4</w:t>
+      </w:r>
+    </w:p>
+    <w:p>
+      <w:pPr>
+        <w:tabs>
+          <w:tab w:val="right" w:pos="9026" w:leader="dot"/>
+        </w:tabs>
+        <w:spacing w:after="0" w:before="0" w:line="480" w:lineRule="auto"/>
+        <w:ind w:left="0"/>
       </w:pPr>
       <w:r>
         <w:rPr>
@@ -473,70 +388,54 @@
           <w:sz w:val="24"/>
           <w:szCs w:val="24"/>
         </w:rPr>
-        <w:t xml:space="preserve">INTRODUCCIÓN</w:t>
-      </w:r>
-    </w:p>
-    <w:p>
-      <w:pPr>
-        <w:spacing w:after="0" w:before="0" w:line="480" w:lineRule="auto"/>
-        <w:ind w:firstLine="720"/>
-      </w:pPr>
-      <w:r>
-        <w:rPr>
-          <w:rFonts w:ascii="Times New Roman" w:cs="Times New Roman" w:eastAsia="Times New Roman" w:hAnsi="Times New Roman"/>
-          <w:sz w:val="24"/>
-          <w:szCs w:val="24"/>
-        </w:rPr>
-        <w:t xml:space="preserve">Elegí este tema porque cada año, cuando llega la época seca, en Cobija se siente el humo de los incendios que hay en el campo y en los bosques de Pando. Al principio pensaba que ese humo solo era molesto para respirar, pero investigando para la clase de Química me di cuenta de que ahí también se están formando gases que contribuyen al efecto invernadero, y no solo dióxido de carbono como uno normalmente escucha, sino también metano y óxido nitroso, que son mucho menos conocidos pero que "atrapan" bastante más calor.</w:t>
-      </w:r>
-    </w:p>
-    <w:p>
-      <w:pPr>
-        <w:spacing w:after="0" w:before="0" w:line="480" w:lineRule="auto"/>
-        <w:ind w:firstLine="720"/>
-      </w:pPr>
-      <w:r>
-        <w:rPr>
-          <w:rFonts w:ascii="Times New Roman" w:cs="Times New Roman" w:eastAsia="Times New Roman" w:hAnsi="Times New Roman"/>
-          <w:sz w:val="24"/>
-          <w:szCs w:val="24"/>
-        </w:rPr>
-        <w:t xml:space="preserve">En este trabajo quiero explicar, desde la química, qué es lo que pasa exactamente cuando se quema un bosque o un chaco: qué reacciones ocurren, por qué a veces se forma más CO₂ y otras veces se forma más CH₄ o N₂O, y qué relación tiene todo esto con lo que hemos vivido en Pando en los últimos años, sobre todo con la emergencia sanitaria que se declaró en Cobija en 2024 por el humo.</w:t>
-      </w:r>
-    </w:p>
-    <w:p>
-      <w:pPr>
-        <w:spacing w:after="0" w:before="0" w:line="480" w:lineRule="auto"/>
-        <w:ind w:firstLine="720"/>
-      </w:pPr>
-      <w:r>
-        <w:rPr>
-          <w:rFonts w:ascii="Times New Roman" w:cs="Times New Roman" w:eastAsia="Times New Roman" w:hAnsi="Times New Roman"/>
-          <w:sz w:val="24"/>
-          <w:szCs w:val="24"/>
-        </w:rPr>
-        <w:t xml:space="preserve">Me pareció importante hacer esta investigación porque, viviendo en una región amazónica como la nuestra, uno normalmente ve el chaqueo como algo "de siempre" y no se detiene a pensar en la química que hay detrás, ni en que esos gases que se liberan aquí terminan afectando al clima de todo el planeta.</w:t>
-      </w:r>
-    </w:p>
-    <w:p>
-      <w:pPr>
-        <w:spacing w:after="0" w:before="0" w:line="480" w:lineRule="auto"/>
-        <w:ind w:firstLine="720"/>
-      </w:pPr>
-      <w:r>
-        <w:rPr>
-          <w:rFonts w:ascii="Times New Roman" w:cs="Times New Roman" w:eastAsia="Times New Roman" w:hAnsi="Times New Roman"/>
-          <w:sz w:val="24"/>
-          <w:szCs w:val="24"/>
-        </w:rPr>
-        <w:t xml:space="preserve">El trabajo está organizado en cinco capítulos. Primero planteo el problema y los objetivos; después desarrollo el marco teórico con los conceptos químicos que necesito para entender el tema; luego explico cómo hice la investigación; en el cuarto capítulo desarrollo el análisis con los datos que encontré; y en el quinto presento los resultados. Al final agrego un texto de concientización, las conclusiones, recomendaciones, la bibliografía y los anexos.</w:t>
-      </w:r>
-    </w:p>
-    <w:p>
-      <w:pPr>
-        <w:pageBreakBefore/>
-        <w:spacing w:after="0" w:before="0" w:line="480" w:lineRule="auto"/>
-        <w:jc w:val="center"/>
+        <w:t xml:space="preserve">CAPÍTULO II: MARCO TEÓRICO	5</w:t>
+      </w:r>
+    </w:p>
+    <w:p>
+      <w:pPr>
+        <w:tabs>
+          <w:tab w:val="right" w:pos="9026" w:leader="dot"/>
+        </w:tabs>
+        <w:spacing w:after="0" w:before="0" w:line="480" w:lineRule="auto"/>
+        <w:ind w:left="360"/>
+      </w:pPr>
+      <w:r>
+        <w:rPr>
+          <w:rFonts w:ascii="Times New Roman" w:cs="Times New Roman" w:eastAsia="Times New Roman" w:hAnsi="Times New Roman"/>
+          <w:b w:val="false"/>
+          <w:bCs w:val="false"/>
+          <w:sz w:val="24"/>
+          <w:szCs w:val="24"/>
+        </w:rPr>
+        <w:t xml:space="preserve">2.1 Conceptos químicos principales	5</w:t>
+      </w:r>
+    </w:p>
+    <w:p>
+      <w:pPr>
+        <w:tabs>
+          <w:tab w:val="right" w:pos="9026" w:leader="dot"/>
+        </w:tabs>
+        <w:spacing w:after="0" w:before="0" w:line="480" w:lineRule="auto"/>
+        <w:ind w:left="360"/>
+      </w:pPr>
+      <w:r>
+        <w:rPr>
+          <w:rFonts w:ascii="Times New Roman" w:cs="Times New Roman" w:eastAsia="Times New Roman" w:hAnsi="Times New Roman"/>
+          <w:b w:val="false"/>
+          <w:bCs w:val="false"/>
+          <w:sz w:val="24"/>
+          <w:szCs w:val="24"/>
+        </w:rPr>
+        <w:t xml:space="preserve">2.2 De la reacción química al incendio real: lo que pasa en Pando	6</w:t>
+      </w:r>
+    </w:p>
+    <w:p>
+      <w:pPr>
+        <w:tabs>
+          <w:tab w:val="right" w:pos="9026" w:leader="dot"/>
+        </w:tabs>
+        <w:spacing w:after="0" w:before="0" w:line="480" w:lineRule="auto"/>
+        <w:ind w:left="0"/>
       </w:pPr>
       <w:r>
         <w:rPr>
@@ -546,14 +445,73 @@
           <w:sz w:val="24"/>
           <w:szCs w:val="24"/>
         </w:rPr>
-        <w:t xml:space="preserve">CAPÍTULO I</w:t>
-      </w:r>
-    </w:p>
-    <w:p>
-      <w:pPr>
-        <w:pageBreakBefore/>
-        <w:spacing w:after="0" w:before="0" w:line="480" w:lineRule="auto"/>
-        <w:jc w:val="center"/>
+        <w:t xml:space="preserve">CAPÍTULO III: METODOLOGÍA DE INVESTIGACIÓN	8</w:t>
+      </w:r>
+    </w:p>
+    <w:p>
+      <w:pPr>
+        <w:tabs>
+          <w:tab w:val="right" w:pos="9026" w:leader="dot"/>
+        </w:tabs>
+        <w:spacing w:after="0" w:before="0" w:line="480" w:lineRule="auto"/>
+        <w:ind w:left="360"/>
+      </w:pPr>
+      <w:r>
+        <w:rPr>
+          <w:rFonts w:ascii="Times New Roman" w:cs="Times New Roman" w:eastAsia="Times New Roman" w:hAnsi="Times New Roman"/>
+          <w:b w:val="false"/>
+          <w:bCs w:val="false"/>
+          <w:sz w:val="24"/>
+          <w:szCs w:val="24"/>
+        </w:rPr>
+        <w:t xml:space="preserve">3.1 Tipo de investigación	8</w:t>
+      </w:r>
+    </w:p>
+    <w:p>
+      <w:pPr>
+        <w:tabs>
+          <w:tab w:val="right" w:pos="9026" w:leader="dot"/>
+        </w:tabs>
+        <w:spacing w:after="0" w:before="0" w:line="480" w:lineRule="auto"/>
+        <w:ind w:left="360"/>
+      </w:pPr>
+      <w:r>
+        <w:rPr>
+          <w:rFonts w:ascii="Times New Roman" w:cs="Times New Roman" w:eastAsia="Times New Roman" w:hAnsi="Times New Roman"/>
+          <w:b w:val="false"/>
+          <w:bCs w:val="false"/>
+          <w:sz w:val="24"/>
+          <w:szCs w:val="24"/>
+        </w:rPr>
+        <w:t xml:space="preserve">3.2 Método	8</w:t>
+      </w:r>
+    </w:p>
+    <w:p>
+      <w:pPr>
+        <w:tabs>
+          <w:tab w:val="right" w:pos="9026" w:leader="dot"/>
+        </w:tabs>
+        <w:spacing w:after="0" w:before="0" w:line="480" w:lineRule="auto"/>
+        <w:ind w:left="360"/>
+      </w:pPr>
+      <w:r>
+        <w:rPr>
+          <w:rFonts w:ascii="Times New Roman" w:cs="Times New Roman" w:eastAsia="Times New Roman" w:hAnsi="Times New Roman"/>
+          <w:b w:val="false"/>
+          <w:bCs w:val="false"/>
+          <w:sz w:val="24"/>
+          <w:szCs w:val="24"/>
+        </w:rPr>
+        <w:t xml:space="preserve">3.3 Técnicas e instrumentos	8</w:t>
+      </w:r>
+    </w:p>
+    <w:p>
+      <w:pPr>
+        <w:tabs>
+          <w:tab w:val="right" w:pos="9026" w:leader="dot"/>
+        </w:tabs>
+        <w:spacing w:after="0" w:before="0" w:line="480" w:lineRule="auto"/>
+        <w:ind w:left="0"/>
       </w:pPr>
       <w:r>
         <w:rPr>
@@ -563,13 +521,16 @@
           <w:sz w:val="24"/>
           <w:szCs w:val="24"/>
         </w:rPr>
-        <w:t xml:space="preserve">PLANTEAMIENTO DEL PROBLEMA</w:t>
-      </w:r>
-    </w:p>
-    <w:p>
-      <w:pPr>
-        <w:spacing w:after="0" w:before="0" w:line="480" w:lineRule="auto"/>
-        <w:jc w:val="left"/>
+        <w:t xml:space="preserve">CAPÍTULO IV: DESARROLLO DE LA INVESTIGACIÓN	9</w:t>
+      </w:r>
+    </w:p>
+    <w:p>
+      <w:pPr>
+        <w:tabs>
+          <w:tab w:val="right" w:pos="9026" w:leader="dot"/>
+        </w:tabs>
+        <w:spacing w:after="0" w:before="0" w:line="480" w:lineRule="auto"/>
+        <w:ind w:left="0"/>
       </w:pPr>
       <w:r>
         <w:rPr>
@@ -579,27 +540,16 @@
           <w:sz w:val="24"/>
           <w:szCs w:val="24"/>
         </w:rPr>
-        <w:t xml:space="preserve">1.1 Problema de investigación</w:t>
-      </w:r>
-    </w:p>
-    <w:p>
-      <w:pPr>
-        <w:spacing w:after="0" w:before="0" w:line="480" w:lineRule="auto"/>
-        <w:ind w:firstLine="720"/>
-      </w:pPr>
-      <w:r>
-        <w:rPr>
-          <w:rFonts w:ascii="Times New Roman" w:cs="Times New Roman" w:eastAsia="Times New Roman" w:hAnsi="Times New Roman"/>
-          <w:sz w:val="24"/>
-          <w:szCs w:val="24"/>
-        </w:rPr>
-        <w:t xml:space="preserve">¿Qué reacciones químicas se producen durante los incendios forestales en Pando y cómo estas generan metano y óxido nitroso, gases que intensifican el efecto invernadero?</w:t>
-      </w:r>
-    </w:p>
-    <w:p>
-      <w:pPr>
-        <w:spacing w:after="0" w:before="0" w:line="480" w:lineRule="auto"/>
-        <w:jc w:val="left"/>
+        <w:t xml:space="preserve">TEXTO ARGUMENTATIVO	10</w:t>
+      </w:r>
+    </w:p>
+    <w:p>
+      <w:pPr>
+        <w:tabs>
+          <w:tab w:val="right" w:pos="9026" w:leader="dot"/>
+        </w:tabs>
+        <w:spacing w:after="0" w:before="0" w:line="480" w:lineRule="auto"/>
+        <w:ind w:left="0"/>
       </w:pPr>
       <w:r>
         <w:rPr>
@@ -609,27 +559,16 @@
           <w:sz w:val="24"/>
           <w:szCs w:val="24"/>
         </w:rPr>
-        <w:t xml:space="preserve">1.2 Justificación</w:t>
-      </w:r>
-    </w:p>
-    <w:p>
-      <w:pPr>
-        <w:spacing w:after="0" w:before="0" w:line="480" w:lineRule="auto"/>
-        <w:ind w:firstLine="720"/>
-      </w:pPr>
-      <w:r>
-        <w:rPr>
-          <w:rFonts w:ascii="Times New Roman" w:cs="Times New Roman" w:eastAsia="Times New Roman" w:hAnsi="Times New Roman"/>
-          <w:sz w:val="24"/>
-          <w:szCs w:val="24"/>
-        </w:rPr>
-        <w:t xml:space="preserve">Quiero entender este tema porque me permite aplicar lo que hemos visto en Química sobre reacciones de combustión a un problema real que estamos viviendo en mi departamento. No es lo mismo leer en el libro que "la combustión incompleta produce monóxido de carbono" que relacionarlo con el humo que respiramos en Cobija cada año. Además, creo que es un tema que le puede servir a otros estudiantes para entender que la contaminación del aire no es solo "humo", sino una mezcla de compuestos químicos concretos con efectos distintos.</w:t>
-      </w:r>
-    </w:p>
-    <w:p>
-      <w:pPr>
-        <w:spacing w:after="0" w:before="0" w:line="480" w:lineRule="auto"/>
-        <w:jc w:val="left"/>
+        <w:t xml:space="preserve">CAPÍTULO V: RESULTADOS	11</w:t>
+      </w:r>
+    </w:p>
+    <w:p>
+      <w:pPr>
+        <w:tabs>
+          <w:tab w:val="right" w:pos="9026" w:leader="dot"/>
+        </w:tabs>
+        <w:spacing w:after="0" w:before="0" w:line="480" w:lineRule="auto"/>
+        <w:ind w:left="0"/>
       </w:pPr>
       <w:r>
         <w:rPr>
@@ -639,13 +578,16 @@
           <w:sz w:val="24"/>
           <w:szCs w:val="24"/>
         </w:rPr>
-        <w:t xml:space="preserve">1.3 Objetivos</w:t>
-      </w:r>
-    </w:p>
-    <w:p>
-      <w:pPr>
-        <w:spacing w:after="0" w:before="0" w:line="480" w:lineRule="auto"/>
-        <w:ind w:firstLine="720"/>
+        <w:t xml:space="preserve">CONCLUSIONES	12</w:t>
+      </w:r>
+    </w:p>
+    <w:p>
+      <w:pPr>
+        <w:tabs>
+          <w:tab w:val="right" w:pos="9026" w:leader="dot"/>
+        </w:tabs>
+        <w:spacing w:after="0" w:before="0" w:line="480" w:lineRule="auto"/>
+        <w:ind w:left="0"/>
       </w:pPr>
       <w:r>
         <w:rPr>
@@ -655,27 +597,16 @@
           <w:sz w:val="24"/>
           <w:szCs w:val="24"/>
         </w:rPr>
-        <w:t xml:space="preserve">Objetivo general:</w:t>
-      </w:r>
-    </w:p>
-    <w:p>
-      <w:pPr>
-        <w:spacing w:after="0" w:before="0" w:line="480" w:lineRule="auto"/>
-        <w:ind w:firstLine="720"/>
-      </w:pPr>
-      <w:r>
-        <w:rPr>
-          <w:rFonts w:ascii="Times New Roman" w:cs="Times New Roman" w:eastAsia="Times New Roman" w:hAnsi="Times New Roman"/>
-          <w:sz w:val="24"/>
-          <w:szCs w:val="24"/>
-        </w:rPr>
-        <w:t xml:space="preserve">Explicar, desde la química, cómo se produce la emisión de metano y óxido nitroso en los incendios forestales de Pando y qué relación tiene esto con el efecto invernadero.</w:t>
-      </w:r>
-    </w:p>
-    <w:p>
-      <w:pPr>
-        <w:spacing w:after="0" w:before="0" w:line="480" w:lineRule="auto"/>
-        <w:ind w:firstLine="720"/>
+        <w:t xml:space="preserve">RECOMENDACIONES	12</w:t>
+      </w:r>
+    </w:p>
+    <w:p>
+      <w:pPr>
+        <w:tabs>
+          <w:tab w:val="right" w:pos="9026" w:leader="dot"/>
+        </w:tabs>
+        <w:spacing w:after="0" w:before="0" w:line="480" w:lineRule="auto"/>
+        <w:ind w:left="0"/>
       </w:pPr>
       <w:r>
         <w:rPr>
@@ -685,6 +616,353 @@
           <w:sz w:val="24"/>
           <w:szCs w:val="24"/>
         </w:rPr>
+        <w:t xml:space="preserve">BIBLIOGRAFÍA	13</w:t>
+      </w:r>
+    </w:p>
+    <w:p>
+      <w:pPr>
+        <w:tabs>
+          <w:tab w:val="right" w:pos="9026" w:leader="dot"/>
+        </w:tabs>
+        <w:spacing w:after="0" w:before="0" w:line="480" w:lineRule="auto"/>
+        <w:ind w:left="0"/>
+      </w:pPr>
+      <w:r>
+        <w:rPr>
+          <w:rFonts w:ascii="Times New Roman" w:cs="Times New Roman" w:eastAsia="Times New Roman" w:hAnsi="Times New Roman"/>
+          <w:b/>
+          <w:bCs/>
+          <w:sz w:val="24"/>
+          <w:szCs w:val="24"/>
+        </w:rPr>
+        <w:t xml:space="preserve">ANEXOS	14</w:t>
+      </w:r>
+    </w:p>
+    <w:p>
+      <w:pPr>
+        <w:spacing w:after="0" w:before="0" w:line="480" w:lineRule="auto"/>
+        <w:jc w:val="left"/>
+      </w:pPr>
+      <w:r>
+        <w:rPr>
+          <w:rFonts w:ascii="Times New Roman" w:cs="Times New Roman" w:eastAsia="Times New Roman" w:hAnsi="Times New Roman"/>
+          <w:sz w:val="24"/>
+          <w:szCs w:val="24"/>
+        </w:rPr>
+        <w:t xml:space="preserve"> </w:t>
+      </w:r>
+    </w:p>
+    <w:p>
+      <w:pPr>
+        <w:pStyle w:val="Titulo2"/>
+      </w:pPr>
+      <w:r>
+        <w:t xml:space="preserve">Índice de tablas y figuras</w:t>
+      </w:r>
+    </w:p>
+    <w:p>
+      <w:pPr>
+        <w:tabs>
+          <w:tab w:val="right" w:pos="9026" w:leader="dot"/>
+        </w:tabs>
+        <w:spacing w:after="0" w:before="0" w:line="480" w:lineRule="auto"/>
+        <w:ind w:left="360"/>
+      </w:pPr>
+      <w:r>
+        <w:rPr>
+          <w:rFonts w:ascii="Times New Roman" w:cs="Times New Roman" w:eastAsia="Times New Roman" w:hAnsi="Times New Roman"/>
+          <w:b w:val="false"/>
+          <w:bCs w:val="false"/>
+          <w:sz w:val="24"/>
+          <w:szCs w:val="24"/>
+        </w:rPr>
+        <w:t xml:space="preserve">Tabla 1. Comparación del potencial de calentamiento global (PCG)	6</w:t>
+      </w:r>
+    </w:p>
+    <w:p>
+      <w:pPr>
+        <w:tabs>
+          <w:tab w:val="right" w:pos="9026" w:leader="dot"/>
+        </w:tabs>
+        <w:spacing w:after="0" w:before="0" w:line="480" w:lineRule="auto"/>
+        <w:ind w:left="360"/>
+      </w:pPr>
+      <w:r>
+        <w:rPr>
+          <w:rFonts w:ascii="Times New Roman" w:cs="Times New Roman" w:eastAsia="Times New Roman" w:hAnsi="Times New Roman"/>
+          <w:b w:val="false"/>
+          <w:bCs w:val="false"/>
+          <w:sz w:val="24"/>
+          <w:szCs w:val="24"/>
+        </w:rPr>
+        <w:t xml:space="preserve">Tabla 2. Fichas de las fuentes utilizadas	14</w:t>
+      </w:r>
+    </w:p>
+    <w:p>
+      <w:pPr>
+        <w:tabs>
+          <w:tab w:val="right" w:pos="9026" w:leader="dot"/>
+        </w:tabs>
+        <w:spacing w:after="0" w:before="0" w:line="480" w:lineRule="auto"/>
+        <w:ind w:left="360"/>
+      </w:pPr>
+      <w:r>
+        <w:rPr>
+          <w:rFonts w:ascii="Times New Roman" w:cs="Times New Roman" w:eastAsia="Times New Roman" w:hAnsi="Times New Roman"/>
+          <w:b w:val="false"/>
+          <w:bCs w:val="false"/>
+          <w:sz w:val="24"/>
+          <w:szCs w:val="24"/>
+        </w:rPr>
+        <w:t xml:space="preserve">Figura 1. Combustión completa e incompleta de la biomasa forestal	5</w:t>
+      </w:r>
+    </w:p>
+    <w:p>
+      <w:pPr>
+        <w:tabs>
+          <w:tab w:val="right" w:pos="9026" w:leader="dot"/>
+        </w:tabs>
+        <w:spacing w:after="0" w:before="0" w:line="480" w:lineRule="auto"/>
+        <w:ind w:left="360"/>
+      </w:pPr>
+      <w:r>
+        <w:rPr>
+          <w:rFonts w:ascii="Times New Roman" w:cs="Times New Roman" w:eastAsia="Times New Roman" w:hAnsi="Times New Roman"/>
+          <w:b w:val="false"/>
+          <w:bCs w:val="false"/>
+          <w:sz w:val="24"/>
+          <w:szCs w:val="24"/>
+        </w:rPr>
+        <w:t xml:space="preserve">Figura 2. Potencial de calentamiento global (PCG-100)	6</w:t>
+      </w:r>
+    </w:p>
+    <w:p>
+      <w:pPr>
+        <w:tabs>
+          <w:tab w:val="right" w:pos="9026" w:leader="dot"/>
+        </w:tabs>
+        <w:spacing w:after="0" w:before="0" w:line="480" w:lineRule="auto"/>
+        <w:ind w:left="360"/>
+      </w:pPr>
+      <w:r>
+        <w:rPr>
+          <w:rFonts w:ascii="Times New Roman" w:cs="Times New Roman" w:eastAsia="Times New Roman" w:hAnsi="Times New Roman"/>
+          <w:b w:val="false"/>
+          <w:bCs w:val="false"/>
+          <w:sz w:val="24"/>
+          <w:szCs w:val="24"/>
+        </w:rPr>
+        <w:t xml:space="preserve">Figura 3. Mapa esquemático: Pando y el humo transfronterizo	7</w:t>
+      </w:r>
+    </w:p>
+    <w:p>
+      <w:pPr>
+        <w:tabs>
+          <w:tab w:val="right" w:pos="9026" w:leader="dot"/>
+        </w:tabs>
+        <w:spacing w:after="0" w:before="0" w:line="480" w:lineRule="auto"/>
+        <w:ind w:left="360"/>
+      </w:pPr>
+      <w:r>
+        <w:rPr>
+          <w:rFonts w:ascii="Times New Roman" w:cs="Times New Roman" w:eastAsia="Times New Roman" w:hAnsi="Times New Roman"/>
+          <w:b w:val="false"/>
+          <w:bCs w:val="false"/>
+          <w:sz w:val="24"/>
+          <w:szCs w:val="24"/>
+        </w:rPr>
+        <w:t xml:space="preserve">Figura 4. Participación del sector forestal en las emisiones (Bolivia, 2022)	9</w:t>
+      </w:r>
+    </w:p>
+    <w:p>
+      <w:pPr>
+        <w:tabs>
+          <w:tab w:val="right" w:pos="9026" w:leader="dot"/>
+        </w:tabs>
+        <w:spacing w:after="0" w:before="0" w:line="480" w:lineRule="auto"/>
+        <w:ind w:left="360"/>
+      </w:pPr>
+      <w:r>
+        <w:rPr>
+          <w:rFonts w:ascii="Times New Roman" w:cs="Times New Roman" w:eastAsia="Times New Roman" w:hAnsi="Times New Roman"/>
+          <w:b w:val="false"/>
+          <w:bCs w:val="false"/>
+          <w:sz w:val="24"/>
+          <w:szCs w:val="24"/>
+        </w:rPr>
+        <w:t xml:space="preserve">Figura 5. Línea de tiempo de los incendios forestales (2023-2024)	9</w:t>
+      </w:r>
+    </w:p>
+    <w:p>
+      <w:pPr>
+        <w:tabs>
+          <w:tab w:val="right" w:pos="9026" w:leader="dot"/>
+        </w:tabs>
+        <w:spacing w:after="0" w:before="0" w:line="480" w:lineRule="auto"/>
+        <w:ind w:left="360"/>
+      </w:pPr>
+      <w:r>
+        <w:rPr>
+          <w:rFonts w:ascii="Times New Roman" w:cs="Times New Roman" w:eastAsia="Times New Roman" w:hAnsi="Times New Roman"/>
+          <w:b w:val="false"/>
+          <w:bCs w:val="false"/>
+          <w:sz w:val="24"/>
+          <w:szCs w:val="24"/>
+        </w:rPr>
+        <w:t xml:space="preserve">Figura 6. Superficie quemada en Bolivia (2023 vs. 2024)	11</w:t>
+      </w:r>
+    </w:p>
+    <w:p>
+      <w:pPr>
+        <w:pStyle w:val="Titulo1NoIndice"/>
+      </w:pPr>
+      <w:r>
+        <w:t xml:space="preserve">INTRODUCCIÓN</w:t>
+      </w:r>
+    </w:p>
+    <w:p>
+      <w:pPr>
+        <w:spacing w:after="0" w:before="0" w:line="480" w:lineRule="auto"/>
+        <w:ind w:firstLine="720"/>
+      </w:pPr>
+      <w:r>
+        <w:rPr>
+          <w:rFonts w:ascii="Times New Roman" w:cs="Times New Roman" w:eastAsia="Times New Roman" w:hAnsi="Times New Roman"/>
+          <w:sz w:val="24"/>
+          <w:szCs w:val="24"/>
+        </w:rPr>
+        <w:t xml:space="preserve">Elegí este tema porque cada año, cuando llega la época seca, en Cobija se siente el humo de los incendios que hay en el campo y en los bosques de Pando. Al principio pensaba que ese humo solo era molesto para respirar, pero investigando para la clase de Química me di cuenta de que ahí también se están formando gases que contribuyen al efecto invernadero, y no solo dióxido de carbono como uno normalmente escucha, sino también metano y óxido nitroso, que son mucho menos conocidos pero que "atrapan" bastante más calor.</w:t>
+      </w:r>
+    </w:p>
+    <w:p>
+      <w:pPr>
+        <w:spacing w:after="0" w:before="0" w:line="480" w:lineRule="auto"/>
+        <w:ind w:firstLine="720"/>
+      </w:pPr>
+      <w:r>
+        <w:rPr>
+          <w:rFonts w:ascii="Times New Roman" w:cs="Times New Roman" w:eastAsia="Times New Roman" w:hAnsi="Times New Roman"/>
+          <w:sz w:val="24"/>
+          <w:szCs w:val="24"/>
+        </w:rPr>
+        <w:t xml:space="preserve">En este trabajo quiero explicar, desde la química, qué es lo que pasa exactamente cuando se quema un bosque o un chaco: qué reacciones ocurren, por qué a veces se forma más CO₂ y otras veces se forma más CH₄ o N₂O, y qué relación tiene todo esto con lo que hemos vivido en Pando en los últimos años, sobre todo con la emergencia sanitaria que se declaró en Cobija en 2024 por el humo.</w:t>
+      </w:r>
+    </w:p>
+    <w:p>
+      <w:pPr>
+        <w:spacing w:after="0" w:before="0" w:line="480" w:lineRule="auto"/>
+        <w:ind w:firstLine="720"/>
+      </w:pPr>
+      <w:r>
+        <w:rPr>
+          <w:rFonts w:ascii="Times New Roman" w:cs="Times New Roman" w:eastAsia="Times New Roman" w:hAnsi="Times New Roman"/>
+          <w:sz w:val="24"/>
+          <w:szCs w:val="24"/>
+        </w:rPr>
+        <w:t xml:space="preserve">Me pareció importante hacer esta investigación porque, viviendo en una región amazónica como la nuestra, uno normalmente ve el chaqueo como algo "de siempre" y no se detiene a pensar en la química que hay detrás, ni en que esos gases que se liberan aquí terminan afectando al clima de todo el planeta.</w:t>
+      </w:r>
+    </w:p>
+    <w:p>
+      <w:pPr>
+        <w:spacing w:after="0" w:before="0" w:line="480" w:lineRule="auto"/>
+        <w:ind w:firstLine="720"/>
+      </w:pPr>
+      <w:r>
+        <w:rPr>
+          <w:rFonts w:ascii="Times New Roman" w:cs="Times New Roman" w:eastAsia="Times New Roman" w:hAnsi="Times New Roman"/>
+          <w:sz w:val="24"/>
+          <w:szCs w:val="24"/>
+        </w:rPr>
+        <w:t xml:space="preserve">El trabajo está organizado en cinco capítulos. Primero planteo el problema y los objetivos; después desarrollo el marco teórico con los conceptos químicos que necesito para entender el tema; luego explico cómo hice la investigación; en el cuarto capítulo desarrollo el análisis con los datos que encontré; y en el quinto presento los resultados. Al final agrego un texto argumentativo, las conclusiones, recomendaciones, la bibliografía y los anexos.</w:t>
+      </w:r>
+    </w:p>
+    <w:p>
+      <w:pPr>
+        <w:pStyle w:val="Titulo1"/>
+      </w:pPr>
+      <w:r>
+        <w:t xml:space="preserve">CAPÍTULO I: PLANTEAMIENTO DEL PROBLEMA</w:t>
+      </w:r>
+    </w:p>
+    <w:p>
+      <w:pPr>
+        <w:pStyle w:val="Titulo2"/>
+      </w:pPr>
+      <w:r>
+        <w:t xml:space="preserve">1.1 Problema de investigación</w:t>
+      </w:r>
+    </w:p>
+    <w:p>
+      <w:pPr>
+        <w:spacing w:after="0" w:before="0" w:line="480" w:lineRule="auto"/>
+        <w:ind w:firstLine="720"/>
+      </w:pPr>
+      <w:r>
+        <w:rPr>
+          <w:rFonts w:ascii="Times New Roman" w:cs="Times New Roman" w:eastAsia="Times New Roman" w:hAnsi="Times New Roman"/>
+          <w:sz w:val="24"/>
+          <w:szCs w:val="24"/>
+        </w:rPr>
+        <w:t xml:space="preserve">¿Qué reacciones químicas se producen durante los incendios forestales en Pando y cómo estas generan metano y óxido nitroso, gases que intensifican el efecto invernadero?</w:t>
+      </w:r>
+    </w:p>
+    <w:p>
+      <w:pPr>
+        <w:pStyle w:val="Titulo2"/>
+      </w:pPr>
+      <w:r>
+        <w:t xml:space="preserve">1.2 Justificación</w:t>
+      </w:r>
+    </w:p>
+    <w:p>
+      <w:pPr>
+        <w:spacing w:after="0" w:before="0" w:line="480" w:lineRule="auto"/>
+        <w:ind w:firstLine="720"/>
+      </w:pPr>
+      <w:r>
+        <w:rPr>
+          <w:rFonts w:ascii="Times New Roman" w:cs="Times New Roman" w:eastAsia="Times New Roman" w:hAnsi="Times New Roman"/>
+          <w:sz w:val="24"/>
+          <w:szCs w:val="24"/>
+        </w:rPr>
+        <w:t xml:space="preserve">Quiero entender este tema porque me permite aplicar lo que hemos visto en Química sobre reacciones de combustión a un problema real que estamos viviendo en mi departamento. No es lo mismo leer en el libro que "la combustión incompleta produce monóxido de carbono" que relacionarlo con el humo que respiramos en Cobija cada año. Además, creo que es un tema que le puede servir a otros estudiantes para entender que la contaminación del aire no es solo "humo", sino una mezcla de compuestos químicos concretos con efectos distintos.</w:t>
+      </w:r>
+    </w:p>
+    <w:p>
+      <w:pPr>
+        <w:pStyle w:val="Titulo2"/>
+      </w:pPr>
+      <w:r>
+        <w:t xml:space="preserve">1.3 Objetivos</w:t>
+      </w:r>
+    </w:p>
+    <w:p>
+      <w:pPr>
+        <w:pStyle w:val="Titulo3"/>
+      </w:pPr>
+      <w:r>
+        <w:t xml:space="preserve">Objetivo general:</w:t>
+      </w:r>
+    </w:p>
+    <w:p>
+      <w:pPr>
+        <w:spacing w:after="0" w:before="0" w:line="480" w:lineRule="auto"/>
+        <w:ind w:firstLine="720"/>
+      </w:pPr>
+      <w:r>
+        <w:rPr>
+          <w:rFonts w:ascii="Times New Roman" w:cs="Times New Roman" w:eastAsia="Times New Roman" w:hAnsi="Times New Roman"/>
+          <w:sz w:val="24"/>
+          <w:szCs w:val="24"/>
+        </w:rPr>
+        <w:t xml:space="preserve">Explicar, desde la química, cómo se produce la emisión de metano y óxido nitroso en los incendios forestales de Pando y qué relación tiene esto con el efecto invernadero.</w:t>
+      </w:r>
+    </w:p>
+    <w:p>
+      <w:pPr>
+        <w:pStyle w:val="Titulo3"/>
+      </w:pPr>
+      <w:r>
         <w:t xml:space="preserve">Objetivos específicos:</w:t>
       </w:r>
     </w:p>
@@ -766,7 +1044,195 @@
     </w:p>
     <w:p>
       <w:pPr>
-        <w:pageBreakBefore/>
+        <w:pStyle w:val="Titulo1"/>
+      </w:pPr>
+      <w:r>
+        <w:t xml:space="preserve">CAPÍTULO II: MARCO TEÓRICO</w:t>
+      </w:r>
+    </w:p>
+    <w:p>
+      <w:pPr>
+        <w:pStyle w:val="Titulo2"/>
+      </w:pPr>
+      <w:r>
+        <w:t xml:space="preserve">2.1 Conceptos químicos principales</w:t>
+      </w:r>
+    </w:p>
+    <w:p>
+      <w:pPr>
+        <w:pStyle w:val="Titulo3"/>
+      </w:pPr>
+      <w:r>
+        <w:t xml:space="preserve">Combustión.</w:t>
+      </w:r>
+    </w:p>
+    <w:p>
+      <w:pPr>
+        <w:spacing w:after="0" w:before="0" w:line="480" w:lineRule="auto"/>
+        <w:ind w:firstLine="720"/>
+      </w:pPr>
+      <w:r>
+        <w:rPr>
+          <w:rFonts w:ascii="Times New Roman" w:cs="Times New Roman" w:eastAsia="Times New Roman" w:hAnsi="Times New Roman"/>
+          <w:sz w:val="24"/>
+          <w:szCs w:val="24"/>
+        </w:rPr>
+        <w:t xml:space="preserve">Es una reacción química de oxidación en la que un combustible (en este caso, la biomasa vegetal, formada principalmente por celulosa, es decir, carbono, hidrógeno y oxígeno) reacciona con el oxígeno del aire (O₂) y libera energía en forma de calor y luz. Cuando hay suficiente oxígeno, se dice que la combustión es completa.</w:t>
+      </w:r>
+    </w:p>
+    <w:p>
+      <w:pPr>
+        <w:spacing w:after="0" w:before="0" w:line="480" w:lineRule="auto"/>
+        <w:jc w:val="center"/>
+      </w:pPr>
+      <w:r>
+        <w:rPr>
+          <w:rFonts w:ascii="Times New Roman" w:cs="Times New Roman" w:eastAsia="Times New Roman" w:hAnsi="Times New Roman"/>
+          <w:i/>
+          <w:iCs/>
+          <w:sz w:val="24"/>
+          <w:szCs w:val="24"/>
+        </w:rPr>
+        <w:t xml:space="preserve">Combustión completa:  C + O₂ → CO₂</w:t>
+      </w:r>
+    </w:p>
+    <w:p>
+      <w:pPr>
+        <w:spacing w:after="0" w:before="0" w:line="480" w:lineRule="auto"/>
+        <w:ind w:firstLine="720"/>
+      </w:pPr>
+      <w:r>
+        <w:rPr>
+          <w:rFonts w:ascii="Times New Roman" w:cs="Times New Roman" w:eastAsia="Times New Roman" w:hAnsi="Times New Roman"/>
+          <w:sz w:val="24"/>
+          <w:szCs w:val="24"/>
+        </w:rPr>
+        <w:t xml:space="preserve">En la práctica, la biomasa no es carbono puro, sino que contiene también hidrógeno y nitrógeno, por lo que junto con el CO₂ también se produce vapor de agua (H₂O).</w:t>
+      </w:r>
+    </w:p>
+    <w:p>
+      <w:pPr>
+        <w:pStyle w:val="Titulo3"/>
+      </w:pPr>
+      <w:r>
+        <w:t xml:space="preserve">Combustión incompleta.</w:t>
+      </w:r>
+    </w:p>
+    <w:p>
+      <w:pPr>
+        <w:spacing w:after="0" w:before="0" w:line="480" w:lineRule="auto"/>
+        <w:ind w:firstLine="720"/>
+      </w:pPr>
+      <w:r>
+        <w:rPr>
+          <w:rFonts w:ascii="Times New Roman" w:cs="Times New Roman" w:eastAsia="Times New Roman" w:hAnsi="Times New Roman"/>
+          <w:sz w:val="24"/>
+          <w:szCs w:val="24"/>
+        </w:rPr>
+        <w:t xml:space="preserve">Cuando no hay suficiente oxígeno disponible, como ocurre en el interior de un incendio grande donde las llamas consumen el oxígeno más rápido de lo que entra aire nuevo, la reacción no llega a completarse y en vez de CO₂ se forman monóxido de carbono (CO) y, en las zonas de menor temperatura, metano (CH₄), que es un hidrocarburo que no llegó a oxidarse del todo.</w:t>
+      </w:r>
+    </w:p>
+    <w:p>
+      <w:pPr>
+        <w:spacing w:after="0" w:before="0" w:line="480" w:lineRule="auto"/>
+        <w:jc w:val="center"/>
+      </w:pPr>
+      <w:r>
+        <w:rPr>
+          <w:rFonts w:ascii="Times New Roman" w:cs="Times New Roman" w:eastAsia="Times New Roman" w:hAnsi="Times New Roman"/>
+          <w:i/>
+          <w:iCs/>
+          <w:sz w:val="24"/>
+          <w:szCs w:val="24"/>
+        </w:rPr>
+        <w:t xml:space="preserve">Combustión incompleta (ejemplo simplificado):  2 C + O₂ → 2 CO</w:t>
+      </w:r>
+    </w:p>
+    <w:p>
+      <w:pPr>
+        <w:pStyle w:val="Titulo3"/>
+      </w:pPr>
+      <w:r>
+        <w:t xml:space="preserve">Óxido nitroso (N₂O).</w:t>
+      </w:r>
+    </w:p>
+    <w:p>
+      <w:pPr>
+        <w:spacing w:after="0" w:before="0" w:line="480" w:lineRule="auto"/>
+        <w:ind w:firstLine="720"/>
+      </w:pPr>
+      <w:r>
+        <w:rPr>
+          <w:rFonts w:ascii="Times New Roman" w:cs="Times New Roman" w:eastAsia="Times New Roman" w:hAnsi="Times New Roman"/>
+          <w:sz w:val="24"/>
+          <w:szCs w:val="24"/>
+        </w:rPr>
+        <w:t xml:space="preserve">La vegetación y el suelo del bosque contienen nitrógeno (en proteínas, en materia orgánica del suelo, etc.). Cuando ese nitrógeno se somete a altas temperaturas durante la quema, en presencia de poco oxígeno, en vez de formarse nitrógeno gaseoso normal (N₂) se forma óxido nitroso.</w:t>
+      </w:r>
+    </w:p>
+    <w:p>
+      <w:pPr>
+        <w:spacing w:after="0" w:before="0" w:line="480" w:lineRule="auto"/>
+        <w:jc w:val="center"/>
+      </w:pPr>
+      <w:r>
+        <w:rPr>
+          <w:rFonts w:ascii="Times New Roman" w:cs="Times New Roman" w:eastAsia="Times New Roman" w:hAnsi="Times New Roman"/>
+          <w:i/>
+          <w:iCs/>
+          <w:sz w:val="24"/>
+          <w:szCs w:val="24"/>
+        </w:rPr>
+        <w:t xml:space="preserve">Formación simplificada:  2 N (del suelo/vegetación) + O → N₂O</w:t>
+      </w:r>
+    </w:p>
+    <w:p>
+      <w:pPr>
+        <w:jc w:val="center"/>
+      </w:pPr>
+      <w:r>
+        <w:drawing>
+          <wp:inline distT="0" distB="0" distL="0" distR="0">
+            <wp:extent cx="5124450" cy="3171825"/>
+            <wp:effectExtent t="0" r="0" b="0" l="0"/>
+            <wp:docPr id="1" name="" descr="" title=""/>
+            <wp:cNvGraphicFramePr>
+              <a:graphicFrameLocks xmlns:a="http://schemas.openxmlformats.org/drawingml/2006/main" noChangeAspect="1"/>
+            </wp:cNvGraphicFramePr>
+            <a:graphic xmlns:a="http://schemas.openxmlformats.org/drawingml/2006/main">
+              <a:graphicData uri="http://schemas.openxmlformats.org/drawingml/2006/picture">
+                <pic:pic xmlns:pic="http://schemas.openxmlformats.org/drawingml/2006/picture">
+                  <pic:nvPicPr>
+                    <pic:cNvPr id="0" name="" descr=""/>
+                    <pic:cNvPicPr>
+                      <a:picLocks noChangeAspect="1" noChangeArrowheads="1"/>
+                    </pic:cNvPicPr>
+                  </pic:nvPicPr>
+                  <pic:blipFill>
+                    <a:blip r:embed="rId8" cstate="none"/>
+                    <a:srcRect/>
+                    <a:stretch>
+                      <a:fillRect/>
+                    </a:stretch>
+                  </pic:blipFill>
+                  <pic:spPr bwMode="auto">
+                    <a:xfrm>
+                      <a:off x="0" y="0"/>
+                      <a:ext cx="5124450" cy="3171825"/>
+                    </a:xfrm>
+                    <a:prstGeom prst="rect">
+                      <a:avLst/>
+                    </a:prstGeom>
+                  </pic:spPr>
+                </pic:pic>
+              </a:graphicData>
+            </a:graphic>
+          </wp:inline>
+        </w:drawing>
+      </w:r>
+    </w:p>
+    <w:p>
+      <w:pPr>
         <w:spacing w:after="0" w:before="0" w:line="480" w:lineRule="auto"/>
         <w:jc w:val="center"/>
       </w:pPr>
@@ -775,15 +1241,90 @@
           <w:rFonts w:ascii="Times New Roman" w:cs="Times New Roman" w:eastAsia="Times New Roman" w:hAnsi="Times New Roman"/>
           <w:b/>
           <w:bCs/>
-          <w:sz w:val="24"/>
-          <w:szCs w:val="24"/>
-        </w:rPr>
-        <w:t xml:space="preserve">CAPÍTULO II</w:t>
-      </w:r>
-    </w:p>
-    <w:p>
-      <w:pPr>
-        <w:pageBreakBefore/>
+          <w:i/>
+          <w:iCs/>
+          <w:sz w:val="22"/>
+          <w:szCs w:val="22"/>
+        </w:rPr>
+        <w:t xml:space="preserve">Figura 1. Combustión completa e incompleta de la biomasa forestal</w:t>
+      </w:r>
+    </w:p>
+    <w:p>
+      <w:pPr>
+        <w:spacing w:after="0" w:before="0" w:line="480" w:lineRule="auto"/>
+        <w:jc w:val="center"/>
+      </w:pPr>
+      <w:r>
+        <w:rPr>
+          <w:rFonts w:ascii="Times New Roman" w:cs="Times New Roman" w:eastAsia="Times New Roman" w:hAnsi="Times New Roman"/>
+          <w:i/>
+          <w:iCs/>
+          <w:sz w:val="20"/>
+          <w:szCs w:val="20"/>
+        </w:rPr>
+        <w:t xml:space="preserve">Elaboración propia con base en IPCC (2019).</w:t>
+      </w:r>
+    </w:p>
+    <w:p>
+      <w:pPr>
+        <w:pStyle w:val="Titulo3"/>
+      </w:pPr>
+      <w:r>
+        <w:t xml:space="preserve">Efecto invernadero.</w:t>
+      </w:r>
+    </w:p>
+    <w:p>
+      <w:pPr>
+        <w:spacing w:after="0" w:before="0" w:line="480" w:lineRule="auto"/>
+        <w:ind w:firstLine="720"/>
+      </w:pPr>
+      <w:r>
+        <w:rPr>
+          <w:rFonts w:ascii="Times New Roman" w:cs="Times New Roman" w:eastAsia="Times New Roman" w:hAnsi="Times New Roman"/>
+          <w:sz w:val="24"/>
+          <w:szCs w:val="24"/>
+        </w:rPr>
+        <w:t xml:space="preserve">Es un fenómeno natural: hay gases en la atmósfera, como el CO₂, el CH₄ y el N₂O, que dejan pasar la luz del sol pero retienen parte del calor que la Tierra refleja, como si fuera el techo de vidrio de un invernadero. Ese fenómeno es necesario para que exista vida, pero cuando aumentamos demasiado esos gases, la Tierra retiene más calor del normal y sube la temperatura global.</w:t>
+      </w:r>
+    </w:p>
+    <w:p>
+      <w:pPr>
+        <w:pStyle w:val="Titulo3"/>
+      </w:pPr>
+      <w:r>
+        <w:t xml:space="preserve">Potencial de calentamiento global (PCG).</w:t>
+      </w:r>
+    </w:p>
+    <w:p>
+      <w:pPr>
+        <w:spacing w:after="0" w:before="0" w:line="480" w:lineRule="auto"/>
+        <w:ind w:firstLine="720"/>
+      </w:pPr>
+      <w:r>
+        <w:rPr>
+          <w:rFonts w:ascii="Times New Roman" w:cs="Times New Roman" w:eastAsia="Times New Roman" w:hAnsi="Times New Roman"/>
+          <w:sz w:val="24"/>
+          <w:szCs w:val="24"/>
+        </w:rPr>
+        <w:t xml:space="preserve">No todos los gases "calientan" lo mismo. El PCG es un número que compara cuánto calor retiene una tonelada de determinado gas frente a una tonelada de CO₂, en un plazo de cien años. Según el IPCC (2021), el metano tiene un PCG de aproximadamente 27 a 30, y el óxido nitroso de aproximadamente 273. Es decir, una tonelada de N₂O "calienta" casi lo mismo que 273 toneladas de CO₂.</w:t>
+      </w:r>
+    </w:p>
+    <w:p>
+      <w:pPr>
+        <w:spacing w:after="0" w:before="0" w:line="480" w:lineRule="auto"/>
+        <w:ind w:firstLine="720"/>
+      </w:pPr>
+      <w:r>
+        <w:rPr>
+          <w:rFonts w:ascii="Times New Roman" w:cs="Times New Roman" w:eastAsia="Times New Roman" w:hAnsi="Times New Roman"/>
+          <w:sz w:val="24"/>
+          <w:szCs w:val="24"/>
+        </w:rPr>
+        <w:t xml:space="preserve">Para no perderme con tantos números, armé la Tabla 1 mientras investigaba, que me sirvió para entender por qué el CH₄ y el N₂O importan tanto aunque se emitan en menor cantidad que el CO₂:</w:t>
+      </w:r>
+    </w:p>
+    <w:p>
+      <w:pPr>
         <w:spacing w:after="0" w:before="0" w:line="480" w:lineRule="auto"/>
         <w:jc w:val="center"/>
       </w:pPr>
@@ -792,338 +1333,12 @@
           <w:rFonts w:ascii="Times New Roman" w:cs="Times New Roman" w:eastAsia="Times New Roman" w:hAnsi="Times New Roman"/>
           <w:b/>
           <w:bCs/>
-          <w:sz w:val="24"/>
-          <w:szCs w:val="24"/>
-        </w:rPr>
-        <w:t xml:space="preserve">MARCO TEÓRICO</w:t>
-      </w:r>
-    </w:p>
-    <w:p>
-      <w:pPr>
-        <w:spacing w:after="0" w:before="0" w:line="480" w:lineRule="auto"/>
-        <w:jc w:val="left"/>
-      </w:pPr>
-      <w:r>
-        <w:rPr>
-          <w:rFonts w:ascii="Times New Roman" w:cs="Times New Roman" w:eastAsia="Times New Roman" w:hAnsi="Times New Roman"/>
-          <w:b/>
-          <w:bCs/>
-          <w:sz w:val="24"/>
-          <w:szCs w:val="24"/>
-        </w:rPr>
-        <w:t xml:space="preserve">2.1 Conceptos químicos principales</w:t>
-      </w:r>
-    </w:p>
-    <w:p>
-      <w:pPr>
-        <w:spacing w:after="0" w:before="0" w:line="480" w:lineRule="auto"/>
-        <w:ind w:firstLine="720"/>
-      </w:pPr>
-      <w:r>
-        <w:rPr>
-          <w:rFonts w:ascii="Times New Roman" w:cs="Times New Roman" w:eastAsia="Times New Roman" w:hAnsi="Times New Roman"/>
-          <w:b/>
-          <w:bCs/>
-          <w:sz w:val="24"/>
-          <w:szCs w:val="24"/>
-        </w:rPr>
-        <w:t xml:space="preserve">Combustión.</w:t>
-      </w:r>
-    </w:p>
-    <w:p>
-      <w:pPr>
-        <w:spacing w:after="0" w:before="0" w:line="480" w:lineRule="auto"/>
-        <w:ind w:firstLine="720"/>
-      </w:pPr>
-      <w:r>
-        <w:rPr>
-          <w:rFonts w:ascii="Times New Roman" w:cs="Times New Roman" w:eastAsia="Times New Roman" w:hAnsi="Times New Roman"/>
-          <w:sz w:val="24"/>
-          <w:szCs w:val="24"/>
-        </w:rPr>
-        <w:t xml:space="preserve">Es una reacción química de oxidación en la que un combustible (en este caso, la biomasa vegetal, formada principalmente por celulosa, es decir, carbono, hidrógeno y oxígeno) reacciona con el oxígeno del aire (O₂) y libera energía en forma de calor y luz. Cuando hay suficiente oxígeno, se dice que la combustión es completa.</w:t>
-      </w:r>
-    </w:p>
-    <w:p>
-      <w:pPr>
-        <w:spacing w:after="0" w:before="0" w:line="480" w:lineRule="auto"/>
-        <w:jc w:val="center"/>
-      </w:pPr>
-      <w:r>
-        <w:rPr>
-          <w:rFonts w:ascii="Times New Roman" w:cs="Times New Roman" w:eastAsia="Times New Roman" w:hAnsi="Times New Roman"/>
           <w:i/>
           <w:iCs/>
-          <w:sz w:val="24"/>
-          <w:szCs w:val="24"/>
-        </w:rPr>
-        <w:t xml:space="preserve">Combustión completa:  C + O₂ → CO₂</w:t>
-      </w:r>
-    </w:p>
-    <w:p>
-      <w:pPr>
-        <w:spacing w:after="0" w:before="0" w:line="480" w:lineRule="auto"/>
-        <w:ind w:firstLine="720"/>
-      </w:pPr>
-      <w:r>
-        <w:rPr>
-          <w:rFonts w:ascii="Times New Roman" w:cs="Times New Roman" w:eastAsia="Times New Roman" w:hAnsi="Times New Roman"/>
-          <w:sz w:val="24"/>
-          <w:szCs w:val="24"/>
-        </w:rPr>
-        <w:t xml:space="preserve">En la práctica, la biomasa no es carbono puro, sino que contiene también hidrógeno y nitrógeno, por lo que junto con el CO₂ también se produce vapor de agua (H₂O).</w:t>
-      </w:r>
-    </w:p>
-    <w:p>
-      <w:pPr>
-        <w:spacing w:after="0" w:before="0" w:line="480" w:lineRule="auto"/>
-        <w:ind w:firstLine="720"/>
-      </w:pPr>
-      <w:r>
-        <w:rPr>
-          <w:rFonts w:ascii="Times New Roman" w:cs="Times New Roman" w:eastAsia="Times New Roman" w:hAnsi="Times New Roman"/>
-          <w:b/>
-          <w:bCs/>
-          <w:sz w:val="24"/>
-          <w:szCs w:val="24"/>
-        </w:rPr>
-        <w:t xml:space="preserve">Combustión incompleta.</w:t>
-      </w:r>
-    </w:p>
-    <w:p>
-      <w:pPr>
-        <w:spacing w:after="0" w:before="0" w:line="480" w:lineRule="auto"/>
-        <w:ind w:firstLine="720"/>
-      </w:pPr>
-      <w:r>
-        <w:rPr>
-          <w:rFonts w:ascii="Times New Roman" w:cs="Times New Roman" w:eastAsia="Times New Roman" w:hAnsi="Times New Roman"/>
-          <w:sz w:val="24"/>
-          <w:szCs w:val="24"/>
-        </w:rPr>
-        <w:t xml:space="preserve">Cuando no hay suficiente oxígeno disponible, como ocurre en el interior de un incendio grande donde las llamas consumen el oxígeno más rápido de lo que entra aire nuevo, la reacción no llega a completarse y en vez de CO₂ se forman monóxido de carbono (CO) y, en las zonas de menor temperatura, metano (CH₄), que es un hidrocarburo que no llegó a oxidarse del todo.</w:t>
-      </w:r>
-    </w:p>
-    <w:p>
-      <w:pPr>
-        <w:spacing w:after="0" w:before="0" w:line="480" w:lineRule="auto"/>
-        <w:jc w:val="center"/>
-      </w:pPr>
-      <w:r>
-        <w:rPr>
-          <w:rFonts w:ascii="Times New Roman" w:cs="Times New Roman" w:eastAsia="Times New Roman" w:hAnsi="Times New Roman"/>
-          <w:i/>
-          <w:iCs/>
-          <w:sz w:val="24"/>
-          <w:szCs w:val="24"/>
-        </w:rPr>
-        <w:t xml:space="preserve">Combustión incompleta (ejemplo simplificado):  2 C + O₂ → 2 CO</w:t>
-      </w:r>
-    </w:p>
-    <w:p>
-      <w:pPr>
-        <w:spacing w:after="0" w:before="0" w:line="480" w:lineRule="auto"/>
-        <w:ind w:firstLine="720"/>
-      </w:pPr>
-      <w:r>
-        <w:rPr>
-          <w:rFonts w:ascii="Times New Roman" w:cs="Times New Roman" w:eastAsia="Times New Roman" w:hAnsi="Times New Roman"/>
-          <w:b/>
-          <w:bCs/>
-          <w:sz w:val="24"/>
-          <w:szCs w:val="24"/>
-        </w:rPr>
-        <w:t xml:space="preserve">Óxido nitroso (N₂O).</w:t>
-      </w:r>
-    </w:p>
-    <w:p>
-      <w:pPr>
-        <w:spacing w:after="0" w:before="0" w:line="480" w:lineRule="auto"/>
-        <w:ind w:firstLine="720"/>
-      </w:pPr>
-      <w:r>
-        <w:rPr>
-          <w:rFonts w:ascii="Times New Roman" w:cs="Times New Roman" w:eastAsia="Times New Roman" w:hAnsi="Times New Roman"/>
-          <w:sz w:val="24"/>
-          <w:szCs w:val="24"/>
-        </w:rPr>
-        <w:t xml:space="preserve">La vegetación y el suelo del bosque contienen nitrógeno (en proteínas, en materia orgánica del suelo, etc.). Cuando ese nitrógeno se somete a altas temperaturas durante la quema, en presencia de poco oxígeno, en vez de formarse nitrógeno gaseoso normal (N₂) se forma óxido nitroso.</w:t>
-      </w:r>
-    </w:p>
-    <w:p>
-      <w:pPr>
-        <w:spacing w:after="0" w:before="0" w:line="480" w:lineRule="auto"/>
-        <w:jc w:val="center"/>
-      </w:pPr>
-      <w:r>
-        <w:rPr>
-          <w:rFonts w:ascii="Times New Roman" w:cs="Times New Roman" w:eastAsia="Times New Roman" w:hAnsi="Times New Roman"/>
-          <w:i/>
-          <w:iCs/>
-          <w:sz w:val="24"/>
-          <w:szCs w:val="24"/>
-        </w:rPr>
-        <w:t xml:space="preserve">Formación simplificada:  2 N (del suelo/vegetación) + O → N₂O</w:t>
-      </w:r>
-    </w:p>
-    <w:p>
-      <w:pPr>
-        <w:spacing w:after="0" w:before="0" w:line="480" w:lineRule="auto"/>
-        <w:ind w:firstLine="720"/>
-      </w:pPr>
-      <w:r>
-        <w:rPr>
-          <w:rFonts w:ascii="Times New Roman" w:cs="Times New Roman" w:eastAsia="Times New Roman" w:hAnsi="Times New Roman"/>
-          <w:b/>
-          <w:bCs/>
-          <w:sz w:val="24"/>
-          <w:szCs w:val="24"/>
-        </w:rPr>
-        <w:t xml:space="preserve">Efecto invernadero.</w:t>
-      </w:r>
-    </w:p>
-    <w:p>
-      <w:pPr>
-        <w:spacing w:after="0" w:before="0" w:line="480" w:lineRule="auto"/>
-        <w:ind w:firstLine="720"/>
-      </w:pPr>
-      <w:r>
-        <w:rPr>
-          <w:rFonts w:ascii="Times New Roman" w:cs="Times New Roman" w:eastAsia="Times New Roman" w:hAnsi="Times New Roman"/>
-          <w:sz w:val="24"/>
-          <w:szCs w:val="24"/>
-        </w:rPr>
-        <w:t xml:space="preserve">Es un fenómeno natural: hay gases en la atmósfera, como el CO₂, el CH₄ y el N₂O, que dejan pasar la luz del sol pero retienen parte del calor que la Tierra refleja, como si fuera el techo de vidrio de un invernadero. Ese fenómeno es necesario para que exista vida, pero cuando aumentamos demasiado esos gases, la Tierra retiene más calor del normal y sube la temperatura global.</w:t>
-      </w:r>
-    </w:p>
-    <w:p>
-      <w:pPr>
-        <w:spacing w:after="0" w:before="0" w:line="480" w:lineRule="auto"/>
-        <w:ind w:firstLine="720"/>
-      </w:pPr>
-      <w:r>
-        <w:rPr>
-          <w:rFonts w:ascii="Times New Roman" w:cs="Times New Roman" w:eastAsia="Times New Roman" w:hAnsi="Times New Roman"/>
-          <w:b/>
-          <w:bCs/>
-          <w:sz w:val="24"/>
-          <w:szCs w:val="24"/>
-        </w:rPr>
-        <w:t xml:space="preserve">Potencial de calentamiento global (PCG).</w:t>
-      </w:r>
-    </w:p>
-    <w:p>
-      <w:pPr>
-        <w:spacing w:after="0" w:before="0" w:line="480" w:lineRule="auto"/>
-        <w:ind w:firstLine="720"/>
-      </w:pPr>
-      <w:r>
-        <w:rPr>
-          <w:rFonts w:ascii="Times New Roman" w:cs="Times New Roman" w:eastAsia="Times New Roman" w:hAnsi="Times New Roman"/>
-          <w:sz w:val="24"/>
-          <w:szCs w:val="24"/>
-        </w:rPr>
-        <w:t xml:space="preserve">No todos los gases "calientan" lo mismo. El PCG es un número que compara cuánto calor retiene una tonelada de determinado gas frente a una tonelada de CO₂, en un plazo de cien años. Según el IPCC (2021), el metano tiene un PCG de aproximadamente 27 a 30, y el óxido nitroso de aproximadamente 273. Es decir, una tonelada de N₂O "calienta" casi lo mismo que 273 toneladas de CO₂.</w:t>
-      </w:r>
-    </w:p>
-    <w:p>
-      <w:pPr>
-        <w:spacing w:after="0" w:before="0" w:line="480" w:lineRule="auto"/>
-        <w:jc w:val="left"/>
-      </w:pPr>
-      <w:r>
-        <w:rPr>
-          <w:rFonts w:ascii="Times New Roman" w:cs="Times New Roman" w:eastAsia="Times New Roman" w:hAnsi="Times New Roman"/>
-          <w:b/>
-          <w:bCs/>
-          <w:sz w:val="24"/>
-          <w:szCs w:val="24"/>
-        </w:rPr>
-        <w:t xml:space="preserve">2.2 De la reacción química al incendio real: lo que pasa en Pando</w:t>
-      </w:r>
-    </w:p>
-    <w:p>
-      <w:pPr>
-        <w:spacing w:after="0" w:before="0" w:line="480" w:lineRule="auto"/>
-        <w:ind w:firstLine="720"/>
-      </w:pPr>
-      <w:r>
-        <w:rPr>
-          <w:rFonts w:ascii="Times New Roman" w:cs="Times New Roman" w:eastAsia="Times New Roman" w:hAnsi="Times New Roman"/>
-          <w:sz w:val="24"/>
-          <w:szCs w:val="24"/>
-        </w:rPr>
-        <w:t xml:space="preserve">En Pando, los incendios se concentran en la época seca, entre mayo y octubre, y muchos empiezan como "chaqueo", que es la quema tradicional de terrenos para preparar la tierra para sembrar o para pastoreo. Dentro de cualquier incendio grande no ocurre un solo tipo de combustión: en las zonas donde el fuego tiene bastante oxígeno (por ejemplo, en la superficie, donde entra aire fresco) la combustión tiende a ser más completa y libera sobre todo CO₂ y vapor de agua; en cambio, en las zonas más internas o más húmedas, donde el oxígeno escasea y baja la temperatura, predomina la combustión incompleta, que es la que libera más CH₄ (IPCC, 2019).</w:t>
-      </w:r>
-    </w:p>
-    <w:p>
-      <w:pPr>
-        <w:spacing w:after="0" w:before="0" w:line="480" w:lineRule="auto"/>
-        <w:ind w:firstLine="720"/>
-      </w:pPr>
-      <w:r>
-        <w:rPr>
-          <w:rFonts w:ascii="Times New Roman" w:cs="Times New Roman" w:eastAsia="Times New Roman" w:hAnsi="Times New Roman"/>
-          <w:sz w:val="24"/>
-          <w:szCs w:val="24"/>
-        </w:rPr>
-        <w:t xml:space="preserve">Algo que me pareció interesante al investigar es que el tipo de combustible también influye en qué gas se forma más: cuando se queman residuos agrícolas secos, como pasto o rastrojo (que es lo típico del chaqueo), se libera proporcionalmente más N₂O porque esas plantas tienen más nitrógeno; en cambio, cuando se quema madera húmeda de árboles del bosque en pie, la combustión incompleta dura más tiempo y se genera proporcionalmente más CH₄ (IPCC, 2019).</w:t>
-      </w:r>
-    </w:p>
-    <w:p>
-      <w:pPr>
-        <w:spacing w:after="0" w:before="0" w:line="480" w:lineRule="auto"/>
-        <w:ind w:firstLine="720"/>
-      </w:pPr>
-      <w:r>
-        <w:rPr>
-          <w:rFonts w:ascii="Times New Roman" w:cs="Times New Roman" w:eastAsia="Times New Roman" w:hAnsi="Times New Roman"/>
-          <w:sz w:val="24"/>
-          <w:szCs w:val="24"/>
-        </w:rPr>
-        <w:t xml:space="preserve">También aprendí que el bosque amazónico húmedo, como el que hay en gran parte de Pando, no es un bosque que se prenda fácilmente por sí solo: normalmente tiene tanta humedad que el fuego no avanza. El problema es que, cuando se corta el bosque para ampliar la frontera agrícola, quedan zonas más secas y fragmentadas, y ahí sí el fuego se propaga con facilidad, sobre todo en años de sequía fuerte. Parte del humo que llega a Cobija tampoco es solo de Pando: viene también de quemas en zonas fronterizas de Brasil y de Perú (Los Tiempos, 2024).</w:t>
-      </w:r>
-    </w:p>
-    <w:p>
-      <w:pPr>
-        <w:spacing w:after="0" w:before="0" w:line="480" w:lineRule="auto"/>
-        <w:ind w:firstLine="720"/>
-      </w:pPr>
-      <w:r>
-        <w:rPr>
-          <w:rFonts w:ascii="Times New Roman" w:cs="Times New Roman" w:eastAsia="Times New Roman" w:hAnsi="Times New Roman"/>
-          <w:sz w:val="24"/>
-          <w:szCs w:val="24"/>
-        </w:rPr>
-        <w:t xml:space="preserve">En cuanto a cifras, en 2022 el sector forestal boliviano fue responsable del 67,1 % de las emisiones nacionales de CO₂, del 9,1 % de las de CH₄ y del 26,3 % de las de N₂O (SDSN Bolivia, 2024). Son datos de todo el país, no solo de Pando, y hay que tomarlos como una aproximación, porque no encontré una cifra oficial desagregada que diga exactamente cuánto le corresponde a la temporada de incendios de 2024, que fue la peor registrada en la historia de Bolivia, con 12,6 millones de hectáreas quemadas, de las cuales 7,16 millones eran bosque (Mongabay Latam, 2024).</w:t>
-      </w:r>
-    </w:p>
-    <w:p>
-      <w:pPr>
-        <w:spacing w:after="0" w:before="0" w:line="480" w:lineRule="auto"/>
-        <w:ind w:firstLine="720"/>
-      </w:pPr>
-      <w:r>
-        <w:rPr>
-          <w:rFonts w:ascii="Times New Roman" w:cs="Times New Roman" w:eastAsia="Times New Roman" w:hAnsi="Times New Roman"/>
-          <w:sz w:val="24"/>
-          <w:szCs w:val="24"/>
-        </w:rPr>
-        <w:t xml:space="preserve">Además del efecto sobre el clima, el humo de estos incendios tiene un efecto directo en la salud: contiene partículas muy finas (PM2,5) que, al respirarlas, llegan hasta los pulmones e irritan las vías respiratorias. En septiembre de 2024, Cobija llegó a registrar una concentración de PM2,5 de hasta 575 microgramos por metro cúbico, muy por encima de lo que la Organización Mundial de la Salud considera seguro, y por eso se declaró emergencia sanitaria en la ciudad (Los Tiempos, 2024). No hace falta ser médico para darse cuenta: cualquiera que haya estado en Cobija en esos días recuerda la tos y el ardor en los ojos que dejaba el humo.</w:t>
-      </w:r>
-    </w:p>
-    <w:p>
-      <w:pPr>
-        <w:spacing w:after="0" w:before="0" w:line="480" w:lineRule="auto"/>
-        <w:ind w:firstLine="720"/>
-      </w:pPr>
-      <w:r>
-        <w:rPr>
-          <w:rFonts w:ascii="Times New Roman" w:cs="Times New Roman" w:eastAsia="Times New Roman" w:hAnsi="Times New Roman"/>
-          <w:sz w:val="24"/>
-          <w:szCs w:val="24"/>
-        </w:rPr>
-        <w:t xml:space="preserve">Para no perderme con tantos números, armé este cuadro resumen mientras investigaba, que me sirvió para entender por qué el CH₄ y el N₂O importan tanto aunque se emitan en menor cantidad que el CO₂:</w:t>
+          <w:sz w:val="22"/>
+          <w:szCs w:val="22"/>
+        </w:rPr>
+        <w:t xml:space="preserve">Tabla 1. Comparación del potencial de calentamiento global (PCG)</w:t>
       </w:r>
     </w:p>
     <w:tbl>
@@ -1436,7 +1651,67 @@
     </w:tbl>
     <w:p>
       <w:pPr>
-        <w:pageBreakBefore/>
+        <w:spacing w:after="0" w:before="0" w:line="480" w:lineRule="auto"/>
+        <w:jc w:val="center"/>
+      </w:pPr>
+      <w:r>
+        <w:rPr>
+          <w:rFonts w:ascii="Times New Roman" w:cs="Times New Roman" w:eastAsia="Times New Roman" w:hAnsi="Times New Roman"/>
+          <w:i/>
+          <w:iCs/>
+          <w:sz w:val="20"/>
+          <w:szCs w:val="20"/>
+        </w:rPr>
+        <w:t xml:space="preserve">Elaboración propia con datos del IPCC (2021).</w:t>
+      </w:r>
+    </w:p>
+    <w:p>
+      <w:pPr>
+        <w:jc w:val="center"/>
+      </w:pPr>
+      <w:r>
+        <w:drawing>
+          <wp:inline distT="0" distB="0" distL="0" distR="0">
+            <wp:extent cx="5124450" cy="3171825"/>
+            <wp:effectExtent t="0" r="0" b="0" l="0"/>
+            <wp:docPr id="1" name="" descr="" title=""/>
+            <wp:cNvGraphicFramePr>
+              <a:graphicFrameLocks xmlns:a="http://schemas.openxmlformats.org/drawingml/2006/main" noChangeAspect="1"/>
+            </wp:cNvGraphicFramePr>
+            <a:graphic xmlns:a="http://schemas.openxmlformats.org/drawingml/2006/main">
+              <a:graphicData uri="http://schemas.openxmlformats.org/drawingml/2006/picture">
+                <pic:pic xmlns:pic="http://schemas.openxmlformats.org/drawingml/2006/picture">
+                  <pic:nvPicPr>
+                    <pic:cNvPr id="0" name="" descr=""/>
+                    <pic:cNvPicPr>
+                      <a:picLocks noChangeAspect="1" noChangeArrowheads="1"/>
+                    </pic:cNvPicPr>
+                  </pic:nvPicPr>
+                  <pic:blipFill>
+                    <a:blip r:embed="rId9" cstate="none"/>
+                    <a:srcRect/>
+                    <a:stretch>
+                      <a:fillRect/>
+                    </a:stretch>
+                  </pic:blipFill>
+                  <pic:spPr bwMode="auto">
+                    <a:xfrm>
+                      <a:off x="0" y="0"/>
+                      <a:ext cx="5124450" cy="3171825"/>
+                    </a:xfrm>
+                    <a:prstGeom prst="rect">
+                      <a:avLst/>
+                    </a:prstGeom>
+                  </pic:spPr>
+                </pic:pic>
+              </a:graphicData>
+            </a:graphic>
+          </wp:inline>
+        </w:drawing>
+      </w:r>
+    </w:p>
+    <w:p>
+      <w:pPr>
         <w:spacing w:after="0" w:before="0" w:line="480" w:lineRule="auto"/>
         <w:jc w:val="center"/>
       </w:pPr>
@@ -1445,15 +1720,127 @@
           <w:rFonts w:ascii="Times New Roman" w:cs="Times New Roman" w:eastAsia="Times New Roman" w:hAnsi="Times New Roman"/>
           <w:b/>
           <w:bCs/>
-          <w:sz w:val="24"/>
-          <w:szCs w:val="24"/>
-        </w:rPr>
-        <w:t xml:space="preserve">CAPÍTULO III</w:t>
-      </w:r>
-    </w:p>
-    <w:p>
-      <w:pPr>
-        <w:pageBreakBefore/>
+          <w:i/>
+          <w:iCs/>
+          <w:sz w:val="22"/>
+          <w:szCs w:val="22"/>
+        </w:rPr>
+        <w:t xml:space="preserve">Figura 2. Potencial de calentamiento global (PCG-100), IPCC (2021)</w:t>
+      </w:r>
+    </w:p>
+    <w:p>
+      <w:pPr>
+        <w:spacing w:after="0" w:before="0" w:line="480" w:lineRule="auto"/>
+        <w:jc w:val="center"/>
+      </w:pPr>
+      <w:r>
+        <w:rPr>
+          <w:rFonts w:ascii="Times New Roman" w:cs="Times New Roman" w:eastAsia="Times New Roman" w:hAnsi="Times New Roman"/>
+          <w:i/>
+          <w:iCs/>
+          <w:sz w:val="20"/>
+          <w:szCs w:val="20"/>
+        </w:rPr>
+        <w:t xml:space="preserve">Elaboración propia con datos del IPCC, Sexto Informe de Evaluación (2021).</w:t>
+      </w:r>
+    </w:p>
+    <w:p>
+      <w:pPr>
+        <w:pStyle w:val="Titulo2"/>
+      </w:pPr>
+      <w:r>
+        <w:t xml:space="preserve">2.2 De la reacción química al incendio real: lo que pasa en Pando</w:t>
+      </w:r>
+    </w:p>
+    <w:p>
+      <w:pPr>
+        <w:spacing w:after="0" w:before="0" w:line="480" w:lineRule="auto"/>
+        <w:ind w:firstLine="720"/>
+      </w:pPr>
+      <w:r>
+        <w:rPr>
+          <w:rFonts w:ascii="Times New Roman" w:cs="Times New Roman" w:eastAsia="Times New Roman" w:hAnsi="Times New Roman"/>
+          <w:sz w:val="24"/>
+          <w:szCs w:val="24"/>
+        </w:rPr>
+        <w:t xml:space="preserve">En Pando, los incendios se concentran en la época seca, entre mayo y octubre, y muchos empiezan como "chaqueo", que es la quema tradicional de terrenos para preparar la tierra para sembrar o para pastoreo. Dentro de cualquier incendio grande no ocurre un solo tipo de combustión: en las zonas donde el fuego tiene bastante oxígeno (por ejemplo, en la superficie, donde entra aire fresco) la combustión tiende a ser más completa y libera sobre todo CO₂ y vapor de agua; en cambio, en las zonas más internas o más húmedas, donde el oxígeno escasea y baja la temperatura, predomina la combustión incompleta, que es la que libera más CH₄ (IPCC, 2019).</w:t>
+      </w:r>
+    </w:p>
+    <w:p>
+      <w:pPr>
+        <w:spacing w:after="0" w:before="0" w:line="480" w:lineRule="auto"/>
+        <w:ind w:firstLine="720"/>
+      </w:pPr>
+      <w:r>
+        <w:rPr>
+          <w:rFonts w:ascii="Times New Roman" w:cs="Times New Roman" w:eastAsia="Times New Roman" w:hAnsi="Times New Roman"/>
+          <w:sz w:val="24"/>
+          <w:szCs w:val="24"/>
+        </w:rPr>
+        <w:t xml:space="preserve">Algo que me pareció interesante al investigar es que el tipo de combustible también influye en qué gas se forma más: cuando se queman residuos agrícolas secos, como pasto o rastrojo (que es lo típico del chaqueo), se libera proporcionalmente más N₂O porque esas plantas tienen más nitrógeno; en cambio, cuando se quema madera húmeda de árboles del bosque en pie, la combustión incompleta dura más tiempo y se genera proporcionalmente más CH₄ (IPCC, 2019).</w:t>
+      </w:r>
+    </w:p>
+    <w:p>
+      <w:pPr>
+        <w:spacing w:after="0" w:before="0" w:line="480" w:lineRule="auto"/>
+        <w:ind w:firstLine="720"/>
+      </w:pPr>
+      <w:r>
+        <w:rPr>
+          <w:rFonts w:ascii="Times New Roman" w:cs="Times New Roman" w:eastAsia="Times New Roman" w:hAnsi="Times New Roman"/>
+          <w:sz w:val="24"/>
+          <w:szCs w:val="24"/>
+        </w:rPr>
+        <w:t xml:space="preserve">También aprendí que el bosque amazónico húmedo, como el que hay en gran parte de Pando, no es un bosque que se prenda fácilmente por sí solo: normalmente tiene tanta humedad que el fuego no avanza. El problema es que, cuando se corta el bosque para ampliar la frontera agrícola, quedan zonas más secas y fragmentadas, y ahí sí el fuego se propaga con facilidad, sobre todo en años de sequía fuerte. Parte del humo que llega a Cobija tampoco es solo de Pando: viene también de quemas en zonas fronterizas de Brasil y de Perú (Los Tiempos, 2024), como se ve en la Figura 3.</w:t>
+      </w:r>
+    </w:p>
+    <w:p>
+      <w:pPr>
+        <w:jc w:val="center"/>
+      </w:pPr>
+      <w:r>
+        <w:drawing>
+          <wp:inline distT="0" distB="0" distL="0" distR="0">
+            <wp:extent cx="5124450" cy="3171825"/>
+            <wp:effectExtent t="0" r="0" b="0" l="0"/>
+            <wp:docPr id="1" name="" descr="" title=""/>
+            <wp:cNvGraphicFramePr>
+              <a:graphicFrameLocks xmlns:a="http://schemas.openxmlformats.org/drawingml/2006/main" noChangeAspect="1"/>
+            </wp:cNvGraphicFramePr>
+            <a:graphic xmlns:a="http://schemas.openxmlformats.org/drawingml/2006/main">
+              <a:graphicData uri="http://schemas.openxmlformats.org/drawingml/2006/picture">
+                <pic:pic xmlns:pic="http://schemas.openxmlformats.org/drawingml/2006/picture">
+                  <pic:nvPicPr>
+                    <pic:cNvPr id="0" name="" descr=""/>
+                    <pic:cNvPicPr>
+                      <a:picLocks noChangeAspect="1" noChangeArrowheads="1"/>
+                    </pic:cNvPicPr>
+                  </pic:nvPicPr>
+                  <pic:blipFill>
+                    <a:blip r:embed="rId10" cstate="none"/>
+                    <a:srcRect/>
+                    <a:stretch>
+                      <a:fillRect/>
+                    </a:stretch>
+                  </pic:blipFill>
+                  <pic:spPr bwMode="auto">
+                    <a:xfrm>
+                      <a:off x="0" y="0"/>
+                      <a:ext cx="5124450" cy="3171825"/>
+                    </a:xfrm>
+                    <a:prstGeom prst="rect">
+                      <a:avLst/>
+                    </a:prstGeom>
+                  </pic:spPr>
+                </pic:pic>
+              </a:graphicData>
+            </a:graphic>
+          </wp:inline>
+        </w:drawing>
+      </w:r>
+    </w:p>
+    <w:p>
+      <w:pPr>
         <w:spacing w:after="0" w:before="0" w:line="480" w:lineRule="auto"/>
         <w:jc w:val="center"/>
       </w:pPr>
@@ -1462,25 +1849,71 @@
           <w:rFonts w:ascii="Times New Roman" w:cs="Times New Roman" w:eastAsia="Times New Roman" w:hAnsi="Times New Roman"/>
           <w:b/>
           <w:bCs/>
-          <w:sz w:val="24"/>
-          <w:szCs w:val="24"/>
-        </w:rPr>
-        <w:t xml:space="preserve">METODOLOGÍA DE INVESTIGACIÓN</w:t>
-      </w:r>
-    </w:p>
-    <w:p>
-      <w:pPr>
-        <w:spacing w:after="0" w:before="0" w:line="480" w:lineRule="auto"/>
-        <w:jc w:val="left"/>
-      </w:pPr>
-      <w:r>
-        <w:rPr>
-          <w:rFonts w:ascii="Times New Roman" w:cs="Times New Roman" w:eastAsia="Times New Roman" w:hAnsi="Times New Roman"/>
-          <w:b/>
-          <w:bCs/>
-          <w:sz w:val="24"/>
-          <w:szCs w:val="24"/>
-        </w:rPr>
+          <w:i/>
+          <w:iCs/>
+          <w:sz w:val="22"/>
+          <w:szCs w:val="22"/>
+        </w:rPr>
+        <w:t xml:space="preserve">Figura 3. Mapa esquemático: Pando y el humo transfronterizo</w:t>
+      </w:r>
+    </w:p>
+    <w:p>
+      <w:pPr>
+        <w:spacing w:after="0" w:before="0" w:line="480" w:lineRule="auto"/>
+        <w:jc w:val="center"/>
+      </w:pPr>
+      <w:r>
+        <w:rPr>
+          <w:rFonts w:ascii="Times New Roman" w:cs="Times New Roman" w:eastAsia="Times New Roman" w:hAnsi="Times New Roman"/>
+          <w:i/>
+          <w:iCs/>
+          <w:sz w:val="20"/>
+          <w:szCs w:val="20"/>
+        </w:rPr>
+        <w:t xml:space="preserve">Mapa esquemático de elaboración propia (no georreferenciado), en base a Los Tiempos (2024).</w:t>
+      </w:r>
+    </w:p>
+    <w:p>
+      <w:pPr>
+        <w:spacing w:after="0" w:before="0" w:line="480" w:lineRule="auto"/>
+        <w:ind w:firstLine="720"/>
+      </w:pPr>
+      <w:r>
+        <w:rPr>
+          <w:rFonts w:ascii="Times New Roman" w:cs="Times New Roman" w:eastAsia="Times New Roman" w:hAnsi="Times New Roman"/>
+          <w:sz w:val="24"/>
+          <w:szCs w:val="24"/>
+        </w:rPr>
+        <w:t xml:space="preserve">En cuanto a cifras, en 2022 el sector forestal boliviano fue responsable del 67,1 % de las emisiones nacionales de CO₂, del 9,1 % de las de CH₄ y del 26,3 % de las de N₂O (SDSN Bolivia, 2024). Son datos de todo el país, no solo de Pando, y hay que tomarlos como una aproximación, porque no encontré una cifra oficial desagregada que diga exactamente cuánto le corresponde a la temporada de incendios de 2024, que fue la peor registrada en la historia de Bolivia, con 12,6 millones de hectáreas quemadas, de las cuales 7,16 millones eran bosque (Mongabay Latam, 2024).</w:t>
+      </w:r>
+    </w:p>
+    <w:p>
+      <w:pPr>
+        <w:spacing w:after="0" w:before="0" w:line="480" w:lineRule="auto"/>
+        <w:ind w:firstLine="720"/>
+      </w:pPr>
+      <w:r>
+        <w:rPr>
+          <w:rFonts w:ascii="Times New Roman" w:cs="Times New Roman" w:eastAsia="Times New Roman" w:hAnsi="Times New Roman"/>
+          <w:sz w:val="24"/>
+          <w:szCs w:val="24"/>
+        </w:rPr>
+        <w:t xml:space="preserve">Además del efecto sobre el clima, el humo de estos incendios tiene un efecto directo en la salud: contiene partículas muy finas (PM2,5) que, al respirarlas, llegan hasta los pulmones e irritan las vías respiratorias. En septiembre de 2024, Cobija llegó a registrar una concentración de PM2,5 de hasta 575 microgramos por metro cúbico, muy por encima de lo que la Organización Mundial de la Salud considera seguro, y por eso se declaró emergencia sanitaria en la ciudad (Los Tiempos, 2024). No hace falta ser médico para darse cuenta: cualquiera que haya estado en Cobija en esos días recuerda la tos y el ardor en los ojos que dejaba el humo.</w:t>
+      </w:r>
+    </w:p>
+    <w:p>
+      <w:pPr>
+        <w:pStyle w:val="Titulo1"/>
+      </w:pPr>
+      <w:r>
+        <w:t xml:space="preserve">CAPÍTULO III: METODOLOGÍA DE INVESTIGACIÓN</w:t>
+      </w:r>
+    </w:p>
+    <w:p>
+      <w:pPr>
+        <w:pStyle w:val="Titulo2"/>
+      </w:pPr>
+      <w:r>
         <w:t xml:space="preserve">3.1 Tipo de investigación</w:t>
       </w:r>
     </w:p>
@@ -1500,17 +1933,9 @@
     </w:p>
     <w:p>
       <w:pPr>
-        <w:spacing w:after="0" w:before="0" w:line="480" w:lineRule="auto"/>
-        <w:jc w:val="left"/>
-      </w:pPr>
-      <w:r>
-        <w:rPr>
-          <w:rFonts w:ascii="Times New Roman" w:cs="Times New Roman" w:eastAsia="Times New Roman" w:hAnsi="Times New Roman"/>
-          <w:b/>
-          <w:bCs/>
-          <w:sz w:val="24"/>
-          <w:szCs w:val="24"/>
-        </w:rPr>
+        <w:pStyle w:val="Titulo2"/>
+      </w:pPr>
+      <w:r>
         <w:t xml:space="preserve">3.2 Método</w:t>
       </w:r>
     </w:p>
@@ -1625,33 +2050,17 @@
     </w:p>
     <w:p>
       <w:pPr>
-        <w:spacing w:after="0" w:before="0" w:line="480" w:lineRule="auto"/>
-        <w:jc w:val="left"/>
-      </w:pPr>
-      <w:r>
-        <w:rPr>
-          <w:rFonts w:ascii="Times New Roman" w:cs="Times New Roman" w:eastAsia="Times New Roman" w:hAnsi="Times New Roman"/>
-          <w:b/>
-          <w:bCs/>
-          <w:sz w:val="24"/>
-          <w:szCs w:val="24"/>
-        </w:rPr>
+        <w:pStyle w:val="Titulo2"/>
+      </w:pPr>
+      <w:r>
         <w:t xml:space="preserve">3.3 Técnicas e instrumentos</w:t>
       </w:r>
     </w:p>
     <w:p>
       <w:pPr>
-        <w:spacing w:after="0" w:before="0" w:line="480" w:lineRule="auto"/>
-        <w:ind w:firstLine="720"/>
-      </w:pPr>
-      <w:r>
-        <w:rPr>
-          <w:rFonts w:ascii="Times New Roman" w:cs="Times New Roman" w:eastAsia="Times New Roman" w:hAnsi="Times New Roman"/>
-          <w:b/>
-          <w:bCs/>
-          <w:sz w:val="24"/>
-          <w:szCs w:val="24"/>
-        </w:rPr>
+        <w:pStyle w:val="Titulo3"/>
+      </w:pPr>
+      <w:r>
         <w:t xml:space="preserve">Técnicas.</w:t>
       </w:r>
     </w:p>
@@ -1714,17 +2123,9 @@
     </w:p>
     <w:p>
       <w:pPr>
-        <w:spacing w:after="0" w:before="0" w:line="480" w:lineRule="auto"/>
-        <w:ind w:firstLine="720"/>
-      </w:pPr>
-      <w:r>
-        <w:rPr>
-          <w:rFonts w:ascii="Times New Roman" w:cs="Times New Roman" w:eastAsia="Times New Roman" w:hAnsi="Times New Roman"/>
-          <w:b/>
-          <w:bCs/>
-          <w:sz w:val="24"/>
-          <w:szCs w:val="24"/>
-        </w:rPr>
+        <w:pStyle w:val="Titulo3"/>
+      </w:pPr>
+      <w:r>
         <w:t xml:space="preserve">Instrumentos.</w:t>
       </w:r>
     </w:p>
@@ -1768,7 +2169,73 @@
     </w:p>
     <w:p>
       <w:pPr>
-        <w:pageBreakBefore/>
+        <w:pStyle w:val="Titulo1"/>
+      </w:pPr>
+      <w:r>
+        <w:t xml:space="preserve">CAPÍTULO IV: DESARROLLO DE LA INVESTIGACIÓN</w:t>
+      </w:r>
+    </w:p>
+    <w:p>
+      <w:pPr>
+        <w:spacing w:after="0" w:before="0" w:line="480" w:lineRule="auto"/>
+        <w:ind w:firstLine="720"/>
+      </w:pPr>
+      <w:r>
+        <w:rPr>
+          <w:rFonts w:ascii="Times New Roman" w:cs="Times New Roman" w:eastAsia="Times New Roman" w:hAnsi="Times New Roman"/>
+          <w:sz w:val="24"/>
+          <w:szCs w:val="24"/>
+        </w:rPr>
+        <w:t xml:space="preserve">Cuando empecé a buscar información sobre los incendios en Bolivia, lo primero que me llamó la atención fue lo grande que fue el salto entre 2023 y 2024: en 2023 se quemaron cerca de 3,3 millones de hectáreas, pero en 2024 la cifra subió a 12,6 millones, de las cuales más de 7 millones eran bosque (Mongabay Latam, 2024). En Pando, esto se sintió directamente: en septiembre de 2024 Cobija declaró emergencia sanitaria porque la concentración de partículas contaminantes en el aire llegó a 575 microgramos por metro cúbico, un nivel muy superior a lo recomendado por la Organización Mundial de la Salud (Los Tiempos, 2024). La Figura 5 resume la secuencia de estos hechos.</w:t>
+      </w:r>
+    </w:p>
+    <w:p>
+      <w:pPr>
+        <w:jc w:val="center"/>
+      </w:pPr>
+      <w:r>
+        <w:drawing>
+          <wp:inline distT="0" distB="0" distL="0" distR="0">
+            <wp:extent cx="5124450" cy="3171825"/>
+            <wp:effectExtent t="0" r="0" b="0" l="0"/>
+            <wp:docPr id="1" name="" descr="" title=""/>
+            <wp:cNvGraphicFramePr>
+              <a:graphicFrameLocks xmlns:a="http://schemas.openxmlformats.org/drawingml/2006/main" noChangeAspect="1"/>
+            </wp:cNvGraphicFramePr>
+            <a:graphic xmlns:a="http://schemas.openxmlformats.org/drawingml/2006/main">
+              <a:graphicData uri="http://schemas.openxmlformats.org/drawingml/2006/picture">
+                <pic:pic xmlns:pic="http://schemas.openxmlformats.org/drawingml/2006/picture">
+                  <pic:nvPicPr>
+                    <pic:cNvPr id="0" name="" descr=""/>
+                    <pic:cNvPicPr>
+                      <a:picLocks noChangeAspect="1" noChangeArrowheads="1"/>
+                    </pic:cNvPicPr>
+                  </pic:nvPicPr>
+                  <pic:blipFill>
+                    <a:blip r:embed="rId11" cstate="none"/>
+                    <a:srcRect/>
+                    <a:stretch>
+                      <a:fillRect/>
+                    </a:stretch>
+                  </pic:blipFill>
+                  <pic:spPr bwMode="auto">
+                    <a:xfrm>
+                      <a:off x="0" y="0"/>
+                      <a:ext cx="5124450" cy="3171825"/>
+                    </a:xfrm>
+                    <a:prstGeom prst="rect">
+                      <a:avLst/>
+                    </a:prstGeom>
+                  </pic:spPr>
+                </pic:pic>
+              </a:graphicData>
+            </a:graphic>
+          </wp:inline>
+        </w:drawing>
+      </w:r>
+    </w:p>
+    <w:p>
+      <w:pPr>
         <w:spacing w:after="0" w:before="0" w:line="480" w:lineRule="auto"/>
         <w:jc w:val="center"/>
       </w:pPr>
@@ -1777,15 +2244,105 @@
           <w:rFonts w:ascii="Times New Roman" w:cs="Times New Roman" w:eastAsia="Times New Roman" w:hAnsi="Times New Roman"/>
           <w:b/>
           <w:bCs/>
-          <w:sz w:val="24"/>
-          <w:szCs w:val="24"/>
-        </w:rPr>
-        <w:t xml:space="preserve">CAPÍTULO IV</w:t>
-      </w:r>
-    </w:p>
-    <w:p>
-      <w:pPr>
-        <w:pageBreakBefore/>
+          <w:i/>
+          <w:iCs/>
+          <w:sz w:val="22"/>
+          <w:szCs w:val="22"/>
+        </w:rPr>
+        <w:t xml:space="preserve">Figura 5. Línea de tiempo de los incendios forestales (2023-2024)</w:t>
+      </w:r>
+    </w:p>
+    <w:p>
+      <w:pPr>
+        <w:spacing w:after="0" w:before="0" w:line="480" w:lineRule="auto"/>
+        <w:jc w:val="center"/>
+      </w:pPr>
+      <w:r>
+        <w:rPr>
+          <w:rFonts w:ascii="Times New Roman" w:cs="Times New Roman" w:eastAsia="Times New Roman" w:hAnsi="Times New Roman"/>
+          <w:i/>
+          <w:iCs/>
+          <w:sz w:val="20"/>
+          <w:szCs w:val="20"/>
+        </w:rPr>
+        <w:t xml:space="preserve">Elaboración propia con datos de Mongabay Latam (2024) y Los Tiempos (2024).</w:t>
+      </w:r>
+    </w:p>
+    <w:p>
+      <w:pPr>
+        <w:spacing w:after="0" w:before="0" w:line="480" w:lineRule="auto"/>
+        <w:ind w:firstLine="720"/>
+      </w:pPr>
+      <w:r>
+        <w:rPr>
+          <w:rFonts w:ascii="Times New Roman" w:cs="Times New Roman" w:eastAsia="Times New Roman" w:hAnsi="Times New Roman"/>
+          <w:sz w:val="24"/>
+          <w:szCs w:val="24"/>
+        </w:rPr>
+        <w:t xml:space="preserve">Lo que más me sirvió entender, desde la química, es que ese humo no es "una sola cosa": según las Directrices del IPCC (2019) para inventarios de gases de efecto invernadero, la quema de biomasa libera una mezcla de CO₂ (cuando hay suficiente oxígeno) y de CO, CH₄ y N₂O (cuando la combustión es incompleta, algo que pasa mucho en las zonas internas de un incendio grande). Y como vimos en el marco teórico, no todos esos gases "pesan" igual para el efecto invernadero: según los valores que publicó el IPCC en su informe de 2021, una tonelada de metano equivale, en capacidad de retener calor, a unas 27-30 toneladas de CO₂, y una tonelada de óxido nitroso equivale a unas 273 toneladas de CO₂.</w:t>
+      </w:r>
+    </w:p>
+    <w:p>
+      <w:pPr>
+        <w:spacing w:after="0" w:before="0" w:line="480" w:lineRule="auto"/>
+        <w:ind w:firstLine="720"/>
+      </w:pPr>
+      <w:r>
+        <w:rPr>
+          <w:rFonts w:ascii="Times New Roman" w:cs="Times New Roman" w:eastAsia="Times New Roman" w:hAnsi="Times New Roman"/>
+          <w:sz w:val="24"/>
+          <w:szCs w:val="24"/>
+        </w:rPr>
+        <w:t xml:space="preserve">A nivel de todo el país, en 2022 el sector forestal fue responsable del 9,1 % de las emisiones de metano y del 26,3 % de las de óxido nitroso de Bolivia (SDSN Bolivia, 2024), como se observa en la Figura 4. Como en 2024 se quemó muchísima más superficie que en años anteriores, me parece razonable pensar que esa proporción se haya mantenido o incluso subido, aunque en las fuentes que revisé no encontré un dato oficial ya calculado específicamente para 2024. El Instituto Boliviano de Investigación Forestal, usando imágenes satelitales, confirmó la magnitud de las zonas quemadas en el país, incluyendo áreas de bosque amazónico en Pando (IBIF, 2025).</w:t>
+      </w:r>
+    </w:p>
+    <w:p>
+      <w:pPr>
+        <w:jc w:val="center"/>
+      </w:pPr>
+      <w:r>
+        <w:drawing>
+          <wp:inline distT="0" distB="0" distL="0" distR="0">
+            <wp:extent cx="5124450" cy="3171825"/>
+            <wp:effectExtent t="0" r="0" b="0" l="0"/>
+            <wp:docPr id="1" name="" descr="" title=""/>
+            <wp:cNvGraphicFramePr>
+              <a:graphicFrameLocks xmlns:a="http://schemas.openxmlformats.org/drawingml/2006/main" noChangeAspect="1"/>
+            </wp:cNvGraphicFramePr>
+            <a:graphic xmlns:a="http://schemas.openxmlformats.org/drawingml/2006/main">
+              <a:graphicData uri="http://schemas.openxmlformats.org/drawingml/2006/picture">
+                <pic:pic xmlns:pic="http://schemas.openxmlformats.org/drawingml/2006/picture">
+                  <pic:nvPicPr>
+                    <pic:cNvPr id="0" name="" descr=""/>
+                    <pic:cNvPicPr>
+                      <a:picLocks noChangeAspect="1" noChangeArrowheads="1"/>
+                    </pic:cNvPicPr>
+                  </pic:nvPicPr>
+                  <pic:blipFill>
+                    <a:blip r:embed="rId12" cstate="none"/>
+                    <a:srcRect/>
+                    <a:stretch>
+                      <a:fillRect/>
+                    </a:stretch>
+                  </pic:blipFill>
+                  <pic:spPr bwMode="auto">
+                    <a:xfrm>
+                      <a:off x="0" y="0"/>
+                      <a:ext cx="5124450" cy="3171825"/>
+                    </a:xfrm>
+                    <a:prstGeom prst="rect">
+                      <a:avLst/>
+                    </a:prstGeom>
+                  </pic:spPr>
+                </pic:pic>
+              </a:graphicData>
+            </a:graphic>
+          </wp:inline>
+        </w:drawing>
+      </w:r>
+    </w:p>
+    <w:p>
+      <w:pPr>
         <w:spacing w:after="0" w:before="0" w:line="480" w:lineRule="auto"/>
         <w:jc w:val="center"/>
       </w:pPr>
@@ -1794,10 +2351,28 @@
           <w:rFonts w:ascii="Times New Roman" w:cs="Times New Roman" w:eastAsia="Times New Roman" w:hAnsi="Times New Roman"/>
           <w:b/>
           <w:bCs/>
-          <w:sz w:val="24"/>
-          <w:szCs w:val="24"/>
-        </w:rPr>
-        <w:t xml:space="preserve">DESARROLLO DE LA INVESTIGACIÓN</w:t>
+          <w:i/>
+          <w:iCs/>
+          <w:sz w:val="22"/>
+          <w:szCs w:val="22"/>
+        </w:rPr>
+        <w:t xml:space="preserve">Figura 4. Participación del sector forestal en las emisiones (Bolivia, 2022)</w:t>
+      </w:r>
+    </w:p>
+    <w:p>
+      <w:pPr>
+        <w:spacing w:after="0" w:before="0" w:line="480" w:lineRule="auto"/>
+        <w:jc w:val="center"/>
+      </w:pPr>
+      <w:r>
+        <w:rPr>
+          <w:rFonts w:ascii="Times New Roman" w:cs="Times New Roman" w:eastAsia="Times New Roman" w:hAnsi="Times New Roman"/>
+          <w:i/>
+          <w:iCs/>
+          <w:sz w:val="20"/>
+          <w:szCs w:val="20"/>
+        </w:rPr>
+        <w:t xml:space="preserve">Elaboración propia con datos de SDSN Bolivia (2024).</w:t>
       </w:r>
     </w:p>
     <w:p>
@@ -1811,7 +2386,7 @@
           <w:sz w:val="24"/>
           <w:szCs w:val="24"/>
         </w:rPr>
-        <w:t xml:space="preserve">Cuando empecé a buscar información sobre los incendios en Bolivia, lo primero que me llamó la atención fue lo grande que fue el salto entre 2023 y 2024: en 2023 se quemaron cerca de 3,3 millones de hectáreas, pero en 2024 la cifra subió a 12,6 millones, de las cuales más de 7 millones eran bosque (Mongabay Latam, 2024). En Pando, esto se sintió directamente: en septiembre de 2024 Cobija declaró emergencia sanitaria porque la concentración de partículas contaminantes en el aire llegó a 575 microgramos por metro cúbico, un nivel muy superior a lo recomendado por la Organización Mundial de la Salud (Los Tiempos, 2024).</w:t>
+        <w:t xml:space="preserve">También encontré que el Estado boliviano, en su Tercera Contribución Nacionalmente Determinada ante la Convención Marco de las Naciones Unidas sobre el Cambio Climático, reconoce que hay que reducir las emisiones del sector agropecuario y forestal, incluyendo el control de quemas, como parte de sus compromisos para el periodo 2026-2035 (Estado Plurinacional de Bolivia, 2024). Eso me hizo pensar que este no es solo un problema "de Pando", sino algo que el propio país ya identificó como un compromiso pendiente.</w:t>
       </w:r>
     </w:p>
     <w:p>
@@ -1825,7 +2400,15 @@
           <w:sz w:val="24"/>
           <w:szCs w:val="24"/>
         </w:rPr>
-        <w:t xml:space="preserve">Lo que más me sirvió entender, desde la química, es que ese humo no es "una sola cosa": según las Directrices del IPCC (2019) para inventarios de gases de efecto invernadero, la quema de biomasa libera una mezcla de CO₂ (cuando hay suficiente oxígeno) y de CO, CH₄ y N₂O (cuando la combustión es incompleta, algo que pasa mucho en las zonas internas de un incendio grande). Y como vimos en el marco teórico, no todos esos gases "pesan" igual para el efecto invernadero: según los valores que publicó el IPCC en su informe de 2021, una tonelada de metano equivale, en capacidad de retener calor, a unas 27-30 toneladas de CO₂, y una tonelada de óxido nitroso equivale a unas 273 toneladas de CO₂.</w:t>
+        <w:t xml:space="preserve">Con toda esta información, creo que puedo interpretar que los incendios en Pando no son solamente un problema de "perder bosque", sino que también son una fuente activa de reacciones químicas que liberan gases de alto impacto climático, y que entender esas reacciones ayuda a explicar por qué un incendio relativamente "chico" en superficie puede tener un efecto climático desproporcionado.</w:t>
+      </w:r>
+    </w:p>
+    <w:p>
+      <w:pPr>
+        <w:pStyle w:val="Titulo1"/>
+      </w:pPr>
+      <w:r>
+        <w:t xml:space="preserve">TEXTO ARGUMENTATIVO</w:t>
       </w:r>
     </w:p>
     <w:p>
@@ -1839,7 +2422,15 @@
           <w:sz w:val="24"/>
           <w:szCs w:val="24"/>
         </w:rPr>
-        <w:t xml:space="preserve">A nivel de todo el país, en 2022 el sector forestal fue responsable del 9,1 % de las emisiones de metano y del 26,3 % de las de óxido nitroso de Bolivia (SDSN Bolivia, 2024). Como en 2024 se quemó muchísima más superficie que en años anteriores, me parece razonable pensar que esa proporción se haya mantenido o incluso subido, aunque en las fuentes que revisé no encontré un dato oficial ya calculado específicamente para 2024. El Instituto Boliviano de Investigación Forestal, usando imágenes satelitales, confirmó la magnitud de las zonas quemadas en el país, incluyendo áreas de bosque amazónico en Pando (IBIF, 2025).</w:t>
+        <w:t xml:space="preserve">A partir de lo investigado, elaboré el siguiente texto argumentativo, dirigido a la población de Pando, con el propósito de sostener que la prevención de incendios forestales debe considerarse una prioridad, tanto por sus consecuencias químicas y climáticas como por sus efectos sobre la salud.</w:t>
+      </w:r>
+    </w:p>
+    <w:p>
+      <w:pPr>
+        <w:pStyle w:val="Titulo2"/>
+      </w:pPr>
+      <w:r>
+        <w:t xml:space="preserve">Por qué la prevención de incendios en Pando no puede esperar</w:t>
       </w:r>
     </w:p>
     <w:p>
@@ -1853,7 +2444,7 @@
           <w:sz w:val="24"/>
           <w:szCs w:val="24"/>
         </w:rPr>
-        <w:t xml:space="preserve">También encontré que el Estado boliviano, en su Tercera Contribución Nacionalmente Determinada ante la Convención Marco de las Naciones Unidas sobre el Cambio Climático, reconoce que hay que reducir las emisiones del sector agropecuario y forestal, incluyendo el control de quemas, como parte de sus compromisos para el periodo 2026-2035 (Estado Plurinacional de Bolivia, 2024). Eso me hizo pensar que este no es solo un problema "de Pando", sino algo que el propio país ya identificó como un compromiso pendiente.</w:t>
+        <w:t xml:space="preserve">Sostengo que el control y la prevención de los incendios forestales en Pando deben ser tratados como una prioridad real para nuestra comunidad, y no como un problema secundario frente a la agricultura o la ganadería. Esta postura se sustenta en tres argumentos: el aporte desproporcionado de estos incendios al efecto invernadero, sus consecuencias directas sobre la salud de la población, y la existencia de alternativas viables al chaqueo tradicional.</w:t>
       </w:r>
     </w:p>
     <w:p>
@@ -1867,24 +2458,7 @@
           <w:sz w:val="24"/>
           <w:szCs w:val="24"/>
         </w:rPr>
-        <w:t xml:space="preserve">Con toda esta información, creo que puedo interpretar que los incendios en Pando no son solamente un problema de "perder bosque", sino que también son una fuente activa de reacciones químicas que liberan gases de alto impacto climático, y que entender esas reacciones ayuda a explicar por qué un incendio relativamente "chico" en superficie puede tener un efecto climático desproporcionado.</w:t>
-      </w:r>
-    </w:p>
-    <w:p>
-      <w:pPr>
-        <w:pageBreakBefore/>
-        <w:spacing w:after="0" w:before="0" w:line="480" w:lineRule="auto"/>
-        <w:jc w:val="center"/>
-      </w:pPr>
-      <w:r>
-        <w:rPr>
-          <w:rFonts w:ascii="Times New Roman" w:cs="Times New Roman" w:eastAsia="Times New Roman" w:hAnsi="Times New Roman"/>
-          <w:b/>
-          <w:bCs/>
-          <w:sz w:val="24"/>
-          <w:szCs w:val="24"/>
-        </w:rPr>
-        <w:t xml:space="preserve">TEXTO ARGUMENTATIVO</w:t>
+        <w:t xml:space="preserve">En primer lugar, desde el punto de vista químico, un incendio forestal no libera un único gas, sino una mezcla en la que predominan el CO₂, el CH₄ y el N₂O, según haya o no suficiente oxígeno para que la combustión se complete. Esto es relevante porque, según el IPCC (2021), una tonelada de metano retiene aproximadamente lo mismo que 27 a 30 toneladas de CO₂, y una tonelada de óxido nitroso, lo mismo que 273 toneladas. En consecuencia, los incendios que ocurren en Pando —donde predomina la combustión incompleta, propia de la quema de biomasa húmeda y de residuos agrícolas— contribuyen al calentamiento global de manera más significativa de lo que sugeriría únicamente la superficie quemada.</w:t>
       </w:r>
     </w:p>
     <w:p>
@@ -1898,23 +2472,7 @@
           <w:sz w:val="24"/>
           <w:szCs w:val="24"/>
         </w:rPr>
-        <w:t xml:space="preserve">A partir de lo investigado, elaboré el siguiente texto argumentativo, dirigido a la población de Pando, con el propósito de sostener que la prevención de incendios forestales debe considerarse una prioridad, tanto por sus consecuencias químicas y climáticas como por sus efectos sobre la salud.</w:t>
-      </w:r>
-    </w:p>
-    <w:p>
-      <w:pPr>
-        <w:spacing w:after="0" w:before="0" w:line="480" w:lineRule="auto"/>
-        <w:jc w:val="left"/>
-      </w:pPr>
-      <w:r>
-        <w:rPr>
-          <w:rFonts w:ascii="Times New Roman" w:cs="Times New Roman" w:eastAsia="Times New Roman" w:hAnsi="Times New Roman"/>
-          <w:b/>
-          <w:bCs/>
-          <w:sz w:val="24"/>
-          <w:szCs w:val="24"/>
-        </w:rPr>
-        <w:t xml:space="preserve">Por qué la prevención de incendios en Pando no puede esperar</w:t>
+        <w:t xml:space="preserve">En segundo lugar, las consecuencias no se limitan a la atmósfera, sino que afectan directamente a quienes habitamos la región. En septiembre de 2024, Cobija registró una concentración de material particulado (PM2,5) de hasta 575 microgramos por metro cúbico, muy por encima de los límites que la Organización Mundial de la Salud considera seguros, lo que obligó a declarar emergencia sanitaria en la ciudad (Los Tiempos, 2024). Esa cifra no es un dato abstracto: corresponde a los mismos días en que gran parte de la población, entre ellos yo, tuvo que lidiar con tos, irritación en los ojos y dificultad para respirar.</w:t>
       </w:r>
     </w:p>
     <w:p>
@@ -1928,7 +2486,7 @@
           <w:sz w:val="24"/>
           <w:szCs w:val="24"/>
         </w:rPr>
-        <w:t xml:space="preserve">Sostengo que el control y la prevención de los incendios forestales en Pando deben ser tratados como una prioridad real para nuestra comunidad, y no como un problema secundario frente a la agricultura o la ganadería. Esta postura se sustenta en tres argumentos: el aporte desproporcionado de estos incendios al efecto invernadero, sus consecuencias directas sobre la salud de la población, y la existencia de alternativas viables al chaqueo tradicional.</w:t>
+        <w:t xml:space="preserve">Podría objetarse que el chaqueo es una práctica agrícola tradicional, necesaria para la economía familiar, y que exigir su eliminación inmediata resultaría poco realista. Sin embargo, este argumento no invalida la necesidad de prevención, sino que la refuerza: dado que el bosque húmedo amazónico no es naturalmente inflamable y se vuelve vulnerable al fuego principalmente por la fragmentación causada por la expansión de la frontera agrícola, es posible sostener la actividad agropecuaria adoptando prácticas de manejo agroforestal que reduzcan la necesidad de quemar grandes extensiones, en lugar de renunciar a la prevención por completo.</w:t>
       </w:r>
     </w:p>
     <w:p>
@@ -1942,83 +2500,15 @@
           <w:sz w:val="24"/>
           <w:szCs w:val="24"/>
         </w:rPr>
-        <w:t xml:space="preserve">En primer lugar, desde el punto de vista químico, un incendio forestal no libera un único gas, sino una mezcla en la que predominan el CO₂, el CH₄ y el N₂O, según haya o no suficiente oxígeno para que la combustión se complete. Esto es relevante porque, según el IPCC (2021), una tonelada de metano retiene aproximadamente lo mismo que 27 a 30 toneladas de CO₂, y una tonelada de óxido nitroso, lo mismo que 273 toneladas. En consecuencia, los incendios que ocurren en Pando —donde predomina la combustión incompleta, propia de la quema de biomasa húmeda y de residuos agrícolas— contribuyen al calentamiento global de manera más significativa de lo que sugeriría únicamente la superficie quemada.</w:t>
-      </w:r>
-    </w:p>
-    <w:p>
-      <w:pPr>
-        <w:spacing w:after="0" w:before="0" w:line="480" w:lineRule="auto"/>
-        <w:ind w:firstLine="720"/>
-      </w:pPr>
-      <w:r>
-        <w:rPr>
-          <w:rFonts w:ascii="Times New Roman" w:cs="Times New Roman" w:eastAsia="Times New Roman" w:hAnsi="Times New Roman"/>
-          <w:sz w:val="24"/>
-          <w:szCs w:val="24"/>
-        </w:rPr>
-        <w:t xml:space="preserve">En segundo lugar, las consecuencias no se limitan a la atmósfera, sino que afectan directamente a quienes habitamos la región. En septiembre de 2024, Cobija registró una concentración de material particulado (PM2,5) de hasta 575 microgramos por metro cúbico, muy por encima de los límites que la Organización Mundial de la Salud considera seguros, lo que obligó a declarar emergencia sanitaria en la ciudad (Los Tiempos, 2024). Esa cifra no es un dato abstracto: corresponde a los mismos días en que gran parte de la población, entre ellos yo, tuvo que lidiar con tos, irritación en los ojos y dificultad para respirar.</w:t>
-      </w:r>
-    </w:p>
-    <w:p>
-      <w:pPr>
-        <w:spacing w:after="0" w:before="0" w:line="480" w:lineRule="auto"/>
-        <w:ind w:firstLine="720"/>
-      </w:pPr>
-      <w:r>
-        <w:rPr>
-          <w:rFonts w:ascii="Times New Roman" w:cs="Times New Roman" w:eastAsia="Times New Roman" w:hAnsi="Times New Roman"/>
-          <w:sz w:val="24"/>
-          <w:szCs w:val="24"/>
-        </w:rPr>
-        <w:t xml:space="preserve">Podría objetarse que el chaqueo es una práctica agrícola tradicional, necesaria para la economía familiar, y que exigir su eliminación inmediata resultaría poco realista. Sin embargo, este argumento no invalida la necesidad de prevención, sino que la refuerza: dado que el bosque húmedo amazónico no es naturalmente inflamable y se vuelve vulnerable al fuego principalmente por la fragmentación causada por la expansión de la frontera agrícola, es posible sostener la actividad agropecuaria adoptando prácticas de manejo agroforestal que reduzcan la necesidad de quemar grandes extensiones, en lugar de renunciar a la prevención por completo.</w:t>
-      </w:r>
-    </w:p>
-    <w:p>
-      <w:pPr>
-        <w:spacing w:after="0" w:before="0" w:line="480" w:lineRule="auto"/>
-        <w:ind w:firstLine="720"/>
-      </w:pPr>
-      <w:r>
-        <w:rPr>
-          <w:rFonts w:ascii="Times New Roman" w:cs="Times New Roman" w:eastAsia="Times New Roman" w:hAnsi="Times New Roman"/>
-          <w:sz w:val="24"/>
-          <w:szCs w:val="24"/>
-        </w:rPr>
         <w:t xml:space="preserve">Por las razones expuestas, considero que la prevención de incendios en Pando —mediante control de quemas, alerta temprana y coordinación con las zonas fronterizas de Brasil y Perú— no es una medida opcional, sino una necesidad respaldada tanto por la química de la combustión como por la evidencia sobre sus efectos en la salud de la población pandina.</w:t>
       </w:r>
     </w:p>
     <w:p>
       <w:pPr>
-        <w:pageBreakBefore/>
-        <w:spacing w:after="0" w:before="0" w:line="480" w:lineRule="auto"/>
-        <w:jc w:val="center"/>
-      </w:pPr>
-      <w:r>
-        <w:rPr>
-          <w:rFonts w:ascii="Times New Roman" w:cs="Times New Roman" w:eastAsia="Times New Roman" w:hAnsi="Times New Roman"/>
-          <w:b/>
-          <w:bCs/>
-          <w:sz w:val="24"/>
-          <w:szCs w:val="24"/>
-        </w:rPr>
-        <w:t xml:space="preserve">CAPÍTULO V</w:t>
-      </w:r>
-    </w:p>
-    <w:p>
-      <w:pPr>
-        <w:pageBreakBefore/>
-        <w:spacing w:after="0" w:before="0" w:line="480" w:lineRule="auto"/>
-        <w:jc w:val="center"/>
-      </w:pPr>
-      <w:r>
-        <w:rPr>
-          <w:rFonts w:ascii="Times New Roman" w:cs="Times New Roman" w:eastAsia="Times New Roman" w:hAnsi="Times New Roman"/>
-          <w:b/>
-          <w:bCs/>
-          <w:sz w:val="24"/>
-          <w:szCs w:val="24"/>
-        </w:rPr>
-        <w:t xml:space="preserve">RESULTADOS</w:t>
+        <w:pStyle w:val="Titulo1"/>
+      </w:pPr>
+      <w:r>
+        <w:t xml:space="preserve">CAPÍTULO V: RESULTADOS</w:t>
       </w:r>
     </w:p>
     <w:p>
@@ -2051,7 +2541,7 @@
           <w:sz w:val="24"/>
           <w:szCs w:val="24"/>
         </w:rPr>
-        <w:t xml:space="preserve">En 2024, Bolivia registró 12,6 millones de hectáreas quemadas, la cifra más alta de su historia (Mongabay Latam, 2024).</w:t>
+        <w:t xml:space="preserve">En 2024, Bolivia registró 12,6 millones de hectáreas quemadas, la cifra más alta de su historia (Mongabay Latam, 2024), frente a 3,3 millones en 2023, como se ve en la Figura 6.</w:t>
       </w:r>
     </w:p>
     <w:p>
@@ -2094,343 +2584,51 @@
     </w:p>
     <w:p>
       <w:pPr>
-        <w:spacing w:after="0" w:before="0" w:line="480" w:lineRule="auto"/>
-        <w:ind w:firstLine="720"/>
-      </w:pPr>
-      <w:r>
-        <w:rPr>
-          <w:rFonts w:ascii="Times New Roman" w:cs="Times New Roman" w:eastAsia="Times New Roman" w:hAnsi="Times New Roman"/>
-          <w:sz w:val="24"/>
-          <w:szCs w:val="24"/>
-        </w:rPr>
-        <w:t xml:space="preserve">Con estos datos y con lo que expliqué en el marco teórico sobre el potencial de calentamiento de cada gas, armé el siguiente cuadro para poder comparar mejor: aunque el CH₄ y el N₂O se emiten en cantidades más pequeñas que el CO₂, su capacidad de retener calor es mucho más alta, así que igual son muy relevantes.</w:t>
-      </w:r>
-    </w:p>
-    <w:tbl>
-      <w:tblPr>
-        <w:tblW w:type="dxa" w:w="9360"/>
-        <w:tblBorders>
-          <w:top w:val="single" w:color="auto" w:sz="4"/>
-          <w:left w:val="single" w:color="auto" w:sz="4"/>
-          <w:bottom w:val="single" w:color="auto" w:sz="4"/>
-          <w:right w:val="single" w:color="auto" w:sz="4"/>
-          <w:insideH w:val="single" w:color="auto" w:sz="4"/>
-          <w:insideV w:val="single" w:color="auto" w:sz="4"/>
-        </w:tblBorders>
-      </w:tblPr>
-      <w:tblGrid>
-        <w:gridCol w:w="3120"/>
-        <w:gridCol w:w="3120"/>
-        <w:gridCol w:w="3120"/>
-      </w:tblGrid>
-      <w:tr>
-        <w:tc>
-          <w:tcPr>
-            <w:tcBorders>
-              <w:top w:val="single" w:color="000000" w:sz="6"/>
-              <w:left w:val="none" w:color="FFFFFF" w:sz="0"/>
-              <w:bottom w:val="single" w:color="000000" w:sz="6"/>
-              <w:right w:val="none" w:color="FFFFFF" w:sz="0"/>
-            </w:tcBorders>
-          </w:tcPr>
-          <w:p>
-            <w:pPr>
-              <w:spacing w:after="0" w:before="0" w:line="480" w:lineRule="auto"/>
-            </w:pPr>
-            <w:r>
-              <w:rPr>
-                <w:rFonts w:ascii="Times New Roman" w:cs="Times New Roman" w:eastAsia="Times New Roman" w:hAnsi="Times New Roman"/>
-                <w:b/>
-                <w:bCs/>
-                <w:sz w:val="24"/>
-                <w:szCs w:val="24"/>
-              </w:rPr>
-              <w:t xml:space="preserve">Gas</w:t>
-            </w:r>
-          </w:p>
-        </w:tc>
-        <w:tc>
-          <w:tcPr>
-            <w:tcBorders>
-              <w:top w:val="single" w:color="000000" w:sz="6"/>
-              <w:left w:val="none" w:color="FFFFFF" w:sz="0"/>
-              <w:bottom w:val="single" w:color="000000" w:sz="6"/>
-              <w:right w:val="none" w:color="FFFFFF" w:sz="0"/>
-            </w:tcBorders>
-          </w:tcPr>
-          <w:p>
-            <w:pPr>
-              <w:spacing w:after="0" w:before="0" w:line="480" w:lineRule="auto"/>
-            </w:pPr>
-            <w:r>
-              <w:rPr>
-                <w:rFonts w:ascii="Times New Roman" w:cs="Times New Roman" w:eastAsia="Times New Roman" w:hAnsi="Times New Roman"/>
-                <w:b/>
-                <w:bCs/>
-                <w:sz w:val="24"/>
-                <w:szCs w:val="24"/>
-              </w:rPr>
-              <w:t xml:space="preserve">Cuántas veces "calienta" más que el CO₂ (IPCC, 2021)</w:t>
-            </w:r>
-          </w:p>
-        </w:tc>
-        <w:tc>
-          <w:tcPr>
-            <w:tcBorders>
-              <w:top w:val="single" w:color="000000" w:sz="6"/>
-              <w:left w:val="none" w:color="FFFFFF" w:sz="0"/>
-              <w:bottom w:val="single" w:color="000000" w:sz="6"/>
-              <w:right w:val="none" w:color="FFFFFF" w:sz="0"/>
-            </w:tcBorders>
-          </w:tcPr>
-          <w:p>
-            <w:pPr>
-              <w:spacing w:after="0" w:before="0" w:line="480" w:lineRule="auto"/>
-            </w:pPr>
-            <w:r>
-              <w:rPr>
-                <w:rFonts w:ascii="Times New Roman" w:cs="Times New Roman" w:eastAsia="Times New Roman" w:hAnsi="Times New Roman"/>
-                <w:b/>
-                <w:bCs/>
-                <w:sz w:val="24"/>
-                <w:szCs w:val="24"/>
-              </w:rPr>
-              <w:t xml:space="preserve">De dónde sale en un incendio</w:t>
-            </w:r>
-          </w:p>
-        </w:tc>
-      </w:tr>
-      <w:tr>
-        <w:tc>
-          <w:tcPr>
-            <w:tcBorders>
-              <w:top w:val="none" w:color="FFFFFF" w:sz="0"/>
-              <w:left w:val="none" w:color="FFFFFF" w:sz="0"/>
-              <w:bottom w:val="none" w:color="FFFFFF" w:sz="0"/>
-              <w:right w:val="none" w:color="FFFFFF" w:sz="0"/>
-            </w:tcBorders>
-          </w:tcPr>
-          <w:p>
-            <w:pPr>
-              <w:spacing w:after="0" w:before="0" w:line="480" w:lineRule="auto"/>
-            </w:pPr>
-            <w:r>
-              <w:rPr>
-                <w:rFonts w:ascii="Times New Roman" w:cs="Times New Roman" w:eastAsia="Times New Roman" w:hAnsi="Times New Roman"/>
-                <w:sz w:val="24"/>
-                <w:szCs w:val="24"/>
-              </w:rPr>
-              <w:t xml:space="preserve">Dióxido de carbono (CO₂)</w:t>
-            </w:r>
-          </w:p>
-        </w:tc>
-        <w:tc>
-          <w:tcPr>
-            <w:tcBorders>
-              <w:top w:val="none" w:color="FFFFFF" w:sz="0"/>
-              <w:left w:val="none" w:color="FFFFFF" w:sz="0"/>
-              <w:bottom w:val="none" w:color="FFFFFF" w:sz="0"/>
-              <w:right w:val="none" w:color="FFFFFF" w:sz="0"/>
-            </w:tcBorders>
-          </w:tcPr>
-          <w:p>
-            <w:pPr>
-              <w:spacing w:after="0" w:before="0" w:line="480" w:lineRule="auto"/>
-            </w:pPr>
-            <w:r>
-              <w:rPr>
-                <w:rFonts w:ascii="Times New Roman" w:cs="Times New Roman" w:eastAsia="Times New Roman" w:hAnsi="Times New Roman"/>
-                <w:sz w:val="24"/>
-                <w:szCs w:val="24"/>
-              </w:rPr>
-              <w:t xml:space="preserve">1 (es el valor de referencia)</w:t>
-            </w:r>
-          </w:p>
-        </w:tc>
-        <w:tc>
-          <w:tcPr>
-            <w:tcBorders>
-              <w:top w:val="none" w:color="FFFFFF" w:sz="0"/>
-              <w:left w:val="none" w:color="FFFFFF" w:sz="0"/>
-              <w:bottom w:val="none" w:color="FFFFFF" w:sz="0"/>
-              <w:right w:val="none" w:color="FFFFFF" w:sz="0"/>
-            </w:tcBorders>
-          </w:tcPr>
-          <w:p>
-            <w:pPr>
-              <w:spacing w:after="0" w:before="0" w:line="480" w:lineRule="auto"/>
-            </w:pPr>
-            <w:r>
-              <w:rPr>
-                <w:rFonts w:ascii="Times New Roman" w:cs="Times New Roman" w:eastAsia="Times New Roman" w:hAnsi="Times New Roman"/>
-                <w:sz w:val="24"/>
-                <w:szCs w:val="24"/>
-              </w:rPr>
-              <w:t xml:space="preserve">Combustión completa de la biomasa</w:t>
-            </w:r>
-          </w:p>
-        </w:tc>
-      </w:tr>
-      <w:tr>
-        <w:tc>
-          <w:tcPr>
-            <w:tcBorders>
-              <w:top w:val="none" w:color="FFFFFF" w:sz="0"/>
-              <w:left w:val="none" w:color="FFFFFF" w:sz="0"/>
-              <w:bottom w:val="none" w:color="FFFFFF" w:sz="0"/>
-              <w:right w:val="none" w:color="FFFFFF" w:sz="0"/>
-            </w:tcBorders>
-          </w:tcPr>
-          <w:p>
-            <w:pPr>
-              <w:spacing w:after="0" w:before="0" w:line="480" w:lineRule="auto"/>
-            </w:pPr>
-            <w:r>
-              <w:rPr>
-                <w:rFonts w:ascii="Times New Roman" w:cs="Times New Roman" w:eastAsia="Times New Roman" w:hAnsi="Times New Roman"/>
-                <w:sz w:val="24"/>
-                <w:szCs w:val="24"/>
-              </w:rPr>
-              <w:t xml:space="preserve">Metano (CH₄)</w:t>
-            </w:r>
-          </w:p>
-        </w:tc>
-        <w:tc>
-          <w:tcPr>
-            <w:tcBorders>
-              <w:top w:val="none" w:color="FFFFFF" w:sz="0"/>
-              <w:left w:val="none" w:color="FFFFFF" w:sz="0"/>
-              <w:bottom w:val="none" w:color="FFFFFF" w:sz="0"/>
-              <w:right w:val="none" w:color="FFFFFF" w:sz="0"/>
-            </w:tcBorders>
-          </w:tcPr>
-          <w:p>
-            <w:pPr>
-              <w:spacing w:after="0" w:before="0" w:line="480" w:lineRule="auto"/>
-            </w:pPr>
-            <w:r>
-              <w:rPr>
-                <w:rFonts w:ascii="Times New Roman" w:cs="Times New Roman" w:eastAsia="Times New Roman" w:hAnsi="Times New Roman"/>
-                <w:sz w:val="24"/>
-                <w:szCs w:val="24"/>
-              </w:rPr>
-              <w:t xml:space="preserve">≈ 27-30 veces</w:t>
-            </w:r>
-          </w:p>
-        </w:tc>
-        <w:tc>
-          <w:tcPr>
-            <w:tcBorders>
-              <w:top w:val="none" w:color="FFFFFF" w:sz="0"/>
-              <w:left w:val="none" w:color="FFFFFF" w:sz="0"/>
-              <w:bottom w:val="none" w:color="FFFFFF" w:sz="0"/>
-              <w:right w:val="none" w:color="FFFFFF" w:sz="0"/>
-            </w:tcBorders>
-          </w:tcPr>
-          <w:p>
-            <w:pPr>
-              <w:spacing w:after="0" w:before="0" w:line="480" w:lineRule="auto"/>
-            </w:pPr>
-            <w:r>
-              <w:rPr>
-                <w:rFonts w:ascii="Times New Roman" w:cs="Times New Roman" w:eastAsia="Times New Roman" w:hAnsi="Times New Roman"/>
-                <w:sz w:val="24"/>
-                <w:szCs w:val="24"/>
-              </w:rPr>
-              <w:t xml:space="preserve">Combustión incompleta (poca temperatura/oxígeno)</w:t>
-            </w:r>
-          </w:p>
-        </w:tc>
-      </w:tr>
-      <w:tr>
-        <w:tc>
-          <w:tcPr>
-            <w:tcBorders>
-              <w:top w:val="none" w:color="FFFFFF" w:sz="0"/>
-              <w:left w:val="none" w:color="FFFFFF" w:sz="0"/>
-              <w:bottom w:val="single" w:color="000000" w:sz="6"/>
-              <w:right w:val="none" w:color="FFFFFF" w:sz="0"/>
-            </w:tcBorders>
-          </w:tcPr>
-          <w:p>
-            <w:pPr>
-              <w:spacing w:after="0" w:before="0" w:line="480" w:lineRule="auto"/>
-            </w:pPr>
-            <w:r>
-              <w:rPr>
-                <w:rFonts w:ascii="Times New Roman" w:cs="Times New Roman" w:eastAsia="Times New Roman" w:hAnsi="Times New Roman"/>
-                <w:sz w:val="24"/>
-                <w:szCs w:val="24"/>
-              </w:rPr>
-              <w:t xml:space="preserve">Óxido nitroso (N₂O)</w:t>
-            </w:r>
-          </w:p>
-        </w:tc>
-        <w:tc>
-          <w:tcPr>
-            <w:tcBorders>
-              <w:top w:val="none" w:color="FFFFFF" w:sz="0"/>
-              <w:left w:val="none" w:color="FFFFFF" w:sz="0"/>
-              <w:bottom w:val="single" w:color="000000" w:sz="6"/>
-              <w:right w:val="none" w:color="FFFFFF" w:sz="0"/>
-            </w:tcBorders>
-          </w:tcPr>
-          <w:p>
-            <w:pPr>
-              <w:spacing w:after="0" w:before="0" w:line="480" w:lineRule="auto"/>
-            </w:pPr>
-            <w:r>
-              <w:rPr>
-                <w:rFonts w:ascii="Times New Roman" w:cs="Times New Roman" w:eastAsia="Times New Roman" w:hAnsi="Times New Roman"/>
-                <w:sz w:val="24"/>
-                <w:szCs w:val="24"/>
-              </w:rPr>
-              <w:t xml:space="preserve">≈ 273 veces</w:t>
-            </w:r>
-          </w:p>
-        </w:tc>
-        <w:tc>
-          <w:tcPr>
-            <w:tcBorders>
-              <w:top w:val="none" w:color="FFFFFF" w:sz="0"/>
-              <w:left w:val="none" w:color="FFFFFF" w:sz="0"/>
-              <w:bottom w:val="single" w:color="000000" w:sz="6"/>
-              <w:right w:val="none" w:color="FFFFFF" w:sz="0"/>
-            </w:tcBorders>
-          </w:tcPr>
-          <w:p>
-            <w:pPr>
-              <w:spacing w:after="0" w:before="0" w:line="480" w:lineRule="auto"/>
-            </w:pPr>
-            <w:r>
-              <w:rPr>
-                <w:rFonts w:ascii="Times New Roman" w:cs="Times New Roman" w:eastAsia="Times New Roman" w:hAnsi="Times New Roman"/>
-                <w:sz w:val="24"/>
-                <w:szCs w:val="24"/>
-              </w:rPr>
-              <w:t xml:space="preserve">Oxidación del nitrógeno del suelo y la vegetación</w:t>
-            </w:r>
-          </w:p>
-        </w:tc>
-      </w:tr>
-    </w:tbl>
-    <w:p>
-      <w:pPr>
-        <w:spacing w:after="0" w:before="0" w:line="480" w:lineRule="auto"/>
-        <w:ind w:firstLine="720"/>
-      </w:pPr>
-      <w:r>
-        <w:rPr>
-          <w:rFonts w:ascii="Times New Roman" w:cs="Times New Roman" w:eastAsia="Times New Roman" w:hAnsi="Times New Roman"/>
-          <w:sz w:val="24"/>
-          <w:szCs w:val="24"/>
-        </w:rPr>
-        <w:t xml:space="preserve">Esto me ayuda a entender algo que al principio no me quedaba claro: no basta con mirar cuántas toneladas de cada gas se emiten, sino también cuánto "calienta" cada una. Por ejemplo, si en un incendio se liberara una tonelada de N₂O, su efecto sobre el calentamiento sería parecido al de 273 toneladas de CO₂. Por eso, aunque el metano y el óxido nitroso sean una parte menor del humo comparados con el CO₂, terminan pesando bastante más de lo que uno pensaría a simple vista en el problema del calentamiento global.</w:t>
-      </w:r>
-    </w:p>
-    <w:p>
-      <w:pPr>
-        <w:pageBreakBefore/>
+        <w:jc w:val="center"/>
+      </w:pPr>
+      <w:r>
+        <w:drawing>
+          <wp:inline distT="0" distB="0" distL="0" distR="0">
+            <wp:extent cx="5124450" cy="3171825"/>
+            <wp:effectExtent t="0" r="0" b="0" l="0"/>
+            <wp:docPr id="1" name="" descr="" title=""/>
+            <wp:cNvGraphicFramePr>
+              <a:graphicFrameLocks xmlns:a="http://schemas.openxmlformats.org/drawingml/2006/main" noChangeAspect="1"/>
+            </wp:cNvGraphicFramePr>
+            <a:graphic xmlns:a="http://schemas.openxmlformats.org/drawingml/2006/main">
+              <a:graphicData uri="http://schemas.openxmlformats.org/drawingml/2006/picture">
+                <pic:pic xmlns:pic="http://schemas.openxmlformats.org/drawingml/2006/picture">
+                  <pic:nvPicPr>
+                    <pic:cNvPr id="0" name="" descr=""/>
+                    <pic:cNvPicPr>
+                      <a:picLocks noChangeAspect="1" noChangeArrowheads="1"/>
+                    </pic:cNvPicPr>
+                  </pic:nvPicPr>
+                  <pic:blipFill>
+                    <a:blip r:embed="rId13" cstate="none"/>
+                    <a:srcRect/>
+                    <a:stretch>
+                      <a:fillRect/>
+                    </a:stretch>
+                  </pic:blipFill>
+                  <pic:spPr bwMode="auto">
+                    <a:xfrm>
+                      <a:off x="0" y="0"/>
+                      <a:ext cx="5124450" cy="3171825"/>
+                    </a:xfrm>
+                    <a:prstGeom prst="rect">
+                      <a:avLst/>
+                    </a:prstGeom>
+                  </pic:spPr>
+                </pic:pic>
+              </a:graphicData>
+            </a:graphic>
+          </wp:inline>
+        </w:drawing>
+      </w:r>
+    </w:p>
+    <w:p>
+      <w:pPr>
         <w:spacing w:after="0" w:before="0" w:line="480" w:lineRule="auto"/>
         <w:jc w:val="center"/>
       </w:pPr>
@@ -2439,9 +2637,49 @@
           <w:rFonts w:ascii="Times New Roman" w:cs="Times New Roman" w:eastAsia="Times New Roman" w:hAnsi="Times New Roman"/>
           <w:b/>
           <w:bCs/>
-          <w:sz w:val="24"/>
-          <w:szCs w:val="24"/>
-        </w:rPr>
+          <w:i/>
+          <w:iCs/>
+          <w:sz w:val="22"/>
+          <w:szCs w:val="22"/>
+        </w:rPr>
+        <w:t xml:space="preserve">Figura 6. Superficie quemada en Bolivia (2023 vs. 2024)</w:t>
+      </w:r>
+    </w:p>
+    <w:p>
+      <w:pPr>
+        <w:spacing w:after="0" w:before="0" w:line="480" w:lineRule="auto"/>
+        <w:jc w:val="center"/>
+      </w:pPr>
+      <w:r>
+        <w:rPr>
+          <w:rFonts w:ascii="Times New Roman" w:cs="Times New Roman" w:eastAsia="Times New Roman" w:hAnsi="Times New Roman"/>
+          <w:i/>
+          <w:iCs/>
+          <w:sz w:val="20"/>
+          <w:szCs w:val="20"/>
+        </w:rPr>
+        <w:t xml:space="preserve">Elaboración propia con datos de Mongabay Latam (2024).</w:t>
+      </w:r>
+    </w:p>
+    <w:p>
+      <w:pPr>
+        <w:spacing w:after="0" w:before="0" w:line="480" w:lineRule="auto"/>
+        <w:ind w:firstLine="720"/>
+      </w:pPr>
+      <w:r>
+        <w:rPr>
+          <w:rFonts w:ascii="Times New Roman" w:cs="Times New Roman" w:eastAsia="Times New Roman" w:hAnsi="Times New Roman"/>
+          <w:sz w:val="24"/>
+          <w:szCs w:val="24"/>
+        </w:rPr>
+        <w:t xml:space="preserve">Con estos datos y con lo que expliqué en el marco teórico sobre el potencial de calentamiento de cada gas (Tabla 1), puedo entender algo que al principio no me quedaba claro: no basta con mirar cuántas toneladas de cada gas se emiten, sino también cuánto "calienta" cada una. Por ejemplo, si en un incendio se liberara una tonelada de N₂O, su efecto sobre el calentamiento sería parecido al de 273 toneladas de CO₂. Por eso, aunque el metano y el óxido nitroso sean una parte menor del humo comparados con el CO₂, terminan pesando bastante más de lo que uno pensaría a simple vista en el problema del calentamiento global.</w:t>
+      </w:r>
+    </w:p>
+    <w:p>
+      <w:pPr>
+        <w:pStyle w:val="Titulo1"/>
+      </w:pPr>
+      <w:r>
         <w:t xml:space="preserve">CONCLUSIONES</w:t>
       </w:r>
     </w:p>
@@ -2542,18 +2780,9 @@
     </w:p>
     <w:p>
       <w:pPr>
-        <w:pageBreakBefore/>
-        <w:spacing w:after="0" w:before="0" w:line="480" w:lineRule="auto"/>
-        <w:jc w:val="center"/>
-      </w:pPr>
-      <w:r>
-        <w:rPr>
-          <w:rFonts w:ascii="Times New Roman" w:cs="Times New Roman" w:eastAsia="Times New Roman" w:hAnsi="Times New Roman"/>
-          <w:b/>
-          <w:bCs/>
-          <w:sz w:val="24"/>
-          <w:szCs w:val="24"/>
-        </w:rPr>
+        <w:pStyle w:val="Titulo1"/>
+      </w:pPr>
+      <w:r>
         <w:t xml:space="preserve">RECOMENDACIONES</w:t>
       </w:r>
     </w:p>
@@ -2635,7 +2864,300 @@
     </w:p>
     <w:p>
       <w:pPr>
-        <w:pageBreakBefore/>
+        <w:pStyle w:val="Titulo1"/>
+      </w:pPr>
+      <w:r>
+        <w:t xml:space="preserve">BIBLIOGRAFÍA</w:t>
+      </w:r>
+    </w:p>
+    <w:p>
+      <w:pPr>
+        <w:spacing w:after="0" w:before="0" w:line="480" w:lineRule="auto"/>
+        <w:ind w:left="720" w:hanging="720"/>
+      </w:pPr>
+      <w:r>
+        <w:rPr>
+          <w:rFonts w:ascii="Times New Roman" w:cs="Times New Roman" w:eastAsia="Times New Roman" w:hAnsi="Times New Roman"/>
+          <w:sz w:val="24"/>
+          <w:szCs w:val="24"/>
+        </w:rPr>
+        <w:t xml:space="preserve">Estado Plurinacional de Bolivia. (2024). </w:t>
+      </w:r>
+      <w:r>
+        <w:rPr>
+          <w:rFonts w:ascii="Times New Roman" w:cs="Times New Roman" w:eastAsia="Times New Roman" w:hAnsi="Times New Roman"/>
+          <w:i/>
+          <w:iCs/>
+          <w:sz w:val="24"/>
+          <w:szCs w:val="24"/>
+        </w:rPr>
+        <w:t xml:space="preserve">Tercera Contribución Nacionalmente Determinada (NDC 3.0) 2026-2035.</w:t>
+      </w:r>
+      <w:r>
+        <w:rPr>
+          <w:rFonts w:ascii="Times New Roman" w:cs="Times New Roman" w:eastAsia="Times New Roman" w:hAnsi="Times New Roman"/>
+          <w:sz w:val="24"/>
+          <w:szCs w:val="24"/>
+        </w:rPr>
+        <w:t xml:space="preserve"> Naciones Unidas, Convención Marco sobre el Cambio Climático (UNFCCC). https://unfccc.int/sites/default/files/2025-09/Bolivia_NDC3.0_2026-2035%20final%2029.09.2024.pdf</w:t>
+      </w:r>
+    </w:p>
+    <w:p>
+      <w:pPr>
+        <w:spacing w:after="0" w:before="0" w:line="480" w:lineRule="auto"/>
+        <w:ind w:left="720" w:hanging="720"/>
+      </w:pPr>
+      <w:r>
+        <w:rPr>
+          <w:rFonts w:ascii="Times New Roman" w:cs="Times New Roman" w:eastAsia="Times New Roman" w:hAnsi="Times New Roman"/>
+          <w:sz w:val="24"/>
+          <w:szCs w:val="24"/>
+        </w:rPr>
+        <w:t xml:space="preserve">Instituto Boliviano de Investigación Forestal [IBIF]. (2025). </w:t>
+      </w:r>
+      <w:r>
+        <w:rPr>
+          <w:rFonts w:ascii="Times New Roman" w:cs="Times New Roman" w:eastAsia="Times New Roman" w:hAnsi="Times New Roman"/>
+          <w:i/>
+          <w:iCs/>
+          <w:sz w:val="24"/>
+          <w:szCs w:val="24"/>
+        </w:rPr>
+        <w:t xml:space="preserve">Determinación de áreas afectadas por incendios forestales en Bolivia.</w:t>
+      </w:r>
+      <w:r>
+        <w:rPr>
+          <w:rFonts w:ascii="Times New Roman" w:cs="Times New Roman" w:eastAsia="Times New Roman" w:hAnsi="Times New Roman"/>
+          <w:sz w:val="24"/>
+          <w:szCs w:val="24"/>
+        </w:rPr>
+        <w:t xml:space="preserve"> IBIF Bolivia. https://ibifbolivia.org.bo/wp-content/uploads/2025/01/DETERMINACION-DE-AREAS-AFECTADAS-POR-INCENDIOS-FORESTALES-EN-BOLIVIA.pdf</w:t>
+      </w:r>
+    </w:p>
+    <w:p>
+      <w:pPr>
+        <w:spacing w:after="0" w:before="0" w:line="480" w:lineRule="auto"/>
+        <w:ind w:left="720" w:hanging="720"/>
+      </w:pPr>
+      <w:r>
+        <w:rPr>
+          <w:rFonts w:ascii="Times New Roman" w:cs="Times New Roman" w:eastAsia="Times New Roman" w:hAnsi="Times New Roman"/>
+          <w:sz w:val="24"/>
+          <w:szCs w:val="24"/>
+        </w:rPr>
+        <w:t xml:space="preserve">Panel Intergubernamental sobre Cambio Climático [IPCC]. (2019). </w:t>
+      </w:r>
+      <w:r>
+        <w:rPr>
+          <w:rFonts w:ascii="Times New Roman" w:cs="Times New Roman" w:eastAsia="Times New Roman" w:hAnsi="Times New Roman"/>
+          <w:i/>
+          <w:iCs/>
+          <w:sz w:val="24"/>
+          <w:szCs w:val="24"/>
+        </w:rPr>
+        <w:t xml:space="preserve">2019 Refinement to the 2006 IPCC Guidelines for National Greenhouse Gas Inventories.</w:t>
+      </w:r>
+      <w:r>
+        <w:rPr>
+          <w:rFonts w:ascii="Times New Roman" w:cs="Times New Roman" w:eastAsia="Times New Roman" w:hAnsi="Times New Roman"/>
+          <w:sz w:val="24"/>
+          <w:szCs w:val="24"/>
+        </w:rPr>
+        <w:t xml:space="preserve"> Ginebra, Suiza: IPCC.</w:t>
+      </w:r>
+    </w:p>
+    <w:p>
+      <w:pPr>
+        <w:spacing w:after="0" w:before="0" w:line="480" w:lineRule="auto"/>
+        <w:ind w:left="720" w:hanging="720"/>
+      </w:pPr>
+      <w:r>
+        <w:rPr>
+          <w:rFonts w:ascii="Times New Roman" w:cs="Times New Roman" w:eastAsia="Times New Roman" w:hAnsi="Times New Roman"/>
+          <w:sz w:val="24"/>
+          <w:szCs w:val="24"/>
+        </w:rPr>
+        <w:t xml:space="preserve">Panel Intergubernamental sobre Cambio Climático [IPCC]. (2021). </w:t>
+      </w:r>
+      <w:r>
+        <w:rPr>
+          <w:rFonts w:ascii="Times New Roman" w:cs="Times New Roman" w:eastAsia="Times New Roman" w:hAnsi="Times New Roman"/>
+          <w:i/>
+          <w:iCs/>
+          <w:sz w:val="24"/>
+          <w:szCs w:val="24"/>
+        </w:rPr>
+        <w:t xml:space="preserve">Climate Change 2021: The Physical Science Basis. Sexto Informe de Evaluación, Grupo de Trabajo I, Capítulo 7.</w:t>
+      </w:r>
+      <w:r>
+        <w:rPr>
+          <w:rFonts w:ascii="Times New Roman" w:cs="Times New Roman" w:eastAsia="Times New Roman" w:hAnsi="Times New Roman"/>
+          <w:sz w:val="24"/>
+          <w:szCs w:val="24"/>
+        </w:rPr>
+        <w:t xml:space="preserve"> Ginebra, Suiza: IPCC.</w:t>
+      </w:r>
+    </w:p>
+    <w:p>
+      <w:pPr>
+        <w:spacing w:after="0" w:before="0" w:line="480" w:lineRule="auto"/>
+        <w:ind w:left="720" w:hanging="720"/>
+      </w:pPr>
+      <w:r>
+        <w:rPr>
+          <w:rFonts w:ascii="Times New Roman" w:cs="Times New Roman" w:eastAsia="Times New Roman" w:hAnsi="Times New Roman"/>
+          <w:sz w:val="24"/>
+          <w:szCs w:val="24"/>
+        </w:rPr>
+        <w:t xml:space="preserve">Los Tiempos. (2024, 5 de septiembre). </w:t>
+      </w:r>
+      <w:r>
+        <w:rPr>
+          <w:rFonts w:ascii="Times New Roman" w:cs="Times New Roman" w:eastAsia="Times New Roman" w:hAnsi="Times New Roman"/>
+          <w:i/>
+          <w:iCs/>
+          <w:sz w:val="24"/>
+          <w:szCs w:val="24"/>
+        </w:rPr>
+        <w:t xml:space="preserve">Cobija declara emergencia sanitaria y el fuego llega a tres parques nacionales.</w:t>
+      </w:r>
+      <w:r>
+        <w:rPr>
+          <w:rFonts w:ascii="Times New Roman" w:cs="Times New Roman" w:eastAsia="Times New Roman" w:hAnsi="Times New Roman"/>
+          <w:sz w:val="24"/>
+          <w:szCs w:val="24"/>
+        </w:rPr>
+        <w:t xml:space="preserve"> https://www.lostiempos.com/actualidad/pais/20240905/cobija-declara-emergencia-sanitaria-fuego-llega-tres-parques-nacionales</w:t>
+      </w:r>
+    </w:p>
+    <w:p>
+      <w:pPr>
+        <w:spacing w:after="0" w:before="0" w:line="480" w:lineRule="auto"/>
+        <w:ind w:left="720" w:hanging="720"/>
+      </w:pPr>
+      <w:r>
+        <w:rPr>
+          <w:rFonts w:ascii="Times New Roman" w:cs="Times New Roman" w:eastAsia="Times New Roman" w:hAnsi="Times New Roman"/>
+          <w:sz w:val="24"/>
+          <w:szCs w:val="24"/>
+        </w:rPr>
+        <w:t xml:space="preserve">Mongabay Latam. (2024, diciembre). </w:t>
+      </w:r>
+      <w:r>
+        <w:rPr>
+          <w:rFonts w:ascii="Times New Roman" w:cs="Times New Roman" w:eastAsia="Times New Roman" w:hAnsi="Times New Roman"/>
+          <w:i/>
+          <w:iCs/>
+          <w:sz w:val="24"/>
+          <w:szCs w:val="24"/>
+        </w:rPr>
+        <w:t xml:space="preserve">Balance ambiental de Bolivia en 2024: fuego devasta más de 10 millones de hectáreas de bosque, deforestación no se detiene y minería ilegal sigue dañando ríos.</w:t>
+      </w:r>
+      <w:r>
+        <w:rPr>
+          <w:rFonts w:ascii="Times New Roman" w:cs="Times New Roman" w:eastAsia="Times New Roman" w:hAnsi="Times New Roman"/>
+          <w:sz w:val="24"/>
+          <w:szCs w:val="24"/>
+        </w:rPr>
+        <w:t xml:space="preserve"> https://es.mongabay.com/2024/12/balance-ambiental-bolivia-2024-deforestacion-mineria-ilegal/</w:t>
+      </w:r>
+    </w:p>
+    <w:p>
+      <w:pPr>
+        <w:spacing w:after="0" w:before="0" w:line="480" w:lineRule="auto"/>
+        <w:ind w:left="720" w:hanging="720"/>
+      </w:pPr>
+      <w:r>
+        <w:rPr>
+          <w:rFonts w:ascii="Times New Roman" w:cs="Times New Roman" w:eastAsia="Times New Roman" w:hAnsi="Times New Roman"/>
+          <w:sz w:val="24"/>
+          <w:szCs w:val="24"/>
+        </w:rPr>
+        <w:t xml:space="preserve">Organización Panamericana de la Salud [OPS/OMS]. (2024). </w:t>
+      </w:r>
+      <w:r>
+        <w:rPr>
+          <w:rFonts w:ascii="Times New Roman" w:cs="Times New Roman" w:eastAsia="Times New Roman" w:hAnsi="Times New Roman"/>
+          <w:i/>
+          <w:iCs/>
+          <w:sz w:val="24"/>
+          <w:szCs w:val="24"/>
+        </w:rPr>
+        <w:t xml:space="preserve">Informe de situación 2: Incendios forestales, Bolivia, septiembre 2024.</w:t>
+      </w:r>
+      <w:r>
+        <w:rPr>
+          <w:rFonts w:ascii="Times New Roman" w:cs="Times New Roman" w:eastAsia="Times New Roman" w:hAnsi="Times New Roman"/>
+          <w:sz w:val="24"/>
+          <w:szCs w:val="24"/>
+        </w:rPr>
+        <w:t xml:space="preserve"> https://www.paho.org/es/documentos/informe-situacion-2-incendios-forestales-bolivia-septiembre-2024</w:t>
+      </w:r>
+    </w:p>
+    <w:p>
+      <w:pPr>
+        <w:spacing w:after="0" w:before="0" w:line="480" w:lineRule="auto"/>
+        <w:ind w:left="720" w:hanging="720"/>
+      </w:pPr>
+      <w:r>
+        <w:rPr>
+          <w:rFonts w:ascii="Times New Roman" w:cs="Times New Roman" w:eastAsia="Times New Roman" w:hAnsi="Times New Roman"/>
+          <w:sz w:val="24"/>
+          <w:szCs w:val="24"/>
+        </w:rPr>
+        <w:t xml:space="preserve">SDSN Bolivia. (2024). </w:t>
+      </w:r>
+      <w:r>
+        <w:rPr>
+          <w:rFonts w:ascii="Times New Roman" w:cs="Times New Roman" w:eastAsia="Times New Roman" w:hAnsi="Times New Roman"/>
+          <w:i/>
+          <w:iCs/>
+          <w:sz w:val="24"/>
+          <w:szCs w:val="24"/>
+        </w:rPr>
+        <w:t xml:space="preserve">Emisiones de CO2 por deforestación e incendios en Bolivia.</w:t>
+      </w:r>
+      <w:r>
+        <w:rPr>
+          <w:rFonts w:ascii="Times New Roman" w:cs="Times New Roman" w:eastAsia="Times New Roman" w:hAnsi="Times New Roman"/>
+          <w:sz w:val="24"/>
+          <w:szCs w:val="24"/>
+        </w:rPr>
+        <w:t xml:space="preserve"> https://sdsnbolivia.org/emisiones-de-co2-por-deforestacion-e-incendios-en-bolivia/</w:t>
+      </w:r>
+    </w:p>
+    <w:p>
+      <w:pPr>
+        <w:pStyle w:val="Titulo1"/>
+      </w:pPr>
+      <w:r>
+        <w:t xml:space="preserve">ANEXOS</w:t>
+      </w:r>
+    </w:p>
+    <w:p>
+      <w:pPr>
+        <w:pStyle w:val="Titulo2"/>
+      </w:pPr>
+      <w:r>
+        <w:t xml:space="preserve">Anexo 1. Fichas de las fuentes utilizadas</w:t>
+      </w:r>
+    </w:p>
+    <w:p>
+      <w:pPr>
+        <w:spacing w:after="0" w:before="0" w:line="480" w:lineRule="auto"/>
+        <w:ind w:firstLine="720"/>
+      </w:pPr>
+      <w:r>
+        <w:rPr>
+          <w:rFonts w:ascii="Times New Roman" w:cs="Times New Roman" w:eastAsia="Times New Roman" w:hAnsi="Times New Roman"/>
+          <w:sz w:val="24"/>
+          <w:szCs w:val="24"/>
+        </w:rPr>
+        <w:t xml:space="preserve">Estas son las fichas que fui llenando a medida que leía cada fuente, para no perder de vista los datos más importantes:</w:t>
+      </w:r>
+    </w:p>
+    <w:p>
+      <w:pPr>
         <w:spacing w:after="0" w:before="0" w:line="480" w:lineRule="auto"/>
         <w:jc w:val="center"/>
       </w:pPr>
@@ -2644,637 +3166,12 @@
           <w:rFonts w:ascii="Times New Roman" w:cs="Times New Roman" w:eastAsia="Times New Roman" w:hAnsi="Times New Roman"/>
           <w:b/>
           <w:bCs/>
-          <w:sz w:val="24"/>
-          <w:szCs w:val="24"/>
-        </w:rPr>
-        <w:t xml:space="preserve">BIBLIOGRAFÍA</w:t>
-      </w:r>
-    </w:p>
-    <w:p>
-      <w:pPr>
-        <w:spacing w:after="0" w:before="0" w:line="480" w:lineRule="auto"/>
-        <w:ind w:left="720" w:hanging="720"/>
-      </w:pPr>
-      <w:r>
-        <w:rPr>
-          <w:rFonts w:ascii="Times New Roman" w:cs="Times New Roman" w:eastAsia="Times New Roman" w:hAnsi="Times New Roman"/>
-          <w:sz w:val="24"/>
-          <w:szCs w:val="24"/>
-        </w:rPr>
-        <w:t xml:space="preserve">Estado Plurinacional de Bolivia. (2024). </w:t>
-      </w:r>
-      <w:r>
-        <w:rPr>
-          <w:rFonts w:ascii="Times New Roman" w:cs="Times New Roman" w:eastAsia="Times New Roman" w:hAnsi="Times New Roman"/>
           <w:i/>
           <w:iCs/>
-          <w:sz w:val="24"/>
-          <w:szCs w:val="24"/>
-        </w:rPr>
-        <w:t xml:space="preserve">Tercera Contribución Nacionalmente Determinada (NDC 3.0) 2026-2035.</w:t>
-      </w:r>
-      <w:r>
-        <w:rPr>
-          <w:rFonts w:ascii="Times New Roman" w:cs="Times New Roman" w:eastAsia="Times New Roman" w:hAnsi="Times New Roman"/>
-          <w:sz w:val="24"/>
-          <w:szCs w:val="24"/>
-        </w:rPr>
-        <w:t xml:space="preserve"> Naciones Unidas, Convención Marco sobre el Cambio Climático (UNFCCC). https://unfccc.int/sites/default/files/2025-09/Bolivia_NDC3.0_2026-2035%20final%2029.09.2024.pdf</w:t>
-      </w:r>
-    </w:p>
-    <w:p>
-      <w:pPr>
-        <w:spacing w:after="0" w:before="0" w:line="480" w:lineRule="auto"/>
-        <w:ind w:left="720" w:hanging="720"/>
-      </w:pPr>
-      <w:r>
-        <w:rPr>
-          <w:rFonts w:ascii="Times New Roman" w:cs="Times New Roman" w:eastAsia="Times New Roman" w:hAnsi="Times New Roman"/>
-          <w:sz w:val="24"/>
-          <w:szCs w:val="24"/>
-        </w:rPr>
-        <w:t xml:space="preserve">Instituto Boliviano de Investigación Forestal [IBIF]. (2025). </w:t>
-      </w:r>
-      <w:r>
-        <w:rPr>
-          <w:rFonts w:ascii="Times New Roman" w:cs="Times New Roman" w:eastAsia="Times New Roman" w:hAnsi="Times New Roman"/>
-          <w:i/>
-          <w:iCs/>
-          <w:sz w:val="24"/>
-          <w:szCs w:val="24"/>
-        </w:rPr>
-        <w:t xml:space="preserve">Determinación de áreas afectadas por incendios forestales en Bolivia.</w:t>
-      </w:r>
-      <w:r>
-        <w:rPr>
-          <w:rFonts w:ascii="Times New Roman" w:cs="Times New Roman" w:eastAsia="Times New Roman" w:hAnsi="Times New Roman"/>
-          <w:sz w:val="24"/>
-          <w:szCs w:val="24"/>
-        </w:rPr>
-        <w:t xml:space="preserve"> IBIF Bolivia. https://ibifbolivia.org.bo/wp-content/uploads/2025/01/DETERMINACION-DE-AREAS-AFECTADAS-POR-INCENDIOS-FORESTALES-EN-BOLIVIA.pdf</w:t>
-      </w:r>
-    </w:p>
-    <w:p>
-      <w:pPr>
-        <w:spacing w:after="0" w:before="0" w:line="480" w:lineRule="auto"/>
-        <w:ind w:left="720" w:hanging="720"/>
-      </w:pPr>
-      <w:r>
-        <w:rPr>
-          <w:rFonts w:ascii="Times New Roman" w:cs="Times New Roman" w:eastAsia="Times New Roman" w:hAnsi="Times New Roman"/>
-          <w:sz w:val="24"/>
-          <w:szCs w:val="24"/>
-        </w:rPr>
-        <w:t xml:space="preserve">Panel Intergubernamental sobre Cambio Climático [IPCC]. (2019). </w:t>
-      </w:r>
-      <w:r>
-        <w:rPr>
-          <w:rFonts w:ascii="Times New Roman" w:cs="Times New Roman" w:eastAsia="Times New Roman" w:hAnsi="Times New Roman"/>
-          <w:i/>
-          <w:iCs/>
-          <w:sz w:val="24"/>
-          <w:szCs w:val="24"/>
-        </w:rPr>
-        <w:t xml:space="preserve">2019 Refinement to the 2006 IPCC Guidelines for National Greenhouse Gas Inventories.</w:t>
-      </w:r>
-      <w:r>
-        <w:rPr>
-          <w:rFonts w:ascii="Times New Roman" w:cs="Times New Roman" w:eastAsia="Times New Roman" w:hAnsi="Times New Roman"/>
-          <w:sz w:val="24"/>
-          <w:szCs w:val="24"/>
-        </w:rPr>
-        <w:t xml:space="preserve"> Ginebra, Suiza: IPCC.</w:t>
-      </w:r>
-    </w:p>
-    <w:p>
-      <w:pPr>
-        <w:spacing w:after="0" w:before="0" w:line="480" w:lineRule="auto"/>
-        <w:ind w:left="720" w:hanging="720"/>
-      </w:pPr>
-      <w:r>
-        <w:rPr>
-          <w:rFonts w:ascii="Times New Roman" w:cs="Times New Roman" w:eastAsia="Times New Roman" w:hAnsi="Times New Roman"/>
-          <w:sz w:val="24"/>
-          <w:szCs w:val="24"/>
-        </w:rPr>
-        <w:t xml:space="preserve">Panel Intergubernamental sobre Cambio Climático [IPCC]. (2021). </w:t>
-      </w:r>
-      <w:r>
-        <w:rPr>
-          <w:rFonts w:ascii="Times New Roman" w:cs="Times New Roman" w:eastAsia="Times New Roman" w:hAnsi="Times New Roman"/>
-          <w:i/>
-          <w:iCs/>
-          <w:sz w:val="24"/>
-          <w:szCs w:val="24"/>
-        </w:rPr>
-        <w:t xml:space="preserve">Climate Change 2021: The Physical Science Basis. Sexto Informe de Evaluación, Grupo de Trabajo I, Capítulo 7.</w:t>
-      </w:r>
-      <w:r>
-        <w:rPr>
-          <w:rFonts w:ascii="Times New Roman" w:cs="Times New Roman" w:eastAsia="Times New Roman" w:hAnsi="Times New Roman"/>
-          <w:sz w:val="24"/>
-          <w:szCs w:val="24"/>
-        </w:rPr>
-        <w:t xml:space="preserve"> Ginebra, Suiza: IPCC.</w:t>
-      </w:r>
-    </w:p>
-    <w:p>
-      <w:pPr>
-        <w:spacing w:after="0" w:before="0" w:line="480" w:lineRule="auto"/>
-        <w:ind w:left="720" w:hanging="720"/>
-      </w:pPr>
-      <w:r>
-        <w:rPr>
-          <w:rFonts w:ascii="Times New Roman" w:cs="Times New Roman" w:eastAsia="Times New Roman" w:hAnsi="Times New Roman"/>
-          <w:sz w:val="24"/>
-          <w:szCs w:val="24"/>
-        </w:rPr>
-        <w:t xml:space="preserve">Los Tiempos. (2024, 5 de septiembre). </w:t>
-      </w:r>
-      <w:r>
-        <w:rPr>
-          <w:rFonts w:ascii="Times New Roman" w:cs="Times New Roman" w:eastAsia="Times New Roman" w:hAnsi="Times New Roman"/>
-          <w:i/>
-          <w:iCs/>
-          <w:sz w:val="24"/>
-          <w:szCs w:val="24"/>
-        </w:rPr>
-        <w:t xml:space="preserve">Cobija declara emergencia sanitaria y el fuego llega a tres parques nacionales.</w:t>
-      </w:r>
-      <w:r>
-        <w:rPr>
-          <w:rFonts w:ascii="Times New Roman" w:cs="Times New Roman" w:eastAsia="Times New Roman" w:hAnsi="Times New Roman"/>
-          <w:sz w:val="24"/>
-          <w:szCs w:val="24"/>
-        </w:rPr>
-        <w:t xml:space="preserve"> https://www.lostiempos.com/actualidad/pais/20240905/cobija-declara-emergencia-sanitaria-fuego-llega-tres-parques-nacionales</w:t>
-      </w:r>
-    </w:p>
-    <w:p>
-      <w:pPr>
-        <w:spacing w:after="0" w:before="0" w:line="480" w:lineRule="auto"/>
-        <w:ind w:left="720" w:hanging="720"/>
-      </w:pPr>
-      <w:r>
-        <w:rPr>
-          <w:rFonts w:ascii="Times New Roman" w:cs="Times New Roman" w:eastAsia="Times New Roman" w:hAnsi="Times New Roman"/>
-          <w:sz w:val="24"/>
-          <w:szCs w:val="24"/>
-        </w:rPr>
-        <w:t xml:space="preserve">Mongabay Latam. (2024, diciembre). </w:t>
-      </w:r>
-      <w:r>
-        <w:rPr>
-          <w:rFonts w:ascii="Times New Roman" w:cs="Times New Roman" w:eastAsia="Times New Roman" w:hAnsi="Times New Roman"/>
-          <w:i/>
-          <w:iCs/>
-          <w:sz w:val="24"/>
-          <w:szCs w:val="24"/>
-        </w:rPr>
-        <w:t xml:space="preserve">Balance ambiental de Bolivia en 2024: fuego devasta más de 10 millones de hectáreas de bosque, deforestación no se detiene y minería ilegal sigue dañando ríos.</w:t>
-      </w:r>
-      <w:r>
-        <w:rPr>
-          <w:rFonts w:ascii="Times New Roman" w:cs="Times New Roman" w:eastAsia="Times New Roman" w:hAnsi="Times New Roman"/>
-          <w:sz w:val="24"/>
-          <w:szCs w:val="24"/>
-        </w:rPr>
-        <w:t xml:space="preserve"> https://es.mongabay.com/2024/12/balance-ambiental-bolivia-2024-deforestacion-mineria-ilegal/</w:t>
-      </w:r>
-    </w:p>
-    <w:p>
-      <w:pPr>
-        <w:spacing w:after="0" w:before="0" w:line="480" w:lineRule="auto"/>
-        <w:ind w:left="720" w:hanging="720"/>
-      </w:pPr>
-      <w:r>
-        <w:rPr>
-          <w:rFonts w:ascii="Times New Roman" w:cs="Times New Roman" w:eastAsia="Times New Roman" w:hAnsi="Times New Roman"/>
-          <w:sz w:val="24"/>
-          <w:szCs w:val="24"/>
-        </w:rPr>
-        <w:t xml:space="preserve">Organización Panamericana de la Salud [OPS/OMS]. (2024). </w:t>
-      </w:r>
-      <w:r>
-        <w:rPr>
-          <w:rFonts w:ascii="Times New Roman" w:cs="Times New Roman" w:eastAsia="Times New Roman" w:hAnsi="Times New Roman"/>
-          <w:i/>
-          <w:iCs/>
-          <w:sz w:val="24"/>
-          <w:szCs w:val="24"/>
-        </w:rPr>
-        <w:t xml:space="preserve">Informe de situación 2: Incendios forestales, Bolivia, septiembre 2024.</w:t>
-      </w:r>
-      <w:r>
-        <w:rPr>
-          <w:rFonts w:ascii="Times New Roman" w:cs="Times New Roman" w:eastAsia="Times New Roman" w:hAnsi="Times New Roman"/>
-          <w:sz w:val="24"/>
-          <w:szCs w:val="24"/>
-        </w:rPr>
-        <w:t xml:space="preserve"> https://www.paho.org/es/documentos/informe-situacion-2-incendios-forestales-bolivia-septiembre-2024</w:t>
-      </w:r>
-    </w:p>
-    <w:p>
-      <w:pPr>
-        <w:spacing w:after="0" w:before="0" w:line="480" w:lineRule="auto"/>
-        <w:ind w:left="720" w:hanging="720"/>
-      </w:pPr>
-      <w:r>
-        <w:rPr>
-          <w:rFonts w:ascii="Times New Roman" w:cs="Times New Roman" w:eastAsia="Times New Roman" w:hAnsi="Times New Roman"/>
-          <w:sz w:val="24"/>
-          <w:szCs w:val="24"/>
-        </w:rPr>
-        <w:t xml:space="preserve">SDSN Bolivia. (2024). </w:t>
-      </w:r>
-      <w:r>
-        <w:rPr>
-          <w:rFonts w:ascii="Times New Roman" w:cs="Times New Roman" w:eastAsia="Times New Roman" w:hAnsi="Times New Roman"/>
-          <w:i/>
-          <w:iCs/>
-          <w:sz w:val="24"/>
-          <w:szCs w:val="24"/>
-        </w:rPr>
-        <w:t xml:space="preserve">Emisiones de CO2 por deforestación e incendios en Bolivia.</w:t>
-      </w:r>
-      <w:r>
-        <w:rPr>
-          <w:rFonts w:ascii="Times New Roman" w:cs="Times New Roman" w:eastAsia="Times New Roman" w:hAnsi="Times New Roman"/>
-          <w:sz w:val="24"/>
-          <w:szCs w:val="24"/>
-        </w:rPr>
-        <w:t xml:space="preserve"> https://sdsnbolivia.org/emisiones-de-co2-por-deforestacion-e-incendios-en-bolivia/</w:t>
-      </w:r>
-    </w:p>
-    <w:p>
-      <w:pPr>
-        <w:pageBreakBefore/>
-        <w:spacing w:after="0" w:before="0" w:line="480" w:lineRule="auto"/>
-        <w:jc w:val="center"/>
-      </w:pPr>
-      <w:r>
-        <w:rPr>
-          <w:rFonts w:ascii="Times New Roman" w:cs="Times New Roman" w:eastAsia="Times New Roman" w:hAnsi="Times New Roman"/>
-          <w:b/>
-          <w:bCs/>
-          <w:sz w:val="24"/>
-          <w:szCs w:val="24"/>
-        </w:rPr>
-        <w:t xml:space="preserve">ANEXOS</w:t>
-      </w:r>
-    </w:p>
-    <w:p>
-      <w:pPr>
-        <w:spacing w:after="0" w:before="0" w:line="480" w:lineRule="auto"/>
-        <w:jc w:val="left"/>
-      </w:pPr>
-      <w:r>
-        <w:rPr>
-          <w:rFonts w:ascii="Times New Roman" w:cs="Times New Roman" w:eastAsia="Times New Roman" w:hAnsi="Times New Roman"/>
-          <w:b/>
-          <w:bCs/>
-          <w:sz w:val="24"/>
-          <w:szCs w:val="24"/>
-        </w:rPr>
-        <w:t xml:space="preserve">Anexo 1. Cuadro comparativo del potencial de calentamiento global</w:t>
-      </w:r>
-    </w:p>
-    <w:tbl>
-      <w:tblPr>
-        <w:tblW w:type="dxa" w:w="9360"/>
-        <w:tblBorders>
-          <w:top w:val="single" w:color="auto" w:sz="4"/>
-          <w:left w:val="single" w:color="auto" w:sz="4"/>
-          <w:bottom w:val="single" w:color="auto" w:sz="4"/>
-          <w:right w:val="single" w:color="auto" w:sz="4"/>
-          <w:insideH w:val="single" w:color="auto" w:sz="4"/>
-          <w:insideV w:val="single" w:color="auto" w:sz="4"/>
-        </w:tblBorders>
-      </w:tblPr>
-      <w:tblGrid>
-        <w:gridCol w:w="3120"/>
-        <w:gridCol w:w="3120"/>
-        <w:gridCol w:w="3120"/>
-      </w:tblGrid>
-      <w:tr>
-        <w:tc>
-          <w:tcPr>
-            <w:tcBorders>
-              <w:top w:val="single" w:color="000000" w:sz="6"/>
-              <w:left w:val="none" w:color="FFFFFF" w:sz="0"/>
-              <w:bottom w:val="single" w:color="000000" w:sz="6"/>
-              <w:right w:val="none" w:color="FFFFFF" w:sz="0"/>
-            </w:tcBorders>
-          </w:tcPr>
-          <w:p>
-            <w:pPr>
-              <w:spacing w:after="0" w:before="0" w:line="480" w:lineRule="auto"/>
-            </w:pPr>
-            <w:r>
-              <w:rPr>
-                <w:rFonts w:ascii="Times New Roman" w:cs="Times New Roman" w:eastAsia="Times New Roman" w:hAnsi="Times New Roman"/>
-                <w:b/>
-                <w:bCs/>
-                <w:sz w:val="24"/>
-                <w:szCs w:val="24"/>
-              </w:rPr>
-              <w:t xml:space="preserve">Gas</w:t>
-            </w:r>
-          </w:p>
-        </w:tc>
-        <w:tc>
-          <w:tcPr>
-            <w:tcBorders>
-              <w:top w:val="single" w:color="000000" w:sz="6"/>
-              <w:left w:val="none" w:color="FFFFFF" w:sz="0"/>
-              <w:bottom w:val="single" w:color="000000" w:sz="6"/>
-              <w:right w:val="none" w:color="FFFFFF" w:sz="0"/>
-            </w:tcBorders>
-          </w:tcPr>
-          <w:p>
-            <w:pPr>
-              <w:spacing w:after="0" w:before="0" w:line="480" w:lineRule="auto"/>
-            </w:pPr>
-            <w:r>
-              <w:rPr>
-                <w:rFonts w:ascii="Times New Roman" w:cs="Times New Roman" w:eastAsia="Times New Roman" w:hAnsi="Times New Roman"/>
-                <w:b/>
-                <w:bCs/>
-                <w:sz w:val="24"/>
-                <w:szCs w:val="24"/>
-              </w:rPr>
-              <w:t xml:space="preserve">Cuántas veces "calienta" más que el CO₂ (IPCC, 2021)</w:t>
-            </w:r>
-          </w:p>
-        </w:tc>
-        <w:tc>
-          <w:tcPr>
-            <w:tcBorders>
-              <w:top w:val="single" w:color="000000" w:sz="6"/>
-              <w:left w:val="none" w:color="FFFFFF" w:sz="0"/>
-              <w:bottom w:val="single" w:color="000000" w:sz="6"/>
-              <w:right w:val="none" w:color="FFFFFF" w:sz="0"/>
-            </w:tcBorders>
-          </w:tcPr>
-          <w:p>
-            <w:pPr>
-              <w:spacing w:after="0" w:before="0" w:line="480" w:lineRule="auto"/>
-            </w:pPr>
-            <w:r>
-              <w:rPr>
-                <w:rFonts w:ascii="Times New Roman" w:cs="Times New Roman" w:eastAsia="Times New Roman" w:hAnsi="Times New Roman"/>
-                <w:b/>
-                <w:bCs/>
-                <w:sz w:val="24"/>
-                <w:szCs w:val="24"/>
-              </w:rPr>
-              <w:t xml:space="preserve">De dónde sale en un incendio</w:t>
-            </w:r>
-          </w:p>
-        </w:tc>
-      </w:tr>
-      <w:tr>
-        <w:tc>
-          <w:tcPr>
-            <w:tcBorders>
-              <w:top w:val="none" w:color="FFFFFF" w:sz="0"/>
-              <w:left w:val="none" w:color="FFFFFF" w:sz="0"/>
-              <w:bottom w:val="none" w:color="FFFFFF" w:sz="0"/>
-              <w:right w:val="none" w:color="FFFFFF" w:sz="0"/>
-            </w:tcBorders>
-          </w:tcPr>
-          <w:p>
-            <w:pPr>
-              <w:spacing w:after="0" w:before="0" w:line="480" w:lineRule="auto"/>
-            </w:pPr>
-            <w:r>
-              <w:rPr>
-                <w:rFonts w:ascii="Times New Roman" w:cs="Times New Roman" w:eastAsia="Times New Roman" w:hAnsi="Times New Roman"/>
-                <w:sz w:val="24"/>
-                <w:szCs w:val="24"/>
-              </w:rPr>
-              <w:t xml:space="preserve">Dióxido de carbono (CO₂)</w:t>
-            </w:r>
-          </w:p>
-        </w:tc>
-        <w:tc>
-          <w:tcPr>
-            <w:tcBorders>
-              <w:top w:val="none" w:color="FFFFFF" w:sz="0"/>
-              <w:left w:val="none" w:color="FFFFFF" w:sz="0"/>
-              <w:bottom w:val="none" w:color="FFFFFF" w:sz="0"/>
-              <w:right w:val="none" w:color="FFFFFF" w:sz="0"/>
-            </w:tcBorders>
-          </w:tcPr>
-          <w:p>
-            <w:pPr>
-              <w:spacing w:after="0" w:before="0" w:line="480" w:lineRule="auto"/>
-            </w:pPr>
-            <w:r>
-              <w:rPr>
-                <w:rFonts w:ascii="Times New Roman" w:cs="Times New Roman" w:eastAsia="Times New Roman" w:hAnsi="Times New Roman"/>
-                <w:sz w:val="24"/>
-                <w:szCs w:val="24"/>
-              </w:rPr>
-              <w:t xml:space="preserve">1 (es el valor de referencia)</w:t>
-            </w:r>
-          </w:p>
-        </w:tc>
-        <w:tc>
-          <w:tcPr>
-            <w:tcBorders>
-              <w:top w:val="none" w:color="FFFFFF" w:sz="0"/>
-              <w:left w:val="none" w:color="FFFFFF" w:sz="0"/>
-              <w:bottom w:val="none" w:color="FFFFFF" w:sz="0"/>
-              <w:right w:val="none" w:color="FFFFFF" w:sz="0"/>
-            </w:tcBorders>
-          </w:tcPr>
-          <w:p>
-            <w:pPr>
-              <w:spacing w:after="0" w:before="0" w:line="480" w:lineRule="auto"/>
-            </w:pPr>
-            <w:r>
-              <w:rPr>
-                <w:rFonts w:ascii="Times New Roman" w:cs="Times New Roman" w:eastAsia="Times New Roman" w:hAnsi="Times New Roman"/>
-                <w:sz w:val="24"/>
-                <w:szCs w:val="24"/>
-              </w:rPr>
-              <w:t xml:space="preserve">Combustión completa de la biomasa</w:t>
-            </w:r>
-          </w:p>
-        </w:tc>
-      </w:tr>
-      <w:tr>
-        <w:tc>
-          <w:tcPr>
-            <w:tcBorders>
-              <w:top w:val="none" w:color="FFFFFF" w:sz="0"/>
-              <w:left w:val="none" w:color="FFFFFF" w:sz="0"/>
-              <w:bottom w:val="none" w:color="FFFFFF" w:sz="0"/>
-              <w:right w:val="none" w:color="FFFFFF" w:sz="0"/>
-            </w:tcBorders>
-          </w:tcPr>
-          <w:p>
-            <w:pPr>
-              <w:spacing w:after="0" w:before="0" w:line="480" w:lineRule="auto"/>
-            </w:pPr>
-            <w:r>
-              <w:rPr>
-                <w:rFonts w:ascii="Times New Roman" w:cs="Times New Roman" w:eastAsia="Times New Roman" w:hAnsi="Times New Roman"/>
-                <w:sz w:val="24"/>
-                <w:szCs w:val="24"/>
-              </w:rPr>
-              <w:t xml:space="preserve">Metano (CH₄)</w:t>
-            </w:r>
-          </w:p>
-        </w:tc>
-        <w:tc>
-          <w:tcPr>
-            <w:tcBorders>
-              <w:top w:val="none" w:color="FFFFFF" w:sz="0"/>
-              <w:left w:val="none" w:color="FFFFFF" w:sz="0"/>
-              <w:bottom w:val="none" w:color="FFFFFF" w:sz="0"/>
-              <w:right w:val="none" w:color="FFFFFF" w:sz="0"/>
-            </w:tcBorders>
-          </w:tcPr>
-          <w:p>
-            <w:pPr>
-              <w:spacing w:after="0" w:before="0" w:line="480" w:lineRule="auto"/>
-            </w:pPr>
-            <w:r>
-              <w:rPr>
-                <w:rFonts w:ascii="Times New Roman" w:cs="Times New Roman" w:eastAsia="Times New Roman" w:hAnsi="Times New Roman"/>
-                <w:sz w:val="24"/>
-                <w:szCs w:val="24"/>
-              </w:rPr>
-              <w:t xml:space="preserve">≈ 27-30 veces</w:t>
-            </w:r>
-          </w:p>
-        </w:tc>
-        <w:tc>
-          <w:tcPr>
-            <w:tcBorders>
-              <w:top w:val="none" w:color="FFFFFF" w:sz="0"/>
-              <w:left w:val="none" w:color="FFFFFF" w:sz="0"/>
-              <w:bottom w:val="none" w:color="FFFFFF" w:sz="0"/>
-              <w:right w:val="none" w:color="FFFFFF" w:sz="0"/>
-            </w:tcBorders>
-          </w:tcPr>
-          <w:p>
-            <w:pPr>
-              <w:spacing w:after="0" w:before="0" w:line="480" w:lineRule="auto"/>
-            </w:pPr>
-            <w:r>
-              <w:rPr>
-                <w:rFonts w:ascii="Times New Roman" w:cs="Times New Roman" w:eastAsia="Times New Roman" w:hAnsi="Times New Roman"/>
-                <w:sz w:val="24"/>
-                <w:szCs w:val="24"/>
-              </w:rPr>
-              <w:t xml:space="preserve">Combustión incompleta (poca temperatura/oxígeno)</w:t>
-            </w:r>
-          </w:p>
-        </w:tc>
-      </w:tr>
-      <w:tr>
-        <w:tc>
-          <w:tcPr>
-            <w:tcBorders>
-              <w:top w:val="none" w:color="FFFFFF" w:sz="0"/>
-              <w:left w:val="none" w:color="FFFFFF" w:sz="0"/>
-              <w:bottom w:val="single" w:color="000000" w:sz="6"/>
-              <w:right w:val="none" w:color="FFFFFF" w:sz="0"/>
-            </w:tcBorders>
-          </w:tcPr>
-          <w:p>
-            <w:pPr>
-              <w:spacing w:after="0" w:before="0" w:line="480" w:lineRule="auto"/>
-            </w:pPr>
-            <w:r>
-              <w:rPr>
-                <w:rFonts w:ascii="Times New Roman" w:cs="Times New Roman" w:eastAsia="Times New Roman" w:hAnsi="Times New Roman"/>
-                <w:sz w:val="24"/>
-                <w:szCs w:val="24"/>
-              </w:rPr>
-              <w:t xml:space="preserve">Óxido nitroso (N₂O)</w:t>
-            </w:r>
-          </w:p>
-        </w:tc>
-        <w:tc>
-          <w:tcPr>
-            <w:tcBorders>
-              <w:top w:val="none" w:color="FFFFFF" w:sz="0"/>
-              <w:left w:val="none" w:color="FFFFFF" w:sz="0"/>
-              <w:bottom w:val="single" w:color="000000" w:sz="6"/>
-              <w:right w:val="none" w:color="FFFFFF" w:sz="0"/>
-            </w:tcBorders>
-          </w:tcPr>
-          <w:p>
-            <w:pPr>
-              <w:spacing w:after="0" w:before="0" w:line="480" w:lineRule="auto"/>
-            </w:pPr>
-            <w:r>
-              <w:rPr>
-                <w:rFonts w:ascii="Times New Roman" w:cs="Times New Roman" w:eastAsia="Times New Roman" w:hAnsi="Times New Roman"/>
-                <w:sz w:val="24"/>
-                <w:szCs w:val="24"/>
-              </w:rPr>
-              <w:t xml:space="preserve">≈ 273 veces</w:t>
-            </w:r>
-          </w:p>
-        </w:tc>
-        <w:tc>
-          <w:tcPr>
-            <w:tcBorders>
-              <w:top w:val="none" w:color="FFFFFF" w:sz="0"/>
-              <w:left w:val="none" w:color="FFFFFF" w:sz="0"/>
-              <w:bottom w:val="single" w:color="000000" w:sz="6"/>
-              <w:right w:val="none" w:color="FFFFFF" w:sz="0"/>
-            </w:tcBorders>
-          </w:tcPr>
-          <w:p>
-            <w:pPr>
-              <w:spacing w:after="0" w:before="0" w:line="480" w:lineRule="auto"/>
-            </w:pPr>
-            <w:r>
-              <w:rPr>
-                <w:rFonts w:ascii="Times New Roman" w:cs="Times New Roman" w:eastAsia="Times New Roman" w:hAnsi="Times New Roman"/>
-                <w:sz w:val="24"/>
-                <w:szCs w:val="24"/>
-              </w:rPr>
-              <w:t xml:space="preserve">Oxidación del nitrógeno del suelo y la vegetación</w:t>
-            </w:r>
-          </w:p>
-        </w:tc>
-      </w:tr>
-    </w:tbl>
-    <w:p>
-      <w:pPr>
-        <w:spacing w:after="0" w:before="0" w:line="480" w:lineRule="auto"/>
-        <w:jc w:val="left"/>
-      </w:pPr>
-      <w:r>
-        <w:rPr>
-          <w:rFonts w:ascii="Times New Roman" w:cs="Times New Roman" w:eastAsia="Times New Roman" w:hAnsi="Times New Roman"/>
-          <w:b/>
-          <w:bCs/>
-          <w:sz w:val="24"/>
-          <w:szCs w:val="24"/>
-        </w:rPr>
-        <w:t xml:space="preserve">Anexo 2. Fichas con las fuentes que usé</w:t>
-      </w:r>
-    </w:p>
-    <w:p>
-      <w:pPr>
-        <w:spacing w:after="0" w:before="0" w:line="480" w:lineRule="auto"/>
-        <w:ind w:firstLine="720"/>
-      </w:pPr>
-      <w:r>
-        <w:rPr>
-          <w:rFonts w:ascii="Times New Roman" w:cs="Times New Roman" w:eastAsia="Times New Roman" w:hAnsi="Times New Roman"/>
-          <w:sz w:val="24"/>
-          <w:szCs w:val="24"/>
-        </w:rPr>
-        <w:t xml:space="preserve">Estas son las fichas que fui llenando a medida que leía cada fuente, para no perder de vista los datos más importantes:</w:t>
+          <w:sz w:val="22"/>
+          <w:szCs w:val="22"/>
+        </w:rPr>
+        <w:t xml:space="preserve">Tabla 2. Fichas de las fuentes utilizadas</w:t>
       </w:r>
     </w:p>
     <w:tbl>
@@ -3683,17 +3580,25 @@
     <w:p>
       <w:pPr>
         <w:spacing w:after="0" w:before="0" w:line="480" w:lineRule="auto"/>
-        <w:jc w:val="left"/>
-      </w:pPr>
-      <w:r>
-        <w:rPr>
-          <w:rFonts w:ascii="Times New Roman" w:cs="Times New Roman" w:eastAsia="Times New Roman" w:hAnsi="Times New Roman"/>
-          <w:b/>
-          <w:bCs/>
-          <w:sz w:val="24"/>
-          <w:szCs w:val="24"/>
-        </w:rPr>
-        <w:t xml:space="preserve">Anexo 3. Fotografías</w:t>
+        <w:jc w:val="center"/>
+      </w:pPr>
+      <w:r>
+        <w:rPr>
+          <w:rFonts w:ascii="Times New Roman" w:cs="Times New Roman" w:eastAsia="Times New Roman" w:hAnsi="Times New Roman"/>
+          <w:i/>
+          <w:iCs/>
+          <w:sz w:val="20"/>
+          <w:szCs w:val="20"/>
+        </w:rPr>
+        <w:t xml:space="preserve">Elaboración propia.</w:t>
+      </w:r>
+    </w:p>
+    <w:p>
+      <w:pPr>
+        <w:pStyle w:val="Titulo2"/>
+      </w:pPr>
+      <w:r>
+        <w:t xml:space="preserve">Anexo 2. Protocolo de prevención y actuación ante incendios forestales en Pando</w:t>
       </w:r>
     </w:p>
     <w:p>
@@ -3707,7 +3612,216 @@
           <w:sz w:val="24"/>
           <w:szCs w:val="24"/>
         </w:rPr>
-        <w:t xml:space="preserve">No incluyo fotografías de terceros en este anexo porque las imágenes periodísticas y satelitales de los incendios en Pando tienen derechos de autor y no las puedo reproducir sin permiso de quien las tomó. Este espacio queda disponible para que yo pueda agregar fotos propias tomadas en Pando, o fotos autorizadas por los medios citados en la bibliografía, con un pie de foto como este: "Descripción de la imagen. Lugar y fecha. Fuente: Apellido, Año."</w:t>
+        <w:t xml:space="preserve">Este anexo no estaba desarrollado en el cuerpo del trabajo y lo agrego porque me pareció información útil para mi comunidad, más allá del análisis químico: un protocolo simple de lo que se puede hacer antes, durante y después de un foco de incendio, elaborado a partir de las recomendaciones generales de prevención de incendios forestales.</w:t>
+      </w:r>
+    </w:p>
+    <w:p>
+      <w:pPr>
+        <w:pStyle w:val="Titulo3"/>
+      </w:pPr>
+      <w:r>
+        <w:t xml:space="preserve">Antes de la época seca (prevención).</w:t>
+      </w:r>
+    </w:p>
+    <w:p>
+      <w:pPr>
+        <w:pStyle w:val="ListParagraph"/>
+        <w:numPr>
+          <w:ilvl w:val="0"/>
+          <w:numId w:val="1"/>
+        </w:numPr>
+        <w:spacing w:after="0" w:before="0" w:line="480" w:lineRule="auto"/>
+        <w:ind w:left="1080"/>
+      </w:pPr>
+      <w:r>
+        <w:rPr>
+          <w:rFonts w:ascii="Times New Roman" w:cs="Times New Roman" w:eastAsia="Times New Roman" w:hAnsi="Times New Roman"/>
+          <w:sz w:val="24"/>
+          <w:szCs w:val="24"/>
+        </w:rPr>
+        <w:t xml:space="preserve">Hacer cortafuegos (franjas de terreno limpio) alrededor de los chacos antes de quemar.</w:t>
+      </w:r>
+    </w:p>
+    <w:p>
+      <w:pPr>
+        <w:pStyle w:val="ListParagraph"/>
+        <w:numPr>
+          <w:ilvl w:val="0"/>
+          <w:numId w:val="1"/>
+        </w:numPr>
+        <w:spacing w:after="0" w:before="0" w:line="480" w:lineRule="auto"/>
+        <w:ind w:left="1080"/>
+      </w:pPr>
+      <w:r>
+        <w:rPr>
+          <w:rFonts w:ascii="Times New Roman" w:cs="Times New Roman" w:eastAsia="Times New Roman" w:hAnsi="Times New Roman"/>
+          <w:sz w:val="24"/>
+          <w:szCs w:val="24"/>
+        </w:rPr>
+        <w:t xml:space="preserve">Avisar a los vecinos y a las autoridades locales con anticipación si se va a realizar una quema controlada.</w:t>
+      </w:r>
+    </w:p>
+    <w:p>
+      <w:pPr>
+        <w:pStyle w:val="ListParagraph"/>
+        <w:numPr>
+          <w:ilvl w:val="0"/>
+          <w:numId w:val="1"/>
+        </w:numPr>
+        <w:spacing w:after="0" w:before="0" w:line="480" w:lineRule="auto"/>
+        <w:ind w:left="1080"/>
+      </w:pPr>
+      <w:r>
+        <w:rPr>
+          <w:rFonts w:ascii="Times New Roman" w:cs="Times New Roman" w:eastAsia="Times New Roman" w:hAnsi="Times New Roman"/>
+          <w:sz w:val="24"/>
+          <w:szCs w:val="24"/>
+        </w:rPr>
+        <w:t xml:space="preserve">No quemar en días de mucho viento o de sequía extrema.</w:t>
+      </w:r>
+    </w:p>
+    <w:p>
+      <w:pPr>
+        <w:pStyle w:val="Titulo3"/>
+      </w:pPr>
+      <w:r>
+        <w:t xml:space="preserve">Durante un foco de incendio.</w:t>
+      </w:r>
+    </w:p>
+    <w:p>
+      <w:pPr>
+        <w:pStyle w:val="ListParagraph"/>
+        <w:numPr>
+          <w:ilvl w:val="0"/>
+          <w:numId w:val="1"/>
+        </w:numPr>
+        <w:spacing w:after="0" w:before="0" w:line="480" w:lineRule="auto"/>
+        <w:ind w:left="1080"/>
+      </w:pPr>
+      <w:r>
+        <w:rPr>
+          <w:rFonts w:ascii="Times New Roman" w:cs="Times New Roman" w:eastAsia="Times New Roman" w:hAnsi="Times New Roman"/>
+          <w:sz w:val="24"/>
+          <w:szCs w:val="24"/>
+        </w:rPr>
+        <w:t xml:space="preserve">Llamar de inmediato a los bomberos o a la autoridad municipal más cercana.</w:t>
+      </w:r>
+    </w:p>
+    <w:p>
+      <w:pPr>
+        <w:pStyle w:val="ListParagraph"/>
+        <w:numPr>
+          <w:ilvl w:val="0"/>
+          <w:numId w:val="1"/>
+        </w:numPr>
+        <w:spacing w:after="0" w:before="0" w:line="480" w:lineRule="auto"/>
+        <w:ind w:left="1080"/>
+      </w:pPr>
+      <w:r>
+        <w:rPr>
+          <w:rFonts w:ascii="Times New Roman" w:cs="Times New Roman" w:eastAsia="Times New Roman" w:hAnsi="Times New Roman"/>
+          <w:sz w:val="24"/>
+          <w:szCs w:val="24"/>
+        </w:rPr>
+        <w:t xml:space="preserve">No intentar apagar incendios grandes sin equipo ni entrenamiento adecuado.</w:t>
+      </w:r>
+    </w:p>
+    <w:p>
+      <w:pPr>
+        <w:pStyle w:val="ListParagraph"/>
+        <w:numPr>
+          <w:ilvl w:val="0"/>
+          <w:numId w:val="1"/>
+        </w:numPr>
+        <w:spacing w:after="0" w:before="0" w:line="480" w:lineRule="auto"/>
+        <w:ind w:left="1080"/>
+      </w:pPr>
+      <w:r>
+        <w:rPr>
+          <w:rFonts w:ascii="Times New Roman" w:cs="Times New Roman" w:eastAsia="Times New Roman" w:hAnsi="Times New Roman"/>
+          <w:sz w:val="24"/>
+          <w:szCs w:val="24"/>
+        </w:rPr>
+        <w:t xml:space="preserve">Si hay mucho humo, permanecer en espacios cerrados y usar barbijo o tela húmeda sobre nariz y boca.</w:t>
+      </w:r>
+    </w:p>
+    <w:p>
+      <w:pPr>
+        <w:pStyle w:val="Titulo3"/>
+      </w:pPr>
+      <w:r>
+        <w:t xml:space="preserve">Después de un incendio.</w:t>
+      </w:r>
+    </w:p>
+    <w:p>
+      <w:pPr>
+        <w:pStyle w:val="ListParagraph"/>
+        <w:numPr>
+          <w:ilvl w:val="0"/>
+          <w:numId w:val="1"/>
+        </w:numPr>
+        <w:spacing w:after="0" w:before="0" w:line="480" w:lineRule="auto"/>
+        <w:ind w:left="1080"/>
+      </w:pPr>
+      <w:r>
+        <w:rPr>
+          <w:rFonts w:ascii="Times New Roman" w:cs="Times New Roman" w:eastAsia="Times New Roman" w:hAnsi="Times New Roman"/>
+          <w:sz w:val="24"/>
+          <w:szCs w:val="24"/>
+        </w:rPr>
+        <w:t xml:space="preserve">Reportar a las autoridades la superficie afectada, si es posible, para que se sume a los registros oficiales.</w:t>
+      </w:r>
+    </w:p>
+    <w:p>
+      <w:pPr>
+        <w:pStyle w:val="ListParagraph"/>
+        <w:numPr>
+          <w:ilvl w:val="0"/>
+          <w:numId w:val="1"/>
+        </w:numPr>
+        <w:spacing w:after="0" w:before="0" w:line="480" w:lineRule="auto"/>
+        <w:ind w:left="1080"/>
+      </w:pPr>
+      <w:r>
+        <w:rPr>
+          <w:rFonts w:ascii="Times New Roman" w:cs="Times New Roman" w:eastAsia="Times New Roman" w:hAnsi="Times New Roman"/>
+          <w:sz w:val="24"/>
+          <w:szCs w:val="24"/>
+        </w:rPr>
+        <w:t xml:space="preserve">Evitar quemar nuevamente la misma zona en la siguiente temporada, para dar tiempo a que se recupere el suelo.</w:t>
+      </w:r>
+    </w:p>
+    <w:p>
+      <w:pPr>
+        <w:pStyle w:val="ListParagraph"/>
+        <w:numPr>
+          <w:ilvl w:val="0"/>
+          <w:numId w:val="1"/>
+        </w:numPr>
+        <w:spacing w:after="0" w:before="0" w:line="480" w:lineRule="auto"/>
+        <w:ind w:left="1080"/>
+      </w:pPr>
+      <w:r>
+        <w:rPr>
+          <w:rFonts w:ascii="Times New Roman" w:cs="Times New Roman" w:eastAsia="Times New Roman" w:hAnsi="Times New Roman"/>
+          <w:sz w:val="24"/>
+          <w:szCs w:val="24"/>
+        </w:rPr>
+        <w:t xml:space="preserve">Buscar apoyo en instituciones locales (municipio, gobernación) para acceder a alternativas de manejo agroforestal.</w:t>
+      </w:r>
+    </w:p>
+    <w:p>
+      <w:pPr>
+        <w:spacing w:after="0" w:before="0" w:line="480" w:lineRule="auto"/>
+        <w:ind w:firstLine="720"/>
+      </w:pPr>
+      <w:r>
+        <w:rPr>
+          <w:rFonts w:ascii="Times New Roman" w:cs="Times New Roman" w:eastAsia="Times New Roman" w:hAnsi="Times New Roman"/>
+          <w:sz w:val="24"/>
+          <w:szCs w:val="24"/>
+        </w:rPr>
+        <w:t xml:space="preserve">Elaboré este protocolo como una guía sencilla y práctica, útil para mi familia y mis vecinos, complementaria a los datos químicos y climáticos desarrollados en los capítulos anteriores.</w:t>
       </w:r>
     </w:p>
     <w:sectPr>
@@ -4098,5 +4212,80 @@
       <w:szCs w:val="20"/>
     </w:rPr>
   </w:style>
+  <w:style w:type="paragraph" w:styleId="Titulo1">
+    <w:name w:val="Titulo 1"/>
+    <w:basedOn w:val="Normal"/>
+    <w:next w:val="Normal"/>
+    <w:qFormat/>
+    <w:pPr>
+      <w:spacing w:after="160" w:before="280"/>
+      <w:jc w:val="center"/>
+      <w:outlineLvl w:val="0"/>
+    </w:pPr>
+    <w:rPr>
+      <w:rFonts w:ascii="Times New Roman" w:cs="Times New Roman" w:eastAsia="Times New Roman" w:hAnsi="Times New Roman"/>
+      <w:b/>
+      <w:bCs/>
+      <w:color w:val="1E293B"/>
+      <w:sz w:val="26"/>
+      <w:szCs w:val="26"/>
+    </w:rPr>
+  </w:style>
+  <w:style w:type="paragraph" w:styleId="Titulo1NoIndice">
+    <w:name w:val="Titulo 1 sin indice"/>
+    <w:basedOn w:val="Normal"/>
+    <w:next w:val="Normal"/>
+    <w:qFormat/>
+    <w:pPr>
+      <w:spacing w:after="160" w:before="280"/>
+      <w:jc w:val="center"/>
+    </w:pPr>
+    <w:rPr>
+      <w:rFonts w:ascii="Times New Roman" w:cs="Times New Roman" w:eastAsia="Times New Roman" w:hAnsi="Times New Roman"/>
+      <w:b/>
+      <w:bCs/>
+      <w:color w:val="1E293B"/>
+      <w:sz w:val="26"/>
+      <w:szCs w:val="26"/>
+    </w:rPr>
+  </w:style>
+  <w:style w:type="paragraph" w:styleId="Titulo2">
+    <w:name w:val="Titulo 2"/>
+    <w:basedOn w:val="Normal"/>
+    <w:next w:val="Normal"/>
+    <w:qFormat/>
+    <w:pPr>
+      <w:spacing w:after="100" w:before="200"/>
+      <w:jc w:val="left"/>
+      <w:outlineLvl w:val="1"/>
+    </w:pPr>
+    <w:rPr>
+      <w:rFonts w:ascii="Times New Roman" w:cs="Times New Roman" w:eastAsia="Times New Roman" w:hAnsi="Times New Roman"/>
+      <w:b/>
+      <w:bCs/>
+      <w:color w:val="1F4E79"/>
+      <w:sz w:val="24"/>
+      <w:szCs w:val="24"/>
+    </w:rPr>
+  </w:style>
+  <w:style w:type="paragraph" w:styleId="Titulo3">
+    <w:name w:val="Titulo 3"/>
+    <w:basedOn w:val="Normal"/>
+    <w:next w:val="Normal"/>
+    <w:qFormat/>
+    <w:pPr>
+      <w:spacing w:after="80" w:before="160"/>
+      <w:ind w:firstLine="720"/>
+      <w:outlineLvl w:val="2"/>
+    </w:pPr>
+    <w:rPr>
+      <w:rFonts w:ascii="Times New Roman" w:cs="Times New Roman" w:eastAsia="Times New Roman" w:hAnsi="Times New Roman"/>
+      <w:b/>
+      <w:bCs/>
+      <w:color w:val="1E293B"/>
+      <w:sz w:val="24"/>
+      <w:szCs w:val="24"/>
+    </w:rPr>
+  </w:style>
 </w:styles>
 </file>
--- a/monografia/monografia_gases_invernadero_pando.docx
+++ b/monografia/monografia_gases_invernadero_pando.docx
@@ -752,7 +752,7 @@
           <w:sz w:val="24"/>
           <w:szCs w:val="24"/>
         </w:rPr>
-        <w:t xml:space="preserve">Figura 3. Mapa esquemático: Pando y el humo transfronterizo	7</w:t>
+        <w:t xml:space="preserve">Figura 3. Imagen satelital de Pando sin incendios activos (agosto 2023)	7</w:t>
       </w:r>
     </w:p>
     <w:p>
@@ -771,7 +771,7 @@
           <w:sz w:val="24"/>
           <w:szCs w:val="24"/>
         </w:rPr>
-        <w:t xml:space="preserve">Figura 4. Participación del sector forestal en las emisiones (Bolivia, 2022)	9</w:t>
+        <w:t xml:space="preserve">Figura 4. Imagen satelital de Pando con focos de calor activos (agosto 2024)	7</w:t>
       </w:r>
     </w:p>
     <w:p>
@@ -790,7 +790,7 @@
           <w:sz w:val="24"/>
           <w:szCs w:val="24"/>
         </w:rPr>
-        <w:t xml:space="preserve">Figura 5. Línea de tiempo de los incendios forestales (2023-2024)	9</w:t>
+        <w:t xml:space="preserve">Figura 5. Participación del sector forestal en las emisiones (Bolivia, 2022)	9</w:t>
       </w:r>
     </w:p>
     <w:p>
@@ -809,7 +809,26 @@
           <w:sz w:val="24"/>
           <w:szCs w:val="24"/>
         </w:rPr>
-        <w:t xml:space="preserve">Figura 6. Superficie quemada en Bolivia (2023 vs. 2024)	11</w:t>
+        <w:t xml:space="preserve">Figura 6. Línea de tiempo de los incendios forestales (2023-2024)	9</w:t>
+      </w:r>
+    </w:p>
+    <w:p>
+      <w:pPr>
+        <w:tabs>
+          <w:tab w:val="right" w:pos="9026" w:leader="dot"/>
+        </w:tabs>
+        <w:spacing w:after="0" w:before="0" w:line="480" w:lineRule="auto"/>
+        <w:ind w:left="360"/>
+      </w:pPr>
+      <w:r>
+        <w:rPr>
+          <w:rFonts w:ascii="Times New Roman" w:cs="Times New Roman" w:eastAsia="Times New Roman" w:hAnsi="Times New Roman"/>
+          <w:b w:val="false"/>
+          <w:bCs w:val="false"/>
+          <w:sz w:val="24"/>
+          <w:szCs w:val="24"/>
+        </w:rPr>
+        <w:t xml:space="preserve">Figura 7. Superficie quemada en Bolivia (2023 vs. 2024)	11</w:t>
       </w:r>
     </w:p>
     <w:p>
@@ -1791,7 +1810,21 @@
           <w:sz w:val="24"/>
           <w:szCs w:val="24"/>
         </w:rPr>
-        <w:t xml:space="preserve">También aprendí que el bosque amazónico húmedo, como el que hay en gran parte de Pando, no es un bosque que se prenda fácilmente por sí solo: normalmente tiene tanta humedad que el fuego no avanza. El problema es que, cuando se corta el bosque para ampliar la frontera agrícola, quedan zonas más secas y fragmentadas, y ahí sí el fuego se propaga con facilidad, sobre todo en años de sequía fuerte. Parte del humo que llega a Cobija tampoco es solo de Pando: viene también de quemas en zonas fronterizas de Brasil y de Perú (Los Tiempos, 2024), como se ve en la Figura 3.</w:t>
+        <w:t xml:space="preserve">También aprendí que el bosque amazónico húmedo, como el que hay en gran parte de Pando, no es un bosque que se prenda fácilmente por sí solo: normalmente tiene tanta humedad que el fuego no avanza. El problema es que, cuando se corta el bosque para ampliar la frontera agrícola, quedan zonas más secas y fragmentadas, y ahí sí el fuego se propaga con facilidad, sobre todo en años de sequía fuerte. Parte del humo que llega a Cobija tampoco es solo de Pando: viene también de quemas en zonas fronterizas de Brasil y de Perú (Los Tiempos, 2024).</w:t>
+      </w:r>
+    </w:p>
+    <w:p>
+      <w:pPr>
+        <w:spacing w:after="0" w:before="0" w:line="480" w:lineRule="auto"/>
+        <w:ind w:firstLine="720"/>
+      </w:pPr>
+      <w:r>
+        <w:rPr>
+          <w:rFonts w:ascii="Times New Roman" w:cs="Times New Roman" w:eastAsia="Times New Roman" w:hAnsi="Times New Roman"/>
+          <w:sz w:val="24"/>
+          <w:szCs w:val="24"/>
+        </w:rPr>
+        <w:t xml:space="preserve">Para no quedarme solo con lo que leía, busqué también imágenes satelitales reales de la zona, tomadas por el sensor MODIS del satélite Terra de la NASA. La Figura 3 muestra la región de Pando en agosto de 2023, un día sin gran actividad de incendios, donde todavía se distingue el mosaico verde del bosque y las parcelas agrícolas más claras. La Figura 4 muestra la misma región en agosto de 2024, en plena temporada de incendios: los puntos naranjas son focos de calor activos detectados por el satélite (decenas de ellos en una sola imagen), y toda la escena aparece cubierta por una capa gris de humo que impide ver el suelo con claridad. Comparando ambas imágenes se nota, de manera muy directa, la diferencia entre un día "normal" y un día de incendios intensos.</w:t>
       </w:r>
     </w:p>
     <w:p>
@@ -1854,7 +1887,7 @@
           <w:sz w:val="22"/>
           <w:szCs w:val="22"/>
         </w:rPr>
-        <w:t xml:space="preserve">Figura 3. Mapa esquemático: Pando y el humo transfronterizo</w:t>
+        <w:t xml:space="preserve">Figura 3. Imagen satelital de Pando sin incendios activos (15 de agosto de 2023)</w:t>
       </w:r>
     </w:p>
     <w:p>
@@ -1870,323 +1903,7 @@
           <w:sz w:val="20"/>
           <w:szCs w:val="20"/>
         </w:rPr>
-        <w:t xml:space="preserve">Mapa esquemático de elaboración propia (no georreferenciado), en base a Los Tiempos (2024).</w:t>
-      </w:r>
-    </w:p>
-    <w:p>
-      <w:pPr>
-        <w:spacing w:after="0" w:before="0" w:line="480" w:lineRule="auto"/>
-        <w:ind w:firstLine="720"/>
-      </w:pPr>
-      <w:r>
-        <w:rPr>
-          <w:rFonts w:ascii="Times New Roman" w:cs="Times New Roman" w:eastAsia="Times New Roman" w:hAnsi="Times New Roman"/>
-          <w:sz w:val="24"/>
-          <w:szCs w:val="24"/>
-        </w:rPr>
-        <w:t xml:space="preserve">En cuanto a cifras, en 2022 el sector forestal boliviano fue responsable del 67,1 % de las emisiones nacionales de CO₂, del 9,1 % de las de CH₄ y del 26,3 % de las de N₂O (SDSN Bolivia, 2024). Son datos de todo el país, no solo de Pando, y hay que tomarlos como una aproximación, porque no encontré una cifra oficial desagregada que diga exactamente cuánto le corresponde a la temporada de incendios de 2024, que fue la peor registrada en la historia de Bolivia, con 12,6 millones de hectáreas quemadas, de las cuales 7,16 millones eran bosque (Mongabay Latam, 2024).</w:t>
-      </w:r>
-    </w:p>
-    <w:p>
-      <w:pPr>
-        <w:spacing w:after="0" w:before="0" w:line="480" w:lineRule="auto"/>
-        <w:ind w:firstLine="720"/>
-      </w:pPr>
-      <w:r>
-        <w:rPr>
-          <w:rFonts w:ascii="Times New Roman" w:cs="Times New Roman" w:eastAsia="Times New Roman" w:hAnsi="Times New Roman"/>
-          <w:sz w:val="24"/>
-          <w:szCs w:val="24"/>
-        </w:rPr>
-        <w:t xml:space="preserve">Además del efecto sobre el clima, el humo de estos incendios tiene un efecto directo en la salud: contiene partículas muy finas (PM2,5) que, al respirarlas, llegan hasta los pulmones e irritan las vías respiratorias. En septiembre de 2024, Cobija llegó a registrar una concentración de PM2,5 de hasta 575 microgramos por metro cúbico, muy por encima de lo que la Organización Mundial de la Salud considera seguro, y por eso se declaró emergencia sanitaria en la ciudad (Los Tiempos, 2024). No hace falta ser médico para darse cuenta: cualquiera que haya estado en Cobija en esos días recuerda la tos y el ardor en los ojos que dejaba el humo.</w:t>
-      </w:r>
-    </w:p>
-    <w:p>
-      <w:pPr>
-        <w:pStyle w:val="Titulo1"/>
-      </w:pPr>
-      <w:r>
-        <w:t xml:space="preserve">CAPÍTULO III: METODOLOGÍA DE INVESTIGACIÓN</w:t>
-      </w:r>
-    </w:p>
-    <w:p>
-      <w:pPr>
-        <w:pStyle w:val="Titulo2"/>
-      </w:pPr>
-      <w:r>
-        <w:t xml:space="preserve">3.1 Tipo de investigación</w:t>
-      </w:r>
-    </w:p>
-    <w:p>
-      <w:pPr>
-        <w:spacing w:after="0" w:before="0" w:line="480" w:lineRule="auto"/>
-        <w:ind w:firstLine="720"/>
-      </w:pPr>
-      <w:r>
-        <w:rPr>
-          <w:rFonts w:ascii="Times New Roman" w:cs="Times New Roman" w:eastAsia="Times New Roman" w:hAnsi="Times New Roman"/>
-          <w:sz w:val="24"/>
-          <w:szCs w:val="24"/>
-        </w:rPr>
-        <w:t xml:space="preserve">Hice una investigación documental: no apliqué encuestas ni entrevistas, sino que revisé informes de instituciones científicas, notas periodísticas de medios confiables y documentos oficiales sobre los incendios en Bolivia y en Pando, y sobre la química de la combustión de biomasa.</w:t>
-      </w:r>
-    </w:p>
-    <w:p>
-      <w:pPr>
-        <w:pStyle w:val="Titulo2"/>
-      </w:pPr>
-      <w:r>
-        <w:t xml:space="preserve">3.2 Método</w:t>
-      </w:r>
-    </w:p>
-    <w:p>
-      <w:pPr>
-        <w:spacing w:after="0" w:before="0" w:line="480" w:lineRule="auto"/>
-        <w:ind w:firstLine="720"/>
-      </w:pPr>
-      <w:r>
-        <w:rPr>
-          <w:rFonts w:ascii="Times New Roman" w:cs="Times New Roman" w:eastAsia="Times New Roman" w:hAnsi="Times New Roman"/>
-          <w:sz w:val="24"/>
-          <w:szCs w:val="24"/>
-        </w:rPr>
-        <w:t xml:space="preserve">Seguí estos pasos, parecidos al método científico que vimos en clase:</w:t>
-      </w:r>
-    </w:p>
-    <w:p>
-      <w:pPr>
-        <w:pStyle w:val="ListParagraph"/>
-        <w:numPr>
-          <w:ilvl w:val="0"/>
-          <w:numId w:val="1"/>
-        </w:numPr>
-        <w:spacing w:after="0" w:before="0" w:line="480" w:lineRule="auto"/>
-        <w:ind w:left="1080"/>
-      </w:pPr>
-      <w:r>
-        <w:rPr>
-          <w:rFonts w:ascii="Times New Roman" w:cs="Times New Roman" w:eastAsia="Times New Roman" w:hAnsi="Times New Roman"/>
-          <w:sz w:val="24"/>
-          <w:szCs w:val="24"/>
-        </w:rPr>
-        <w:t xml:space="preserve">Observé el problema: el humo de los incendios que se repite cada año en Pando.</w:t>
-      </w:r>
-    </w:p>
-    <w:p>
-      <w:pPr>
-        <w:pStyle w:val="ListParagraph"/>
-        <w:numPr>
-          <w:ilvl w:val="0"/>
-          <w:numId w:val="1"/>
-        </w:numPr>
-        <w:spacing w:after="0" w:before="0" w:line="480" w:lineRule="auto"/>
-        <w:ind w:left="1080"/>
-      </w:pPr>
-      <w:r>
-        <w:rPr>
-          <w:rFonts w:ascii="Times New Roman" w:cs="Times New Roman" w:eastAsia="Times New Roman" w:hAnsi="Times New Roman"/>
-          <w:sz w:val="24"/>
-          <w:szCs w:val="24"/>
-        </w:rPr>
-        <w:t xml:space="preserve">Me pregunté qué reacciones químicas explican por qué se forman CH₄ y N₂O y no solo CO₂.</w:t>
-      </w:r>
-    </w:p>
-    <w:p>
-      <w:pPr>
-        <w:pStyle w:val="ListParagraph"/>
-        <w:numPr>
-          <w:ilvl w:val="0"/>
-          <w:numId w:val="1"/>
-        </w:numPr>
-        <w:spacing w:after="0" w:before="0" w:line="480" w:lineRule="auto"/>
-        <w:ind w:left="1080"/>
-      </w:pPr>
-      <w:r>
-        <w:rPr>
-          <w:rFonts w:ascii="Times New Roman" w:cs="Times New Roman" w:eastAsia="Times New Roman" w:hAnsi="Times New Roman"/>
-          <w:sz w:val="24"/>
-          <w:szCs w:val="24"/>
-        </w:rPr>
-        <w:t xml:space="preserve">Busqué información en fuentes confiables (informes del IPCC, notas de Mongabay Latam y Los Tiempos, datos de SDSN Bolivia).</w:t>
-      </w:r>
-    </w:p>
-    <w:p>
-      <w:pPr>
-        <w:pStyle w:val="ListParagraph"/>
-        <w:numPr>
-          <w:ilvl w:val="0"/>
-          <w:numId w:val="1"/>
-        </w:numPr>
-        <w:spacing w:after="0" w:before="0" w:line="480" w:lineRule="auto"/>
-        <w:ind w:left="1080"/>
-      </w:pPr>
-      <w:r>
-        <w:rPr>
-          <w:rFonts w:ascii="Times New Roman" w:cs="Times New Roman" w:eastAsia="Times New Roman" w:hAnsi="Times New Roman"/>
-          <w:sz w:val="24"/>
-          <w:szCs w:val="24"/>
-        </w:rPr>
-        <w:t xml:space="preserve">Comparé los datos de superficie quemada con lo que había aprendido sobre el potencial de calentamiento de cada gas.</w:t>
-      </w:r>
-    </w:p>
-    <w:p>
-      <w:pPr>
-        <w:pStyle w:val="ListParagraph"/>
-        <w:numPr>
-          <w:ilvl w:val="0"/>
-          <w:numId w:val="1"/>
-        </w:numPr>
-        <w:spacing w:after="0" w:before="0" w:line="480" w:lineRule="auto"/>
-        <w:ind w:left="1080"/>
-      </w:pPr>
-      <w:r>
-        <w:rPr>
-          <w:rFonts w:ascii="Times New Roman" w:cs="Times New Roman" w:eastAsia="Times New Roman" w:hAnsi="Times New Roman"/>
-          <w:sz w:val="24"/>
-          <w:szCs w:val="24"/>
-        </w:rPr>
-        <w:t xml:space="preserve">Elaboré mis conclusiones y el texto argumentativo final con lo aprendido.</w:t>
-      </w:r>
-    </w:p>
-    <w:p>
-      <w:pPr>
-        <w:pStyle w:val="Titulo2"/>
-      </w:pPr>
-      <w:r>
-        <w:t xml:space="preserve">3.3 Técnicas e instrumentos</w:t>
-      </w:r>
-    </w:p>
-    <w:p>
-      <w:pPr>
-        <w:pStyle w:val="Titulo3"/>
-      </w:pPr>
-      <w:r>
-        <w:t xml:space="preserve">Técnicas.</w:t>
-      </w:r>
-    </w:p>
-    <w:p>
-      <w:pPr>
-        <w:pStyle w:val="ListParagraph"/>
-        <w:numPr>
-          <w:ilvl w:val="0"/>
-          <w:numId w:val="1"/>
-        </w:numPr>
-        <w:spacing w:after="0" w:before="0" w:line="480" w:lineRule="auto"/>
-        <w:ind w:left="1080"/>
-      </w:pPr>
-      <w:r>
-        <w:rPr>
-          <w:rFonts w:ascii="Times New Roman" w:cs="Times New Roman" w:eastAsia="Times New Roman" w:hAnsi="Times New Roman"/>
-          <w:sz w:val="24"/>
-          <w:szCs w:val="24"/>
-        </w:rPr>
-        <w:t xml:space="preserve">Revisión bibliográfica y documental.</w:t>
-      </w:r>
-    </w:p>
-    <w:p>
-      <w:pPr>
-        <w:pStyle w:val="ListParagraph"/>
-        <w:numPr>
-          <w:ilvl w:val="0"/>
-          <w:numId w:val="1"/>
-        </w:numPr>
-        <w:spacing w:after="0" w:before="0" w:line="480" w:lineRule="auto"/>
-        <w:ind w:left="1080"/>
-      </w:pPr>
-      <w:r>
-        <w:rPr>
-          <w:rFonts w:ascii="Times New Roman" w:cs="Times New Roman" w:eastAsia="Times New Roman" w:hAnsi="Times New Roman"/>
-          <w:sz w:val="24"/>
-          <w:szCs w:val="24"/>
-        </w:rPr>
-        <w:t xml:space="preserve">Lectura de informes institucionales (IPCC, OPS/OMS, SDSN Bolivia).</w:t>
-      </w:r>
-    </w:p>
-    <w:p>
-      <w:pPr>
-        <w:pStyle w:val="ListParagraph"/>
-        <w:numPr>
-          <w:ilvl w:val="0"/>
-          <w:numId w:val="1"/>
-        </w:numPr>
-        <w:spacing w:after="0" w:before="0" w:line="480" w:lineRule="auto"/>
-        <w:ind w:left="1080"/>
-      </w:pPr>
-      <w:r>
-        <w:rPr>
-          <w:rFonts w:ascii="Times New Roman" w:cs="Times New Roman" w:eastAsia="Times New Roman" w:hAnsi="Times New Roman"/>
-          <w:sz w:val="24"/>
-          <w:szCs w:val="24"/>
-        </w:rPr>
-        <w:t xml:space="preserve">Revisión de noticias de medios especializados en temas ambientales.</w:t>
-      </w:r>
-    </w:p>
-    <w:p>
-      <w:pPr>
-        <w:pStyle w:val="Titulo3"/>
-      </w:pPr>
-      <w:r>
-        <w:t xml:space="preserve">Instrumentos.</w:t>
-      </w:r>
-    </w:p>
-    <w:p>
-      <w:pPr>
-        <w:pStyle w:val="ListParagraph"/>
-        <w:numPr>
-          <w:ilvl w:val="0"/>
-          <w:numId w:val="1"/>
-        </w:numPr>
-        <w:spacing w:after="0" w:before="0" w:line="480" w:lineRule="auto"/>
-        <w:ind w:left="1080"/>
-      </w:pPr>
-      <w:r>
-        <w:rPr>
-          <w:rFonts w:ascii="Times New Roman" w:cs="Times New Roman" w:eastAsia="Times New Roman" w:hAnsi="Times New Roman"/>
-          <w:sz w:val="24"/>
-          <w:szCs w:val="24"/>
-        </w:rPr>
-        <w:t xml:space="preserve">Fichas para anotar los datos más importantes de cada fuente.</w:t>
-      </w:r>
-    </w:p>
-    <w:p>
-      <w:pPr>
-        <w:pStyle w:val="ListParagraph"/>
-        <w:numPr>
-          <w:ilvl w:val="0"/>
-          <w:numId w:val="1"/>
-        </w:numPr>
-        <w:spacing w:after="0" w:before="0" w:line="480" w:lineRule="auto"/>
-        <w:ind w:left="1080"/>
-      </w:pPr>
-      <w:r>
-        <w:rPr>
-          <w:rFonts w:ascii="Times New Roman" w:cs="Times New Roman" w:eastAsia="Times New Roman" w:hAnsi="Times New Roman"/>
-          <w:sz w:val="24"/>
-          <w:szCs w:val="24"/>
-        </w:rPr>
-        <w:t xml:space="preserve">Cuadros comparativos que armé yo mismo/a con los datos encontrados.</w:t>
-      </w:r>
-    </w:p>
-    <w:p>
-      <w:pPr>
-        <w:pStyle w:val="Titulo1"/>
-      </w:pPr>
-      <w:r>
-        <w:t xml:space="preserve">CAPÍTULO IV: DESARROLLO DE LA INVESTIGACIÓN</w:t>
-      </w:r>
-    </w:p>
-    <w:p>
-      <w:pPr>
-        <w:spacing w:after="0" w:before="0" w:line="480" w:lineRule="auto"/>
-        <w:ind w:firstLine="720"/>
-      </w:pPr>
-      <w:r>
-        <w:rPr>
-          <w:rFonts w:ascii="Times New Roman" w:cs="Times New Roman" w:eastAsia="Times New Roman" w:hAnsi="Times New Roman"/>
-          <w:sz w:val="24"/>
-          <w:szCs w:val="24"/>
-        </w:rPr>
-        <w:t xml:space="preserve">Cuando empecé a buscar información sobre los incendios en Bolivia, lo primero que me llamó la atención fue lo grande que fue el salto entre 2023 y 2024: en 2023 se quemaron cerca de 3,3 millones de hectáreas, pero en 2024 la cifra subió a 12,6 millones, de las cuales más de 7 millones eran bosque (Mongabay Latam, 2024). En Pando, esto se sintió directamente: en septiembre de 2024 Cobija declaró emergencia sanitaria porque la concentración de partículas contaminantes en el aire llegó a 575 microgramos por metro cúbico, un nivel muy superior a lo recomendado por la Organización Mundial de la Salud (Los Tiempos, 2024). La Figura 5 resume la secuencia de estos hechos.</w:t>
+        <w:t xml:space="preserve">NASA Worldview / MODIS Terra Corrected Reflectance, NASA EOSDIS (dominio público). Recorte aproximado de Pando, Bolivia.</w:t>
       </w:r>
     </w:p>
     <w:p>
@@ -2249,7 +1966,7 @@
           <w:sz w:val="22"/>
           <w:szCs w:val="22"/>
         </w:rPr>
-        <w:t xml:space="preserve">Figura 5. Línea de tiempo de los incendios forestales (2023-2024)</w:t>
+        <w:t xml:space="preserve">Figura 4. Imagen satelital de Pando con focos de calor activos (20 de agosto de 2024)</w:t>
       </w:r>
     </w:p>
     <w:p>
@@ -2265,7 +1982,7 @@
           <w:sz w:val="20"/>
           <w:szCs w:val="20"/>
         </w:rPr>
-        <w:t xml:space="preserve">Elaboración propia con datos de Mongabay Latam (2024) y Los Tiempos (2024).</w:t>
+        <w:t xml:space="preserve">NASA Worldview / MODIS Terra Corrected Reflectance + Thermal Anomalies, NASA EOSDIS (dominio público). Los puntos naranjos son focos de calor detectados por satélite.</w:t>
       </w:r>
     </w:p>
     <w:p>
@@ -2279,7 +1996,7 @@
           <w:sz w:val="24"/>
           <w:szCs w:val="24"/>
         </w:rPr>
-        <w:t xml:space="preserve">Lo que más me sirvió entender, desde la química, es que ese humo no es "una sola cosa": según las Directrices del IPCC (2019) para inventarios de gases de efecto invernadero, la quema de biomasa libera una mezcla de CO₂ (cuando hay suficiente oxígeno) y de CO, CH₄ y N₂O (cuando la combustión es incompleta, algo que pasa mucho en las zonas internas de un incendio grande). Y como vimos en el marco teórico, no todos esos gases "pesan" igual para el efecto invernadero: según los valores que publicó el IPCC en su informe de 2021, una tonelada de metano equivale, en capacidad de retener calor, a unas 27-30 toneladas de CO₂, y una tonelada de óxido nitroso equivale a unas 273 toneladas de CO₂.</w:t>
+        <w:t xml:space="preserve">En cuanto a cifras, en 2022 el sector forestal boliviano fue responsable del 67,1 % de las emisiones nacionales de CO₂, del 9,1 % de las de CH₄ y del 26,3 % de las de N₂O (SDSN Bolivia, 2024). Son datos de todo el país, no solo de Pando, y hay que tomarlos como una aproximación, porque no encontré una cifra oficial desagregada que diga exactamente cuánto le corresponde a la temporada de incendios de 2024, que fue la peor registrada en la historia de Bolivia, con 12,6 millones de hectáreas quemadas, de las cuales 7,16 millones eran bosque (Mongabay Latam, 2024).</w:t>
       </w:r>
     </w:p>
     <w:p>
@@ -2293,7 +2010,295 @@
           <w:sz w:val="24"/>
           <w:szCs w:val="24"/>
         </w:rPr>
-        <w:t xml:space="preserve">A nivel de todo el país, en 2022 el sector forestal fue responsable del 9,1 % de las emisiones de metano y del 26,3 % de las de óxido nitroso de Bolivia (SDSN Bolivia, 2024), como se observa en la Figura 4. Como en 2024 se quemó muchísima más superficie que en años anteriores, me parece razonable pensar que esa proporción se haya mantenido o incluso subido, aunque en las fuentes que revisé no encontré un dato oficial ya calculado específicamente para 2024. El Instituto Boliviano de Investigación Forestal, usando imágenes satelitales, confirmó la magnitud de las zonas quemadas en el país, incluyendo áreas de bosque amazónico en Pando (IBIF, 2025).</w:t>
+        <w:t xml:space="preserve">Además del efecto sobre el clima, el humo de estos incendios tiene un efecto directo en la salud: contiene partículas muy finas (PM2,5) que, al respirarlas, llegan hasta los pulmones e irritan las vías respiratorias. En septiembre de 2024, Cobija llegó a registrar una concentración de PM2,5 de hasta 575 microgramos por metro cúbico, muy por encima de lo que la Organización Mundial de la Salud considera seguro, y por eso se declaró emergencia sanitaria en la ciudad (Los Tiempos, 2024). No hace falta ser médico para darse cuenta: cualquiera que haya estado en Cobija en esos días recuerda la tos y el ardor en los ojos que dejaba el humo.</w:t>
+      </w:r>
+    </w:p>
+    <w:p>
+      <w:pPr>
+        <w:pStyle w:val="Titulo1"/>
+      </w:pPr>
+      <w:r>
+        <w:t xml:space="preserve">CAPÍTULO III: METODOLOGÍA DE INVESTIGACIÓN</w:t>
+      </w:r>
+    </w:p>
+    <w:p>
+      <w:pPr>
+        <w:pStyle w:val="Titulo2"/>
+      </w:pPr>
+      <w:r>
+        <w:t xml:space="preserve">3.1 Tipo de investigación</w:t>
+      </w:r>
+    </w:p>
+    <w:p>
+      <w:pPr>
+        <w:spacing w:after="0" w:before="0" w:line="480" w:lineRule="auto"/>
+        <w:ind w:firstLine="720"/>
+      </w:pPr>
+      <w:r>
+        <w:rPr>
+          <w:rFonts w:ascii="Times New Roman" w:cs="Times New Roman" w:eastAsia="Times New Roman" w:hAnsi="Times New Roman"/>
+          <w:sz w:val="24"/>
+          <w:szCs w:val="24"/>
+        </w:rPr>
+        <w:t xml:space="preserve">Hice una investigación documental: no apliqué encuestas ni entrevistas, sino que revisé informes de instituciones científicas, notas periodísticas de medios confiables y documentos oficiales sobre los incendios en Bolivia y en Pando, y sobre la química de la combustión de biomasa.</w:t>
+      </w:r>
+    </w:p>
+    <w:p>
+      <w:pPr>
+        <w:pStyle w:val="Titulo2"/>
+      </w:pPr>
+      <w:r>
+        <w:t xml:space="preserve">3.2 Método</w:t>
+      </w:r>
+    </w:p>
+    <w:p>
+      <w:pPr>
+        <w:spacing w:after="0" w:before="0" w:line="480" w:lineRule="auto"/>
+        <w:ind w:firstLine="720"/>
+      </w:pPr>
+      <w:r>
+        <w:rPr>
+          <w:rFonts w:ascii="Times New Roman" w:cs="Times New Roman" w:eastAsia="Times New Roman" w:hAnsi="Times New Roman"/>
+          <w:sz w:val="24"/>
+          <w:szCs w:val="24"/>
+        </w:rPr>
+        <w:t xml:space="preserve">Seguí estos pasos, parecidos al método científico que vimos en clase:</w:t>
+      </w:r>
+    </w:p>
+    <w:p>
+      <w:pPr>
+        <w:pStyle w:val="ListParagraph"/>
+        <w:numPr>
+          <w:ilvl w:val="0"/>
+          <w:numId w:val="1"/>
+        </w:numPr>
+        <w:spacing w:after="0" w:before="0" w:line="480" w:lineRule="auto"/>
+        <w:ind w:left="1080"/>
+      </w:pPr>
+      <w:r>
+        <w:rPr>
+          <w:rFonts w:ascii="Times New Roman" w:cs="Times New Roman" w:eastAsia="Times New Roman" w:hAnsi="Times New Roman"/>
+          <w:sz w:val="24"/>
+          <w:szCs w:val="24"/>
+        </w:rPr>
+        <w:t xml:space="preserve">Observé el problema: el humo de los incendios que se repite cada año en Pando.</w:t>
+      </w:r>
+    </w:p>
+    <w:p>
+      <w:pPr>
+        <w:pStyle w:val="ListParagraph"/>
+        <w:numPr>
+          <w:ilvl w:val="0"/>
+          <w:numId w:val="1"/>
+        </w:numPr>
+        <w:spacing w:after="0" w:before="0" w:line="480" w:lineRule="auto"/>
+        <w:ind w:left="1080"/>
+      </w:pPr>
+      <w:r>
+        <w:rPr>
+          <w:rFonts w:ascii="Times New Roman" w:cs="Times New Roman" w:eastAsia="Times New Roman" w:hAnsi="Times New Roman"/>
+          <w:sz w:val="24"/>
+          <w:szCs w:val="24"/>
+        </w:rPr>
+        <w:t xml:space="preserve">Me pregunté qué reacciones químicas explican por qué se forman CH₄ y N₂O y no solo CO₂.</w:t>
+      </w:r>
+    </w:p>
+    <w:p>
+      <w:pPr>
+        <w:pStyle w:val="ListParagraph"/>
+        <w:numPr>
+          <w:ilvl w:val="0"/>
+          <w:numId w:val="1"/>
+        </w:numPr>
+        <w:spacing w:after="0" w:before="0" w:line="480" w:lineRule="auto"/>
+        <w:ind w:left="1080"/>
+      </w:pPr>
+      <w:r>
+        <w:rPr>
+          <w:rFonts w:ascii="Times New Roman" w:cs="Times New Roman" w:eastAsia="Times New Roman" w:hAnsi="Times New Roman"/>
+          <w:sz w:val="24"/>
+          <w:szCs w:val="24"/>
+        </w:rPr>
+        <w:t xml:space="preserve">Busqué información en fuentes confiables (informes del IPCC, notas de Mongabay Latam y Los Tiempos, datos de SDSN Bolivia).</w:t>
+      </w:r>
+    </w:p>
+    <w:p>
+      <w:pPr>
+        <w:pStyle w:val="ListParagraph"/>
+        <w:numPr>
+          <w:ilvl w:val="0"/>
+          <w:numId w:val="1"/>
+        </w:numPr>
+        <w:spacing w:after="0" w:before="0" w:line="480" w:lineRule="auto"/>
+        <w:ind w:left="1080"/>
+      </w:pPr>
+      <w:r>
+        <w:rPr>
+          <w:rFonts w:ascii="Times New Roman" w:cs="Times New Roman" w:eastAsia="Times New Roman" w:hAnsi="Times New Roman"/>
+          <w:sz w:val="24"/>
+          <w:szCs w:val="24"/>
+        </w:rPr>
+        <w:t xml:space="preserve">Comparé los datos de superficie quemada con lo que había aprendido sobre el potencial de calentamiento de cada gas.</w:t>
+      </w:r>
+    </w:p>
+    <w:p>
+      <w:pPr>
+        <w:pStyle w:val="ListParagraph"/>
+        <w:numPr>
+          <w:ilvl w:val="0"/>
+          <w:numId w:val="1"/>
+        </w:numPr>
+        <w:spacing w:after="0" w:before="0" w:line="480" w:lineRule="auto"/>
+        <w:ind w:left="1080"/>
+      </w:pPr>
+      <w:r>
+        <w:rPr>
+          <w:rFonts w:ascii="Times New Roman" w:cs="Times New Roman" w:eastAsia="Times New Roman" w:hAnsi="Times New Roman"/>
+          <w:sz w:val="24"/>
+          <w:szCs w:val="24"/>
+        </w:rPr>
+        <w:t xml:space="preserve">Elaboré mis conclusiones y el texto argumentativo final con lo aprendido.</w:t>
+      </w:r>
+    </w:p>
+    <w:p>
+      <w:pPr>
+        <w:pStyle w:val="Titulo2"/>
+      </w:pPr>
+      <w:r>
+        <w:t xml:space="preserve">3.3 Técnicas e instrumentos</w:t>
+      </w:r>
+    </w:p>
+    <w:p>
+      <w:pPr>
+        <w:pStyle w:val="Titulo3"/>
+      </w:pPr>
+      <w:r>
+        <w:t xml:space="preserve">Técnicas.</w:t>
+      </w:r>
+    </w:p>
+    <w:p>
+      <w:pPr>
+        <w:pStyle w:val="ListParagraph"/>
+        <w:numPr>
+          <w:ilvl w:val="0"/>
+          <w:numId w:val="1"/>
+        </w:numPr>
+        <w:spacing w:after="0" w:before="0" w:line="480" w:lineRule="auto"/>
+        <w:ind w:left="1080"/>
+      </w:pPr>
+      <w:r>
+        <w:rPr>
+          <w:rFonts w:ascii="Times New Roman" w:cs="Times New Roman" w:eastAsia="Times New Roman" w:hAnsi="Times New Roman"/>
+          <w:sz w:val="24"/>
+          <w:szCs w:val="24"/>
+        </w:rPr>
+        <w:t xml:space="preserve">Revisión bibliográfica y documental.</w:t>
+      </w:r>
+    </w:p>
+    <w:p>
+      <w:pPr>
+        <w:pStyle w:val="ListParagraph"/>
+        <w:numPr>
+          <w:ilvl w:val="0"/>
+          <w:numId w:val="1"/>
+        </w:numPr>
+        <w:spacing w:after="0" w:before="0" w:line="480" w:lineRule="auto"/>
+        <w:ind w:left="1080"/>
+      </w:pPr>
+      <w:r>
+        <w:rPr>
+          <w:rFonts w:ascii="Times New Roman" w:cs="Times New Roman" w:eastAsia="Times New Roman" w:hAnsi="Times New Roman"/>
+          <w:sz w:val="24"/>
+          <w:szCs w:val="24"/>
+        </w:rPr>
+        <w:t xml:space="preserve">Lectura de informes institucionales (IPCC, OPS/OMS, SDSN Bolivia).</w:t>
+      </w:r>
+    </w:p>
+    <w:p>
+      <w:pPr>
+        <w:pStyle w:val="ListParagraph"/>
+        <w:numPr>
+          <w:ilvl w:val="0"/>
+          <w:numId w:val="1"/>
+        </w:numPr>
+        <w:spacing w:after="0" w:before="0" w:line="480" w:lineRule="auto"/>
+        <w:ind w:left="1080"/>
+      </w:pPr>
+      <w:r>
+        <w:rPr>
+          <w:rFonts w:ascii="Times New Roman" w:cs="Times New Roman" w:eastAsia="Times New Roman" w:hAnsi="Times New Roman"/>
+          <w:sz w:val="24"/>
+          <w:szCs w:val="24"/>
+        </w:rPr>
+        <w:t xml:space="preserve">Revisión de noticias de medios especializados en temas ambientales.</w:t>
+      </w:r>
+    </w:p>
+    <w:p>
+      <w:pPr>
+        <w:pStyle w:val="Titulo3"/>
+      </w:pPr>
+      <w:r>
+        <w:t xml:space="preserve">Instrumentos.</w:t>
+      </w:r>
+    </w:p>
+    <w:p>
+      <w:pPr>
+        <w:pStyle w:val="ListParagraph"/>
+        <w:numPr>
+          <w:ilvl w:val="0"/>
+          <w:numId w:val="1"/>
+        </w:numPr>
+        <w:spacing w:after="0" w:before="0" w:line="480" w:lineRule="auto"/>
+        <w:ind w:left="1080"/>
+      </w:pPr>
+      <w:r>
+        <w:rPr>
+          <w:rFonts w:ascii="Times New Roman" w:cs="Times New Roman" w:eastAsia="Times New Roman" w:hAnsi="Times New Roman"/>
+          <w:sz w:val="24"/>
+          <w:szCs w:val="24"/>
+        </w:rPr>
+        <w:t xml:space="preserve">Fichas para anotar los datos más importantes de cada fuente.</w:t>
+      </w:r>
+    </w:p>
+    <w:p>
+      <w:pPr>
+        <w:pStyle w:val="ListParagraph"/>
+        <w:numPr>
+          <w:ilvl w:val="0"/>
+          <w:numId w:val="1"/>
+        </w:numPr>
+        <w:spacing w:after="0" w:before="0" w:line="480" w:lineRule="auto"/>
+        <w:ind w:left="1080"/>
+      </w:pPr>
+      <w:r>
+        <w:rPr>
+          <w:rFonts w:ascii="Times New Roman" w:cs="Times New Roman" w:eastAsia="Times New Roman" w:hAnsi="Times New Roman"/>
+          <w:sz w:val="24"/>
+          <w:szCs w:val="24"/>
+        </w:rPr>
+        <w:t xml:space="preserve">Cuadros comparativos que armé yo mismo/a con los datos encontrados.</w:t>
+      </w:r>
+    </w:p>
+    <w:p>
+      <w:pPr>
+        <w:pStyle w:val="Titulo1"/>
+      </w:pPr>
+      <w:r>
+        <w:t xml:space="preserve">CAPÍTULO IV: DESARROLLO DE LA INVESTIGACIÓN</w:t>
+      </w:r>
+    </w:p>
+    <w:p>
+      <w:pPr>
+        <w:spacing w:after="0" w:before="0" w:line="480" w:lineRule="auto"/>
+        <w:ind w:firstLine="720"/>
+      </w:pPr>
+      <w:r>
+        <w:rPr>
+          <w:rFonts w:ascii="Times New Roman" w:cs="Times New Roman" w:eastAsia="Times New Roman" w:hAnsi="Times New Roman"/>
+          <w:sz w:val="24"/>
+          <w:szCs w:val="24"/>
+        </w:rPr>
+        <w:t xml:space="preserve">Cuando empecé a buscar información sobre los incendios en Bolivia, lo primero que me llamó la atención fue lo grande que fue el salto entre 2023 y 2024: en 2023 se quemaron cerca de 3,3 millones de hectáreas, pero en 2024 la cifra subió a 12,6 millones, de las cuales más de 7 millones eran bosque (Mongabay Latam, 2024). En Pando, esto se sintió directamente: en septiembre de 2024 Cobija declaró emergencia sanitaria porque la concentración de partículas contaminantes en el aire llegó a 575 microgramos por metro cúbico, un nivel muy superior a lo recomendado por la Organización Mundial de la Salud (Los Tiempos, 2024). La Figura 6 resume la secuencia de estos hechos.</w:t>
       </w:r>
     </w:p>
     <w:p>
@@ -2356,7 +2361,7 @@
           <w:sz w:val="22"/>
           <w:szCs w:val="22"/>
         </w:rPr>
-        <w:t xml:space="preserve">Figura 4. Participación del sector forestal en las emisiones (Bolivia, 2022)</w:t>
+        <w:t xml:space="preserve">Figura 6. Línea de tiempo de los incendios forestales (2023-2024)</w:t>
       </w:r>
     </w:p>
     <w:p>
@@ -2372,7 +2377,7 @@
           <w:sz w:val="20"/>
           <w:szCs w:val="20"/>
         </w:rPr>
-        <w:t xml:space="preserve">Elaboración propia con datos de SDSN Bolivia (2024).</w:t>
+        <w:t xml:space="preserve">Elaboración propia con datos de Mongabay Latam (2024) y Los Tiempos (2024).</w:t>
       </w:r>
     </w:p>
     <w:p>
@@ -2386,7 +2391,7 @@
           <w:sz w:val="24"/>
           <w:szCs w:val="24"/>
         </w:rPr>
-        <w:t xml:space="preserve">También encontré que el Estado boliviano, en su Tercera Contribución Nacionalmente Determinada ante la Convención Marco de las Naciones Unidas sobre el Cambio Climático, reconoce que hay que reducir las emisiones del sector agropecuario y forestal, incluyendo el control de quemas, como parte de sus compromisos para el periodo 2026-2035 (Estado Plurinacional de Bolivia, 2024). Eso me hizo pensar que este no es solo un problema "de Pando", sino algo que el propio país ya identificó como un compromiso pendiente.</w:t>
+        <w:t xml:space="preserve">Lo que más me sirvió entender, desde la química, es que ese humo no es "una sola cosa": según las Directrices del IPCC (2019) para inventarios de gases de efecto invernadero, la quema de biomasa libera una mezcla de CO₂ (cuando hay suficiente oxígeno) y de CO, CH₄ y N₂O (cuando la combustión es incompleta, algo que pasa mucho en las zonas internas de un incendio grande). Y como vimos en el marco teórico, no todos esos gases "pesan" igual para el efecto invernadero: según los valores que publicó el IPCC en su informe de 2021, una tonelada de metano equivale, en capacidad de retener calor, a unas 27-30 toneladas de CO₂, y una tonelada de óxido nitroso equivale a unas 273 toneladas de CO₂.</w:t>
       </w:r>
     </w:p>
     <w:p>
@@ -2400,186 +2405,7 @@
           <w:sz w:val="24"/>
           <w:szCs w:val="24"/>
         </w:rPr>
-        <w:t xml:space="preserve">Con toda esta información, creo que puedo interpretar que los incendios en Pando no son solamente un problema de "perder bosque", sino que también son una fuente activa de reacciones químicas que liberan gases de alto impacto climático, y que entender esas reacciones ayuda a explicar por qué un incendio relativamente "chico" en superficie puede tener un efecto climático desproporcionado.</w:t>
-      </w:r>
-    </w:p>
-    <w:p>
-      <w:pPr>
-        <w:pStyle w:val="Titulo1"/>
-      </w:pPr>
-      <w:r>
-        <w:t xml:space="preserve">TEXTO ARGUMENTATIVO</w:t>
-      </w:r>
-    </w:p>
-    <w:p>
-      <w:pPr>
-        <w:spacing w:after="0" w:before="0" w:line="480" w:lineRule="auto"/>
-        <w:ind w:firstLine="720"/>
-      </w:pPr>
-      <w:r>
-        <w:rPr>
-          <w:rFonts w:ascii="Times New Roman" w:cs="Times New Roman" w:eastAsia="Times New Roman" w:hAnsi="Times New Roman"/>
-          <w:sz w:val="24"/>
-          <w:szCs w:val="24"/>
-        </w:rPr>
-        <w:t xml:space="preserve">A partir de lo investigado, elaboré el siguiente texto argumentativo, dirigido a la población de Pando, con el propósito de sostener que la prevención de incendios forestales debe considerarse una prioridad, tanto por sus consecuencias químicas y climáticas como por sus efectos sobre la salud.</w:t>
-      </w:r>
-    </w:p>
-    <w:p>
-      <w:pPr>
-        <w:pStyle w:val="Titulo2"/>
-      </w:pPr>
-      <w:r>
-        <w:t xml:space="preserve">Por qué la prevención de incendios en Pando no puede esperar</w:t>
-      </w:r>
-    </w:p>
-    <w:p>
-      <w:pPr>
-        <w:spacing w:after="0" w:before="0" w:line="480" w:lineRule="auto"/>
-        <w:ind w:firstLine="720"/>
-      </w:pPr>
-      <w:r>
-        <w:rPr>
-          <w:rFonts w:ascii="Times New Roman" w:cs="Times New Roman" w:eastAsia="Times New Roman" w:hAnsi="Times New Roman"/>
-          <w:sz w:val="24"/>
-          <w:szCs w:val="24"/>
-        </w:rPr>
-        <w:t xml:space="preserve">Sostengo que el control y la prevención de los incendios forestales en Pando deben ser tratados como una prioridad real para nuestra comunidad, y no como un problema secundario frente a la agricultura o la ganadería. Esta postura se sustenta en tres argumentos: el aporte desproporcionado de estos incendios al efecto invernadero, sus consecuencias directas sobre la salud de la población, y la existencia de alternativas viables al chaqueo tradicional.</w:t>
-      </w:r>
-    </w:p>
-    <w:p>
-      <w:pPr>
-        <w:spacing w:after="0" w:before="0" w:line="480" w:lineRule="auto"/>
-        <w:ind w:firstLine="720"/>
-      </w:pPr>
-      <w:r>
-        <w:rPr>
-          <w:rFonts w:ascii="Times New Roman" w:cs="Times New Roman" w:eastAsia="Times New Roman" w:hAnsi="Times New Roman"/>
-          <w:sz w:val="24"/>
-          <w:szCs w:val="24"/>
-        </w:rPr>
-        <w:t xml:space="preserve">En primer lugar, desde el punto de vista químico, un incendio forestal no libera un único gas, sino una mezcla en la que predominan el CO₂, el CH₄ y el N₂O, según haya o no suficiente oxígeno para que la combustión se complete. Esto es relevante porque, según el IPCC (2021), una tonelada de metano retiene aproximadamente lo mismo que 27 a 30 toneladas de CO₂, y una tonelada de óxido nitroso, lo mismo que 273 toneladas. En consecuencia, los incendios que ocurren en Pando —donde predomina la combustión incompleta, propia de la quema de biomasa húmeda y de residuos agrícolas— contribuyen al calentamiento global de manera más significativa de lo que sugeriría únicamente la superficie quemada.</w:t>
-      </w:r>
-    </w:p>
-    <w:p>
-      <w:pPr>
-        <w:spacing w:after="0" w:before="0" w:line="480" w:lineRule="auto"/>
-        <w:ind w:firstLine="720"/>
-      </w:pPr>
-      <w:r>
-        <w:rPr>
-          <w:rFonts w:ascii="Times New Roman" w:cs="Times New Roman" w:eastAsia="Times New Roman" w:hAnsi="Times New Roman"/>
-          <w:sz w:val="24"/>
-          <w:szCs w:val="24"/>
-        </w:rPr>
-        <w:t xml:space="preserve">En segundo lugar, las consecuencias no se limitan a la atmósfera, sino que afectan directamente a quienes habitamos la región. En septiembre de 2024, Cobija registró una concentración de material particulado (PM2,5) de hasta 575 microgramos por metro cúbico, muy por encima de los límites que la Organización Mundial de la Salud considera seguros, lo que obligó a declarar emergencia sanitaria en la ciudad (Los Tiempos, 2024). Esa cifra no es un dato abstracto: corresponde a los mismos días en que gran parte de la población, entre ellos yo, tuvo que lidiar con tos, irritación en los ojos y dificultad para respirar.</w:t>
-      </w:r>
-    </w:p>
-    <w:p>
-      <w:pPr>
-        <w:spacing w:after="0" w:before="0" w:line="480" w:lineRule="auto"/>
-        <w:ind w:firstLine="720"/>
-      </w:pPr>
-      <w:r>
-        <w:rPr>
-          <w:rFonts w:ascii="Times New Roman" w:cs="Times New Roman" w:eastAsia="Times New Roman" w:hAnsi="Times New Roman"/>
-          <w:sz w:val="24"/>
-          <w:szCs w:val="24"/>
-        </w:rPr>
-        <w:t xml:space="preserve">Podría objetarse que el chaqueo es una práctica agrícola tradicional, necesaria para la economía familiar, y que exigir su eliminación inmediata resultaría poco realista. Sin embargo, este argumento no invalida la necesidad de prevención, sino que la refuerza: dado que el bosque húmedo amazónico no es naturalmente inflamable y se vuelve vulnerable al fuego principalmente por la fragmentación causada por la expansión de la frontera agrícola, es posible sostener la actividad agropecuaria adoptando prácticas de manejo agroforestal que reduzcan la necesidad de quemar grandes extensiones, en lugar de renunciar a la prevención por completo.</w:t>
-      </w:r>
-    </w:p>
-    <w:p>
-      <w:pPr>
-        <w:spacing w:after="0" w:before="0" w:line="480" w:lineRule="auto"/>
-        <w:ind w:firstLine="720"/>
-      </w:pPr>
-      <w:r>
-        <w:rPr>
-          <w:rFonts w:ascii="Times New Roman" w:cs="Times New Roman" w:eastAsia="Times New Roman" w:hAnsi="Times New Roman"/>
-          <w:sz w:val="24"/>
-          <w:szCs w:val="24"/>
-        </w:rPr>
-        <w:t xml:space="preserve">Por las razones expuestas, considero que la prevención de incendios en Pando —mediante control de quemas, alerta temprana y coordinación con las zonas fronterizas de Brasil y Perú— no es una medida opcional, sino una necesidad respaldada tanto por la química de la combustión como por la evidencia sobre sus efectos en la salud de la población pandina.</w:t>
-      </w:r>
-    </w:p>
-    <w:p>
-      <w:pPr>
-        <w:pStyle w:val="Titulo1"/>
-      </w:pPr>
-      <w:r>
-        <w:t xml:space="preserve">CAPÍTULO V: RESULTADOS</w:t>
-      </w:r>
-    </w:p>
-    <w:p>
-      <w:pPr>
-        <w:spacing w:after="0" w:before="0" w:line="480" w:lineRule="auto"/>
-        <w:ind w:firstLine="720"/>
-      </w:pPr>
-      <w:r>
-        <w:rPr>
-          <w:rFonts w:ascii="Times New Roman" w:cs="Times New Roman" w:eastAsia="Times New Roman" w:hAnsi="Times New Roman"/>
-          <w:sz w:val="24"/>
-          <w:szCs w:val="24"/>
-        </w:rPr>
-        <w:t xml:space="preserve">Después de revisar todas las fuentes, esto es lo que puedo resumir como los datos más importantes que encontré:</w:t>
-      </w:r>
-    </w:p>
-    <w:p>
-      <w:pPr>
-        <w:pStyle w:val="ListParagraph"/>
-        <w:numPr>
-          <w:ilvl w:val="0"/>
-          <w:numId w:val="1"/>
-        </w:numPr>
-        <w:spacing w:after="0" w:before="0" w:line="480" w:lineRule="auto"/>
-        <w:ind w:left="1080"/>
-      </w:pPr>
-      <w:r>
-        <w:rPr>
-          <w:rFonts w:ascii="Times New Roman" w:cs="Times New Roman" w:eastAsia="Times New Roman" w:hAnsi="Times New Roman"/>
-          <w:sz w:val="24"/>
-          <w:szCs w:val="24"/>
-        </w:rPr>
-        <w:t xml:space="preserve">En 2024, Bolivia registró 12,6 millones de hectáreas quemadas, la cifra más alta de su historia (Mongabay Latam, 2024), frente a 3,3 millones en 2023, como se ve en la Figura 6.</w:t>
-      </w:r>
-    </w:p>
-    <w:p>
-      <w:pPr>
-        <w:pStyle w:val="ListParagraph"/>
-        <w:numPr>
-          <w:ilvl w:val="0"/>
-          <w:numId w:val="1"/>
-        </w:numPr>
-        <w:spacing w:after="0" w:before="0" w:line="480" w:lineRule="auto"/>
-        <w:ind w:left="1080"/>
-      </w:pPr>
-      <w:r>
-        <w:rPr>
-          <w:rFonts w:ascii="Times New Roman" w:cs="Times New Roman" w:eastAsia="Times New Roman" w:hAnsi="Times New Roman"/>
-          <w:sz w:val="24"/>
-          <w:szCs w:val="24"/>
-        </w:rPr>
-        <w:t xml:space="preserve">El sector forestal boliviano fue responsable del 9,1 % de las emisiones nacionales de metano y del 26,3 % de las de óxido nitroso en 2022 (SDSN Bolivia, 2024).</w:t>
-      </w:r>
-    </w:p>
-    <w:p>
-      <w:pPr>
-        <w:pStyle w:val="ListParagraph"/>
-        <w:numPr>
-          <w:ilvl w:val="0"/>
-          <w:numId w:val="1"/>
-        </w:numPr>
-        <w:spacing w:after="0" w:before="0" w:line="480" w:lineRule="auto"/>
-        <w:ind w:left="1080"/>
-      </w:pPr>
-      <w:r>
-        <w:rPr>
-          <w:rFonts w:ascii="Times New Roman" w:cs="Times New Roman" w:eastAsia="Times New Roman" w:hAnsi="Times New Roman"/>
-          <w:sz w:val="24"/>
-          <w:szCs w:val="24"/>
-        </w:rPr>
-        <w:t xml:space="preserve">En septiembre de 2024, Cobija llegó a una concentración de PM2,5 de 575 µg/m³, muy dañina para la salud, a causa del humo de los incendios (Los Tiempos, 2024).</w:t>
+        <w:t xml:space="preserve">A nivel de todo el país, en 2022 el sector forestal fue responsable del 9,1 % de las emisiones de metano y del 26,3 % de las de óxido nitroso de Bolivia (SDSN Bolivia, 2024), como se observa en la Figura 5. Como en 2024 se quemó muchísima más superficie que en años anteriores, me parece razonable pensar que esa proporción se haya mantenido o incluso subido, aunque en las fuentes que revisé no encontré un dato oficial ya calculado específicamente para 2024. El Instituto Boliviano de Investigación Forestal, usando imágenes satelitales, confirmó la magnitud de las zonas quemadas en el país, incluyendo áreas de bosque amazónico en Pando (IBIF, 2025).</w:t>
       </w:r>
     </w:p>
     <w:p>
@@ -2642,7 +2468,293 @@
           <w:sz w:val="22"/>
           <w:szCs w:val="22"/>
         </w:rPr>
-        <w:t xml:space="preserve">Figura 6. Superficie quemada en Bolivia (2023 vs. 2024)</w:t>
+        <w:t xml:space="preserve">Figura 5. Participación del sector forestal en las emisiones (Bolivia, 2022)</w:t>
+      </w:r>
+    </w:p>
+    <w:p>
+      <w:pPr>
+        <w:spacing w:after="0" w:before="0" w:line="480" w:lineRule="auto"/>
+        <w:jc w:val="center"/>
+      </w:pPr>
+      <w:r>
+        <w:rPr>
+          <w:rFonts w:ascii="Times New Roman" w:cs="Times New Roman" w:eastAsia="Times New Roman" w:hAnsi="Times New Roman"/>
+          <w:i/>
+          <w:iCs/>
+          <w:sz w:val="20"/>
+          <w:szCs w:val="20"/>
+        </w:rPr>
+        <w:t xml:space="preserve">Elaboración propia con datos de SDSN Bolivia (2024).</w:t>
+      </w:r>
+    </w:p>
+    <w:p>
+      <w:pPr>
+        <w:spacing w:after="0" w:before="0" w:line="480" w:lineRule="auto"/>
+        <w:ind w:firstLine="720"/>
+      </w:pPr>
+      <w:r>
+        <w:rPr>
+          <w:rFonts w:ascii="Times New Roman" w:cs="Times New Roman" w:eastAsia="Times New Roman" w:hAnsi="Times New Roman"/>
+          <w:sz w:val="24"/>
+          <w:szCs w:val="24"/>
+        </w:rPr>
+        <w:t xml:space="preserve">También encontré que el Estado boliviano, en su Tercera Contribución Nacionalmente Determinada ante la Convención Marco de las Naciones Unidas sobre el Cambio Climático, reconoce que hay que reducir las emisiones del sector agropecuario y forestal, incluyendo el control de quemas, como parte de sus compromisos para el periodo 2026-2035 (Estado Plurinacional de Bolivia, 2024). Eso me hizo pensar que este no es solo un problema "de Pando", sino algo que el propio país ya identificó como un compromiso pendiente.</w:t>
+      </w:r>
+    </w:p>
+    <w:p>
+      <w:pPr>
+        <w:spacing w:after="0" w:before="0" w:line="480" w:lineRule="auto"/>
+        <w:ind w:firstLine="720"/>
+      </w:pPr>
+      <w:r>
+        <w:rPr>
+          <w:rFonts w:ascii="Times New Roman" w:cs="Times New Roman" w:eastAsia="Times New Roman" w:hAnsi="Times New Roman"/>
+          <w:sz w:val="24"/>
+          <w:szCs w:val="24"/>
+        </w:rPr>
+        <w:t xml:space="preserve">Con toda esta información, creo que puedo interpretar que los incendios en Pando no son solamente un problema de "perder bosque", sino que también son una fuente activa de reacciones químicas que liberan gases de alto impacto climático, y que entender esas reacciones ayuda a explicar por qué un incendio relativamente "chico" en superficie puede tener un efecto climático desproporcionado.</w:t>
+      </w:r>
+    </w:p>
+    <w:p>
+      <w:pPr>
+        <w:pStyle w:val="Titulo1"/>
+      </w:pPr>
+      <w:r>
+        <w:t xml:space="preserve">TEXTO ARGUMENTATIVO</w:t>
+      </w:r>
+    </w:p>
+    <w:p>
+      <w:pPr>
+        <w:spacing w:after="0" w:before="0" w:line="480" w:lineRule="auto"/>
+        <w:ind w:firstLine="720"/>
+      </w:pPr>
+      <w:r>
+        <w:rPr>
+          <w:rFonts w:ascii="Times New Roman" w:cs="Times New Roman" w:eastAsia="Times New Roman" w:hAnsi="Times New Roman"/>
+          <w:sz w:val="24"/>
+          <w:szCs w:val="24"/>
+        </w:rPr>
+        <w:t xml:space="preserve">A partir de lo investigado, elaboré el siguiente texto argumentativo, dirigido a la población de Pando, con el propósito de sostener que la prevención de incendios forestales debe considerarse una prioridad, tanto por sus consecuencias químicas y climáticas como por sus efectos sobre la salud.</w:t>
+      </w:r>
+    </w:p>
+    <w:p>
+      <w:pPr>
+        <w:pStyle w:val="Titulo2"/>
+      </w:pPr>
+      <w:r>
+        <w:t xml:space="preserve">Por qué la prevención de incendios en Pando no puede esperar</w:t>
+      </w:r>
+    </w:p>
+    <w:p>
+      <w:pPr>
+        <w:spacing w:after="0" w:before="0" w:line="480" w:lineRule="auto"/>
+        <w:ind w:firstLine="720"/>
+      </w:pPr>
+      <w:r>
+        <w:rPr>
+          <w:rFonts w:ascii="Times New Roman" w:cs="Times New Roman" w:eastAsia="Times New Roman" w:hAnsi="Times New Roman"/>
+          <w:sz w:val="24"/>
+          <w:szCs w:val="24"/>
+        </w:rPr>
+        <w:t xml:space="preserve">Sostengo que el control y la prevención de los incendios forestales en Pando deben ser tratados como una prioridad real para nuestra comunidad, y no como un problema secundario frente a la agricultura o la ganadería. Esta postura se sustenta en tres argumentos: el aporte desproporcionado de estos incendios al efecto invernadero, sus consecuencias directas sobre la salud de la población, y la existencia de alternativas viables al chaqueo tradicional.</w:t>
+      </w:r>
+    </w:p>
+    <w:p>
+      <w:pPr>
+        <w:spacing w:after="0" w:before="0" w:line="480" w:lineRule="auto"/>
+        <w:ind w:firstLine="720"/>
+      </w:pPr>
+      <w:r>
+        <w:rPr>
+          <w:rFonts w:ascii="Times New Roman" w:cs="Times New Roman" w:eastAsia="Times New Roman" w:hAnsi="Times New Roman"/>
+          <w:sz w:val="24"/>
+          <w:szCs w:val="24"/>
+        </w:rPr>
+        <w:t xml:space="preserve">En primer lugar, desde el punto de vista químico, un incendio forestal no libera un único gas, sino una mezcla en la que predominan el CO₂, el CH₄ y el N₂O, según haya o no suficiente oxígeno para que la combustión se complete. Esto es relevante porque, según el IPCC (2021), una tonelada de metano retiene aproximadamente lo mismo que 27 a 30 toneladas de CO₂, y una tonelada de óxido nitroso, lo mismo que 273 toneladas. En consecuencia, los incendios que ocurren en Pando —donde predomina la combustión incompleta, propia de la quema de biomasa húmeda y de residuos agrícolas— contribuyen al calentamiento global de manera más significativa de lo que sugeriría únicamente la superficie quemada.</w:t>
+      </w:r>
+    </w:p>
+    <w:p>
+      <w:pPr>
+        <w:spacing w:after="0" w:before="0" w:line="480" w:lineRule="auto"/>
+        <w:ind w:firstLine="720"/>
+      </w:pPr>
+      <w:r>
+        <w:rPr>
+          <w:rFonts w:ascii="Times New Roman" w:cs="Times New Roman" w:eastAsia="Times New Roman" w:hAnsi="Times New Roman"/>
+          <w:sz w:val="24"/>
+          <w:szCs w:val="24"/>
+        </w:rPr>
+        <w:t xml:space="preserve">En segundo lugar, las consecuencias no se limitan a la atmósfera, sino que afectan directamente a quienes habitamos la región. En septiembre de 2024, Cobija registró una concentración de material particulado (PM2,5) de hasta 575 microgramos por metro cúbico, muy por encima de los límites que la Organización Mundial de la Salud considera seguros, lo que obligó a declarar emergencia sanitaria en la ciudad (Los Tiempos, 2024). Esa cifra no es un dato abstracto: corresponde a los mismos días en que gran parte de la población, entre ellos yo, tuvo que lidiar con tos, irritación en los ojos y dificultad para respirar.</w:t>
+      </w:r>
+    </w:p>
+    <w:p>
+      <w:pPr>
+        <w:spacing w:after="0" w:before="0" w:line="480" w:lineRule="auto"/>
+        <w:ind w:firstLine="720"/>
+      </w:pPr>
+      <w:r>
+        <w:rPr>
+          <w:rFonts w:ascii="Times New Roman" w:cs="Times New Roman" w:eastAsia="Times New Roman" w:hAnsi="Times New Roman"/>
+          <w:sz w:val="24"/>
+          <w:szCs w:val="24"/>
+        </w:rPr>
+        <w:t xml:space="preserve">Podría objetarse que el chaqueo es una práctica agrícola tradicional, necesaria para la economía familiar, y que exigir su eliminación inmediata resultaría poco realista. Sin embargo, este argumento no invalida la necesidad de prevención, sino que la refuerza: dado que el bosque húmedo amazónico no es naturalmente inflamable y se vuelve vulnerable al fuego principalmente por la fragmentación causada por la expansión de la frontera agrícola, es posible sostener la actividad agropecuaria adoptando prácticas de manejo agroforestal que reduzcan la necesidad de quemar grandes extensiones, en lugar de renunciar a la prevención por completo.</w:t>
+      </w:r>
+    </w:p>
+    <w:p>
+      <w:pPr>
+        <w:spacing w:after="0" w:before="0" w:line="480" w:lineRule="auto"/>
+        <w:ind w:firstLine="720"/>
+      </w:pPr>
+      <w:r>
+        <w:rPr>
+          <w:rFonts w:ascii="Times New Roman" w:cs="Times New Roman" w:eastAsia="Times New Roman" w:hAnsi="Times New Roman"/>
+          <w:sz w:val="24"/>
+          <w:szCs w:val="24"/>
+        </w:rPr>
+        <w:t xml:space="preserve">Por las razones expuestas, considero que la prevención de incendios en Pando —mediante control de quemas, alerta temprana y coordinación con las zonas fronterizas de Brasil y Perú— no es una medida opcional, sino una necesidad respaldada tanto por la química de la combustión como por la evidencia sobre sus efectos en la salud de la población pandina.</w:t>
+      </w:r>
+    </w:p>
+    <w:p>
+      <w:pPr>
+        <w:pStyle w:val="Titulo1"/>
+      </w:pPr>
+      <w:r>
+        <w:t xml:space="preserve">CAPÍTULO V: RESULTADOS</w:t>
+      </w:r>
+    </w:p>
+    <w:p>
+      <w:pPr>
+        <w:spacing w:after="0" w:before="0" w:line="480" w:lineRule="auto"/>
+        <w:ind w:firstLine="720"/>
+      </w:pPr>
+      <w:r>
+        <w:rPr>
+          <w:rFonts w:ascii="Times New Roman" w:cs="Times New Roman" w:eastAsia="Times New Roman" w:hAnsi="Times New Roman"/>
+          <w:sz w:val="24"/>
+          <w:szCs w:val="24"/>
+        </w:rPr>
+        <w:t xml:space="preserve">Después de revisar todas las fuentes, esto es lo que puedo resumir como los datos más importantes que encontré:</w:t>
+      </w:r>
+    </w:p>
+    <w:p>
+      <w:pPr>
+        <w:pStyle w:val="ListParagraph"/>
+        <w:numPr>
+          <w:ilvl w:val="0"/>
+          <w:numId w:val="1"/>
+        </w:numPr>
+        <w:spacing w:after="0" w:before="0" w:line="480" w:lineRule="auto"/>
+        <w:ind w:left="1080"/>
+      </w:pPr>
+      <w:r>
+        <w:rPr>
+          <w:rFonts w:ascii="Times New Roman" w:cs="Times New Roman" w:eastAsia="Times New Roman" w:hAnsi="Times New Roman"/>
+          <w:sz w:val="24"/>
+          <w:szCs w:val="24"/>
+        </w:rPr>
+        <w:t xml:space="preserve">En 2024, Bolivia registró 12,6 millones de hectáreas quemadas, la cifra más alta de su historia (Mongabay Latam, 2024), frente a 3,3 millones en 2023, como se ve en la Figura 7.</w:t>
+      </w:r>
+    </w:p>
+    <w:p>
+      <w:pPr>
+        <w:pStyle w:val="ListParagraph"/>
+        <w:numPr>
+          <w:ilvl w:val="0"/>
+          <w:numId w:val="1"/>
+        </w:numPr>
+        <w:spacing w:after="0" w:before="0" w:line="480" w:lineRule="auto"/>
+        <w:ind w:left="1080"/>
+      </w:pPr>
+      <w:r>
+        <w:rPr>
+          <w:rFonts w:ascii="Times New Roman" w:cs="Times New Roman" w:eastAsia="Times New Roman" w:hAnsi="Times New Roman"/>
+          <w:sz w:val="24"/>
+          <w:szCs w:val="24"/>
+        </w:rPr>
+        <w:t xml:space="preserve">El sector forestal boliviano fue responsable del 9,1 % de las emisiones nacionales de metano y del 26,3 % de las de óxido nitroso en 2022 (SDSN Bolivia, 2024).</w:t>
+      </w:r>
+    </w:p>
+    <w:p>
+      <w:pPr>
+        <w:pStyle w:val="ListParagraph"/>
+        <w:numPr>
+          <w:ilvl w:val="0"/>
+          <w:numId w:val="1"/>
+        </w:numPr>
+        <w:spacing w:after="0" w:before="0" w:line="480" w:lineRule="auto"/>
+        <w:ind w:left="1080"/>
+      </w:pPr>
+      <w:r>
+        <w:rPr>
+          <w:rFonts w:ascii="Times New Roman" w:cs="Times New Roman" w:eastAsia="Times New Roman" w:hAnsi="Times New Roman"/>
+          <w:sz w:val="24"/>
+          <w:szCs w:val="24"/>
+        </w:rPr>
+        <w:t xml:space="preserve">En septiembre de 2024, Cobija llegó a una concentración de PM2,5 de 575 µg/m³, muy dañina para la salud, a causa del humo de los incendios (Los Tiempos, 2024).</w:t>
+      </w:r>
+    </w:p>
+    <w:p>
+      <w:pPr>
+        <w:jc w:val="center"/>
+      </w:pPr>
+      <w:r>
+        <w:drawing>
+          <wp:inline distT="0" distB="0" distL="0" distR="0">
+            <wp:extent cx="5124450" cy="3171825"/>
+            <wp:effectExtent t="0" r="0" b="0" l="0"/>
+            <wp:docPr id="1" name="" descr="" title=""/>
+            <wp:cNvGraphicFramePr>
+              <a:graphicFrameLocks xmlns:a="http://schemas.openxmlformats.org/drawingml/2006/main" noChangeAspect="1"/>
+            </wp:cNvGraphicFramePr>
+            <a:graphic xmlns:a="http://schemas.openxmlformats.org/drawingml/2006/main">
+              <a:graphicData uri="http://schemas.openxmlformats.org/drawingml/2006/picture">
+                <pic:pic xmlns:pic="http://schemas.openxmlformats.org/drawingml/2006/picture">
+                  <pic:nvPicPr>
+                    <pic:cNvPr id="0" name="" descr=""/>
+                    <pic:cNvPicPr>
+                      <a:picLocks noChangeAspect="1" noChangeArrowheads="1"/>
+                    </pic:cNvPicPr>
+                  </pic:nvPicPr>
+                  <pic:blipFill>
+                    <a:blip r:embed="rId14" cstate="none"/>
+                    <a:srcRect/>
+                    <a:stretch>
+                      <a:fillRect/>
+                    </a:stretch>
+                  </pic:blipFill>
+                  <pic:spPr bwMode="auto">
+                    <a:xfrm>
+                      <a:off x="0" y="0"/>
+                      <a:ext cx="5124450" cy="3171825"/>
+                    </a:xfrm>
+                    <a:prstGeom prst="rect">
+                      <a:avLst/>
+                    </a:prstGeom>
+                  </pic:spPr>
+                </pic:pic>
+              </a:graphicData>
+            </a:graphic>
+          </wp:inline>
+        </w:drawing>
+      </w:r>
+    </w:p>
+    <w:p>
+      <w:pPr>
+        <w:spacing w:after="0" w:before="0" w:line="480" w:lineRule="auto"/>
+        <w:jc w:val="center"/>
+      </w:pPr>
+      <w:r>
+        <w:rPr>
+          <w:rFonts w:ascii="Times New Roman" w:cs="Times New Roman" w:eastAsia="Times New Roman" w:hAnsi="Times New Roman"/>
+          <w:b/>
+          <w:bCs/>
+          <w:i/>
+          <w:iCs/>
+          <w:sz w:val="22"/>
+          <w:szCs w:val="22"/>
+        </w:rPr>
+        <w:t xml:space="preserve">Figura 7. Superficie quemada en Bolivia (2023 vs. 2024)</w:t>
       </w:r>
     </w:p>
     <w:p>

--- a/monografia/monografia_gases_invernadero_pando.docx
+++ b/monografia/monografia_gases_invernadero_pando.docx
@@ -810,6 +810,25 @@
           <w:szCs w:val="24"/>
         </w:rPr>
         <w:t xml:space="preserve">Figura 6. Superficie quemada en Bolivia (2023 vs. 2024)	11</w:t>
+      </w:r>
+    </w:p>
+    <w:p>
+      <w:pPr>
+        <w:tabs>
+          <w:tab w:val="right" w:pos="9026" w:leader="dot"/>
+        </w:tabs>
+        <w:spacing w:after="0" w:before="0" w:line="480" w:lineRule="auto"/>
+        <w:ind w:left="360"/>
+      </w:pPr>
+      <w:r>
+        <w:rPr>
+          <w:rFonts w:ascii="Times New Roman" w:cs="Times New Roman" w:eastAsia="Times New Roman" w:hAnsi="Times New Roman"/>
+          <w:b w:val="false"/>
+          <w:bCs w:val="false"/>
+          <w:sz w:val="24"/>
+          <w:szCs w:val="24"/>
+        </w:rPr>
+        <w:t xml:space="preserve">Figura 7. Pérdida de cobertura vegetal verde en Pando (junio vs. octubre 2024)	11</w:t>
       </w:r>
     </w:p>
     <w:p>
@@ -2687,6 +2706,99 @@
           <w:szCs w:val="24"/>
         </w:rPr>
         <w:t xml:space="preserve">Con estos datos y con lo que expliqué en el marco teórico sobre el potencial de calentamiento de cada gas (Tabla 1), puedo entender algo que al principio no me quedaba claro: no basta con mirar cuántas toneladas de cada gas se emiten, sino también cuánto "calienta" cada una. Por ejemplo, si en un incendio se liberara una tonelada de N₂O, su efecto sobre el calentamiento sería parecido al de 273 toneladas de CO₂. Por eso, aunque el metano y el óxido nitroso sean una parte menor del humo comparados con el CO₂, terminan pesando bastante más de lo que uno pensaría a simple vista en el problema del calentamiento global.</w:t>
+      </w:r>
+    </w:p>
+    <w:p>
+      <w:pPr>
+        <w:spacing w:after="0" w:before="0" w:line="480" w:lineRule="auto"/>
+        <w:ind w:firstLine="720"/>
+      </w:pPr>
+      <w:r>
+        <w:rPr>
+          <w:rFonts w:ascii="Times New Roman" w:cs="Times New Roman" w:eastAsia="Times New Roman" w:hAnsi="Times New Roman"/>
+          <w:sz w:val="24"/>
+          <w:szCs w:val="24"/>
+        </w:rPr>
+        <w:t xml:space="preserve">Para terminar de dimensionar esto con mis propios ojos, busqué un par de imágenes satelitales de una misma zona de Pando en dos fechas distintas de 2024. La Figura 7 muestra, del lado izquierdo, el bosque el 1 de junio de 2024, todavía verde y uniforme; del lado derecho, la misma zona el 12 de octubre de 2024, con grandes manchas de color café y anaranjado donde antes había bosque verde. Esa pérdida de color verde es, literalmente, la pérdida de cobertura vegetal viva: donde la vegetación fue quemada o removida, el suelo y la biomasa muerta reflejan tonos marrones en vez del verde de la clorofila.</w:t>
+      </w:r>
+    </w:p>
+    <w:p>
+      <w:pPr>
+        <w:jc w:val="center"/>
+      </w:pPr>
+      <w:r>
+        <w:drawing>
+          <wp:inline distT="0" distB="0" distL="0" distR="0">
+            <wp:extent cx="5124450" cy="2533650"/>
+            <wp:effectExtent t="0" r="0" b="0" l="0"/>
+            <wp:docPr id="1" name="" descr="" title=""/>
+            <wp:cNvGraphicFramePr>
+              <a:graphicFrameLocks xmlns:a="http://schemas.openxmlformats.org/drawingml/2006/main" noChangeAspect="1"/>
+            </wp:cNvGraphicFramePr>
+            <a:graphic xmlns:a="http://schemas.openxmlformats.org/drawingml/2006/main">
+              <a:graphicData uri="http://schemas.openxmlformats.org/drawingml/2006/picture">
+                <pic:pic xmlns:pic="http://schemas.openxmlformats.org/drawingml/2006/picture">
+                  <pic:nvPicPr>
+                    <pic:cNvPr id="0" name="" descr=""/>
+                    <pic:cNvPicPr>
+                      <a:picLocks noChangeAspect="1" noChangeArrowheads="1"/>
+                    </pic:cNvPicPr>
+                  </pic:nvPicPr>
+                  <pic:blipFill>
+                    <a:blip r:embed="rId14" cstate="none"/>
+                    <a:srcRect/>
+                    <a:stretch>
+                      <a:fillRect/>
+                    </a:stretch>
+                  </pic:blipFill>
+                  <pic:spPr bwMode="auto">
+                    <a:xfrm>
+                      <a:off x="0" y="0"/>
+                      <a:ext cx="5124450" cy="2533650"/>
+                    </a:xfrm>
+                    <a:prstGeom prst="rect">
+                      <a:avLst/>
+                    </a:prstGeom>
+                  </pic:spPr>
+                </pic:pic>
+              </a:graphicData>
+            </a:graphic>
+          </wp:inline>
+        </w:drawing>
+      </w:r>
+    </w:p>
+    <w:p>
+      <w:pPr>
+        <w:spacing w:after="0" w:before="0" w:line="480" w:lineRule="auto"/>
+        <w:jc w:val="center"/>
+      </w:pPr>
+      <w:r>
+        <w:rPr>
+          <w:rFonts w:ascii="Times New Roman" w:cs="Times New Roman" w:eastAsia="Times New Roman" w:hAnsi="Times New Roman"/>
+          <w:b/>
+          <w:bCs/>
+          <w:i/>
+          <w:iCs/>
+          <w:sz w:val="22"/>
+          <w:szCs w:val="22"/>
+        </w:rPr>
+        <w:t xml:space="preserve">Figura 7. Pérdida de cobertura vegetal verde en Pando (1 de junio vs. 12 de octubre de 2024)</w:t>
+      </w:r>
+    </w:p>
+    <w:p>
+      <w:pPr>
+        <w:spacing w:after="0" w:before="0" w:line="480" w:lineRule="auto"/>
+        <w:jc w:val="center"/>
+      </w:pPr>
+      <w:r>
+        <w:rPr>
+          <w:rFonts w:ascii="Times New Roman" w:cs="Times New Roman" w:eastAsia="Times New Roman" w:hAnsi="Times New Roman"/>
+          <w:i/>
+          <w:iCs/>
+          <w:sz w:val="20"/>
+          <w:szCs w:val="20"/>
+        </w:rPr>
+        <w:t xml:space="preserve">NASA Worldview / MODIS Terra Corrected Reflectance, NASA EOSDIS (dominio público). Composición lado a lado de elaboración propia.</w:t>
       </w:r>
     </w:p>
     <w:p>

--- a/monografia/monografia_gases_invernadero_pando.docx
+++ b/monografia/monografia_gases_invernadero_pando.docx
@@ -830,6 +830,16 @@
         </w:rPr>
         <w:t xml:space="preserve">Figura 7. Pérdida de cobertura vegetal verde en Pando (junio vs. octubre 2024)	11</w:t>
       </w:r>
+    </w:p>
+    <w:p>
+      <w:pPr>
+        <w:sectPr>
+          <w:pgSz w:w="12240" w:h="15840" w:orient="portrait"/>
+          <w:pgMar w:top="1440" w:right="1440" w:bottom="1440" w:left="1440" w:header="708" w:footer="708" w:gutter="0"/>
+          <w:pgNumType/>
+          <w:docGrid w:linePitch="360"/>
+        </w:sectPr>
+      </w:pPr>
     </w:p>
     <w:p>
       <w:pPr>
@@ -3952,9 +3962,10 @@
     </w:p>
     <w:sectPr>
       <w:headerReference w:type="default" r:id="rId7"/>
+      <w:type w:val="nextPage"/>
       <w:pgSz w:w="12240" w:h="15840" w:orient="portrait"/>
       <w:pgMar w:top="1440" w:right="1440" w:bottom="1440" w:left="1440" w:header="708" w:footer="708" w:gutter="0"/>
-      <w:pgNumType/>
+      <w:pgNumType w:start="1" w:fmt="decimal"/>
       <w:docGrid w:linePitch="360"/>
     </w:sectPr>
   </w:body>

--- a/monografia/monografia_gases_invernadero_pando.docx
+++ b/monografia/monografia_gases_invernadero_pando.docx
@@ -834,6 +834,7 @@
     <w:p>
       <w:pPr>
         <w:sectPr>
+          <w:headerReference w:type="default" r:id="rId7"/>
           <w:pgSz w:w="12240" w:h="15840" w:orient="portrait"/>
           <w:pgMar w:top="1440" w:right="1440" w:bottom="1440" w:left="1440" w:header="708" w:footer="708" w:gutter="0"/>
           <w:pgNumType/>
@@ -1238,7 +1239,7 @@
                     </pic:cNvPicPr>
                   </pic:nvPicPr>
                   <pic:blipFill>
-                    <a:blip r:embed="rId8" cstate="none"/>
+                    <a:blip r:embed="rId9" cstate="none"/>
                     <a:srcRect/>
                     <a:stretch>
                       <a:fillRect/>
@@ -1717,7 +1718,7 @@
                     </pic:cNvPicPr>
                   </pic:nvPicPr>
                   <pic:blipFill>
-                    <a:blip r:embed="rId9" cstate="none"/>
+                    <a:blip r:embed="rId10" cstate="none"/>
                     <a:srcRect/>
                     <a:stretch>
                       <a:fillRect/>
@@ -1845,401 +1846,6 @@
         <w:drawing>
           <wp:inline distT="0" distB="0" distL="0" distR="0">
             <wp:extent cx="5124450" cy="2886075"/>
-            <wp:effectExtent t="0" r="0" b="0" l="0"/>
-            <wp:docPr id="1" name="" descr="" title=""/>
-            <wp:cNvGraphicFramePr>
-              <a:graphicFrameLocks xmlns:a="http://schemas.openxmlformats.org/drawingml/2006/main" noChangeAspect="1"/>
-            </wp:cNvGraphicFramePr>
-            <a:graphic xmlns:a="http://schemas.openxmlformats.org/drawingml/2006/main">
-              <a:graphicData uri="http://schemas.openxmlformats.org/drawingml/2006/picture">
-                <pic:pic xmlns:pic="http://schemas.openxmlformats.org/drawingml/2006/picture">
-                  <pic:nvPicPr>
-                    <pic:cNvPr id="0" name="" descr=""/>
-                    <pic:cNvPicPr>
-                      <a:picLocks noChangeAspect="1" noChangeArrowheads="1"/>
-                    </pic:cNvPicPr>
-                  </pic:nvPicPr>
-                  <pic:blipFill>
-                    <a:blip r:embed="rId10" cstate="none"/>
-                    <a:srcRect/>
-                    <a:stretch>
-                      <a:fillRect/>
-                    </a:stretch>
-                  </pic:blipFill>
-                  <pic:spPr bwMode="auto">
-                    <a:xfrm>
-                      <a:off x="0" y="0"/>
-                      <a:ext cx="5124450" cy="2886075"/>
-                    </a:xfrm>
-                    <a:prstGeom prst="rect">
-                      <a:avLst/>
-                    </a:prstGeom>
-                  </pic:spPr>
-                </pic:pic>
-              </a:graphicData>
-            </a:graphic>
-          </wp:inline>
-        </w:drawing>
-      </w:r>
-    </w:p>
-    <w:p>
-      <w:pPr>
-        <w:spacing w:after="0" w:before="0" w:line="480" w:lineRule="auto"/>
-        <w:jc w:val="center"/>
-      </w:pPr>
-      <w:r>
-        <w:rPr>
-          <w:rFonts w:ascii="Times New Roman" w:cs="Times New Roman" w:eastAsia="Times New Roman" w:hAnsi="Times New Roman"/>
-          <w:b/>
-          <w:bCs/>
-          <w:i/>
-          <w:iCs/>
-          <w:sz w:val="22"/>
-          <w:szCs w:val="22"/>
-        </w:rPr>
-        <w:t xml:space="preserve">Figura 3. Comparación antes/después: gestión forestal (2023) vs. incendios forestales (2024) en Bolivia</w:t>
-      </w:r>
-    </w:p>
-    <w:p>
-      <w:pPr>
-        <w:spacing w:after="0" w:before="0" w:line="480" w:lineRule="auto"/>
-        <w:jc w:val="center"/>
-      </w:pPr>
-      <w:r>
-        <w:rPr>
-          <w:rFonts w:ascii="Times New Roman" w:cs="Times New Roman" w:eastAsia="Times New Roman" w:hAnsi="Times New Roman"/>
-          <w:i/>
-          <w:iCs/>
-          <w:sz w:val="20"/>
-          <w:szCs w:val="20"/>
-        </w:rPr>
-        <w:t xml:space="preserve">IBIF (2025), "Mapa 1" (p. 7) y "Mapa 3" (p. 10). Composición lado a lado de elaboración propia.</w:t>
-      </w:r>
-    </w:p>
-    <w:p>
-      <w:pPr>
-        <w:spacing w:after="0" w:before="0" w:line="480" w:lineRule="auto"/>
-        <w:ind w:firstLine="720"/>
-      </w:pPr>
-      <w:r>
-        <w:rPr>
-          <w:rFonts w:ascii="Times New Roman" w:cs="Times New Roman" w:eastAsia="Times New Roman" w:hAnsi="Times New Roman"/>
-          <w:sz w:val="24"/>
-          <w:szCs w:val="24"/>
-        </w:rPr>
-        <w:t xml:space="preserve">En cuanto a cifras, en 2022 el sector forestal boliviano fue responsable del 67,1 % de las emisiones nacionales de CO₂, del 9,1 % de las de CH₄ y del 26,3 % de las de N₂O (SDSN Bolivia, 2024). Son datos de todo el país, no solo de Pando, y hay que tomarlos como una aproximación, porque no encontré una cifra oficial desagregada que diga exactamente cuánto le corresponde a la temporada de incendios de 2024, que fue la peor registrada en la historia de Bolivia, con 12,6 millones de hectáreas quemadas, de las cuales 7,16 millones eran bosque (Mongabay Latam, 2024).</w:t>
-      </w:r>
-    </w:p>
-    <w:p>
-      <w:pPr>
-        <w:spacing w:after="0" w:before="0" w:line="480" w:lineRule="auto"/>
-        <w:ind w:firstLine="720"/>
-      </w:pPr>
-      <w:r>
-        <w:rPr>
-          <w:rFonts w:ascii="Times New Roman" w:cs="Times New Roman" w:eastAsia="Times New Roman" w:hAnsi="Times New Roman"/>
-          <w:sz w:val="24"/>
-          <w:szCs w:val="24"/>
-        </w:rPr>
-        <w:t xml:space="preserve">Además del efecto sobre el clima, el humo de estos incendios tiene un efecto directo en la salud: contiene partículas muy finas (PM2,5) que, al respirarlas, llegan hasta los pulmones e irritan las vías respiratorias. En septiembre de 2024, Cobija llegó a registrar una concentración de PM2,5 de hasta 575 microgramos por metro cúbico, muy por encima de lo que la Organización Mundial de la Salud considera seguro, y por eso se declaró emergencia sanitaria en la ciudad (Los Tiempos, 2024). No hace falta ser médico para darse cuenta: cualquiera que haya estado en Cobija en esos días recuerda la tos y el ardor en los ojos que dejaba el humo.</w:t>
-      </w:r>
-    </w:p>
-    <w:p>
-      <w:pPr>
-        <w:pStyle w:val="Titulo1"/>
-      </w:pPr>
-      <w:r>
-        <w:t xml:space="preserve">CAPÍTULO III: METODOLOGÍA DE INVESTIGACIÓN</w:t>
-      </w:r>
-    </w:p>
-    <w:p>
-      <w:pPr>
-        <w:pStyle w:val="Titulo2"/>
-      </w:pPr>
-      <w:r>
-        <w:t xml:space="preserve">3.1 Tipo de investigación</w:t>
-      </w:r>
-    </w:p>
-    <w:p>
-      <w:pPr>
-        <w:spacing w:after="0" w:before="0" w:line="480" w:lineRule="auto"/>
-        <w:ind w:firstLine="720"/>
-      </w:pPr>
-      <w:r>
-        <w:rPr>
-          <w:rFonts w:ascii="Times New Roman" w:cs="Times New Roman" w:eastAsia="Times New Roman" w:hAnsi="Times New Roman"/>
-          <w:sz w:val="24"/>
-          <w:szCs w:val="24"/>
-        </w:rPr>
-        <w:t xml:space="preserve">Hice una investigación documental: no apliqué encuestas ni entrevistas, sino que revisé informes de instituciones científicas, notas periodísticas de medios confiables y documentos oficiales sobre los incendios en Bolivia y en Pando, y sobre la química de la combustión de biomasa.</w:t>
-      </w:r>
-    </w:p>
-    <w:p>
-      <w:pPr>
-        <w:pStyle w:val="Titulo2"/>
-      </w:pPr>
-      <w:r>
-        <w:t xml:space="preserve">3.2 Método</w:t>
-      </w:r>
-    </w:p>
-    <w:p>
-      <w:pPr>
-        <w:spacing w:after="0" w:before="0" w:line="480" w:lineRule="auto"/>
-        <w:ind w:firstLine="720"/>
-      </w:pPr>
-      <w:r>
-        <w:rPr>
-          <w:rFonts w:ascii="Times New Roman" w:cs="Times New Roman" w:eastAsia="Times New Roman" w:hAnsi="Times New Roman"/>
-          <w:sz w:val="24"/>
-          <w:szCs w:val="24"/>
-        </w:rPr>
-        <w:t xml:space="preserve">Seguí estos pasos, parecidos al método científico que vimos en clase:</w:t>
-      </w:r>
-    </w:p>
-    <w:p>
-      <w:pPr>
-        <w:pStyle w:val="ListParagraph"/>
-        <w:numPr>
-          <w:ilvl w:val="0"/>
-          <w:numId w:val="1"/>
-        </w:numPr>
-        <w:spacing w:after="0" w:before="0" w:line="480" w:lineRule="auto"/>
-        <w:ind w:left="1080"/>
-      </w:pPr>
-      <w:r>
-        <w:rPr>
-          <w:rFonts w:ascii="Times New Roman" w:cs="Times New Roman" w:eastAsia="Times New Roman" w:hAnsi="Times New Roman"/>
-          <w:sz w:val="24"/>
-          <w:szCs w:val="24"/>
-        </w:rPr>
-        <w:t xml:space="preserve">Observé el problema: el humo de los incendios que se repite cada año en Pando.</w:t>
-      </w:r>
-    </w:p>
-    <w:p>
-      <w:pPr>
-        <w:pStyle w:val="ListParagraph"/>
-        <w:numPr>
-          <w:ilvl w:val="0"/>
-          <w:numId w:val="1"/>
-        </w:numPr>
-        <w:spacing w:after="0" w:before="0" w:line="480" w:lineRule="auto"/>
-        <w:ind w:left="1080"/>
-      </w:pPr>
-      <w:r>
-        <w:rPr>
-          <w:rFonts w:ascii="Times New Roman" w:cs="Times New Roman" w:eastAsia="Times New Roman" w:hAnsi="Times New Roman"/>
-          <w:sz w:val="24"/>
-          <w:szCs w:val="24"/>
-        </w:rPr>
-        <w:t xml:space="preserve">Me pregunté qué reacciones químicas explican por qué se forman CH₄ y N₂O y no solo CO₂.</w:t>
-      </w:r>
-    </w:p>
-    <w:p>
-      <w:pPr>
-        <w:pStyle w:val="ListParagraph"/>
-        <w:numPr>
-          <w:ilvl w:val="0"/>
-          <w:numId w:val="1"/>
-        </w:numPr>
-        <w:spacing w:after="0" w:before="0" w:line="480" w:lineRule="auto"/>
-        <w:ind w:left="1080"/>
-      </w:pPr>
-      <w:r>
-        <w:rPr>
-          <w:rFonts w:ascii="Times New Roman" w:cs="Times New Roman" w:eastAsia="Times New Roman" w:hAnsi="Times New Roman"/>
-          <w:sz w:val="24"/>
-          <w:szCs w:val="24"/>
-        </w:rPr>
-        <w:t xml:space="preserve">Busqué información en fuentes confiables (informes del IPCC, notas de Mongabay Latam y Los Tiempos, datos de SDSN Bolivia).</w:t>
-      </w:r>
-    </w:p>
-    <w:p>
-      <w:pPr>
-        <w:pStyle w:val="ListParagraph"/>
-        <w:numPr>
-          <w:ilvl w:val="0"/>
-          <w:numId w:val="1"/>
-        </w:numPr>
-        <w:spacing w:after="0" w:before="0" w:line="480" w:lineRule="auto"/>
-        <w:ind w:left="1080"/>
-      </w:pPr>
-      <w:r>
-        <w:rPr>
-          <w:rFonts w:ascii="Times New Roman" w:cs="Times New Roman" w:eastAsia="Times New Roman" w:hAnsi="Times New Roman"/>
-          <w:sz w:val="24"/>
-          <w:szCs w:val="24"/>
-        </w:rPr>
-        <w:t xml:space="preserve">Comparé los datos de superficie quemada con lo que había aprendido sobre el potencial de calentamiento de cada gas.</w:t>
-      </w:r>
-    </w:p>
-    <w:p>
-      <w:pPr>
-        <w:pStyle w:val="ListParagraph"/>
-        <w:numPr>
-          <w:ilvl w:val="0"/>
-          <w:numId w:val="1"/>
-        </w:numPr>
-        <w:spacing w:after="0" w:before="0" w:line="480" w:lineRule="auto"/>
-        <w:ind w:left="1080"/>
-      </w:pPr>
-      <w:r>
-        <w:rPr>
-          <w:rFonts w:ascii="Times New Roman" w:cs="Times New Roman" w:eastAsia="Times New Roman" w:hAnsi="Times New Roman"/>
-          <w:sz w:val="24"/>
-          <w:szCs w:val="24"/>
-        </w:rPr>
-        <w:t xml:space="preserve">Elaboré mis conclusiones y el texto argumentativo final con lo aprendido.</w:t>
-      </w:r>
-    </w:p>
-    <w:p>
-      <w:pPr>
-        <w:pStyle w:val="Titulo2"/>
-      </w:pPr>
-      <w:r>
-        <w:t xml:space="preserve">3.3 Técnicas e instrumentos</w:t>
-      </w:r>
-    </w:p>
-    <w:p>
-      <w:pPr>
-        <w:pStyle w:val="Titulo3"/>
-      </w:pPr>
-      <w:r>
-        <w:t xml:space="preserve">Técnicas.</w:t>
-      </w:r>
-    </w:p>
-    <w:p>
-      <w:pPr>
-        <w:pStyle w:val="ListParagraph"/>
-        <w:numPr>
-          <w:ilvl w:val="0"/>
-          <w:numId w:val="1"/>
-        </w:numPr>
-        <w:spacing w:after="0" w:before="0" w:line="480" w:lineRule="auto"/>
-        <w:ind w:left="1080"/>
-      </w:pPr>
-      <w:r>
-        <w:rPr>
-          <w:rFonts w:ascii="Times New Roman" w:cs="Times New Roman" w:eastAsia="Times New Roman" w:hAnsi="Times New Roman"/>
-          <w:sz w:val="24"/>
-          <w:szCs w:val="24"/>
-        </w:rPr>
-        <w:t xml:space="preserve">Revisión bibliográfica y documental.</w:t>
-      </w:r>
-    </w:p>
-    <w:p>
-      <w:pPr>
-        <w:pStyle w:val="ListParagraph"/>
-        <w:numPr>
-          <w:ilvl w:val="0"/>
-          <w:numId w:val="1"/>
-        </w:numPr>
-        <w:spacing w:after="0" w:before="0" w:line="480" w:lineRule="auto"/>
-        <w:ind w:left="1080"/>
-      </w:pPr>
-      <w:r>
-        <w:rPr>
-          <w:rFonts w:ascii="Times New Roman" w:cs="Times New Roman" w:eastAsia="Times New Roman" w:hAnsi="Times New Roman"/>
-          <w:sz w:val="24"/>
-          <w:szCs w:val="24"/>
-        </w:rPr>
-        <w:t xml:space="preserve">Lectura de informes institucionales (IPCC, OPS/OMS, SDSN Bolivia).</w:t>
-      </w:r>
-    </w:p>
-    <w:p>
-      <w:pPr>
-        <w:pStyle w:val="ListParagraph"/>
-        <w:numPr>
-          <w:ilvl w:val="0"/>
-          <w:numId w:val="1"/>
-        </w:numPr>
-        <w:spacing w:after="0" w:before="0" w:line="480" w:lineRule="auto"/>
-        <w:ind w:left="1080"/>
-      </w:pPr>
-      <w:r>
-        <w:rPr>
-          <w:rFonts w:ascii="Times New Roman" w:cs="Times New Roman" w:eastAsia="Times New Roman" w:hAnsi="Times New Roman"/>
-          <w:sz w:val="24"/>
-          <w:szCs w:val="24"/>
-        </w:rPr>
-        <w:t xml:space="preserve">Revisión de noticias de medios especializados en temas ambientales.</w:t>
-      </w:r>
-    </w:p>
-    <w:p>
-      <w:pPr>
-        <w:pStyle w:val="Titulo3"/>
-      </w:pPr>
-      <w:r>
-        <w:t xml:space="preserve">Instrumentos.</w:t>
-      </w:r>
-    </w:p>
-    <w:p>
-      <w:pPr>
-        <w:pStyle w:val="ListParagraph"/>
-        <w:numPr>
-          <w:ilvl w:val="0"/>
-          <w:numId w:val="1"/>
-        </w:numPr>
-        <w:spacing w:after="0" w:before="0" w:line="480" w:lineRule="auto"/>
-        <w:ind w:left="1080"/>
-      </w:pPr>
-      <w:r>
-        <w:rPr>
-          <w:rFonts w:ascii="Times New Roman" w:cs="Times New Roman" w:eastAsia="Times New Roman" w:hAnsi="Times New Roman"/>
-          <w:sz w:val="24"/>
-          <w:szCs w:val="24"/>
-        </w:rPr>
-        <w:t xml:space="preserve">Fichas para anotar los datos más importantes de cada fuente.</w:t>
-      </w:r>
-    </w:p>
-    <w:p>
-      <w:pPr>
-        <w:pStyle w:val="ListParagraph"/>
-        <w:numPr>
-          <w:ilvl w:val="0"/>
-          <w:numId w:val="1"/>
-        </w:numPr>
-        <w:spacing w:after="0" w:before="0" w:line="480" w:lineRule="auto"/>
-        <w:ind w:left="1080"/>
-      </w:pPr>
-      <w:r>
-        <w:rPr>
-          <w:rFonts w:ascii="Times New Roman" w:cs="Times New Roman" w:eastAsia="Times New Roman" w:hAnsi="Times New Roman"/>
-          <w:sz w:val="24"/>
-          <w:szCs w:val="24"/>
-        </w:rPr>
-        <w:t xml:space="preserve">Cuadros comparativos que armé yo mismo/a con los datos encontrados.</w:t>
-      </w:r>
-    </w:p>
-    <w:p>
-      <w:pPr>
-        <w:pStyle w:val="Titulo1"/>
-      </w:pPr>
-      <w:r>
-        <w:t xml:space="preserve">CAPÍTULO IV: DESARROLLO DE LA INVESTIGACIÓN</w:t>
-      </w:r>
-    </w:p>
-    <w:p>
-      <w:pPr>
-        <w:spacing w:after="0" w:before="0" w:line="480" w:lineRule="auto"/>
-        <w:ind w:firstLine="720"/>
-      </w:pPr>
-      <w:r>
-        <w:rPr>
-          <w:rFonts w:ascii="Times New Roman" w:cs="Times New Roman" w:eastAsia="Times New Roman" w:hAnsi="Times New Roman"/>
-          <w:sz w:val="24"/>
-          <w:szCs w:val="24"/>
-        </w:rPr>
-        <w:t xml:space="preserve">Cuando empecé a buscar información sobre los incendios en Bolivia, lo primero que me llamó la atención fue lo grande que fue el salto entre 2023 y 2024: en 2023 se quemaron cerca de 3,3 millones de hectáreas, pero en 2024 la cifra subió a 12,6 millones, de las cuales más de 7 millones eran bosque (Mongabay Latam, 2024). En Pando, esto se sintió directamente: en septiembre de 2024 Cobija declaró emergencia sanitaria porque la concentración de partículas contaminantes en el aire llegó a 575 microgramos por metro cúbico, un nivel muy superior a lo recomendado por la Organización Mundial de la Salud (Los Tiempos, 2024). La Figura 5 resume la secuencia de estos hechos.</w:t>
-      </w:r>
-    </w:p>
-    <w:p>
-      <w:pPr>
-        <w:jc w:val="center"/>
-      </w:pPr>
-      <w:r>
-        <w:drawing>
-          <wp:inline distT="0" distB="0" distL="0" distR="0">
-            <wp:extent cx="5124450" cy="3171825"/>
             <wp:effectExtent t="0" r="0" b="0" l="0"/>
             <wp:docPr id="1" name="" descr="" title=""/>
             <wp:cNvGraphicFramePr>
@@ -2264,7 +1870,7 @@
                   <pic:spPr bwMode="auto">
                     <a:xfrm>
                       <a:off x="0" y="0"/>
-                      <a:ext cx="5124450" cy="3171825"/>
+                      <a:ext cx="5124450" cy="2886075"/>
                     </a:xfrm>
                     <a:prstGeom prst="rect">
                       <a:avLst/>
@@ -2292,7 +1898,7 @@
           <w:sz w:val="22"/>
           <w:szCs w:val="22"/>
         </w:rPr>
-        <w:t xml:space="preserve">Figura 5. Línea de tiempo de los incendios forestales (2023-2024)</w:t>
+        <w:t xml:space="preserve">Figura 3. Comparación antes/después: gestión forestal (2023) vs. incendios forestales (2024) en Bolivia</w:t>
       </w:r>
     </w:p>
     <w:p>
@@ -2308,7 +1914,7 @@
           <w:sz w:val="20"/>
           <w:szCs w:val="20"/>
         </w:rPr>
-        <w:t xml:space="preserve">Elaboración propia con datos de Mongabay Latam (2024) y Los Tiempos (2024).</w:t>
+        <w:t xml:space="preserve">IBIF (2025), "Mapa 1" (p. 7) y "Mapa 3" (p. 10). Composición lado a lado de elaboración propia.</w:t>
       </w:r>
     </w:p>
     <w:p>
@@ -2322,7 +1928,7 @@
           <w:sz w:val="24"/>
           <w:szCs w:val="24"/>
         </w:rPr>
-        <w:t xml:space="preserve">Lo que más me sirvió entender, desde la química, es que ese humo no es "una sola cosa": según las Directrices del IPCC (2019) para inventarios de gases de efecto invernadero, la quema de biomasa libera una mezcla de CO₂ (cuando hay suficiente oxígeno) y de CO, CH₄ y N₂O (cuando la combustión es incompleta, algo que pasa mucho en las zonas internas de un incendio grande). Y como vimos en el marco teórico, no todos esos gases "pesan" igual para el efecto invernadero: según los valores que publicó el IPCC en su informe de 2021, una tonelada de metano equivale, en capacidad de retener calor, a unas 27-30 toneladas de CO₂, y una tonelada de óxido nitroso equivale a unas 273 toneladas de CO₂.</w:t>
+        <w:t xml:space="preserve">En cuanto a cifras, en 2022 el sector forestal boliviano fue responsable del 67,1 % de las emisiones nacionales de CO₂, del 9,1 % de las de CH₄ y del 26,3 % de las de N₂O (SDSN Bolivia, 2024). Son datos de todo el país, no solo de Pando, y hay que tomarlos como una aproximación, porque no encontré una cifra oficial desagregada que diga exactamente cuánto le corresponde a la temporada de incendios de 2024, que fue la peor registrada en la historia de Bolivia, con 12,6 millones de hectáreas quemadas, de las cuales 7,16 millones eran bosque (Mongabay Latam, 2024).</w:t>
       </w:r>
     </w:p>
     <w:p>
@@ -2336,7 +1942,295 @@
           <w:sz w:val="24"/>
           <w:szCs w:val="24"/>
         </w:rPr>
-        <w:t xml:space="preserve">A nivel de todo el país, en 2022 el sector forestal fue responsable del 9,1 % de las emisiones de metano y del 26,3 % de las de óxido nitroso de Bolivia (SDSN Bolivia, 2024), como se observa en la Figura 4. Como en 2024 se quemó muchísima más superficie que en años anteriores, me parece razonable pensar que esa proporción se haya mantenido o incluso subido, aunque en las fuentes que revisé no encontré un dato oficial ya calculado específicamente para 2024. El Instituto Boliviano de Investigación Forestal, usando imágenes satelitales, confirmó la magnitud de las zonas quemadas en el país, incluyendo áreas de bosque amazónico en Pando (IBIF, 2025).</w:t>
+        <w:t xml:space="preserve">Además del efecto sobre el clima, el humo de estos incendios tiene un efecto directo en la salud: contiene partículas muy finas (PM2,5) que, al respirarlas, llegan hasta los pulmones e irritan las vías respiratorias. En septiembre de 2024, Cobija llegó a registrar una concentración de PM2,5 de hasta 575 microgramos por metro cúbico, muy por encima de lo que la Organización Mundial de la Salud considera seguro, y por eso se declaró emergencia sanitaria en la ciudad (Los Tiempos, 2024). No hace falta ser médico para darse cuenta: cualquiera que haya estado en Cobija en esos días recuerda la tos y el ardor en los ojos que dejaba el humo.</w:t>
+      </w:r>
+    </w:p>
+    <w:p>
+      <w:pPr>
+        <w:pStyle w:val="Titulo1"/>
+      </w:pPr>
+      <w:r>
+        <w:t xml:space="preserve">CAPÍTULO III: METODOLOGÍA DE INVESTIGACIÓN</w:t>
+      </w:r>
+    </w:p>
+    <w:p>
+      <w:pPr>
+        <w:pStyle w:val="Titulo2"/>
+      </w:pPr>
+      <w:r>
+        <w:t xml:space="preserve">3.1 Tipo de investigación</w:t>
+      </w:r>
+    </w:p>
+    <w:p>
+      <w:pPr>
+        <w:spacing w:after="0" w:before="0" w:line="480" w:lineRule="auto"/>
+        <w:ind w:firstLine="720"/>
+      </w:pPr>
+      <w:r>
+        <w:rPr>
+          <w:rFonts w:ascii="Times New Roman" w:cs="Times New Roman" w:eastAsia="Times New Roman" w:hAnsi="Times New Roman"/>
+          <w:sz w:val="24"/>
+          <w:szCs w:val="24"/>
+        </w:rPr>
+        <w:t xml:space="preserve">Hice una investigación documental: no apliqué encuestas ni entrevistas, sino que revisé informes de instituciones científicas, notas periodísticas de medios confiables y documentos oficiales sobre los incendios en Bolivia y en Pando, y sobre la química de la combustión de biomasa.</w:t>
+      </w:r>
+    </w:p>
+    <w:p>
+      <w:pPr>
+        <w:pStyle w:val="Titulo2"/>
+      </w:pPr>
+      <w:r>
+        <w:t xml:space="preserve">3.2 Método</w:t>
+      </w:r>
+    </w:p>
+    <w:p>
+      <w:pPr>
+        <w:spacing w:after="0" w:before="0" w:line="480" w:lineRule="auto"/>
+        <w:ind w:firstLine="720"/>
+      </w:pPr>
+      <w:r>
+        <w:rPr>
+          <w:rFonts w:ascii="Times New Roman" w:cs="Times New Roman" w:eastAsia="Times New Roman" w:hAnsi="Times New Roman"/>
+          <w:sz w:val="24"/>
+          <w:szCs w:val="24"/>
+        </w:rPr>
+        <w:t xml:space="preserve">Seguí estos pasos, parecidos al método científico que vimos en clase:</w:t>
+      </w:r>
+    </w:p>
+    <w:p>
+      <w:pPr>
+        <w:pStyle w:val="ListParagraph"/>
+        <w:numPr>
+          <w:ilvl w:val="0"/>
+          <w:numId w:val="1"/>
+        </w:numPr>
+        <w:spacing w:after="0" w:before="0" w:line="480" w:lineRule="auto"/>
+        <w:ind w:left="1080"/>
+      </w:pPr>
+      <w:r>
+        <w:rPr>
+          <w:rFonts w:ascii="Times New Roman" w:cs="Times New Roman" w:eastAsia="Times New Roman" w:hAnsi="Times New Roman"/>
+          <w:sz w:val="24"/>
+          <w:szCs w:val="24"/>
+        </w:rPr>
+        <w:t xml:space="preserve">Observé el problema: el humo de los incendios que se repite cada año en Pando.</w:t>
+      </w:r>
+    </w:p>
+    <w:p>
+      <w:pPr>
+        <w:pStyle w:val="ListParagraph"/>
+        <w:numPr>
+          <w:ilvl w:val="0"/>
+          <w:numId w:val="1"/>
+        </w:numPr>
+        <w:spacing w:after="0" w:before="0" w:line="480" w:lineRule="auto"/>
+        <w:ind w:left="1080"/>
+      </w:pPr>
+      <w:r>
+        <w:rPr>
+          <w:rFonts w:ascii="Times New Roman" w:cs="Times New Roman" w:eastAsia="Times New Roman" w:hAnsi="Times New Roman"/>
+          <w:sz w:val="24"/>
+          <w:szCs w:val="24"/>
+        </w:rPr>
+        <w:t xml:space="preserve">Me pregunté qué reacciones químicas explican por qué se forman CH₄ y N₂O y no solo CO₂.</w:t>
+      </w:r>
+    </w:p>
+    <w:p>
+      <w:pPr>
+        <w:pStyle w:val="ListParagraph"/>
+        <w:numPr>
+          <w:ilvl w:val="0"/>
+          <w:numId w:val="1"/>
+        </w:numPr>
+        <w:spacing w:after="0" w:before="0" w:line="480" w:lineRule="auto"/>
+        <w:ind w:left="1080"/>
+      </w:pPr>
+      <w:r>
+        <w:rPr>
+          <w:rFonts w:ascii="Times New Roman" w:cs="Times New Roman" w:eastAsia="Times New Roman" w:hAnsi="Times New Roman"/>
+          <w:sz w:val="24"/>
+          <w:szCs w:val="24"/>
+        </w:rPr>
+        <w:t xml:space="preserve">Busqué información en fuentes confiables (informes del IPCC, notas de Mongabay Latam y Los Tiempos, datos de SDSN Bolivia).</w:t>
+      </w:r>
+    </w:p>
+    <w:p>
+      <w:pPr>
+        <w:pStyle w:val="ListParagraph"/>
+        <w:numPr>
+          <w:ilvl w:val="0"/>
+          <w:numId w:val="1"/>
+        </w:numPr>
+        <w:spacing w:after="0" w:before="0" w:line="480" w:lineRule="auto"/>
+        <w:ind w:left="1080"/>
+      </w:pPr>
+      <w:r>
+        <w:rPr>
+          <w:rFonts w:ascii="Times New Roman" w:cs="Times New Roman" w:eastAsia="Times New Roman" w:hAnsi="Times New Roman"/>
+          <w:sz w:val="24"/>
+          <w:szCs w:val="24"/>
+        </w:rPr>
+        <w:t xml:space="preserve">Comparé los datos de superficie quemada con lo que había aprendido sobre el potencial de calentamiento de cada gas.</w:t>
+      </w:r>
+    </w:p>
+    <w:p>
+      <w:pPr>
+        <w:pStyle w:val="ListParagraph"/>
+        <w:numPr>
+          <w:ilvl w:val="0"/>
+          <w:numId w:val="1"/>
+        </w:numPr>
+        <w:spacing w:after="0" w:before="0" w:line="480" w:lineRule="auto"/>
+        <w:ind w:left="1080"/>
+      </w:pPr>
+      <w:r>
+        <w:rPr>
+          <w:rFonts w:ascii="Times New Roman" w:cs="Times New Roman" w:eastAsia="Times New Roman" w:hAnsi="Times New Roman"/>
+          <w:sz w:val="24"/>
+          <w:szCs w:val="24"/>
+        </w:rPr>
+        <w:t xml:space="preserve">Elaboré mis conclusiones y el texto argumentativo final con lo aprendido.</w:t>
+      </w:r>
+    </w:p>
+    <w:p>
+      <w:pPr>
+        <w:pStyle w:val="Titulo2"/>
+      </w:pPr>
+      <w:r>
+        <w:t xml:space="preserve">3.3 Técnicas e instrumentos</w:t>
+      </w:r>
+    </w:p>
+    <w:p>
+      <w:pPr>
+        <w:pStyle w:val="Titulo3"/>
+      </w:pPr>
+      <w:r>
+        <w:t xml:space="preserve">Técnicas.</w:t>
+      </w:r>
+    </w:p>
+    <w:p>
+      <w:pPr>
+        <w:pStyle w:val="ListParagraph"/>
+        <w:numPr>
+          <w:ilvl w:val="0"/>
+          <w:numId w:val="1"/>
+        </w:numPr>
+        <w:spacing w:after="0" w:before="0" w:line="480" w:lineRule="auto"/>
+        <w:ind w:left="1080"/>
+      </w:pPr>
+      <w:r>
+        <w:rPr>
+          <w:rFonts w:ascii="Times New Roman" w:cs="Times New Roman" w:eastAsia="Times New Roman" w:hAnsi="Times New Roman"/>
+          <w:sz w:val="24"/>
+          <w:szCs w:val="24"/>
+        </w:rPr>
+        <w:t xml:space="preserve">Revisión bibliográfica y documental.</w:t>
+      </w:r>
+    </w:p>
+    <w:p>
+      <w:pPr>
+        <w:pStyle w:val="ListParagraph"/>
+        <w:numPr>
+          <w:ilvl w:val="0"/>
+          <w:numId w:val="1"/>
+        </w:numPr>
+        <w:spacing w:after="0" w:before="0" w:line="480" w:lineRule="auto"/>
+        <w:ind w:left="1080"/>
+      </w:pPr>
+      <w:r>
+        <w:rPr>
+          <w:rFonts w:ascii="Times New Roman" w:cs="Times New Roman" w:eastAsia="Times New Roman" w:hAnsi="Times New Roman"/>
+          <w:sz w:val="24"/>
+          <w:szCs w:val="24"/>
+        </w:rPr>
+        <w:t xml:space="preserve">Lectura de informes institucionales (IPCC, OPS/OMS, SDSN Bolivia).</w:t>
+      </w:r>
+    </w:p>
+    <w:p>
+      <w:pPr>
+        <w:pStyle w:val="ListParagraph"/>
+        <w:numPr>
+          <w:ilvl w:val="0"/>
+          <w:numId w:val="1"/>
+        </w:numPr>
+        <w:spacing w:after="0" w:before="0" w:line="480" w:lineRule="auto"/>
+        <w:ind w:left="1080"/>
+      </w:pPr>
+      <w:r>
+        <w:rPr>
+          <w:rFonts w:ascii="Times New Roman" w:cs="Times New Roman" w:eastAsia="Times New Roman" w:hAnsi="Times New Roman"/>
+          <w:sz w:val="24"/>
+          <w:szCs w:val="24"/>
+        </w:rPr>
+        <w:t xml:space="preserve">Revisión de noticias de medios especializados en temas ambientales.</w:t>
+      </w:r>
+    </w:p>
+    <w:p>
+      <w:pPr>
+        <w:pStyle w:val="Titulo3"/>
+      </w:pPr>
+      <w:r>
+        <w:t xml:space="preserve">Instrumentos.</w:t>
+      </w:r>
+    </w:p>
+    <w:p>
+      <w:pPr>
+        <w:pStyle w:val="ListParagraph"/>
+        <w:numPr>
+          <w:ilvl w:val="0"/>
+          <w:numId w:val="1"/>
+        </w:numPr>
+        <w:spacing w:after="0" w:before="0" w:line="480" w:lineRule="auto"/>
+        <w:ind w:left="1080"/>
+      </w:pPr>
+      <w:r>
+        <w:rPr>
+          <w:rFonts w:ascii="Times New Roman" w:cs="Times New Roman" w:eastAsia="Times New Roman" w:hAnsi="Times New Roman"/>
+          <w:sz w:val="24"/>
+          <w:szCs w:val="24"/>
+        </w:rPr>
+        <w:t xml:space="preserve">Fichas para anotar los datos más importantes de cada fuente.</w:t>
+      </w:r>
+    </w:p>
+    <w:p>
+      <w:pPr>
+        <w:pStyle w:val="ListParagraph"/>
+        <w:numPr>
+          <w:ilvl w:val="0"/>
+          <w:numId w:val="1"/>
+        </w:numPr>
+        <w:spacing w:after="0" w:before="0" w:line="480" w:lineRule="auto"/>
+        <w:ind w:left="1080"/>
+      </w:pPr>
+      <w:r>
+        <w:rPr>
+          <w:rFonts w:ascii="Times New Roman" w:cs="Times New Roman" w:eastAsia="Times New Roman" w:hAnsi="Times New Roman"/>
+          <w:sz w:val="24"/>
+          <w:szCs w:val="24"/>
+        </w:rPr>
+        <w:t xml:space="preserve">Cuadros comparativos que armé yo mismo/a con los datos encontrados.</w:t>
+      </w:r>
+    </w:p>
+    <w:p>
+      <w:pPr>
+        <w:pStyle w:val="Titulo1"/>
+      </w:pPr>
+      <w:r>
+        <w:t xml:space="preserve">CAPÍTULO IV: DESARROLLO DE LA INVESTIGACIÓN</w:t>
+      </w:r>
+    </w:p>
+    <w:p>
+      <w:pPr>
+        <w:spacing w:after="0" w:before="0" w:line="480" w:lineRule="auto"/>
+        <w:ind w:firstLine="720"/>
+      </w:pPr>
+      <w:r>
+        <w:rPr>
+          <w:rFonts w:ascii="Times New Roman" w:cs="Times New Roman" w:eastAsia="Times New Roman" w:hAnsi="Times New Roman"/>
+          <w:sz w:val="24"/>
+          <w:szCs w:val="24"/>
+        </w:rPr>
+        <w:t xml:space="preserve">Cuando empecé a buscar información sobre los incendios en Bolivia, lo primero que me llamó la atención fue lo grande que fue el salto entre 2023 y 2024: en 2023 se quemaron cerca de 3,3 millones de hectáreas, pero en 2024 la cifra subió a 12,6 millones, de las cuales más de 7 millones eran bosque (Mongabay Latam, 2024). En Pando, esto se sintió directamente: en septiembre de 2024 Cobija declaró emergencia sanitaria porque la concentración de partículas contaminantes en el aire llegó a 575 microgramos por metro cúbico, un nivel muy superior a lo recomendado por la Organización Mundial de la Salud (Los Tiempos, 2024). La Figura 5 resume la secuencia de estos hechos.</w:t>
       </w:r>
     </w:p>
     <w:p>
@@ -2399,7 +2293,7 @@
           <w:sz w:val="22"/>
           <w:szCs w:val="22"/>
         </w:rPr>
-        <w:t xml:space="preserve">Figura 4. Participación del sector forestal en las emisiones (Bolivia, 2022)</w:t>
+        <w:t xml:space="preserve">Figura 5. Línea de tiempo de los incendios forestales (2023-2024)</w:t>
       </w:r>
     </w:p>
     <w:p>
@@ -2415,7 +2309,7 @@
           <w:sz w:val="20"/>
           <w:szCs w:val="20"/>
         </w:rPr>
-        <w:t xml:space="preserve">Elaboración propia con datos de SDSN Bolivia (2024).</w:t>
+        <w:t xml:space="preserve">Elaboración propia con datos de Mongabay Latam (2024) y Los Tiempos (2024).</w:t>
       </w:r>
     </w:p>
     <w:p>
@@ -2429,7 +2323,7 @@
           <w:sz w:val="24"/>
           <w:szCs w:val="24"/>
         </w:rPr>
-        <w:t xml:space="preserve">También encontré que el Estado boliviano, en su Tercera Contribución Nacionalmente Determinada ante la Convención Marco de las Naciones Unidas sobre el Cambio Climático, reconoce que hay que reducir las emisiones del sector agropecuario y forestal, incluyendo el control de quemas, como parte de sus compromisos para el periodo 2026-2035 (Estado Plurinacional de Bolivia, 2024). Eso me hizo pensar que este no es solo un problema "de Pando", sino algo que el propio país ya identificó como un compromiso pendiente.</w:t>
+        <w:t xml:space="preserve">Lo que más me sirvió entender, desde la química, es que ese humo no es "una sola cosa": según las Directrices del IPCC (2019) para inventarios de gases de efecto invernadero, la quema de biomasa libera una mezcla de CO₂ (cuando hay suficiente oxígeno) y de CO, CH₄ y N₂O (cuando la combustión es incompleta, algo que pasa mucho en las zonas internas de un incendio grande). Y como vimos en el marco teórico, no todos esos gases "pesan" igual para el efecto invernadero: según los valores que publicó el IPCC en su informe de 2021, una tonelada de metano equivale, en capacidad de retener calor, a unas 27-30 toneladas de CO₂, y una tonelada de óxido nitroso equivale a unas 273 toneladas de CO₂.</w:t>
       </w:r>
     </w:p>
     <w:p>
@@ -2443,186 +2337,7 @@
           <w:sz w:val="24"/>
           <w:szCs w:val="24"/>
         </w:rPr>
-        <w:t xml:space="preserve">Con toda esta información, creo que puedo interpretar que los incendios en Pando no son solamente un problema de "perder bosque", sino que también son una fuente activa de reacciones químicas que liberan gases de alto impacto climático, y que entender esas reacciones ayuda a explicar por qué un incendio relativamente "chico" en superficie puede tener un efecto climático desproporcionado.</w:t>
-      </w:r>
-    </w:p>
-    <w:p>
-      <w:pPr>
-        <w:pStyle w:val="Titulo1"/>
-      </w:pPr>
-      <w:r>
-        <w:t xml:space="preserve">TEXTO ARGUMENTATIVO</w:t>
-      </w:r>
-    </w:p>
-    <w:p>
-      <w:pPr>
-        <w:spacing w:after="0" w:before="0" w:line="480" w:lineRule="auto"/>
-        <w:ind w:firstLine="720"/>
-      </w:pPr>
-      <w:r>
-        <w:rPr>
-          <w:rFonts w:ascii="Times New Roman" w:cs="Times New Roman" w:eastAsia="Times New Roman" w:hAnsi="Times New Roman"/>
-          <w:sz w:val="24"/>
-          <w:szCs w:val="24"/>
-        </w:rPr>
-        <w:t xml:space="preserve">A partir de lo investigado, elaboré el siguiente texto argumentativo, dirigido a la población de Pando, con el propósito de sostener que la prevención de incendios forestales debe considerarse una prioridad, tanto por sus consecuencias químicas y climáticas como por sus efectos sobre la salud.</w:t>
-      </w:r>
-    </w:p>
-    <w:p>
-      <w:pPr>
-        <w:pStyle w:val="Titulo2"/>
-      </w:pPr>
-      <w:r>
-        <w:t xml:space="preserve">Por qué la prevención de incendios en Pando no puede esperar</w:t>
-      </w:r>
-    </w:p>
-    <w:p>
-      <w:pPr>
-        <w:spacing w:after="0" w:before="0" w:line="480" w:lineRule="auto"/>
-        <w:ind w:firstLine="720"/>
-      </w:pPr>
-      <w:r>
-        <w:rPr>
-          <w:rFonts w:ascii="Times New Roman" w:cs="Times New Roman" w:eastAsia="Times New Roman" w:hAnsi="Times New Roman"/>
-          <w:sz w:val="24"/>
-          <w:szCs w:val="24"/>
-        </w:rPr>
-        <w:t xml:space="preserve">Sostengo que el control y la prevención de los incendios forestales en Pando deben ser tratados como una prioridad real para nuestra comunidad, y no como un problema secundario frente a la agricultura o la ganadería. Esta postura se sustenta en tres argumentos: el aporte desproporcionado de estos incendios al efecto invernadero, sus consecuencias directas sobre la salud de la población, y la existencia de alternativas viables al chaqueo tradicional.</w:t>
-      </w:r>
-    </w:p>
-    <w:p>
-      <w:pPr>
-        <w:spacing w:after="0" w:before="0" w:line="480" w:lineRule="auto"/>
-        <w:ind w:firstLine="720"/>
-      </w:pPr>
-      <w:r>
-        <w:rPr>
-          <w:rFonts w:ascii="Times New Roman" w:cs="Times New Roman" w:eastAsia="Times New Roman" w:hAnsi="Times New Roman"/>
-          <w:sz w:val="24"/>
-          <w:szCs w:val="24"/>
-        </w:rPr>
-        <w:t xml:space="preserve">En primer lugar, desde el punto de vista químico, un incendio forestal no libera un único gas, sino una mezcla en la que predominan el CO₂, el CH₄ y el N₂O, según haya o no suficiente oxígeno para que la combustión se complete. Esto es relevante porque, según el IPCC (2021), una tonelada de metano retiene aproximadamente lo mismo que 27 a 30 toneladas de CO₂, y una tonelada de óxido nitroso, lo mismo que 273 toneladas. En consecuencia, los incendios que ocurren en Pando —donde predomina la combustión incompleta, propia de la quema de biomasa húmeda y de residuos agrícolas— contribuyen al calentamiento global de manera más significativa de lo que sugeriría únicamente la superficie quemada.</w:t>
-      </w:r>
-    </w:p>
-    <w:p>
-      <w:pPr>
-        <w:spacing w:after="0" w:before="0" w:line="480" w:lineRule="auto"/>
-        <w:ind w:firstLine="720"/>
-      </w:pPr>
-      <w:r>
-        <w:rPr>
-          <w:rFonts w:ascii="Times New Roman" w:cs="Times New Roman" w:eastAsia="Times New Roman" w:hAnsi="Times New Roman"/>
-          <w:sz w:val="24"/>
-          <w:szCs w:val="24"/>
-        </w:rPr>
-        <w:t xml:space="preserve">En segundo lugar, las consecuencias no se limitan a la atmósfera, sino que afectan directamente a quienes habitamos la región. En septiembre de 2024, Cobija registró una concentración de material particulado (PM2,5) de hasta 575 microgramos por metro cúbico, muy por encima de los límites que la Organización Mundial de la Salud considera seguros, lo que obligó a declarar emergencia sanitaria en la ciudad (Los Tiempos, 2024). Esa cifra no es un dato abstracto: corresponde a los mismos días en que gran parte de la población, entre ellos yo, tuvo que lidiar con tos, irritación en los ojos y dificultad para respirar.</w:t>
-      </w:r>
-    </w:p>
-    <w:p>
-      <w:pPr>
-        <w:spacing w:after="0" w:before="0" w:line="480" w:lineRule="auto"/>
-        <w:ind w:firstLine="720"/>
-      </w:pPr>
-      <w:r>
-        <w:rPr>
-          <w:rFonts w:ascii="Times New Roman" w:cs="Times New Roman" w:eastAsia="Times New Roman" w:hAnsi="Times New Roman"/>
-          <w:sz w:val="24"/>
-          <w:szCs w:val="24"/>
-        </w:rPr>
-        <w:t xml:space="preserve">Podría objetarse que el chaqueo es una práctica agrícola tradicional, necesaria para la economía familiar, y que exigir su eliminación inmediata resultaría poco realista. Sin embargo, este argumento no invalida la necesidad de prevención, sino que la refuerza: dado que el bosque húmedo amazónico no es naturalmente inflamable y se vuelve vulnerable al fuego principalmente por la fragmentación causada por la expansión de la frontera agrícola, es posible sostener la actividad agropecuaria adoptando prácticas de manejo agroforestal que reduzcan la necesidad de quemar grandes extensiones, en lugar de renunciar a la prevención por completo.</w:t>
-      </w:r>
-    </w:p>
-    <w:p>
-      <w:pPr>
-        <w:spacing w:after="0" w:before="0" w:line="480" w:lineRule="auto"/>
-        <w:ind w:firstLine="720"/>
-      </w:pPr>
-      <w:r>
-        <w:rPr>
-          <w:rFonts w:ascii="Times New Roman" w:cs="Times New Roman" w:eastAsia="Times New Roman" w:hAnsi="Times New Roman"/>
-          <w:sz w:val="24"/>
-          <w:szCs w:val="24"/>
-        </w:rPr>
-        <w:t xml:space="preserve">Por las razones expuestas, considero que la prevención de incendios en Pando —mediante control de quemas, alerta temprana y coordinación con las zonas fronterizas de Brasil y Perú— no es una medida opcional, sino una necesidad respaldada tanto por la química de la combustión como por la evidencia sobre sus efectos en la salud de la población pandina.</w:t>
-      </w:r>
-    </w:p>
-    <w:p>
-      <w:pPr>
-        <w:pStyle w:val="Titulo1"/>
-      </w:pPr>
-      <w:r>
-        <w:t xml:space="preserve">CAPÍTULO V: RESULTADOS</w:t>
-      </w:r>
-    </w:p>
-    <w:p>
-      <w:pPr>
-        <w:spacing w:after="0" w:before="0" w:line="480" w:lineRule="auto"/>
-        <w:ind w:firstLine="720"/>
-      </w:pPr>
-      <w:r>
-        <w:rPr>
-          <w:rFonts w:ascii="Times New Roman" w:cs="Times New Roman" w:eastAsia="Times New Roman" w:hAnsi="Times New Roman"/>
-          <w:sz w:val="24"/>
-          <w:szCs w:val="24"/>
-        </w:rPr>
-        <w:t xml:space="preserve">Después de revisar todas las fuentes, esto es lo que puedo resumir como los datos más importantes que encontré:</w:t>
-      </w:r>
-    </w:p>
-    <w:p>
-      <w:pPr>
-        <w:pStyle w:val="ListParagraph"/>
-        <w:numPr>
-          <w:ilvl w:val="0"/>
-          <w:numId w:val="1"/>
-        </w:numPr>
-        <w:spacing w:after="0" w:before="0" w:line="480" w:lineRule="auto"/>
-        <w:ind w:left="1080"/>
-      </w:pPr>
-      <w:r>
-        <w:rPr>
-          <w:rFonts w:ascii="Times New Roman" w:cs="Times New Roman" w:eastAsia="Times New Roman" w:hAnsi="Times New Roman"/>
-          <w:sz w:val="24"/>
-          <w:szCs w:val="24"/>
-        </w:rPr>
-        <w:t xml:space="preserve">En 2024, Bolivia registró 12,6 millones de hectáreas quemadas, la cifra más alta de su historia (Mongabay Latam, 2024), frente a 3,3 millones en 2023, como se ve en la Figura 6.</w:t>
-      </w:r>
-    </w:p>
-    <w:p>
-      <w:pPr>
-        <w:pStyle w:val="ListParagraph"/>
-        <w:numPr>
-          <w:ilvl w:val="0"/>
-          <w:numId w:val="1"/>
-        </w:numPr>
-        <w:spacing w:after="0" w:before="0" w:line="480" w:lineRule="auto"/>
-        <w:ind w:left="1080"/>
-      </w:pPr>
-      <w:r>
-        <w:rPr>
-          <w:rFonts w:ascii="Times New Roman" w:cs="Times New Roman" w:eastAsia="Times New Roman" w:hAnsi="Times New Roman"/>
-          <w:sz w:val="24"/>
-          <w:szCs w:val="24"/>
-        </w:rPr>
-        <w:t xml:space="preserve">El sector forestal boliviano fue responsable del 9,1 % de las emisiones nacionales de metano y del 26,3 % de las de óxido nitroso en 2022 (SDSN Bolivia, 2024).</w:t>
-      </w:r>
-    </w:p>
-    <w:p>
-      <w:pPr>
-        <w:pStyle w:val="ListParagraph"/>
-        <w:numPr>
-          <w:ilvl w:val="0"/>
-          <w:numId w:val="1"/>
-        </w:numPr>
-        <w:spacing w:after="0" w:before="0" w:line="480" w:lineRule="auto"/>
-        <w:ind w:left="1080"/>
-      </w:pPr>
-      <w:r>
-        <w:rPr>
-          <w:rFonts w:ascii="Times New Roman" w:cs="Times New Roman" w:eastAsia="Times New Roman" w:hAnsi="Times New Roman"/>
-          <w:sz w:val="24"/>
-          <w:szCs w:val="24"/>
-        </w:rPr>
-        <w:t xml:space="preserve">En septiembre de 2024, Cobija llegó a una concentración de PM2,5 de 575 µg/m³, muy dañina para la salud, a causa del humo de los incendios (Los Tiempos, 2024).</w:t>
+        <w:t xml:space="preserve">A nivel de todo el país, en 2022 el sector forestal fue responsable del 9,1 % de las emisiones de metano y del 26,3 % de las de óxido nitroso de Bolivia (SDSN Bolivia, 2024), como se observa en la Figura 4. Como en 2024 se quemó muchísima más superficie que en años anteriores, me parece razonable pensar que esa proporción se haya mantenido o incluso subido, aunque en las fuentes que revisé no encontré un dato oficial ya calculado específicamente para 2024. El Instituto Boliviano de Investigación Forestal, usando imágenes satelitales, confirmó la magnitud de las zonas quemadas en el país, incluyendo áreas de bosque amazónico en Pando (IBIF, 2025).</w:t>
       </w:r>
     </w:p>
     <w:p>
@@ -2685,6 +2400,292 @@
           <w:sz w:val="22"/>
           <w:szCs w:val="22"/>
         </w:rPr>
+        <w:t xml:space="preserve">Figura 4. Participación del sector forestal en las emisiones (Bolivia, 2022)</w:t>
+      </w:r>
+    </w:p>
+    <w:p>
+      <w:pPr>
+        <w:spacing w:after="0" w:before="0" w:line="480" w:lineRule="auto"/>
+        <w:jc w:val="center"/>
+      </w:pPr>
+      <w:r>
+        <w:rPr>
+          <w:rFonts w:ascii="Times New Roman" w:cs="Times New Roman" w:eastAsia="Times New Roman" w:hAnsi="Times New Roman"/>
+          <w:i/>
+          <w:iCs/>
+          <w:sz w:val="20"/>
+          <w:szCs w:val="20"/>
+        </w:rPr>
+        <w:t xml:space="preserve">Elaboración propia con datos de SDSN Bolivia (2024).</w:t>
+      </w:r>
+    </w:p>
+    <w:p>
+      <w:pPr>
+        <w:spacing w:after="0" w:before="0" w:line="480" w:lineRule="auto"/>
+        <w:ind w:firstLine="720"/>
+      </w:pPr>
+      <w:r>
+        <w:rPr>
+          <w:rFonts w:ascii="Times New Roman" w:cs="Times New Roman" w:eastAsia="Times New Roman" w:hAnsi="Times New Roman"/>
+          <w:sz w:val="24"/>
+          <w:szCs w:val="24"/>
+        </w:rPr>
+        <w:t xml:space="preserve">También encontré que el Estado boliviano, en su Tercera Contribución Nacionalmente Determinada ante la Convención Marco de las Naciones Unidas sobre el Cambio Climático, reconoce que hay que reducir las emisiones del sector agropecuario y forestal, incluyendo el control de quemas, como parte de sus compromisos para el periodo 2026-2035 (Estado Plurinacional de Bolivia, 2024). Eso me hizo pensar que este no es solo un problema "de Pando", sino algo que el propio país ya identificó como un compromiso pendiente.</w:t>
+      </w:r>
+    </w:p>
+    <w:p>
+      <w:pPr>
+        <w:spacing w:after="0" w:before="0" w:line="480" w:lineRule="auto"/>
+        <w:ind w:firstLine="720"/>
+      </w:pPr>
+      <w:r>
+        <w:rPr>
+          <w:rFonts w:ascii="Times New Roman" w:cs="Times New Roman" w:eastAsia="Times New Roman" w:hAnsi="Times New Roman"/>
+          <w:sz w:val="24"/>
+          <w:szCs w:val="24"/>
+        </w:rPr>
+        <w:t xml:space="preserve">Con toda esta información, creo que puedo interpretar que los incendios en Pando no son solamente un problema de "perder bosque", sino que también son una fuente activa de reacciones químicas que liberan gases de alto impacto climático, y que entender esas reacciones ayuda a explicar por qué un incendio relativamente "chico" en superficie puede tener un efecto climático desproporcionado.</w:t>
+      </w:r>
+    </w:p>
+    <w:p>
+      <w:pPr>
+        <w:pStyle w:val="Titulo1"/>
+      </w:pPr>
+      <w:r>
+        <w:t xml:space="preserve">TEXTO ARGUMENTATIVO</w:t>
+      </w:r>
+    </w:p>
+    <w:p>
+      <w:pPr>
+        <w:spacing w:after="0" w:before="0" w:line="480" w:lineRule="auto"/>
+        <w:ind w:firstLine="720"/>
+      </w:pPr>
+      <w:r>
+        <w:rPr>
+          <w:rFonts w:ascii="Times New Roman" w:cs="Times New Roman" w:eastAsia="Times New Roman" w:hAnsi="Times New Roman"/>
+          <w:sz w:val="24"/>
+          <w:szCs w:val="24"/>
+        </w:rPr>
+        <w:t xml:space="preserve">A partir de lo investigado, elaboré el siguiente texto argumentativo, dirigido a la población de Pando, con el propósito de sostener que la prevención de incendios forestales debe considerarse una prioridad, tanto por sus consecuencias químicas y climáticas como por sus efectos sobre la salud.</w:t>
+      </w:r>
+    </w:p>
+    <w:p>
+      <w:pPr>
+        <w:pStyle w:val="Titulo2"/>
+      </w:pPr>
+      <w:r>
+        <w:t xml:space="preserve">Por qué la prevención de incendios en Pando no puede esperar</w:t>
+      </w:r>
+    </w:p>
+    <w:p>
+      <w:pPr>
+        <w:spacing w:after="0" w:before="0" w:line="480" w:lineRule="auto"/>
+        <w:ind w:firstLine="720"/>
+      </w:pPr>
+      <w:r>
+        <w:rPr>
+          <w:rFonts w:ascii="Times New Roman" w:cs="Times New Roman" w:eastAsia="Times New Roman" w:hAnsi="Times New Roman"/>
+          <w:sz w:val="24"/>
+          <w:szCs w:val="24"/>
+        </w:rPr>
+        <w:t xml:space="preserve">Sostengo que el control y la prevención de los incendios forestales en Pando deben ser tratados como una prioridad real para nuestra comunidad, y no como un problema secundario frente a la agricultura o la ganadería. Esta postura se sustenta en tres argumentos: el aporte desproporcionado de estos incendios al efecto invernadero, sus consecuencias directas sobre la salud de la población, y la existencia de alternativas viables al chaqueo tradicional.</w:t>
+      </w:r>
+    </w:p>
+    <w:p>
+      <w:pPr>
+        <w:spacing w:after="0" w:before="0" w:line="480" w:lineRule="auto"/>
+        <w:ind w:firstLine="720"/>
+      </w:pPr>
+      <w:r>
+        <w:rPr>
+          <w:rFonts w:ascii="Times New Roman" w:cs="Times New Roman" w:eastAsia="Times New Roman" w:hAnsi="Times New Roman"/>
+          <w:sz w:val="24"/>
+          <w:szCs w:val="24"/>
+        </w:rPr>
+        <w:t xml:space="preserve">En primer lugar, desde el punto de vista químico, un incendio forestal no libera un único gas, sino una mezcla en la que predominan el CO₂, el CH₄ y el N₂O, según haya o no suficiente oxígeno para que la combustión se complete. Esto es relevante porque, según el IPCC (2021), una tonelada de metano retiene aproximadamente lo mismo que 27 a 30 toneladas de CO₂, y una tonelada de óxido nitroso, lo mismo que 273 toneladas. En consecuencia, los incendios que ocurren en Pando —donde predomina la combustión incompleta, propia de la quema de biomasa húmeda y de residuos agrícolas— contribuyen al calentamiento global de manera más significativa de lo que sugeriría únicamente la superficie quemada.</w:t>
+      </w:r>
+    </w:p>
+    <w:p>
+      <w:pPr>
+        <w:spacing w:after="0" w:before="0" w:line="480" w:lineRule="auto"/>
+        <w:ind w:firstLine="720"/>
+      </w:pPr>
+      <w:r>
+        <w:rPr>
+          <w:rFonts w:ascii="Times New Roman" w:cs="Times New Roman" w:eastAsia="Times New Roman" w:hAnsi="Times New Roman"/>
+          <w:sz w:val="24"/>
+          <w:szCs w:val="24"/>
+        </w:rPr>
+        <w:t xml:space="preserve">En segundo lugar, las consecuencias no se limitan a la atmósfera, sino que afectan directamente a quienes habitamos la región. En septiembre de 2024, Cobija registró una concentración de material particulado (PM2,5) de hasta 575 microgramos por metro cúbico, muy por encima de los límites que la Organización Mundial de la Salud considera seguros, lo que obligó a declarar emergencia sanitaria en la ciudad (Los Tiempos, 2024). Esa cifra no es un dato abstracto: corresponde a los mismos días en que gran parte de la población, entre ellos yo, tuvo que lidiar con tos, irritación en los ojos y dificultad para respirar.</w:t>
+      </w:r>
+    </w:p>
+    <w:p>
+      <w:pPr>
+        <w:spacing w:after="0" w:before="0" w:line="480" w:lineRule="auto"/>
+        <w:ind w:firstLine="720"/>
+      </w:pPr>
+      <w:r>
+        <w:rPr>
+          <w:rFonts w:ascii="Times New Roman" w:cs="Times New Roman" w:eastAsia="Times New Roman" w:hAnsi="Times New Roman"/>
+          <w:sz w:val="24"/>
+          <w:szCs w:val="24"/>
+        </w:rPr>
+        <w:t xml:space="preserve">Podría objetarse que el chaqueo es una práctica agrícola tradicional, necesaria para la economía familiar, y que exigir su eliminación inmediata resultaría poco realista. Sin embargo, este argumento no invalida la necesidad de prevención, sino que la refuerza: dado que el bosque húmedo amazónico no es naturalmente inflamable y se vuelve vulnerable al fuego principalmente por la fragmentación causada por la expansión de la frontera agrícola, es posible sostener la actividad agropecuaria adoptando prácticas de manejo agroforestal que reduzcan la necesidad de quemar grandes extensiones, en lugar de renunciar a la prevención por completo.</w:t>
+      </w:r>
+    </w:p>
+    <w:p>
+      <w:pPr>
+        <w:spacing w:after="0" w:before="0" w:line="480" w:lineRule="auto"/>
+        <w:ind w:firstLine="720"/>
+      </w:pPr>
+      <w:r>
+        <w:rPr>
+          <w:rFonts w:ascii="Times New Roman" w:cs="Times New Roman" w:eastAsia="Times New Roman" w:hAnsi="Times New Roman"/>
+          <w:sz w:val="24"/>
+          <w:szCs w:val="24"/>
+        </w:rPr>
+        <w:t xml:space="preserve">Por las razones expuestas, considero que la prevención de incendios en Pando —mediante control de quemas, alerta temprana y coordinación con las zonas fronterizas de Brasil y Perú— no es una medida opcional, sino una necesidad respaldada tanto por la química de la combustión como por la evidencia sobre sus efectos en la salud de la población pandina.</w:t>
+      </w:r>
+    </w:p>
+    <w:p>
+      <w:pPr>
+        <w:pStyle w:val="Titulo1"/>
+      </w:pPr>
+      <w:r>
+        <w:t xml:space="preserve">CAPÍTULO V: RESULTADOS</w:t>
+      </w:r>
+    </w:p>
+    <w:p>
+      <w:pPr>
+        <w:spacing w:after="0" w:before="0" w:line="480" w:lineRule="auto"/>
+        <w:ind w:firstLine="720"/>
+      </w:pPr>
+      <w:r>
+        <w:rPr>
+          <w:rFonts w:ascii="Times New Roman" w:cs="Times New Roman" w:eastAsia="Times New Roman" w:hAnsi="Times New Roman"/>
+          <w:sz w:val="24"/>
+          <w:szCs w:val="24"/>
+        </w:rPr>
+        <w:t xml:space="preserve">Después de revisar todas las fuentes, esto es lo que puedo resumir como los datos más importantes que encontré:</w:t>
+      </w:r>
+    </w:p>
+    <w:p>
+      <w:pPr>
+        <w:pStyle w:val="ListParagraph"/>
+        <w:numPr>
+          <w:ilvl w:val="0"/>
+          <w:numId w:val="1"/>
+        </w:numPr>
+        <w:spacing w:after="0" w:before="0" w:line="480" w:lineRule="auto"/>
+        <w:ind w:left="1080"/>
+      </w:pPr>
+      <w:r>
+        <w:rPr>
+          <w:rFonts w:ascii="Times New Roman" w:cs="Times New Roman" w:eastAsia="Times New Roman" w:hAnsi="Times New Roman"/>
+          <w:sz w:val="24"/>
+          <w:szCs w:val="24"/>
+        </w:rPr>
+        <w:t xml:space="preserve">En 2024, Bolivia registró 12,6 millones de hectáreas quemadas, la cifra más alta de su historia (Mongabay Latam, 2024), frente a 3,3 millones en 2023, como se ve en la Figura 6.</w:t>
+      </w:r>
+    </w:p>
+    <w:p>
+      <w:pPr>
+        <w:pStyle w:val="ListParagraph"/>
+        <w:numPr>
+          <w:ilvl w:val="0"/>
+          <w:numId w:val="1"/>
+        </w:numPr>
+        <w:spacing w:after="0" w:before="0" w:line="480" w:lineRule="auto"/>
+        <w:ind w:left="1080"/>
+      </w:pPr>
+      <w:r>
+        <w:rPr>
+          <w:rFonts w:ascii="Times New Roman" w:cs="Times New Roman" w:eastAsia="Times New Roman" w:hAnsi="Times New Roman"/>
+          <w:sz w:val="24"/>
+          <w:szCs w:val="24"/>
+        </w:rPr>
+        <w:t xml:space="preserve">El sector forestal boliviano fue responsable del 9,1 % de las emisiones nacionales de metano y del 26,3 % de las de óxido nitroso en 2022 (SDSN Bolivia, 2024).</w:t>
+      </w:r>
+    </w:p>
+    <w:p>
+      <w:pPr>
+        <w:pStyle w:val="ListParagraph"/>
+        <w:numPr>
+          <w:ilvl w:val="0"/>
+          <w:numId w:val="1"/>
+        </w:numPr>
+        <w:spacing w:after="0" w:before="0" w:line="480" w:lineRule="auto"/>
+        <w:ind w:left="1080"/>
+      </w:pPr>
+      <w:r>
+        <w:rPr>
+          <w:rFonts w:ascii="Times New Roman" w:cs="Times New Roman" w:eastAsia="Times New Roman" w:hAnsi="Times New Roman"/>
+          <w:sz w:val="24"/>
+          <w:szCs w:val="24"/>
+        </w:rPr>
+        <w:t xml:space="preserve">En septiembre de 2024, Cobija llegó a una concentración de PM2,5 de 575 µg/m³, muy dañina para la salud, a causa del humo de los incendios (Los Tiempos, 2024).</w:t>
+      </w:r>
+    </w:p>
+    <w:p>
+      <w:pPr>
+        <w:jc w:val="center"/>
+      </w:pPr>
+      <w:r>
+        <w:drawing>
+          <wp:inline distT="0" distB="0" distL="0" distR="0">
+            <wp:extent cx="5124450" cy="3171825"/>
+            <wp:effectExtent t="0" r="0" b="0" l="0"/>
+            <wp:docPr id="1" name="" descr="" title=""/>
+            <wp:cNvGraphicFramePr>
+              <a:graphicFrameLocks xmlns:a="http://schemas.openxmlformats.org/drawingml/2006/main" noChangeAspect="1"/>
+            </wp:cNvGraphicFramePr>
+            <a:graphic xmlns:a="http://schemas.openxmlformats.org/drawingml/2006/main">
+              <a:graphicData uri="http://schemas.openxmlformats.org/drawingml/2006/picture">
+                <pic:pic xmlns:pic="http://schemas.openxmlformats.org/drawingml/2006/picture">
+                  <pic:nvPicPr>
+                    <pic:cNvPr id="0" name="" descr=""/>
+                    <pic:cNvPicPr>
+                      <a:picLocks noChangeAspect="1" noChangeArrowheads="1"/>
+                    </pic:cNvPicPr>
+                  </pic:nvPicPr>
+                  <pic:blipFill>
+                    <a:blip r:embed="rId14" cstate="none"/>
+                    <a:srcRect/>
+                    <a:stretch>
+                      <a:fillRect/>
+                    </a:stretch>
+                  </pic:blipFill>
+                  <pic:spPr bwMode="auto">
+                    <a:xfrm>
+                      <a:off x="0" y="0"/>
+                      <a:ext cx="5124450" cy="3171825"/>
+                    </a:xfrm>
+                    <a:prstGeom prst="rect">
+                      <a:avLst/>
+                    </a:prstGeom>
+                  </pic:spPr>
+                </pic:pic>
+              </a:graphicData>
+            </a:graphic>
+          </wp:inline>
+        </w:drawing>
+      </w:r>
+    </w:p>
+    <w:p>
+      <w:pPr>
+        <w:spacing w:after="0" w:before="0" w:line="480" w:lineRule="auto"/>
+        <w:jc w:val="center"/>
+      </w:pPr>
+      <w:r>
+        <w:rPr>
+          <w:rFonts w:ascii="Times New Roman" w:cs="Times New Roman" w:eastAsia="Times New Roman" w:hAnsi="Times New Roman"/>
+          <w:b/>
+          <w:bCs/>
+          <w:i/>
+          <w:iCs/>
+          <w:sz w:val="22"/>
+          <w:szCs w:val="22"/>
+        </w:rPr>
         <w:t xml:space="preserve">Figura 6. Superficie quemada en Bolivia (2023 vs. 2024)</w:t>
       </w:r>
     </w:p>
@@ -2755,7 +2756,7 @@
                     </pic:cNvPicPr>
                   </pic:nvPicPr>
                   <pic:blipFill>
-                    <a:blip r:embed="rId14" cstate="none"/>
+                    <a:blip r:embed="rId15" cstate="none"/>
                     <a:srcRect/>
                     <a:stretch>
                       <a:fillRect/>
@@ -3961,7 +3962,7 @@
       </w:r>
     </w:p>
     <w:sectPr>
-      <w:headerReference w:type="default" r:id="rId7"/>
+      <w:headerReference w:type="default" r:id="rId8"/>
       <w:type w:val="nextPage"/>
       <w:pgSz w:w="12240" w:h="15840" w:orient="portrait"/>
       <w:pgMar w:top="1440" w:right="1440" w:bottom="1440" w:left="1440" w:header="708" w:footer="708" w:gutter="0"/>
@@ -4051,6 +4052,12 @@
 </file>
 
 <file path=word/header1.xml><?xml version="1.0" encoding="utf-8"?>
+<w:hdr xmlns:wpc="http://schemas.microsoft.com/office/word/2010/wordprocessingCanvas" xmlns:mc="http://schemas.openxmlformats.org/markup-compatibility/2006" xmlns:o="urn:schemas-microsoft-com:office:office" xmlns:r="http://schemas.openxmlformats.org/officeDocument/2006/relationships" xmlns:m="http://schemas.openxmlformats.org/officeDocument/2006/math" xmlns:v="urn:schemas-microsoft-com:vml" xmlns:wp14="http://schemas.microsoft.com/office/word/2010/wordprocessingDrawing" xmlns:wp="http://schemas.openxmlformats.org/drawingml/2006/wordprocessingDrawing" xmlns:w10="urn:schemas-microsoft-com:office:word" xmlns:w="http://schemas.openxmlformats.org/wordprocessingml/2006/main" xmlns:w14="http://schemas.microsoft.com/office/word/2010/wordml" xmlns:w15="http://schemas.microsoft.com/office/word/2012/wordml" xmlns:wpg="http://schemas.microsoft.com/office/word/2010/wordprocessingGroup" xmlns:wpi="http://schemas.microsoft.com/office/word/2010/wordprocessingInk" xmlns:wne="http://schemas.microsoft.com/office/word/2006/wordml" xmlns:wps="http://schemas.microsoft.com/office/word/2010/wordprocessingShape" xmlns:cx="http://schemas.microsoft.com/office/drawing/2014/chartex" xmlns:cx1="http://schemas.microsoft.com/office/drawing/2015/9/8/chartex" xmlns:cx2="http://schemas.microsoft.com/office/drawing/2015/10/21/chartex" xmlns:cx3="http://schemas.microsoft.com/office/drawing/2016/5/9/chartex" xmlns:cx4="http://schemas.microsoft.com/office/drawing/2016/5/10/chartex" xmlns:cx5="http://schemas.microsoft.com/office/drawing/2016/5/11/chartex" xmlns:cx6="http://schemas.microsoft.com/office/drawing/2016/5/12/chartex" xmlns:cx7="http://schemas.microsoft.com/office/drawing/2016/5/13/chartex" xmlns:cx8="http://schemas.microsoft.com/office/drawing/2016/5/14/chartex" xmlns:w16cid="http://schemas.microsoft.com/office/word/2016/wordml/cid" xmlns:w16se="http://schemas.microsoft.com/office/word/2015/wordml/symex">
+  <w:p/>
+</w:hdr>
+</file>
+
+<file path=word/header2.xml><?xml version="1.0" encoding="utf-8"?>
 <w:hdr xmlns:wpc="http://schemas.microsoft.com/office/word/2010/wordprocessingCanvas" xmlns:mc="http://schemas.openxmlformats.org/markup-compatibility/2006" xmlns:o="urn:schemas-microsoft-com:office:office" xmlns:r="http://schemas.openxmlformats.org/officeDocument/2006/relationships" xmlns:m="http://schemas.openxmlformats.org/officeDocument/2006/math" xmlns:v="urn:schemas-microsoft-com:vml" xmlns:wp14="http://schemas.microsoft.com/office/word/2010/wordprocessingDrawing" xmlns:wp="http://schemas.openxmlformats.org/drawingml/2006/wordprocessingDrawing" xmlns:w10="urn:schemas-microsoft-com:office:word" xmlns:w="http://schemas.openxmlformats.org/wordprocessingml/2006/main" xmlns:w14="http://schemas.microsoft.com/office/word/2010/wordml" xmlns:w15="http://schemas.microsoft.com/office/word/2012/wordml" xmlns:wpg="http://schemas.microsoft.com/office/word/2010/wordprocessingGroup" xmlns:wpi="http://schemas.microsoft.com/office/word/2010/wordprocessingInk" xmlns:wne="http://schemas.microsoft.com/office/word/2006/wordml" xmlns:wps="http://schemas.microsoft.com/office/word/2010/wordprocessingShape" xmlns:cx="http://schemas.microsoft.com/office/drawing/2014/chartex" xmlns:cx1="http://schemas.microsoft.com/office/drawing/2015/9/8/chartex" xmlns:cx2="http://schemas.microsoft.com/office/drawing/2015/10/21/chartex" xmlns:cx3="http://schemas.microsoft.com/office/drawing/2016/5/9/chartex" xmlns:cx4="http://schemas.microsoft.com/office/drawing/2016/5/10/chartex" xmlns:cx5="http://schemas.microsoft.com/office/drawing/2016/5/11/chartex" xmlns:cx6="http://schemas.microsoft.com/office/drawing/2016/5/12/chartex" xmlns:cx7="http://schemas.microsoft.com/office/drawing/2016/5/13/chartex" xmlns:cx8="http://schemas.microsoft.com/office/drawing/2016/5/14/chartex" xmlns:w16cid="http://schemas.microsoft.com/office/word/2016/wordml/cid" xmlns:w16se="http://schemas.microsoft.com/office/word/2015/wordml/symex">
   <w:p>
     <w:pPr>

--- a/monografia/monografia_gases_invernadero_pando.docx
+++ b/monografia/monografia_gases_invernadero_pando.docx
@@ -708,8 +708,6 @@
       <w:pPr>
         <w:pStyle w:val="Titulo1sinindice"/>
         <w:sectPr>
-          <w:headerReference w:type="default" r:id="rId7"/>
-          <w:footerReference w:type="default" r:id="rId8"/>
           <w:pgSz w:w="12240" w:h="15840"/>
           <w:pgMar w:top="1440" w:right="1440" w:bottom="1440" w:left="1440" w:header="708" w:footer="708" w:gutter="0"/>
           <w:cols w:space="720"/>

--- a/monografia/monografia_gases_invernadero_pando.docx
+++ b/monografia/monografia_gases_invernadero_pando.docx
@@ -949,6 +949,15 @@
     </w:p>
     <w:p>
       <w:pPr>
+        <w:ind w:firstLine="720"/>
+      </w:pPr>
+      <w:r>
+        <w:rPr/>
+        <w:t>Analizando esto en mis propias palabras, entiendo que la combustión es, en el fondo, una carrera entre el combustible y el oxígeno disponible: si el oxígeno alcanza para oxidar completamente cada átomo de carbono, el producto final es CO2; si no alcanza, el proceso se corta a la mitad y quedan compuestos con menos oxígeno del que deberían tener. Esto me ayuda a pensar la combustión no como un evento único, sino como una reacción que puede detenerse en distintos puntos según las condiciones del entorno, algo que después me sirvió para entender por qué un mismo incendio no siempre produce los mismos gases.</w:t>
+      </w:r>
+    </w:p>
+    <w:p>
+      <w:pPr>
         <w:jc w:val="center"/>
       </w:pPr>
       <w:r>
@@ -985,6 +994,15 @@
     </w:p>
     <w:p>
       <w:pPr>
+        <w:ind w:firstLine="720"/>
+      </w:pPr>
+      <w:r>
+        <w:rPr/>
+        <w:t>En mis propias palabras, lo que pasa en la combustión incompleta es que el fuego "se queda corto": como no hay suficiente oxígeno para oxidar completamente cada átomo de carbono hasta CO2, algunos átomos quedan a mitad de camino y forman CO, y otros, en las zonas más frías del incendio, ni siquiera llegan a reaccionar del todo y terminan como CH4. Me pareció importante entender esto porque explica por qué el humo de un incendio grande no es uniforme: dentro de la misma columna de humo puede haber zonas con más CO2 y zonas con más CH4, dependiendo de qué tan bien ventilada esté esa parte del fuego.</w:t>
+      </w:r>
+    </w:p>
+    <w:p>
+      <w:pPr>
         <w:jc w:val="center"/>
       </w:pPr>
       <w:r>
@@ -1009,6 +1027,15 @@
       </w:pPr>
       <w:r>
         <w:t>La vegetación y el suelo del bosque contienen nitrógeno (en proteínas, en materia orgánica del suelo, etc.). Cuando ese nitrógeno se somete a altas temperaturas durante la quema, en presencia de poco oxígeno, en vez de formarse nitrógeno gaseoso normal (N₂) se forma óxido nitroso.</w:t>
+      </w:r>
+    </w:p>
+    <w:p>
+      <w:pPr>
+        <w:ind w:firstLine="720"/>
+      </w:pPr>
+      <w:r>
+        <w:rPr/>
+        <w:t>Pensándolo en mis propias palabras, el nitrógeno del suelo y de las plantas normalmente se libera como N2, que es un gas inofensivo para el efecto invernadero porque es el mismo que ya forma la mayor parte del aire que respiramos. El problema es que, cuando la quema ocurre con poco oxígeno, esa ruta "normal" se desvía y aparece el N2O en su lugar: un gas que, aunque se produce en cantidades mucho menores que el CO2, resulta muchísimo más dañino para el clima, como explico más adelante con el concepto de potencial de calentamiento global.</w:t>
       </w:r>
     </w:p>
     <w:p>
@@ -1128,6 +1155,17 @@
     </w:p>
     <w:p>
       <w:pPr>
+        <w:ind w:firstLine="720"/>
+      </w:pPr>
+      <w:proofErr w:type="gramStart"/>
+      <w:proofErr w:type="gramEnd"/>
+      <w:r>
+        <w:rPr/>
+        <w:t>Para explicarlo en mis propias palabras, me imagino la atmósfera como una manta: sin nada de manta, el planeta perdería demasiado calor por las noches y sería mucho más frío; con la manta natural que ya tenemos, la temperatura se mantiene en un rango que permite la vida. El problema que estoy analizando en esta monografía no es que exista esa manta, sino que los incendios forestales están agregando gases adicionales que la hacen más "gruesa" de lo necesario, y eso es lo que hace subir la temperatura promedio del planeta más rápido de lo que los ecosistemas pueden adaptarse.</w:t>
+      </w:r>
+    </w:p>
+    <w:p>
+      <w:pPr>
         <w:pStyle w:val="Titulo3"/>
       </w:pPr>
       <w:r>
@@ -1144,6 +1182,15 @@
       <w:r>
         <w:lastRenderedPageBreak/>
         <w:t>de aproximadamente 273. Es decir, una tonelada de N₂O "calienta" casi lo mismo que 273 toneladas de CO₂.</w:t>
+      </w:r>
+    </w:p>
+    <w:p>
+      <w:pPr>
+        <w:ind w:firstLine="720"/>
+      </w:pPr>
+      <w:r>
+        <w:rPr/>
+        <w:t>En mis propias palabras, el PCG es como una tabla de conversión que me permite comparar gases distintos usando una sola unidad: toneladas equivalentes de CO2. Antes de investigar este tema, yo pensaba que el gas que se emite en mayor cantidad es automáticamente el más peligroso para el clima, pero con este concepto entendí que eso no es así: un gas emitido en poca cantidad, como el N2O, puede tener un impacto climático mayor que una gran cantidad de CO2, simplemente porque retiene mucho más calor por cada tonelada.</w:t>
       </w:r>
     </w:p>
     <w:p>
@@ -3645,148 +3692,259 @@
         <w:t>Este anexo no estaba desarrollado en el cuerpo del trabajo y lo agrego porque me pareció información útil para mi comunidad, más allá del análisis químico: un protocolo simple de lo que se puede hacer antes, durante y después de un foco de incendio, elaborado a partir de las recomendaciones generales de prevención de incendios forestales.</w:t>
       </w:r>
     </w:p>
-    <w:p>
-      <w:pPr>
-        <w:pStyle w:val="Titulo3"/>
-      </w:pPr>
-      <w:r>
-        <w:t>Antes de la época seca (prevención).</w:t>
-      </w:r>
-    </w:p>
-    <w:p>
-      <w:pPr>
-        <w:pStyle w:val="Prrafodelista"/>
-        <w:numPr>
-          <w:ilvl w:val="0"/>
-          <w:numId w:val="1"/>
-        </w:numPr>
-        <w:ind w:left="1080"/>
-      </w:pPr>
-      <w:r>
-        <w:lastRenderedPageBreak/>
-        <w:t>Hacer cortafuegos (franjas de terreno limpio) alrededor de los chacos antes de quemar.</w:t>
-      </w:r>
-    </w:p>
-    <w:p>
-      <w:pPr>
-        <w:pStyle w:val="Prrafodelista"/>
-        <w:numPr>
-          <w:ilvl w:val="0"/>
-          <w:numId w:val="1"/>
-        </w:numPr>
-        <w:ind w:left="1080"/>
-      </w:pPr>
-      <w:r>
-        <w:t>Avisar a los vecinos y a las autoridades locales con anticipación si se va a realizar una quema controlada.</w:t>
-      </w:r>
-    </w:p>
-    <w:p>
-      <w:pPr>
-        <w:pStyle w:val="Prrafodelista"/>
-        <w:numPr>
-          <w:ilvl w:val="0"/>
-          <w:numId w:val="1"/>
-        </w:numPr>
-        <w:ind w:left="1080"/>
-      </w:pPr>
-      <w:r>
-        <w:t>No quemar en días de mucho viento o de sequía extrema.</w:t>
-      </w:r>
-    </w:p>
-    <w:p>
-      <w:pPr>
-        <w:pStyle w:val="Titulo3"/>
-      </w:pPr>
-      <w:r>
-        <w:t>Durante un foco de incendio.</w:t>
-      </w:r>
-    </w:p>
-    <w:p>
-      <w:pPr>
-        <w:pStyle w:val="Prrafodelista"/>
-        <w:numPr>
-          <w:ilvl w:val="0"/>
-          <w:numId w:val="1"/>
-        </w:numPr>
-        <w:ind w:left="1080"/>
-      </w:pPr>
-      <w:r>
-        <w:t>Llamar de inmediato a los bomberos o a la autoridad municipal más cercana.</w:t>
-      </w:r>
-    </w:p>
-    <w:p>
-      <w:pPr>
-        <w:pStyle w:val="Prrafodelista"/>
-        <w:numPr>
-          <w:ilvl w:val="0"/>
-          <w:numId w:val="1"/>
-        </w:numPr>
-        <w:ind w:left="1080"/>
-      </w:pPr>
-      <w:r>
-        <w:t>No intentar apagar incendios grandes sin equipo ni entrenamiento adecuado.</w:t>
-      </w:r>
-    </w:p>
-    <w:p>
-      <w:pPr>
-        <w:pStyle w:val="Prrafodelista"/>
-        <w:numPr>
-          <w:ilvl w:val="0"/>
-          <w:numId w:val="1"/>
-        </w:numPr>
-        <w:ind w:left="1080"/>
-      </w:pPr>
-      <w:r>
-        <w:t>Si hay mucho humo, permanecer en espacios cerrados y usar barbijo o tela húmeda sobre nariz y boca.</w:t>
-      </w:r>
-    </w:p>
-    <w:p>
-      <w:pPr>
-        <w:pStyle w:val="Titulo3"/>
-      </w:pPr>
-      <w:r>
-        <w:t>Después de un incendio.</w:t>
-      </w:r>
-    </w:p>
-    <w:p>
-      <w:pPr>
-        <w:pStyle w:val="Prrafodelista"/>
-        <w:numPr>
-          <w:ilvl w:val="0"/>
-          <w:numId w:val="1"/>
-        </w:numPr>
-        <w:ind w:left="1080"/>
-      </w:pPr>
-      <w:r>
-        <w:t>Reportar a las autoridades la superficie afectada, si es posible, para que se sume a los registros oficiales.</w:t>
-      </w:r>
-    </w:p>
-    <w:p>
-      <w:pPr>
-        <w:pStyle w:val="Prrafodelista"/>
-        <w:numPr>
-          <w:ilvl w:val="0"/>
-          <w:numId w:val="1"/>
-        </w:numPr>
-        <w:ind w:left="1080"/>
-      </w:pPr>
-      <w:r>
-        <w:t>Evitar quemar nuevamente la misma zona en la siguiente temporada, para dar tiempo a que se recupere el suelo.</w:t>
-      </w:r>
-    </w:p>
-    <w:p>
-      <w:pPr>
-        <w:pStyle w:val="Prrafodelista"/>
-        <w:numPr>
-          <w:ilvl w:val="0"/>
-          <w:numId w:val="1"/>
-        </w:numPr>
-        <w:ind w:left="1080"/>
-      </w:pPr>
-      <w:r>
-        <w:t>Buscar apoyo en instituciones locales (municipio, gobernación) para acceder a alternativas de manejo agroforestal.</w:t>
-      </w:r>
-    </w:p>
+    <w:tbl>
+      <w:tblPr>
+        <w:tblW w:type="auto" w:w="0"/>
+        <w:tblLook w:firstColumn="1" w:firstRow="1" w:lastColumn="0" w:lastRow="0" w:noHBand="0" w:noVBand="1" w:val="04A0"/>
+        <w:tblBorders>
+          <w:top w:val="single" w:sz="6" w:space="0" w:color="000000"/>
+          <w:left w:val="single" w:sz="6" w:space="0" w:color="000000"/>
+          <w:bottom w:val="single" w:sz="6" w:space="0" w:color="000000"/>
+          <w:right w:val="single" w:sz="6" w:space="0" w:color="000000"/>
+          <w:insideH w:val="single" w:sz="6" w:space="0" w:color="000000"/>
+          <w:insideV w:val="single" w:sz="6" w:space="0" w:color="000000"/>
+        </w:tblBorders>
+      </w:tblPr>
+      <w:tblGrid>
+        <w:gridCol w:w="4680"/>
+        <w:gridCol w:w="4680"/>
+      </w:tblGrid>
+      <w:tr>
+        <w:tc>
+          <w:tcPr>
+            <w:tcW w:type="dxa" w:w="4680"/>
+          </w:tcPr>
+          <w:p>
+            <w:r/>
+            <w:r>
+              <w:rPr>
+                <w:rFonts w:ascii="Times New Roman" w:hAnsi="Times New Roman"/>
+                <w:b/>
+                <w:sz w:val="24"/>
+              </w:rPr>
+              <w:t>Momento</w:t>
+            </w:r>
+          </w:p>
+        </w:tc>
+        <w:tc>
+          <w:tcPr>
+            <w:tcW w:type="dxa" w:w="4680"/>
+          </w:tcPr>
+          <w:p>
+            <w:r/>
+            <w:r>
+              <w:rPr>
+                <w:rFonts w:ascii="Times New Roman" w:hAnsi="Times New Roman"/>
+                <w:b/>
+                <w:sz w:val="24"/>
+              </w:rPr>
+              <w:t>Acciones recomendadas</w:t>
+            </w:r>
+          </w:p>
+        </w:tc>
+      </w:tr>
+      <w:tr>
+        <w:tc>
+          <w:tcPr>
+            <w:tcW w:type="dxa" w:w="4680"/>
+          </w:tcPr>
+          <w:p>
+            <w:r/>
+            <w:r>
+              <w:rPr>
+                <w:rFonts w:ascii="Times New Roman" w:hAnsi="Times New Roman"/>
+                <w:b/>
+                <w:sz w:val="24"/>
+              </w:rPr>
+              <w:t>Antes de la época seca</w:t>
+            </w:r>
+            <w:r>
+              <w:br/>
+            </w:r>
+            <w:r>
+              <w:rPr>
+                <w:rFonts w:ascii="Times New Roman" w:hAnsi="Times New Roman"/>
+                <w:b/>
+                <w:sz w:val="24"/>
+              </w:rPr>
+              <w:t>(prevención)</w:t>
+            </w:r>
+          </w:p>
+        </w:tc>
+        <w:tc>
+          <w:tcPr>
+            <w:tcW w:type="dxa" w:w="4680"/>
+          </w:tcPr>
+          <w:p>
+            <w:r/>
+            <w:r>
+              <w:rPr>
+                <w:rFonts w:ascii="Times New Roman" w:hAnsi="Times New Roman"/>
+                <w:b w:val="0"/>
+                <w:sz w:val="24"/>
+              </w:rPr>
+              <w:t>• Hacer cortafuegos (franjas de terreno limpio) alrededor de los chacos antes de quemar.</w:t>
+            </w:r>
+            <w:r>
+              <w:br/>
+            </w:r>
+            <w:r>
+              <w:rPr>
+                <w:rFonts w:ascii="Times New Roman" w:hAnsi="Times New Roman"/>
+                <w:b w:val="0"/>
+                <w:sz w:val="24"/>
+              </w:rPr>
+              <w:t>• Avisar a los vecinos y a las autoridades locales con anticipación si se va a realizar una quema controlada.</w:t>
+            </w:r>
+            <w:r>
+              <w:br/>
+            </w:r>
+            <w:r>
+              <w:rPr>
+                <w:rFonts w:ascii="Times New Roman" w:hAnsi="Times New Roman"/>
+                <w:b w:val="0"/>
+                <w:sz w:val="24"/>
+              </w:rPr>
+              <w:t>• No quemar en días de mucho viento o de sequía extrema.</w:t>
+            </w:r>
+          </w:p>
+        </w:tc>
+      </w:tr>
+      <w:tr>
+        <w:tc>
+          <w:tcPr>
+            <w:tcW w:type="dxa" w:w="4680"/>
+          </w:tcPr>
+          <w:p>
+            <w:r/>
+            <w:r>
+              <w:rPr>
+                <w:rFonts w:ascii="Times New Roman" w:hAnsi="Times New Roman"/>
+                <w:b/>
+                <w:sz w:val="24"/>
+              </w:rPr>
+              <w:t>Durante un foco</w:t>
+            </w:r>
+            <w:r>
+              <w:br/>
+            </w:r>
+            <w:r>
+              <w:rPr>
+                <w:rFonts w:ascii="Times New Roman" w:hAnsi="Times New Roman"/>
+                <w:b/>
+                <w:sz w:val="24"/>
+              </w:rPr>
+              <w:t>de incendio</w:t>
+            </w:r>
+          </w:p>
+        </w:tc>
+        <w:tc>
+          <w:tcPr>
+            <w:tcW w:type="dxa" w:w="4680"/>
+          </w:tcPr>
+          <w:p>
+            <w:r/>
+            <w:r>
+              <w:rPr>
+                <w:rFonts w:ascii="Times New Roman" w:hAnsi="Times New Roman"/>
+                <w:b w:val="0"/>
+                <w:sz w:val="24"/>
+              </w:rPr>
+              <w:t>• Llamar de inmediato a los bomberos o a la autoridad municipal más cercana.</w:t>
+            </w:r>
+            <w:r>
+              <w:br/>
+            </w:r>
+            <w:r>
+              <w:rPr>
+                <w:rFonts w:ascii="Times New Roman" w:hAnsi="Times New Roman"/>
+                <w:b w:val="0"/>
+                <w:sz w:val="24"/>
+              </w:rPr>
+              <w:t>• No intentar apagar incendios grandes sin equipo ni entrenamiento adecuado.</w:t>
+            </w:r>
+            <w:r>
+              <w:br/>
+            </w:r>
+            <w:r>
+              <w:rPr>
+                <w:rFonts w:ascii="Times New Roman" w:hAnsi="Times New Roman"/>
+                <w:b w:val="0"/>
+                <w:sz w:val="24"/>
+              </w:rPr>
+              <w:t>• Si hay mucho humo, permanecer en espacios cerrados y usar barbijo o tela húmeda sobre nariz y boca.</w:t>
+            </w:r>
+          </w:p>
+        </w:tc>
+      </w:tr>
+      <w:tr>
+        <w:tc>
+          <w:tcPr>
+            <w:tcW w:type="dxa" w:w="4680"/>
+          </w:tcPr>
+          <w:p>
+            <w:r/>
+            <w:r>
+              <w:rPr>
+                <w:rFonts w:ascii="Times New Roman" w:hAnsi="Times New Roman"/>
+                <w:b/>
+                <w:sz w:val="24"/>
+              </w:rPr>
+              <w:t>Después</w:t>
+            </w:r>
+            <w:r>
+              <w:br/>
+            </w:r>
+            <w:r>
+              <w:rPr>
+                <w:rFonts w:ascii="Times New Roman" w:hAnsi="Times New Roman"/>
+                <w:b/>
+                <w:sz w:val="24"/>
+              </w:rPr>
+              <w:t>de un incendio</w:t>
+            </w:r>
+          </w:p>
+        </w:tc>
+        <w:tc>
+          <w:tcPr>
+            <w:tcW w:type="dxa" w:w="4680"/>
+          </w:tcPr>
+          <w:p>
+            <w:r/>
+            <w:r>
+              <w:rPr>
+                <w:rFonts w:ascii="Times New Roman" w:hAnsi="Times New Roman"/>
+                <w:b w:val="0"/>
+                <w:sz w:val="24"/>
+              </w:rPr>
+              <w:t>• Reportar a las autoridades la superficie afectada, si es posible, para que se sume a los registros oficiales.</w:t>
+            </w:r>
+            <w:r>
+              <w:br/>
+            </w:r>
+            <w:r>
+              <w:rPr>
+                <w:rFonts w:ascii="Times New Roman" w:hAnsi="Times New Roman"/>
+                <w:b w:val="0"/>
+                <w:sz w:val="24"/>
+              </w:rPr>
+              <w:t>• Evitar quemar nuevamente la misma zona en la siguiente temporada, para dar tiempo a que se recupere el suelo.</w:t>
+            </w:r>
+            <w:r>
+              <w:br/>
+            </w:r>
+            <w:r>
+              <w:rPr>
+                <w:rFonts w:ascii="Times New Roman" w:hAnsi="Times New Roman"/>
+                <w:b w:val="0"/>
+                <w:sz w:val="24"/>
+              </w:rPr>
+              <w:t>• Buscar apoyo en instituciones locales (municipio, gobernación) para acceder a alternativas de manejo agroforestal.</w:t>
+            </w:r>
+          </w:p>
+        </w:tc>
+      </w:tr>
+    </w:tbl>
     <w:p>
       <w:pPr>
         <w:ind w:firstLine="720"/>

--- a/monografia/monografia_gases_invernadero_pando.docx
+++ b/monografia/monografia_gases_invernadero_pando.docx
@@ -949,11 +949,47 @@
     </w:p>
     <w:p>
       <w:pPr>
+        <w:jc w:val="center"/>
+      </w:pPr>
+      <w:r>
+        <w:rPr>
+          <w:i/>
+          <w:iCs/>
+        </w:rPr>
+        <w:t>Combustión completa:  C + O₂ → CO₂</w:t>
+      </w:r>
+    </w:p>
+    <w:p>
+      <w:pPr>
+        <w:ind w:firstLine="720"/>
+      </w:pPr>
+      <w:r>
+        <w:t>En la práctica, la biomasa no es carbono puro, sino que contiene también hidrógeno y nitrógeno, por lo que junto con el CO₂ también se produce vapor de agua (H₂O).</w:t>
+      </w:r>
+    </w:p>
+    <w:p>
+      <w:pPr>
         <w:ind w:firstLine="720"/>
       </w:pPr>
       <w:r>
         <w:rPr/>
-        <w:t>Analizando esto en mis propias palabras, entiendo que la combustión es, en el fondo, una carrera entre el combustible y el oxígeno disponible: si el oxígeno alcanza para oxidar completamente cada átomo de carbono, el producto final es CO2; si no alcanza, el proceso se corta a la mitad y quedan compuestos con menos oxígeno del que deberían tener. Esto me ayuda a pensar la combustión no como un evento único, sino como una reacción que puede detenerse en distintos puntos según las condiciones del entorno, algo que después me sirvió para entender por qué un mismo incendio no siempre produce los mismos gases.</w:t>
+        <w:t>Entiendo la combustión como una carrera entre el combustible y el oxígeno disponible: si el oxígeno alcanza para oxidar completamente cada átomo de carbono, el resultado es CO2; si no alcanza, la reacción se corta a la mitad y quedan compuestos con menos oxígeno del que deberían tener. Por eso un mismo incendio no siempre produce los mismos gases: todo depende de qué tan bien esté "respirando" el fuego en cada punto.</w:t>
+      </w:r>
+    </w:p>
+    <w:p>
+      <w:pPr>
+        <w:pStyle w:val="Titulo3"/>
+      </w:pPr>
+      <w:r>
+        <w:t>Combustión incompleta.</w:t>
+      </w:r>
+    </w:p>
+    <w:p>
+      <w:pPr>
+        <w:ind w:firstLine="720"/>
+      </w:pPr>
+      <w:r>
+        <w:t>Cuando no hay suficiente oxígeno disponible, como ocurre en el interior de un incendio grande donde las llamas consumen el oxígeno más rápido de lo que entra aire nuevo, la reacción no llega a completarse y en vez de CO₂ se forman monóxido de carbono (CO) y, en las zonas de menor temperatura, metano (CH₄), que es un hidrocarburo que no llegó a oxidarse del todo.</w:t>
       </w:r>
     </w:p>
     <w:p>
@@ -965,15 +1001,18 @@
           <w:i/>
           <w:iCs/>
         </w:rPr>
-        <w:t>Combustión completa:  C + O₂ → CO₂</w:t>
-      </w:r>
-    </w:p>
-    <w:p>
-      <w:pPr>
-        <w:ind w:firstLine="720"/>
-      </w:pPr>
-      <w:r>
-        <w:t>En la práctica, la biomasa no es carbono puro, sino que contiene también hidrógeno y nitrógeno, por lo que junto con el CO₂ también se produce vapor de agua (H₂O).</w:t>
+        <w:t>Combustión incompleta (ejemplo simplificado):  2 C + O₂ → 2 CO</w:t>
+      </w:r>
+    </w:p>
+    <w:p>
+      <w:pPr>
+        <w:jc w:val="center"/>
+      </w:pPr>
+      <w:r>
+        <w:rPr>
+          <w:i/>
+        </w:rPr>
+        <w:t>En la combustión incompleta el fuego se queda corto: como no hay suficiente oxígeno para oxidar completamente cada átomo de carbono hasta CO2, algunos átomos quedan a mitad de camino y forman CO, y otros, en las zonas más frías del incendio, terminan como CH4. Esto explica por qué el humo de un incendio grande no es uniforme: dentro de la misma columna de humo puede haber zonas con más CO2 y zonas con más CH4, según qué tan ventilada esté cada parte del fuego.</w:t>
       </w:r>
     </w:p>
     <w:p>
@@ -981,24 +1020,15 @@
         <w:pStyle w:val="Titulo3"/>
       </w:pPr>
       <w:r>
-        <w:t>Combustión incompleta.</w:t>
-      </w:r>
-    </w:p>
-    <w:p>
-      <w:pPr>
-        <w:ind w:firstLine="720"/>
-      </w:pPr>
-      <w:r>
-        <w:t>Cuando no hay suficiente oxígeno disponible, como ocurre en el interior de un incendio grande donde las llamas consumen el oxígeno más rápido de lo que entra aire nuevo, la reacción no llega a completarse y en vez de CO₂ se forman monóxido de carbono (CO) y, en las zonas de menor temperatura, metano (CH₄), que es un hidrocarburo que no llegó a oxidarse del todo.</w:t>
-      </w:r>
-    </w:p>
-    <w:p>
-      <w:pPr>
-        <w:ind w:firstLine="720"/>
-      </w:pPr>
-      <w:r>
-        <w:rPr/>
-        <w:t>En mis propias palabras, lo que pasa en la combustión incompleta es que el fuego "se queda corto": como no hay suficiente oxígeno para oxidar completamente cada átomo de carbono hasta CO2, algunos átomos quedan a mitad de camino y forman CO, y otros, en las zonas más frías del incendio, ni siquiera llegan a reaccionar del todo y terminan como CH4. Me pareció importante entender esto porque explica por qué el humo de un incendio grande no es uniforme: dentro de la misma columna de humo puede haber zonas con más CO2 y zonas con más CH4, dependiendo de qué tan bien ventilada esté esa parte del fuego.</w:t>
+        <w:t>Óxido nitroso (N₂O).</w:t>
+      </w:r>
+    </w:p>
+    <w:p>
+      <w:pPr>
+        <w:ind w:firstLine="720"/>
+      </w:pPr>
+      <w:r>
+        <w:t>La vegetación y el suelo del bosque contienen nitrógeno (en proteínas, en materia orgánica del suelo, etc.). Cuando ese nitrógeno se somete a altas temperaturas durante la quema, en presencia de poco oxígeno, en vez de formarse nitrógeno gaseoso normal (N₂) se forma óxido nitroso.</w:t>
       </w:r>
     </w:p>
     <w:p>
@@ -1010,32 +1040,7 @@
           <w:i/>
           <w:iCs/>
         </w:rPr>
-        <w:t>Combustión incompleta (ejemplo simplificado):  2 C + O₂ → 2 CO</w:t>
-      </w:r>
-    </w:p>
-    <w:p>
-      <w:pPr>
-        <w:pStyle w:val="Titulo3"/>
-      </w:pPr>
-      <w:r>
-        <w:t>Óxido nitroso (N₂O).</w:t>
-      </w:r>
-    </w:p>
-    <w:p>
-      <w:pPr>
-        <w:ind w:firstLine="720"/>
-      </w:pPr>
-      <w:r>
-        <w:t>La vegetación y el suelo del bosque contienen nitrógeno (en proteínas, en materia orgánica del suelo, etc.). Cuando ese nitrógeno se somete a altas temperaturas durante la quema, en presencia de poco oxígeno, en vez de formarse nitrógeno gaseoso normal (N₂) se forma óxido nitroso.</w:t>
-      </w:r>
-    </w:p>
-    <w:p>
-      <w:pPr>
-        <w:ind w:firstLine="720"/>
-      </w:pPr>
-      <w:r>
-        <w:rPr/>
-        <w:t>Pensándolo en mis propias palabras, el nitrógeno del suelo y de las plantas normalmente se libera como N2, que es un gas inofensivo para el efecto invernadero porque es el mismo que ya forma la mayor parte del aire que respiramos. El problema es que, cuando la quema ocurre con poco oxígeno, esa ruta "normal" se desvía y aparece el N2O en su lugar: un gas que, aunque se produce en cantidades mucho menores que el CO2, resulta muchísimo más dañino para el clima, como explico más adelante con el concepto de potencial de calentamiento global.</w:t>
+        <w:t>Formación simplificada:  2 N (del suelo/vegetación) + O → N₂O</w:t>
       </w:r>
     </w:p>
     <w:p>
@@ -1045,9 +1050,8 @@
       <w:r>
         <w:rPr>
           <w:i/>
-          <w:iCs/>
-        </w:rPr>
-        <w:t>Formación simplificada:  2 N (del suelo/vegetación) + O → N₂O</w:t>
+        </w:rPr>
+        <w:t>Normalmente el nitrógeno del suelo y de las plantas se libera como N2, un gas inofensivo porque es el mismo que ya forma la mayor parte del aire que respiramos. El problema aparece cuando la quema ocurre con poco oxígeno: esa ruta se desvía y en vez de N2 se forma N2O, un gas que se produce en cantidades mucho menores que el CO2 pero que resulta muchísimo más dañino para el clima, como explico en el siguiente concepto.</w:t>
       </w:r>
     </w:p>
     <w:p>
@@ -1161,7 +1165,7 @@
       <w:proofErr w:type="gramEnd"/>
       <w:r>
         <w:rPr/>
-        <w:t>Para explicarlo en mis propias palabras, me imagino la atmósfera como una manta: sin nada de manta, el planeta perdería demasiado calor por las noches y sería mucho más frío; con la manta natural que ya tenemos, la temperatura se mantiene en un rango que permite la vida. El problema que estoy analizando en esta monografía no es que exista esa manta, sino que los incendios forestales están agregando gases adicionales que la hacen más "gruesa" de lo necesario, y eso es lo que hace subir la temperatura promedio del planeta más rápido de lo que los ecosistemas pueden adaptarse.</w:t>
+        <w:t>Me imagino la atmósfera como una manta: sin ninguna manta, el planeta perdería demasiado calor por las noches y sería mucho más frío; con la manta natural que ya tenemos, la temperatura se mantiene en un rango que permite la vida. El problema que analizo en esta monografía no es que exista esa manta, sino que los incendios forestales agregan gases adicionales que la hacen más gruesa de lo necesario, y eso hace subir la temperatura promedio del planeta más rápido de lo que los ecosistemas pueden adaptarse.</w:t>
       </w:r>
     </w:p>
     <w:p>
@@ -1190,7 +1194,7 @@
       </w:pPr>
       <w:r>
         <w:rPr/>
-        <w:t>En mis propias palabras, el PCG es como una tabla de conversión que me permite comparar gases distintos usando una sola unidad: toneladas equivalentes de CO2. Antes de investigar este tema, yo pensaba que el gas que se emite en mayor cantidad es automáticamente el más peligroso para el clima, pero con este concepto entendí que eso no es así: un gas emitido en poca cantidad, como el N2O, puede tener un impacto climático mayor que una gran cantidad de CO2, simplemente porque retiene mucho más calor por cada tonelada.</w:t>
+        <w:t>El PCG es como una tabla de conversión que permite comparar gases distintos usando una sola unidad: toneladas equivalentes de CO2. Antes de investigar este tema pensaba que el gas emitido en mayor cantidad era automáticamente el más peligroso para el clima, pero no es así: un gas emitido en poca cantidad, como el N2O, puede tener un impacto climático mayor que una gran cantidad de CO2, simplemente porque retiene mucho más calor por cada tonelada.</w:t>
       </w:r>
     </w:p>
     <w:p>

--- a/monografia/monografia_gases_invernadero_pando.docx
+++ b/monografia/monografia_gases_invernadero_pando.docx
@@ -1006,38 +1006,39 @@
     </w:p>
     <w:p>
       <w:pPr>
+        <w:ind w:firstLine="720"/>
+      </w:pPr>
+      <w:r>
+        <w:rPr>
+          <w:b w:val="0"/>
+          <w:i w:val="0"/>
+        </w:rPr>
+        <w:t>En la combustión incompleta el fuego se queda corto: como no hay suficiente oxígeno para oxidar completamente cada átomo de carbono hasta CO2, algunos átomos quedan a mitad de camino y forman CO, y otros, en las zonas más frías del incendio, terminan como CH4. Esto explica por qué el humo de un incendio grande no es uniforme: dentro de la misma columna de humo puede haber zonas con más CO2 y zonas con más CH4, según qué tan ventilada esté cada parte del fuego.</w:t>
+      </w:r>
+    </w:p>
+    <w:p>
+      <w:pPr>
+        <w:pStyle w:val="Titulo3"/>
+      </w:pPr>
+      <w:r>
+        <w:t>Óxido nitroso (N₂O).</w:t>
+      </w:r>
+    </w:p>
+    <w:p>
+      <w:pPr>
+        <w:ind w:firstLine="720"/>
+      </w:pPr>
+      <w:r>
+        <w:t>La vegetación y el suelo del bosque contienen nitrógeno (en proteínas, en materia orgánica del suelo, etc.). Cuando ese nitrógeno se somete a altas temperaturas durante la quema, en presencia de poco oxígeno, en vez de formarse nitrógeno gaseoso normal (N₂) se forma óxido nitroso.</w:t>
+      </w:r>
+    </w:p>
+    <w:p>
+      <w:pPr>
         <w:jc w:val="center"/>
       </w:pPr>
       <w:r>
         <w:rPr>
           <w:i/>
-        </w:rPr>
-        <w:t>En la combustión incompleta el fuego se queda corto: como no hay suficiente oxígeno para oxidar completamente cada átomo de carbono hasta CO2, algunos átomos quedan a mitad de camino y forman CO, y otros, en las zonas más frías del incendio, terminan como CH4. Esto explica por qué el humo de un incendio grande no es uniforme: dentro de la misma columna de humo puede haber zonas con más CO2 y zonas con más CH4, según qué tan ventilada esté cada parte del fuego.</w:t>
-      </w:r>
-    </w:p>
-    <w:p>
-      <w:pPr>
-        <w:pStyle w:val="Titulo3"/>
-      </w:pPr>
-      <w:r>
-        <w:t>Óxido nitroso (N₂O).</w:t>
-      </w:r>
-    </w:p>
-    <w:p>
-      <w:pPr>
-        <w:ind w:firstLine="720"/>
-      </w:pPr>
-      <w:r>
-        <w:t>La vegetación y el suelo del bosque contienen nitrógeno (en proteínas, en materia orgánica del suelo, etc.). Cuando ese nitrógeno se somete a altas temperaturas durante la quema, en presencia de poco oxígeno, en vez de formarse nitrógeno gaseoso normal (N₂) se forma óxido nitroso.</w:t>
-      </w:r>
-    </w:p>
-    <w:p>
-      <w:pPr>
-        <w:jc w:val="center"/>
-      </w:pPr>
-      <w:r>
-        <w:rPr>
-          <w:i/>
           <w:iCs/>
         </w:rPr>
         <w:t>Formación simplificada:  2 N (del suelo/vegetación) + O → N₂O</w:t>
@@ -1045,11 +1046,12 @@
     </w:p>
     <w:p>
       <w:pPr>
-        <w:jc w:val="center"/>
-      </w:pPr>
-      <w:r>
-        <w:rPr>
-          <w:i/>
+        <w:ind w:firstLine="720"/>
+      </w:pPr>
+      <w:r>
+        <w:rPr>
+          <w:b w:val="0"/>
+          <w:i w:val="0"/>
         </w:rPr>
         <w:t>Normalmente el nitrógeno del suelo y de las plantas se libera como N2, un gas inofensivo porque es el mismo que ya forma la mayor parte del aire que respiramos. El problema aparece cuando la quema ocurre con poco oxígeno: esa ruta se desvía y en vez de N2 se forma N2O, un gas que se produce en cantidades mucho menores que el CO2 pero que resulta muchísimo más dañino para el clima, como explico en el siguiente concepto.</w:t>
       </w:r>
